--- a/hin/docx/018.content.docx
+++ b/hin/docx/018.content.docx
@@ -534,186 +534,138 @@
           <w:lang w:val="hi_IN" w:bidi="hi_IN"/>
         </w:rPr>
       </w:r>
-      <w:hyperlink r:id="rId13">
-        <w:r>
-          <w:rPr>
-            <w:lang w:val="hi_IN" w:bidi="hi_IN"/>
-          </w:rPr>
-          <w:rPr>
-            <w:color w:val="0000EE"/>
-            <w:u w:val="single"/>
-          </w:rPr>
-          <w:t>2 थिस्सलुनीकियों 2:8–10</w:t>
-        </w:r>
-      </w:hyperlink>
-    </w:p>
-    <w:p>
-      <w:pPr>
-        <w:pStyle w:val="ListBullet"/>
-        <w:spacing w:line="240" w:lineRule="auto"/>
-        <w:ind w:left="720"/>
-      </w:pPr>
-      <w:r>
-        <w:rPr>
-          <w:lang w:val="hi_IN" w:bidi="hi_IN"/>
-        </w:rPr>
-      </w:r>
-      <w:hyperlink r:id="rId14">
-        <w:r>
-          <w:rPr>
-            <w:lang w:val="hi_IN" w:bidi="hi_IN"/>
-          </w:rPr>
-          <w:rPr>
-            <w:color w:val="0000EE"/>
-            <w:u w:val="single"/>
-          </w:rPr>
-          <w:t>प्रे.का. 04:17</w:t>
-        </w:r>
-      </w:hyperlink>
-    </w:p>
-    <w:p>
-      <w:pPr>
-        <w:pStyle w:val="ListBullet"/>
-        <w:spacing w:line="240" w:lineRule="auto"/>
-        <w:ind w:left="720"/>
-      </w:pPr>
-      <w:r>
-        <w:rPr>
-          <w:lang w:val="hi_IN" w:bidi="hi_IN"/>
-        </w:rPr>
-      </w:r>
-      <w:hyperlink r:id="rId15">
-        <w:r>
-          <w:rPr>
-            <w:lang w:val="hi_IN" w:bidi="hi_IN"/>
-          </w:rPr>
-          <w:rPr>
-            <w:color w:val="0000EE"/>
-            <w:u w:val="single"/>
-          </w:rPr>
-          <w:t>प्रे.का. 4:22</w:t>
-        </w:r>
-      </w:hyperlink>
-    </w:p>
-    <w:p>
-      <w:pPr>
-        <w:pStyle w:val="ListBullet"/>
-        <w:spacing w:line="240" w:lineRule="auto"/>
-        <w:ind w:left="720"/>
-      </w:pPr>
-      <w:r>
-        <w:rPr>
-          <w:lang w:val="hi_IN" w:bidi="hi_IN"/>
-        </w:rPr>
-      </w:r>
-      <w:hyperlink r:id="rId16">
-        <w:r>
-          <w:rPr>
-            <w:lang w:val="hi_IN" w:bidi="hi_IN"/>
-          </w:rPr>
-          <w:rPr>
-            <w:color w:val="0000EE"/>
-            <w:u w:val="single"/>
-          </w:rPr>
-          <w:t>दानिय्येल 4:1–3</w:t>
-        </w:r>
-      </w:hyperlink>
-    </w:p>
-    <w:p>
-      <w:pPr>
-        <w:pStyle w:val="ListBullet"/>
-        <w:spacing w:line="240" w:lineRule="auto"/>
-        <w:ind w:left="720"/>
-      </w:pPr>
-      <w:r>
-        <w:rPr>
-          <w:lang w:val="hi_IN" w:bidi="hi_IN"/>
-        </w:rPr>
-      </w:r>
-      <w:hyperlink r:id="rId17">
-        <w:r>
-          <w:rPr>
-            <w:lang w:val="hi_IN" w:bidi="hi_IN"/>
-          </w:rPr>
-          <w:rPr>
-            <w:color w:val="0000EE"/>
-            <w:u w:val="single"/>
-          </w:rPr>
-          <w:t>व्यवस्थाविवरण 13:1</w:t>
-        </w:r>
-      </w:hyperlink>
-    </w:p>
-    <w:p>
-      <w:pPr>
-        <w:pStyle w:val="ListBullet"/>
-        <w:spacing w:line="240" w:lineRule="auto"/>
-        <w:ind w:left="720"/>
-      </w:pPr>
-      <w:r>
-        <w:rPr>
-          <w:lang w:val="hi_IN" w:bidi="hi_IN"/>
-        </w:rPr>
-      </w:r>
-      <w:hyperlink r:id="rId18">
-        <w:r>
-          <w:rPr>
-            <w:lang w:val="hi_IN" w:bidi="hi_IN"/>
-          </w:rPr>
-          <w:rPr>
-            <w:color w:val="0000EE"/>
-            <w:u w:val="single"/>
-          </w:rPr>
-          <w:t>निर्गमन 3:19–22</w:t>
-        </w:r>
-      </w:hyperlink>
-    </w:p>
-    <w:p>
-      <w:pPr>
-        <w:pStyle w:val="ListBullet"/>
-        <w:spacing w:line="240" w:lineRule="auto"/>
-        <w:ind w:left="720"/>
-      </w:pPr>
-      <w:r>
-        <w:rPr>
-          <w:lang w:val="hi_IN" w:bidi="hi_IN"/>
-        </w:rPr>
-      </w:r>
-      <w:hyperlink r:id="rId19">
-        <w:r>
-          <w:rPr>
-            <w:lang w:val="hi_IN" w:bidi="hi_IN"/>
-          </w:rPr>
-          <w:rPr>
-            <w:color w:val="0000EE"/>
-            <w:u w:val="single"/>
-          </w:rPr>
-          <w:t>यूहन्ना 2:11</w:t>
-        </w:r>
-      </w:hyperlink>
-    </w:p>
-    <w:p>
-      <w:pPr>
-        <w:pStyle w:val="ListBullet"/>
-        <w:spacing w:line="240" w:lineRule="auto"/>
-        <w:ind w:left="720"/>
-      </w:pPr>
-      <w:r>
-        <w:rPr>
-          <w:lang w:val="hi_IN" w:bidi="hi_IN"/>
-        </w:rPr>
-      </w:r>
-      <w:hyperlink r:id="rId20">
-        <w:r>
-          <w:rPr>
-            <w:lang w:val="hi_IN" w:bidi="hi_IN"/>
-          </w:rPr>
-          <w:rPr>
-            <w:color w:val="0000EE"/>
-            <w:u w:val="single"/>
-          </w:rPr>
-          <w:t>मत्ती 13:58</w:t>
-        </w:r>
-      </w:hyperlink>
+      <w:r>
+        <w:rPr>
+          <w:lang w:val="hi_IN" w:bidi="hi_IN"/>
+        </w:rPr>
+        <w:t>2 थिस्सलुनीकियों 2:8–10</w:t>
+      </w:r>
+    </w:p>
+    <w:p>
+      <w:pPr>
+        <w:pStyle w:val="ListBullet"/>
+        <w:spacing w:line="240" w:lineRule="auto"/>
+        <w:ind w:left="720"/>
+      </w:pPr>
+      <w:r>
+        <w:rPr>
+          <w:lang w:val="hi_IN" w:bidi="hi_IN"/>
+        </w:rPr>
+      </w:r>
+      <w:r>
+        <w:rPr>
+          <w:lang w:val="hi_IN" w:bidi="hi_IN"/>
+        </w:rPr>
+        <w:t>प्रे.का. 04:17</w:t>
+      </w:r>
+    </w:p>
+    <w:p>
+      <w:pPr>
+        <w:pStyle w:val="ListBullet"/>
+        <w:spacing w:line="240" w:lineRule="auto"/>
+        <w:ind w:left="720"/>
+      </w:pPr>
+      <w:r>
+        <w:rPr>
+          <w:lang w:val="hi_IN" w:bidi="hi_IN"/>
+        </w:rPr>
+      </w:r>
+      <w:r>
+        <w:rPr>
+          <w:lang w:val="hi_IN" w:bidi="hi_IN"/>
+        </w:rPr>
+        <w:t>प्रे.का. 4:22</w:t>
+      </w:r>
+    </w:p>
+    <w:p>
+      <w:pPr>
+        <w:pStyle w:val="ListBullet"/>
+        <w:spacing w:line="240" w:lineRule="auto"/>
+        <w:ind w:left="720"/>
+      </w:pPr>
+      <w:r>
+        <w:rPr>
+          <w:lang w:val="hi_IN" w:bidi="hi_IN"/>
+        </w:rPr>
+      </w:r>
+      <w:r>
+        <w:rPr>
+          <w:lang w:val="hi_IN" w:bidi="hi_IN"/>
+        </w:rPr>
+        <w:t>दानिय्येल 4:1–3</w:t>
+      </w:r>
+    </w:p>
+    <w:p>
+      <w:pPr>
+        <w:pStyle w:val="ListBullet"/>
+        <w:spacing w:line="240" w:lineRule="auto"/>
+        <w:ind w:left="720"/>
+      </w:pPr>
+      <w:r>
+        <w:rPr>
+          <w:lang w:val="hi_IN" w:bidi="hi_IN"/>
+        </w:rPr>
+      </w:r>
+      <w:r>
+        <w:rPr>
+          <w:lang w:val="hi_IN" w:bidi="hi_IN"/>
+        </w:rPr>
+        <w:t>व्यवस्थाविवरण 13:1</w:t>
+      </w:r>
+    </w:p>
+    <w:p>
+      <w:pPr>
+        <w:pStyle w:val="ListBullet"/>
+        <w:spacing w:line="240" w:lineRule="auto"/>
+        <w:ind w:left="720"/>
+      </w:pPr>
+      <w:r>
+        <w:rPr>
+          <w:lang w:val="hi_IN" w:bidi="hi_IN"/>
+        </w:rPr>
+      </w:r>
+      <w:r>
+        <w:rPr>
+          <w:lang w:val="hi_IN" w:bidi="hi_IN"/>
+        </w:rPr>
+        <w:t>निर्गमन 3:19–22</w:t>
+      </w:r>
+    </w:p>
+    <w:p>
+      <w:pPr>
+        <w:pStyle w:val="ListBullet"/>
+        <w:spacing w:line="240" w:lineRule="auto"/>
+        <w:ind w:left="720"/>
+      </w:pPr>
+      <w:r>
+        <w:rPr>
+          <w:lang w:val="hi_IN" w:bidi="hi_IN"/>
+        </w:rPr>
+      </w:r>
+      <w:r>
+        <w:rPr>
+          <w:lang w:val="hi_IN" w:bidi="hi_IN"/>
+        </w:rPr>
+        <w:t>यूहन्ना 2:11</w:t>
+      </w:r>
+    </w:p>
+    <w:p>
+      <w:pPr>
+        <w:pStyle w:val="ListBullet"/>
+        <w:spacing w:line="240" w:lineRule="auto"/>
+        <w:ind w:left="720"/>
+      </w:pPr>
+      <w:r>
+        <w:rPr>
+          <w:lang w:val="hi_IN" w:bidi="hi_IN"/>
+        </w:rPr>
+      </w:r>
+      <w:r>
+        <w:rPr>
+          <w:lang w:val="hi_IN" w:bidi="hi_IN"/>
+        </w:rPr>
+        <w:t>मत्ती 13:58</w:t>
+      </w:r>
     </w:p>
     <w:p>
       <w:pPr>
@@ -1298,210 +1250,156 @@
           <w:lang w:val="hi_IN" w:bidi="hi_IN"/>
         </w:rPr>
       </w:r>
-      <w:hyperlink r:id="rId21">
-        <w:r>
-          <w:rPr>
-            <w:lang w:val="hi_IN" w:bidi="hi_IN"/>
-          </w:rPr>
-          <w:rPr>
-            <w:color w:val="0000EE"/>
-            <w:u w:val="single"/>
-          </w:rPr>
-          <w:t>उत्पत्ति 13:7</w:t>
-        </w:r>
-      </w:hyperlink>
-    </w:p>
-    <w:p>
-      <w:pPr>
-        <w:pStyle w:val="ListBullet"/>
-        <w:spacing w:line="240" w:lineRule="auto"/>
-        <w:ind w:left="720"/>
-      </w:pPr>
-      <w:r>
-        <w:rPr>
-          <w:lang w:val="hi_IN" w:bidi="hi_IN"/>
-        </w:rPr>
-      </w:r>
-      <w:hyperlink r:id="rId22">
-        <w:r>
-          <w:rPr>
-            <w:lang w:val="hi_IN" w:bidi="hi_IN"/>
-          </w:rPr>
-          <w:rPr>
-            <w:color w:val="0000EE"/>
-            <w:u w:val="single"/>
-          </w:rPr>
-          <w:t>उत्पत्ति 49:24</w:t>
-        </w:r>
-      </w:hyperlink>
-    </w:p>
-    <w:p>
-      <w:pPr>
-        <w:pStyle w:val="ListBullet"/>
-        <w:spacing w:line="240" w:lineRule="auto"/>
-        <w:ind w:left="720"/>
-      </w:pPr>
-      <w:r>
-        <w:rPr>
-          <w:lang w:val="hi_IN" w:bidi="hi_IN"/>
-        </w:rPr>
-      </w:r>
-      <w:hyperlink r:id="rId23">
-        <w:r>
-          <w:rPr>
-            <w:lang w:val="hi_IN" w:bidi="hi_IN"/>
-          </w:rPr>
-          <w:rPr>
-            <w:color w:val="0000EE"/>
-            <w:u w:val="single"/>
-          </w:rPr>
-          <w:t>लूका 2:9</w:t>
-        </w:r>
-      </w:hyperlink>
-    </w:p>
-    <w:p>
-      <w:pPr>
-        <w:pStyle w:val="ListBullet"/>
-        <w:spacing w:line="240" w:lineRule="auto"/>
-        <w:ind w:left="720"/>
-      </w:pPr>
-      <w:r>
-        <w:rPr>
-          <w:lang w:val="hi_IN" w:bidi="hi_IN"/>
-        </w:rPr>
-      </w:r>
-      <w:hyperlink r:id="rId24">
-        <w:r>
-          <w:rPr>
-            <w:lang w:val="hi_IN" w:bidi="hi_IN"/>
-          </w:rPr>
-          <w:rPr>
-            <w:color w:val="0000EE"/>
-            <w:u w:val="single"/>
-          </w:rPr>
-          <w:t>मरकुश 6:34</w:t>
-        </w:r>
-      </w:hyperlink>
-    </w:p>
-    <w:p>
-      <w:pPr>
-        <w:pStyle w:val="ListBullet"/>
-        <w:spacing w:line="240" w:lineRule="auto"/>
-        <w:ind w:left="720"/>
-      </w:pPr>
-      <w:r>
-        <w:rPr>
-          <w:lang w:val="hi_IN" w:bidi="hi_IN"/>
-        </w:rPr>
-      </w:r>
-      <w:hyperlink r:id="rId25">
-        <w:r>
-          <w:rPr>
-            <w:lang w:val="hi_IN" w:bidi="hi_IN"/>
-          </w:rPr>
-          <w:rPr>
-            <w:color w:val="0000EE"/>
-            <w:u w:val="single"/>
-          </w:rPr>
-          <w:t>मरकुस 14:26–27</w:t>
-        </w:r>
-      </w:hyperlink>
-    </w:p>
-    <w:p>
-      <w:pPr>
-        <w:pStyle w:val="ListBullet"/>
-        <w:spacing w:line="240" w:lineRule="auto"/>
-        <w:ind w:left="720"/>
-      </w:pPr>
-      <w:r>
-        <w:rPr>
-          <w:lang w:val="hi_IN" w:bidi="hi_IN"/>
-        </w:rPr>
-      </w:r>
-      <w:hyperlink r:id="rId26">
-        <w:r>
-          <w:rPr>
-            <w:lang w:val="hi_IN" w:bidi="hi_IN"/>
-          </w:rPr>
-          <w:rPr>
-            <w:color w:val="0000EE"/>
-            <w:u w:val="single"/>
-          </w:rPr>
-          <w:t>मत्ती 2:6</w:t>
-        </w:r>
-      </w:hyperlink>
-    </w:p>
-    <w:p>
-      <w:pPr>
-        <w:pStyle w:val="ListBullet"/>
-        <w:spacing w:line="240" w:lineRule="auto"/>
-        <w:ind w:left="720"/>
-      </w:pPr>
-      <w:r>
-        <w:rPr>
-          <w:lang w:val="hi_IN" w:bidi="hi_IN"/>
-        </w:rPr>
-      </w:r>
-      <w:hyperlink r:id="rId27">
-        <w:r>
-          <w:rPr>
-            <w:lang w:val="hi_IN" w:bidi="hi_IN"/>
-          </w:rPr>
-          <w:rPr>
-            <w:color w:val="0000EE"/>
-            <w:u w:val="single"/>
-          </w:rPr>
-          <w:t>मत्ती. 9:36</w:t>
-        </w:r>
-      </w:hyperlink>
-    </w:p>
-    <w:p>
-      <w:pPr>
-        <w:pStyle w:val="ListBullet"/>
-        <w:spacing w:line="240" w:lineRule="auto"/>
-        <w:ind w:left="720"/>
-      </w:pPr>
-      <w:r>
-        <w:rPr>
-          <w:lang w:val="hi_IN" w:bidi="hi_IN"/>
-        </w:rPr>
-      </w:r>
-      <w:hyperlink r:id="rId28">
-        <w:r>
-          <w:rPr>
-            <w:lang w:val="hi_IN" w:bidi="hi_IN"/>
-          </w:rPr>
-          <w:rPr>
-            <w:color w:val="0000EE"/>
-            <w:u w:val="single"/>
-          </w:rPr>
-          <w:t>मत्ती. 25:32</w:t>
-        </w:r>
-      </w:hyperlink>
-    </w:p>
-    <w:p>
-      <w:pPr>
-        <w:pStyle w:val="ListBullet"/>
-        <w:spacing w:line="240" w:lineRule="auto"/>
-        <w:ind w:left="720"/>
-      </w:pPr>
-      <w:r>
-        <w:rPr>
-          <w:lang w:val="hi_IN" w:bidi="hi_IN"/>
-        </w:rPr>
-      </w:r>
-      <w:hyperlink r:id="rId29">
-        <w:r>
-          <w:rPr>
-            <w:lang w:val="hi_IN" w:bidi="hi_IN"/>
-          </w:rPr>
-          <w:rPr>
-            <w:color w:val="0000EE"/>
-            <w:u w:val="single"/>
-          </w:rPr>
-          <w:t>मत्ती. 26:31</w:t>
-        </w:r>
-      </w:hyperlink>
+      <w:r>
+        <w:rPr>
+          <w:lang w:val="hi_IN" w:bidi="hi_IN"/>
+        </w:rPr>
+        <w:t>उत्पत्ति 13:7</w:t>
+      </w:r>
+    </w:p>
+    <w:p>
+      <w:pPr>
+        <w:pStyle w:val="ListBullet"/>
+        <w:spacing w:line="240" w:lineRule="auto"/>
+        <w:ind w:left="720"/>
+      </w:pPr>
+      <w:r>
+        <w:rPr>
+          <w:lang w:val="hi_IN" w:bidi="hi_IN"/>
+        </w:rPr>
+      </w:r>
+      <w:r>
+        <w:rPr>
+          <w:lang w:val="hi_IN" w:bidi="hi_IN"/>
+        </w:rPr>
+        <w:t>उत्पत्ति 49:24</w:t>
+      </w:r>
+    </w:p>
+    <w:p>
+      <w:pPr>
+        <w:pStyle w:val="ListBullet"/>
+        <w:spacing w:line="240" w:lineRule="auto"/>
+        <w:ind w:left="720"/>
+      </w:pPr>
+      <w:r>
+        <w:rPr>
+          <w:lang w:val="hi_IN" w:bidi="hi_IN"/>
+        </w:rPr>
+      </w:r>
+      <w:r>
+        <w:rPr>
+          <w:lang w:val="hi_IN" w:bidi="hi_IN"/>
+        </w:rPr>
+        <w:t>लूका 2:9</w:t>
+      </w:r>
+    </w:p>
+    <w:p>
+      <w:pPr>
+        <w:pStyle w:val="ListBullet"/>
+        <w:spacing w:line="240" w:lineRule="auto"/>
+        <w:ind w:left="720"/>
+      </w:pPr>
+      <w:r>
+        <w:rPr>
+          <w:lang w:val="hi_IN" w:bidi="hi_IN"/>
+        </w:rPr>
+      </w:r>
+      <w:r>
+        <w:rPr>
+          <w:lang w:val="hi_IN" w:bidi="hi_IN"/>
+        </w:rPr>
+        <w:t>मरकुश 6:34</w:t>
+      </w:r>
+    </w:p>
+    <w:p>
+      <w:pPr>
+        <w:pStyle w:val="ListBullet"/>
+        <w:spacing w:line="240" w:lineRule="auto"/>
+        <w:ind w:left="720"/>
+      </w:pPr>
+      <w:r>
+        <w:rPr>
+          <w:lang w:val="hi_IN" w:bidi="hi_IN"/>
+        </w:rPr>
+      </w:r>
+      <w:r>
+        <w:rPr>
+          <w:lang w:val="hi_IN" w:bidi="hi_IN"/>
+        </w:rPr>
+        <w:t>मरकुस 14:26–27</w:t>
+      </w:r>
+    </w:p>
+    <w:p>
+      <w:pPr>
+        <w:pStyle w:val="ListBullet"/>
+        <w:spacing w:line="240" w:lineRule="auto"/>
+        <w:ind w:left="720"/>
+      </w:pPr>
+      <w:r>
+        <w:rPr>
+          <w:lang w:val="hi_IN" w:bidi="hi_IN"/>
+        </w:rPr>
+      </w:r>
+      <w:r>
+        <w:rPr>
+          <w:lang w:val="hi_IN" w:bidi="hi_IN"/>
+        </w:rPr>
+        <w:t>मत्ती 2:6</w:t>
+      </w:r>
+    </w:p>
+    <w:p>
+      <w:pPr>
+        <w:pStyle w:val="ListBullet"/>
+        <w:spacing w:line="240" w:lineRule="auto"/>
+        <w:ind w:left="720"/>
+      </w:pPr>
+      <w:r>
+        <w:rPr>
+          <w:lang w:val="hi_IN" w:bidi="hi_IN"/>
+        </w:rPr>
+      </w:r>
+      <w:r>
+        <w:rPr>
+          <w:lang w:val="hi_IN" w:bidi="hi_IN"/>
+        </w:rPr>
+        <w:t>मत्ती. 9:36</w:t>
+      </w:r>
+    </w:p>
+    <w:p>
+      <w:pPr>
+        <w:pStyle w:val="ListBullet"/>
+        <w:spacing w:line="240" w:lineRule="auto"/>
+        <w:ind w:left="720"/>
+      </w:pPr>
+      <w:r>
+        <w:rPr>
+          <w:lang w:val="hi_IN" w:bidi="hi_IN"/>
+        </w:rPr>
+      </w:r>
+      <w:r>
+        <w:rPr>
+          <w:lang w:val="hi_IN" w:bidi="hi_IN"/>
+        </w:rPr>
+        <w:t>मत्ती. 25:32</w:t>
+      </w:r>
+    </w:p>
+    <w:p>
+      <w:pPr>
+        <w:pStyle w:val="ListBullet"/>
+        <w:spacing w:line="240" w:lineRule="auto"/>
+        <w:ind w:left="720"/>
+      </w:pPr>
+      <w:r>
+        <w:rPr>
+          <w:lang w:val="hi_IN" w:bidi="hi_IN"/>
+        </w:rPr>
+      </w:r>
+      <w:r>
+        <w:rPr>
+          <w:lang w:val="hi_IN" w:bidi="hi_IN"/>
+        </w:rPr>
+        <w:t>मत्ती. 26:31</w:t>
+      </w:r>
     </w:p>
     <w:p>
       <w:pPr>
@@ -1988,162 +1886,120 @@
           <w:lang w:val="hi_IN" w:bidi="hi_IN"/>
         </w:rPr>
       </w:r>
-      <w:hyperlink r:id="rId30">
-        <w:r>
-          <w:rPr>
-            <w:lang w:val="hi_IN" w:bidi="hi_IN"/>
-          </w:rPr>
-          <w:rPr>
-            <w:color w:val="0000EE"/>
-            <w:u w:val="single"/>
-          </w:rPr>
-          <w:t>लूका 5:13</w:t>
-        </w:r>
-      </w:hyperlink>
-    </w:p>
-    <w:p>
-      <w:pPr>
-        <w:pStyle w:val="ListBullet"/>
-        <w:spacing w:line="240" w:lineRule="auto"/>
-        <w:ind w:left="720"/>
-      </w:pPr>
-      <w:r>
-        <w:rPr>
-          <w:lang w:val="hi_IN" w:bidi="hi_IN"/>
-        </w:rPr>
-      </w:r>
-      <w:hyperlink r:id="rId31">
-        <w:r>
-          <w:rPr>
-            <w:lang w:val="hi_IN" w:bidi="hi_IN"/>
-          </w:rPr>
-          <w:rPr>
-            <w:color w:val="0000EE"/>
-            <w:u w:val="single"/>
-          </w:rPr>
-          <w:t>लूका 17:12</w:t>
-        </w:r>
-      </w:hyperlink>
-    </w:p>
-    <w:p>
-      <w:pPr>
-        <w:pStyle w:val="ListBullet"/>
-        <w:spacing w:line="240" w:lineRule="auto"/>
-        <w:ind w:left="720"/>
-      </w:pPr>
-      <w:r>
-        <w:rPr>
-          <w:lang w:val="hi_IN" w:bidi="hi_IN"/>
-        </w:rPr>
-      </w:r>
-      <w:hyperlink r:id="rId32">
-        <w:r>
-          <w:rPr>
-            <w:lang w:val="hi_IN" w:bidi="hi_IN"/>
-          </w:rPr>
-          <w:rPr>
-            <w:color w:val="0000EE"/>
-            <w:u w:val="single"/>
-          </w:rPr>
-          <w:t>मरकुस 1:40</w:t>
-        </w:r>
-      </w:hyperlink>
-    </w:p>
-    <w:p>
-      <w:pPr>
-        <w:pStyle w:val="ListBullet"/>
-        <w:spacing w:line="240" w:lineRule="auto"/>
-        <w:ind w:left="720"/>
-      </w:pPr>
-      <w:r>
-        <w:rPr>
-          <w:lang w:val="hi_IN" w:bidi="hi_IN"/>
-        </w:rPr>
-      </w:r>
-      <w:hyperlink r:id="rId33">
-        <w:r>
-          <w:rPr>
-            <w:lang w:val="hi_IN" w:bidi="hi_IN"/>
-          </w:rPr>
-          <w:rPr>
-            <w:color w:val="0000EE"/>
-            <w:u w:val="single"/>
-          </w:rPr>
-          <w:t>मरकुस 14:3</w:t>
-        </w:r>
-      </w:hyperlink>
-    </w:p>
-    <w:p>
-      <w:pPr>
-        <w:pStyle w:val="ListBullet"/>
-        <w:spacing w:line="240" w:lineRule="auto"/>
-        <w:ind w:left="720"/>
-      </w:pPr>
-      <w:r>
-        <w:rPr>
-          <w:lang w:val="hi_IN" w:bidi="hi_IN"/>
-        </w:rPr>
-      </w:r>
-      <w:hyperlink r:id="rId34">
-        <w:r>
-          <w:rPr>
-            <w:lang w:val="hi_IN" w:bidi="hi_IN"/>
-          </w:rPr>
-          <w:rPr>
-            <w:color w:val="0000EE"/>
-            <w:u w:val="single"/>
-          </w:rPr>
-          <w:t>मत्ती 8:3</w:t>
-        </w:r>
-      </w:hyperlink>
-    </w:p>
-    <w:p>
-      <w:pPr>
-        <w:pStyle w:val="ListBullet"/>
-        <w:spacing w:line="240" w:lineRule="auto"/>
-        <w:ind w:left="720"/>
-      </w:pPr>
-      <w:r>
-        <w:rPr>
-          <w:lang w:val="hi_IN" w:bidi="hi_IN"/>
-        </w:rPr>
-      </w:r>
-      <w:hyperlink r:id="rId35">
-        <w:r>
-          <w:rPr>
-            <w:lang w:val="hi_IN" w:bidi="hi_IN"/>
-          </w:rPr>
-          <w:rPr>
-            <w:color w:val="0000EE"/>
-            <w:u w:val="single"/>
-          </w:rPr>
-          <w:t>मत्ती 10:8–10</w:t>
-        </w:r>
-      </w:hyperlink>
-    </w:p>
-    <w:p>
-      <w:pPr>
-        <w:pStyle w:val="ListBullet"/>
-        <w:spacing w:line="240" w:lineRule="auto"/>
-        <w:ind w:left="720"/>
-      </w:pPr>
-      <w:r>
-        <w:rPr>
-          <w:lang w:val="hi_IN" w:bidi="hi_IN"/>
-        </w:rPr>
-      </w:r>
-      <w:hyperlink r:id="rId36">
-        <w:r>
-          <w:rPr>
-            <w:lang w:val="hi_IN" w:bidi="hi_IN"/>
-          </w:rPr>
-          <w:rPr>
-            <w:color w:val="0000EE"/>
-            <w:u w:val="single"/>
-          </w:rPr>
-          <w:t>मत्ती 11:5</w:t>
-        </w:r>
-      </w:hyperlink>
+      <w:r>
+        <w:rPr>
+          <w:lang w:val="hi_IN" w:bidi="hi_IN"/>
+        </w:rPr>
+        <w:t>लूका 5:13</w:t>
+      </w:r>
+    </w:p>
+    <w:p>
+      <w:pPr>
+        <w:pStyle w:val="ListBullet"/>
+        <w:spacing w:line="240" w:lineRule="auto"/>
+        <w:ind w:left="720"/>
+      </w:pPr>
+      <w:r>
+        <w:rPr>
+          <w:lang w:val="hi_IN" w:bidi="hi_IN"/>
+        </w:rPr>
+      </w:r>
+      <w:r>
+        <w:rPr>
+          <w:lang w:val="hi_IN" w:bidi="hi_IN"/>
+        </w:rPr>
+        <w:t>लूका 17:12</w:t>
+      </w:r>
+    </w:p>
+    <w:p>
+      <w:pPr>
+        <w:pStyle w:val="ListBullet"/>
+        <w:spacing w:line="240" w:lineRule="auto"/>
+        <w:ind w:left="720"/>
+      </w:pPr>
+      <w:r>
+        <w:rPr>
+          <w:lang w:val="hi_IN" w:bidi="hi_IN"/>
+        </w:rPr>
+      </w:r>
+      <w:r>
+        <w:rPr>
+          <w:lang w:val="hi_IN" w:bidi="hi_IN"/>
+        </w:rPr>
+        <w:t>मरकुस 1:40</w:t>
+      </w:r>
+    </w:p>
+    <w:p>
+      <w:pPr>
+        <w:pStyle w:val="ListBullet"/>
+        <w:spacing w:line="240" w:lineRule="auto"/>
+        <w:ind w:left="720"/>
+      </w:pPr>
+      <w:r>
+        <w:rPr>
+          <w:lang w:val="hi_IN" w:bidi="hi_IN"/>
+        </w:rPr>
+      </w:r>
+      <w:r>
+        <w:rPr>
+          <w:lang w:val="hi_IN" w:bidi="hi_IN"/>
+        </w:rPr>
+        <w:t>मरकुस 14:3</w:t>
+      </w:r>
+    </w:p>
+    <w:p>
+      <w:pPr>
+        <w:pStyle w:val="ListBullet"/>
+        <w:spacing w:line="240" w:lineRule="auto"/>
+        <w:ind w:left="720"/>
+      </w:pPr>
+      <w:r>
+        <w:rPr>
+          <w:lang w:val="hi_IN" w:bidi="hi_IN"/>
+        </w:rPr>
+      </w:r>
+      <w:r>
+        <w:rPr>
+          <w:lang w:val="hi_IN" w:bidi="hi_IN"/>
+        </w:rPr>
+        <w:t>मत्ती 8:3</w:t>
+      </w:r>
+    </w:p>
+    <w:p>
+      <w:pPr>
+        <w:pStyle w:val="ListBullet"/>
+        <w:spacing w:line="240" w:lineRule="auto"/>
+        <w:ind w:left="720"/>
+      </w:pPr>
+      <w:r>
+        <w:rPr>
+          <w:lang w:val="hi_IN" w:bidi="hi_IN"/>
+        </w:rPr>
+      </w:r>
+      <w:r>
+        <w:rPr>
+          <w:lang w:val="hi_IN" w:bidi="hi_IN"/>
+        </w:rPr>
+        <w:t>मत्ती 10:8–10</w:t>
+      </w:r>
+    </w:p>
+    <w:p>
+      <w:pPr>
+        <w:pStyle w:val="ListBullet"/>
+        <w:spacing w:line="240" w:lineRule="auto"/>
+        <w:ind w:left="720"/>
+      </w:pPr>
+      <w:r>
+        <w:rPr>
+          <w:lang w:val="hi_IN" w:bidi="hi_IN"/>
+        </w:rPr>
+      </w:r>
+      <w:r>
+        <w:rPr>
+          <w:lang w:val="hi_IN" w:bidi="hi_IN"/>
+        </w:rPr>
+        <w:t>मत्ती 11:5</w:t>
+      </w:r>
     </w:p>
     <w:p>
       <w:pPr>
@@ -2383,114 +2239,84 @@
           <w:lang w:val="hi_IN" w:bidi="hi_IN"/>
         </w:rPr>
       </w:r>
-      <w:hyperlink r:id="rId37">
-        <w:r>
-          <w:rPr>
-            <w:lang w:val="hi_IN" w:bidi="hi_IN"/>
-          </w:rPr>
-          <w:rPr>
-            <w:color w:val="0000EE"/>
-            <w:u w:val="single"/>
-          </w:rPr>
-          <w:t>1 इतिहास 18:9–11</w:t>
-        </w:r>
-      </w:hyperlink>
-    </w:p>
-    <w:p>
-      <w:pPr>
-        <w:pStyle w:val="ListBullet"/>
-        <w:spacing w:line="240" w:lineRule="auto"/>
-        <w:ind w:left="720"/>
-      </w:pPr>
-      <w:r>
-        <w:rPr>
-          <w:lang w:val="hi_IN" w:bidi="hi_IN"/>
-        </w:rPr>
-      </w:r>
-      <w:hyperlink r:id="rId38">
-        <w:r>
-          <w:rPr>
-            <w:lang w:val="hi_IN" w:bidi="hi_IN"/>
-          </w:rPr>
-          <w:rPr>
-            <w:color w:val="0000EE"/>
-            <w:u w:val="single"/>
-          </w:rPr>
-          <w:t>1 शमूएल 02:36</w:t>
-        </w:r>
-      </w:hyperlink>
-    </w:p>
-    <w:p>
-      <w:pPr>
-        <w:pStyle w:val="ListBullet"/>
-        <w:spacing w:line="240" w:lineRule="auto"/>
-        <w:ind w:left="720"/>
-      </w:pPr>
-      <w:r>
-        <w:rPr>
-          <w:lang w:val="hi_IN" w:bidi="hi_IN"/>
-        </w:rPr>
-      </w:r>
-      <w:hyperlink r:id="rId39">
-        <w:r>
-          <w:rPr>
-            <w:lang w:val="hi_IN" w:bidi="hi_IN"/>
-          </w:rPr>
-          <w:rPr>
-            <w:color w:val="0000EE"/>
-            <w:u w:val="single"/>
-          </w:rPr>
-          <w:t>2 राजा 25:13–15</w:t>
-        </w:r>
-      </w:hyperlink>
-    </w:p>
-    <w:p>
-      <w:pPr>
-        <w:pStyle w:val="ListBullet"/>
-        <w:spacing w:line="240" w:lineRule="auto"/>
-        <w:ind w:left="720"/>
-      </w:pPr>
-      <w:r>
-        <w:rPr>
-          <w:lang w:val="hi_IN" w:bidi="hi_IN"/>
-        </w:rPr>
-      </w:r>
-      <w:hyperlink r:id="rId40">
-        <w:r>
-          <w:rPr>
-            <w:lang w:val="hi_IN" w:bidi="hi_IN"/>
-          </w:rPr>
-          <w:rPr>
-            <w:color w:val="0000EE"/>
-            <w:u w:val="single"/>
-          </w:rPr>
-          <w:t>प्रे.का. 03:06</w:t>
-        </w:r>
-      </w:hyperlink>
-    </w:p>
-    <w:p>
-      <w:pPr>
-        <w:pStyle w:val="ListBullet"/>
-        <w:spacing w:line="240" w:lineRule="auto"/>
-        <w:ind w:left="720"/>
-      </w:pPr>
-      <w:r>
-        <w:rPr>
-          <w:lang w:val="hi_IN" w:bidi="hi_IN"/>
-        </w:rPr>
-      </w:r>
-      <w:hyperlink r:id="rId41">
-        <w:r>
-          <w:rPr>
-            <w:lang w:val="hi_IN" w:bidi="hi_IN"/>
-          </w:rPr>
-          <w:rPr>
-            <w:color w:val="0000EE"/>
-            <w:u w:val="single"/>
-          </w:rPr>
-          <w:t>मत्ती. 26:15</w:t>
-        </w:r>
-      </w:hyperlink>
+      <w:r>
+        <w:rPr>
+          <w:lang w:val="hi_IN" w:bidi="hi_IN"/>
+        </w:rPr>
+        <w:t>1 इतिहास 18:9–11</w:t>
+      </w:r>
+    </w:p>
+    <w:p>
+      <w:pPr>
+        <w:pStyle w:val="ListBullet"/>
+        <w:spacing w:line="240" w:lineRule="auto"/>
+        <w:ind w:left="720"/>
+      </w:pPr>
+      <w:r>
+        <w:rPr>
+          <w:lang w:val="hi_IN" w:bidi="hi_IN"/>
+        </w:rPr>
+      </w:r>
+      <w:r>
+        <w:rPr>
+          <w:lang w:val="hi_IN" w:bidi="hi_IN"/>
+        </w:rPr>
+        <w:t>1 शमूएल 02:36</w:t>
+      </w:r>
+    </w:p>
+    <w:p>
+      <w:pPr>
+        <w:pStyle w:val="ListBullet"/>
+        <w:spacing w:line="240" w:lineRule="auto"/>
+        <w:ind w:left="720"/>
+      </w:pPr>
+      <w:r>
+        <w:rPr>
+          <w:lang w:val="hi_IN" w:bidi="hi_IN"/>
+        </w:rPr>
+      </w:r>
+      <w:r>
+        <w:rPr>
+          <w:lang w:val="hi_IN" w:bidi="hi_IN"/>
+        </w:rPr>
+        <w:t>2 राजा 25:13–15</w:t>
+      </w:r>
+    </w:p>
+    <w:p>
+      <w:pPr>
+        <w:pStyle w:val="ListBullet"/>
+        <w:spacing w:line="240" w:lineRule="auto"/>
+        <w:ind w:left="720"/>
+      </w:pPr>
+      <w:r>
+        <w:rPr>
+          <w:lang w:val="hi_IN" w:bidi="hi_IN"/>
+        </w:rPr>
+      </w:r>
+      <w:r>
+        <w:rPr>
+          <w:lang w:val="hi_IN" w:bidi="hi_IN"/>
+        </w:rPr>
+        <w:t>प्रे.का. 03:06</w:t>
+      </w:r>
+    </w:p>
+    <w:p>
+      <w:pPr>
+        <w:pStyle w:val="ListBullet"/>
+        <w:spacing w:line="240" w:lineRule="auto"/>
+        <w:ind w:left="720"/>
+      </w:pPr>
+      <w:r>
+        <w:rPr>
+          <w:lang w:val="hi_IN" w:bidi="hi_IN"/>
+        </w:rPr>
+      </w:r>
+      <w:r>
+        <w:rPr>
+          <w:lang w:val="hi_IN" w:bidi="hi_IN"/>
+        </w:rPr>
+        <w:t>मत्ती. 26:15</w:t>
+      </w:r>
     </w:p>
     <w:p>
       <w:pPr>
@@ -2736,114 +2562,84 @@
           <w:lang w:val="hi_IN" w:bidi="hi_IN"/>
         </w:rPr>
       </w:r>
-      <w:hyperlink r:id="rId42">
-        <w:r>
-          <w:rPr>
-            <w:lang w:val="hi_IN" w:bidi="hi_IN"/>
-          </w:rPr>
-          <w:rPr>
-            <w:color w:val="0000EE"/>
-            <w:u w:val="single"/>
-          </w:rPr>
-          <w:t>योना 01:6–7</w:t>
-        </w:r>
-      </w:hyperlink>
-    </w:p>
-    <w:p>
-      <w:pPr>
-        <w:pStyle w:val="ListBullet"/>
-        <w:spacing w:line="240" w:lineRule="auto"/>
-        <w:ind w:left="720"/>
-      </w:pPr>
-      <w:r>
-        <w:rPr>
-          <w:lang w:val="hi_IN" w:bidi="hi_IN"/>
-        </w:rPr>
-      </w:r>
-      <w:hyperlink r:id="rId43">
-        <w:r>
-          <w:rPr>
-            <w:lang w:val="hi_IN" w:bidi="hi_IN"/>
-          </w:rPr>
-          <w:rPr>
-            <w:color w:val="0000EE"/>
-            <w:u w:val="single"/>
-          </w:rPr>
-          <w:t>लूका 01:8–10</w:t>
-        </w:r>
-      </w:hyperlink>
-    </w:p>
-    <w:p>
-      <w:pPr>
-        <w:pStyle w:val="ListBullet"/>
-        <w:spacing w:line="240" w:lineRule="auto"/>
-        <w:ind w:left="720"/>
-      </w:pPr>
-      <w:r>
-        <w:rPr>
-          <w:lang w:val="hi_IN" w:bidi="hi_IN"/>
-        </w:rPr>
-      </w:r>
-      <w:hyperlink r:id="rId44">
-        <w:r>
-          <w:rPr>
-            <w:lang w:val="hi_IN" w:bidi="hi_IN"/>
-          </w:rPr>
-          <w:rPr>
-            <w:color w:val="0000EE"/>
-            <w:u w:val="single"/>
-          </w:rPr>
-          <w:t>लूका 23:33–34</w:t>
-        </w:r>
-      </w:hyperlink>
-    </w:p>
-    <w:p>
-      <w:pPr>
-        <w:pStyle w:val="ListBullet"/>
-        <w:spacing w:line="240" w:lineRule="auto"/>
-        <w:ind w:left="720"/>
-      </w:pPr>
-      <w:r>
-        <w:rPr>
-          <w:lang w:val="hi_IN" w:bidi="hi_IN"/>
-        </w:rPr>
-      </w:r>
-      <w:hyperlink r:id="rId45">
-        <w:r>
-          <w:rPr>
-            <w:lang w:val="hi_IN" w:bidi="hi_IN"/>
-          </w:rPr>
-          <w:rPr>
-            <w:color w:val="0000EE"/>
-            <w:u w:val="single"/>
-          </w:rPr>
-          <w:t>मरकुस 15:22–24</w:t>
-        </w:r>
-      </w:hyperlink>
-    </w:p>
-    <w:p>
-      <w:pPr>
-        <w:pStyle w:val="ListBullet"/>
-        <w:spacing w:line="240" w:lineRule="auto"/>
-        <w:ind w:left="720"/>
-      </w:pPr>
-      <w:r>
-        <w:rPr>
-          <w:lang w:val="hi_IN" w:bidi="hi_IN"/>
-        </w:rPr>
-      </w:r>
-      <w:hyperlink r:id="rId46">
-        <w:r>
-          <w:rPr>
-            <w:lang w:val="hi_IN" w:bidi="hi_IN"/>
-          </w:rPr>
-          <w:rPr>
-            <w:color w:val="0000EE"/>
-            <w:u w:val="single"/>
-          </w:rPr>
-          <w:t>मत्ती 27:35–37</w:t>
-        </w:r>
-      </w:hyperlink>
+      <w:r>
+        <w:rPr>
+          <w:lang w:val="hi_IN" w:bidi="hi_IN"/>
+        </w:rPr>
+        <w:t>योना 01:6–7</w:t>
+      </w:r>
+    </w:p>
+    <w:p>
+      <w:pPr>
+        <w:pStyle w:val="ListBullet"/>
+        <w:spacing w:line="240" w:lineRule="auto"/>
+        <w:ind w:left="720"/>
+      </w:pPr>
+      <w:r>
+        <w:rPr>
+          <w:lang w:val="hi_IN" w:bidi="hi_IN"/>
+        </w:rPr>
+      </w:r>
+      <w:r>
+        <w:rPr>
+          <w:lang w:val="hi_IN" w:bidi="hi_IN"/>
+        </w:rPr>
+        <w:t>लूका 01:8–10</w:t>
+      </w:r>
+    </w:p>
+    <w:p>
+      <w:pPr>
+        <w:pStyle w:val="ListBullet"/>
+        <w:spacing w:line="240" w:lineRule="auto"/>
+        <w:ind w:left="720"/>
+      </w:pPr>
+      <w:r>
+        <w:rPr>
+          <w:lang w:val="hi_IN" w:bidi="hi_IN"/>
+        </w:rPr>
+      </w:r>
+      <w:r>
+        <w:rPr>
+          <w:lang w:val="hi_IN" w:bidi="hi_IN"/>
+        </w:rPr>
+        <w:t>लूका 23:33–34</w:t>
+      </w:r>
+    </w:p>
+    <w:p>
+      <w:pPr>
+        <w:pStyle w:val="ListBullet"/>
+        <w:spacing w:line="240" w:lineRule="auto"/>
+        <w:ind w:left="720"/>
+      </w:pPr>
+      <w:r>
+        <w:rPr>
+          <w:lang w:val="hi_IN" w:bidi="hi_IN"/>
+        </w:rPr>
+      </w:r>
+      <w:r>
+        <w:rPr>
+          <w:lang w:val="hi_IN" w:bidi="hi_IN"/>
+        </w:rPr>
+        <w:t>मरकुस 15:22–24</w:t>
+      </w:r>
+    </w:p>
+    <w:p>
+      <w:pPr>
+        <w:pStyle w:val="ListBullet"/>
+        <w:spacing w:line="240" w:lineRule="auto"/>
+        <w:ind w:left="720"/>
+      </w:pPr>
+      <w:r>
+        <w:rPr>
+          <w:lang w:val="hi_IN" w:bidi="hi_IN"/>
+        </w:rPr>
+      </w:r>
+      <w:r>
+        <w:rPr>
+          <w:lang w:val="hi_IN" w:bidi="hi_IN"/>
+        </w:rPr>
+        <w:t>मत्ती 27:35–37</w:t>
+      </w:r>
     </w:p>
     <w:p>
       <w:pPr>
@@ -3027,18 +2823,12 @@
           <w:lang w:val="hi_IN" w:bidi="hi_IN"/>
         </w:rPr>
       </w:r>
-      <w:hyperlink r:id="rId47">
-        <w:r>
-          <w:rPr>
-            <w:lang w:val="hi_IN" w:bidi="hi_IN"/>
-          </w:rPr>
-          <w:rPr>
-            <w:color w:val="0000EE"/>
-            <w:u w:val="single"/>
-          </w:rPr>
-          <w:t>नहेम्याह 09:32–34</w:t>
-        </w:r>
-      </w:hyperlink>
+      <w:r>
+        <w:rPr>
+          <w:lang w:val="hi_IN" w:bidi="hi_IN"/>
+        </w:rPr>
+        <w:t>नहेम्याह 09:32–34</w:t>
+      </w:r>
     </w:p>
     <w:p>
       <w:pPr>
@@ -3469,186 +3259,138 @@
           <w:lang w:val="hi_IN" w:bidi="hi_IN"/>
         </w:rPr>
       </w:r>
-      <w:hyperlink r:id="rId48">
-        <w:r>
-          <w:rPr>
-            <w:lang w:val="hi_IN" w:bidi="hi_IN"/>
-          </w:rPr>
-          <w:rPr>
-            <w:color w:val="0000EE"/>
-            <w:u w:val="single"/>
-          </w:rPr>
-          <w:t>प्रे.का. 2:18–19</w:t>
-        </w:r>
-      </w:hyperlink>
-    </w:p>
-    <w:p>
-      <w:pPr>
-        <w:pStyle w:val="ListBullet"/>
-        <w:spacing w:line="240" w:lineRule="auto"/>
-        <w:ind w:left="720"/>
-      </w:pPr>
-      <w:r>
-        <w:rPr>
-          <w:lang w:val="hi_IN" w:bidi="hi_IN"/>
-        </w:rPr>
-      </w:r>
-      <w:hyperlink r:id="rId49">
-        <w:r>
-          <w:rPr>
-            <w:lang w:val="hi_IN" w:bidi="hi_IN"/>
-          </w:rPr>
-          <w:rPr>
-            <w:color w:val="0000EE"/>
-            <w:u w:val="single"/>
-          </w:rPr>
-          <w:t>निर्गमन 4:8–9</w:t>
-        </w:r>
-      </w:hyperlink>
-    </w:p>
-    <w:p>
-      <w:pPr>
-        <w:pStyle w:val="ListBullet"/>
-        <w:spacing w:line="240" w:lineRule="auto"/>
-        <w:ind w:left="720"/>
-      </w:pPr>
-      <w:r>
-        <w:rPr>
-          <w:lang w:val="hi_IN" w:bidi="hi_IN"/>
-        </w:rPr>
-      </w:r>
-      <w:hyperlink r:id="rId50">
-        <w:r>
-          <w:rPr>
-            <w:lang w:val="hi_IN" w:bidi="hi_IN"/>
-          </w:rPr>
-          <w:rPr>
-            <w:color w:val="0000EE"/>
-            <w:u w:val="single"/>
-          </w:rPr>
-          <w:t>निर्गमन 31:12–15</w:t>
-        </w:r>
-      </w:hyperlink>
-    </w:p>
-    <w:p>
-      <w:pPr>
-        <w:pStyle w:val="ListBullet"/>
-        <w:spacing w:line="240" w:lineRule="auto"/>
-        <w:ind w:left="720"/>
-      </w:pPr>
-      <w:r>
-        <w:rPr>
-          <w:lang w:val="hi_IN" w:bidi="hi_IN"/>
-        </w:rPr>
-      </w:r>
-      <w:hyperlink r:id="rId51">
-        <w:r>
-          <w:rPr>
-            <w:lang w:val="hi_IN" w:bidi="hi_IN"/>
-          </w:rPr>
-          <w:rPr>
-            <w:color w:val="0000EE"/>
-            <w:u w:val="single"/>
-          </w:rPr>
-          <w:t>उत्पत्ति 1: 14–15</w:t>
-        </w:r>
-      </w:hyperlink>
-    </w:p>
-    <w:p>
-      <w:pPr>
-        <w:pStyle w:val="ListBullet"/>
-        <w:spacing w:line="240" w:lineRule="auto"/>
-        <w:ind w:left="720"/>
-      </w:pPr>
-      <w:r>
-        <w:rPr>
-          <w:lang w:val="hi_IN" w:bidi="hi_IN"/>
-        </w:rPr>
-      </w:r>
-      <w:hyperlink r:id="rId52">
-        <w:r>
-          <w:rPr>
-            <w:lang w:val="hi_IN" w:bidi="hi_IN"/>
-          </w:rPr>
-          <w:rPr>
-            <w:color w:val="0000EE"/>
-            <w:u w:val="single"/>
-          </w:rPr>
-          <w:t>उत्पत्ति 9: 12</w:t>
-        </w:r>
-      </w:hyperlink>
-    </w:p>
-    <w:p>
-      <w:pPr>
-        <w:pStyle w:val="ListBullet"/>
-        <w:spacing w:line="240" w:lineRule="auto"/>
-        <w:ind w:left="720"/>
-      </w:pPr>
-      <w:r>
-        <w:rPr>
-          <w:lang w:val="hi_IN" w:bidi="hi_IN"/>
-        </w:rPr>
-      </w:r>
-      <w:hyperlink r:id="rId53">
-        <w:r>
-          <w:rPr>
-            <w:lang w:val="hi_IN" w:bidi="hi_IN"/>
-          </w:rPr>
-          <w:rPr>
-            <w:color w:val="0000EE"/>
-            <w:u w:val="single"/>
-          </w:rPr>
-          <w:t>यूह. 2:18</w:t>
-        </w:r>
-      </w:hyperlink>
-    </w:p>
-    <w:p>
-      <w:pPr>
-        <w:pStyle w:val="ListBullet"/>
-        <w:spacing w:line="240" w:lineRule="auto"/>
-        <w:ind w:left="720"/>
-      </w:pPr>
-      <w:r>
-        <w:rPr>
-          <w:lang w:val="hi_IN" w:bidi="hi_IN"/>
-        </w:rPr>
-      </w:r>
-      <w:hyperlink r:id="rId54">
-        <w:r>
-          <w:rPr>
-            <w:lang w:val="hi_IN" w:bidi="hi_IN"/>
-          </w:rPr>
-          <w:rPr>
-            <w:color w:val="0000EE"/>
-            <w:u w:val="single"/>
-          </w:rPr>
-          <w:t>लूका 2:12</w:t>
-        </w:r>
-      </w:hyperlink>
-    </w:p>
-    <w:p>
-      <w:pPr>
-        <w:pStyle w:val="ListBullet"/>
-        <w:spacing w:line="240" w:lineRule="auto"/>
-        <w:ind w:left="720"/>
-      </w:pPr>
-      <w:r>
-        <w:rPr>
-          <w:lang w:val="hi_IN" w:bidi="hi_IN"/>
-        </w:rPr>
-      </w:r>
-      <w:hyperlink r:id="rId55">
-        <w:r>
-          <w:rPr>
-            <w:lang w:val="hi_IN" w:bidi="hi_IN"/>
-          </w:rPr>
-          <w:rPr>
-            <w:color w:val="0000EE"/>
-            <w:u w:val="single"/>
-          </w:rPr>
-          <w:t>मरकुस 18:12</w:t>
-        </w:r>
-      </w:hyperlink>
+      <w:r>
+        <w:rPr>
+          <w:lang w:val="hi_IN" w:bidi="hi_IN"/>
+        </w:rPr>
+        <w:t>प्रे.का. 2:18–19</w:t>
+      </w:r>
+    </w:p>
+    <w:p>
+      <w:pPr>
+        <w:pStyle w:val="ListBullet"/>
+        <w:spacing w:line="240" w:lineRule="auto"/>
+        <w:ind w:left="720"/>
+      </w:pPr>
+      <w:r>
+        <w:rPr>
+          <w:lang w:val="hi_IN" w:bidi="hi_IN"/>
+        </w:rPr>
+      </w:r>
+      <w:r>
+        <w:rPr>
+          <w:lang w:val="hi_IN" w:bidi="hi_IN"/>
+        </w:rPr>
+        <w:t>निर्गमन 4:8–9</w:t>
+      </w:r>
+    </w:p>
+    <w:p>
+      <w:pPr>
+        <w:pStyle w:val="ListBullet"/>
+        <w:spacing w:line="240" w:lineRule="auto"/>
+        <w:ind w:left="720"/>
+      </w:pPr>
+      <w:r>
+        <w:rPr>
+          <w:lang w:val="hi_IN" w:bidi="hi_IN"/>
+        </w:rPr>
+      </w:r>
+      <w:r>
+        <w:rPr>
+          <w:lang w:val="hi_IN" w:bidi="hi_IN"/>
+        </w:rPr>
+        <w:t>निर्गमन 31:12–15</w:t>
+      </w:r>
+    </w:p>
+    <w:p>
+      <w:pPr>
+        <w:pStyle w:val="ListBullet"/>
+        <w:spacing w:line="240" w:lineRule="auto"/>
+        <w:ind w:left="720"/>
+      </w:pPr>
+      <w:r>
+        <w:rPr>
+          <w:lang w:val="hi_IN" w:bidi="hi_IN"/>
+        </w:rPr>
+      </w:r>
+      <w:r>
+        <w:rPr>
+          <w:lang w:val="hi_IN" w:bidi="hi_IN"/>
+        </w:rPr>
+        <w:t>उत्पत्ति 1: 14–15</w:t>
+      </w:r>
+    </w:p>
+    <w:p>
+      <w:pPr>
+        <w:pStyle w:val="ListBullet"/>
+        <w:spacing w:line="240" w:lineRule="auto"/>
+        <w:ind w:left="720"/>
+      </w:pPr>
+      <w:r>
+        <w:rPr>
+          <w:lang w:val="hi_IN" w:bidi="hi_IN"/>
+        </w:rPr>
+      </w:r>
+      <w:r>
+        <w:rPr>
+          <w:lang w:val="hi_IN" w:bidi="hi_IN"/>
+        </w:rPr>
+        <w:t>उत्पत्ति 9: 12</w:t>
+      </w:r>
+    </w:p>
+    <w:p>
+      <w:pPr>
+        <w:pStyle w:val="ListBullet"/>
+        <w:spacing w:line="240" w:lineRule="auto"/>
+        <w:ind w:left="720"/>
+      </w:pPr>
+      <w:r>
+        <w:rPr>
+          <w:lang w:val="hi_IN" w:bidi="hi_IN"/>
+        </w:rPr>
+      </w:r>
+      <w:r>
+        <w:rPr>
+          <w:lang w:val="hi_IN" w:bidi="hi_IN"/>
+        </w:rPr>
+        <w:t>यूह. 2:18</w:t>
+      </w:r>
+    </w:p>
+    <w:p>
+      <w:pPr>
+        <w:pStyle w:val="ListBullet"/>
+        <w:spacing w:line="240" w:lineRule="auto"/>
+        <w:ind w:left="720"/>
+      </w:pPr>
+      <w:r>
+        <w:rPr>
+          <w:lang w:val="hi_IN" w:bidi="hi_IN"/>
+        </w:rPr>
+      </w:r>
+      <w:r>
+        <w:rPr>
+          <w:lang w:val="hi_IN" w:bidi="hi_IN"/>
+        </w:rPr>
+        <w:t>लूका 2:12</w:t>
+      </w:r>
+    </w:p>
+    <w:p>
+      <w:pPr>
+        <w:pStyle w:val="ListBullet"/>
+        <w:spacing w:line="240" w:lineRule="auto"/>
+        <w:ind w:left="720"/>
+      </w:pPr>
+      <w:r>
+        <w:rPr>
+          <w:lang w:val="hi_IN" w:bidi="hi_IN"/>
+        </w:rPr>
+      </w:r>
+      <w:r>
+        <w:rPr>
+          <w:lang w:val="hi_IN" w:bidi="hi_IN"/>
+        </w:rPr>
+        <w:t>मरकुस 18:12</w:t>
+      </w:r>
     </w:p>
     <w:p>
       <w:pPr>
@@ -3922,90 +3664,66 @@
           <w:lang w:val="hi_IN" w:bidi="hi_IN"/>
         </w:rPr>
       </w:r>
-      <w:hyperlink r:id="rId56">
-        <w:r>
-          <w:rPr>
-            <w:lang w:val="hi_IN" w:bidi="hi_IN"/>
-          </w:rPr>
-          <w:rPr>
-            <w:color w:val="0000EE"/>
-            <w:u w:val="single"/>
-          </w:rPr>
-          <w:t>दानिय्येल 07:6–7</w:t>
-        </w:r>
-      </w:hyperlink>
-    </w:p>
-    <w:p>
-      <w:pPr>
-        <w:pStyle w:val="ListBullet"/>
-        <w:spacing w:line="240" w:lineRule="auto"/>
-        <w:ind w:left="720"/>
-      </w:pPr>
-      <w:r>
-        <w:rPr>
-          <w:lang w:val="hi_IN" w:bidi="hi_IN"/>
-        </w:rPr>
-      </w:r>
-      <w:hyperlink r:id="rId57">
-        <w:r>
-          <w:rPr>
-            <w:lang w:val="hi_IN" w:bidi="hi_IN"/>
-          </w:rPr>
-          <w:rPr>
-            <w:color w:val="0000EE"/>
-            <w:u w:val="single"/>
-          </w:rPr>
-          <w:t>होशे 13:7–8</w:t>
-        </w:r>
-      </w:hyperlink>
-    </w:p>
-    <w:p>
-      <w:pPr>
-        <w:pStyle w:val="ListBullet"/>
-        <w:spacing w:line="240" w:lineRule="auto"/>
-        <w:ind w:left="720"/>
-      </w:pPr>
-      <w:r>
-        <w:rPr>
-          <w:lang w:val="hi_IN" w:bidi="hi_IN"/>
-        </w:rPr>
-      </w:r>
-      <w:hyperlink r:id="rId58">
-        <w:r>
-          <w:rPr>
-            <w:lang w:val="hi_IN" w:bidi="hi_IN"/>
-          </w:rPr>
-          <w:rPr>
-            <w:color w:val="0000EE"/>
-            <w:u w:val="single"/>
-          </w:rPr>
-          <w:t>प्रकाशितवाक्य 13:1–2</w:t>
-        </w:r>
-      </w:hyperlink>
-    </w:p>
-    <w:p>
-      <w:pPr>
-        <w:pStyle w:val="ListBullet"/>
-        <w:spacing w:line="240" w:lineRule="auto"/>
-        <w:ind w:left="720"/>
-      </w:pPr>
-      <w:r>
-        <w:rPr>
-          <w:lang w:val="hi_IN" w:bidi="hi_IN"/>
-        </w:rPr>
-      </w:r>
-      <w:hyperlink r:id="rId59">
-        <w:r>
-          <w:rPr>
-            <w:lang w:val="hi_IN" w:bidi="hi_IN"/>
-          </w:rPr>
-          <w:rPr>
-            <w:color w:val="0000EE"/>
-            <w:u w:val="single"/>
-          </w:rPr>
-          <w:t>श्रेष्ठगीत 04:8</w:t>
-        </w:r>
-      </w:hyperlink>
+      <w:r>
+        <w:rPr>
+          <w:lang w:val="hi_IN" w:bidi="hi_IN"/>
+        </w:rPr>
+        <w:t>दानिय्येल 07:6–7</w:t>
+      </w:r>
+    </w:p>
+    <w:p>
+      <w:pPr>
+        <w:pStyle w:val="ListBullet"/>
+        <w:spacing w:line="240" w:lineRule="auto"/>
+        <w:ind w:left="720"/>
+      </w:pPr>
+      <w:r>
+        <w:rPr>
+          <w:lang w:val="hi_IN" w:bidi="hi_IN"/>
+        </w:rPr>
+      </w:r>
+      <w:r>
+        <w:rPr>
+          <w:lang w:val="hi_IN" w:bidi="hi_IN"/>
+        </w:rPr>
+        <w:t>होशे 13:7–8</w:t>
+      </w:r>
+    </w:p>
+    <w:p>
+      <w:pPr>
+        <w:pStyle w:val="ListBullet"/>
+        <w:spacing w:line="240" w:lineRule="auto"/>
+        <w:ind w:left="720"/>
+      </w:pPr>
+      <w:r>
+        <w:rPr>
+          <w:lang w:val="hi_IN" w:bidi="hi_IN"/>
+        </w:rPr>
+      </w:r>
+      <w:r>
+        <w:rPr>
+          <w:lang w:val="hi_IN" w:bidi="hi_IN"/>
+        </w:rPr>
+        <w:t>प्रकाशितवाक्य 13:1–2</w:t>
+      </w:r>
+    </w:p>
+    <w:p>
+      <w:pPr>
+        <w:pStyle w:val="ListBullet"/>
+        <w:spacing w:line="240" w:lineRule="auto"/>
+        <w:ind w:left="720"/>
+      </w:pPr>
+      <w:r>
+        <w:rPr>
+          <w:lang w:val="hi_IN" w:bidi="hi_IN"/>
+        </w:rPr>
+      </w:r>
+      <w:r>
+        <w:rPr>
+          <w:lang w:val="hi_IN" w:bidi="hi_IN"/>
+        </w:rPr>
+        <w:t>श्रेष्ठगीत 04:8</w:t>
+      </w:r>
     </w:p>
     <w:p>
       <w:pPr>
@@ -4346,162 +4064,120 @@
           <w:lang w:val="hi_IN" w:bidi="hi_IN"/>
         </w:rPr>
       </w:r>
-      <w:hyperlink r:id="rId60">
-        <w:r>
-          <w:rPr>
-            <w:lang w:val="hi_IN" w:bidi="hi_IN"/>
-          </w:rPr>
-          <w:rPr>
-            <w:color w:val="0000EE"/>
-            <w:u w:val="single"/>
-          </w:rPr>
-          <w:t>2 यूहन्ना 1:1</w:t>
-        </w:r>
-      </w:hyperlink>
-    </w:p>
-    <w:p>
-      <w:pPr>
-        <w:pStyle w:val="ListBullet"/>
-        <w:spacing w:line="240" w:lineRule="auto"/>
-        <w:ind w:left="720"/>
-      </w:pPr>
-      <w:r>
-        <w:rPr>
-          <w:lang w:val="hi_IN" w:bidi="hi_IN"/>
-        </w:rPr>
-      </w:r>
-      <w:hyperlink r:id="rId61">
-        <w:r>
-          <w:rPr>
-            <w:lang w:val="hi_IN" w:bidi="hi_IN"/>
-          </w:rPr>
-          <w:rPr>
-            <w:color w:val="0000EE"/>
-            <w:u w:val="single"/>
-          </w:rPr>
-          <w:t>कुलुस्सियों 3:12</w:t>
-        </w:r>
-      </w:hyperlink>
-    </w:p>
-    <w:p>
-      <w:pPr>
-        <w:pStyle w:val="ListBullet"/>
-        <w:spacing w:line="240" w:lineRule="auto"/>
-        <w:ind w:left="720"/>
-      </w:pPr>
-      <w:r>
-        <w:rPr>
-          <w:lang w:val="hi_IN" w:bidi="hi_IN"/>
-        </w:rPr>
-      </w:r>
-      <w:hyperlink r:id="rId62">
-        <w:r>
-          <w:rPr>
-            <w:lang w:val="hi_IN" w:bidi="hi_IN"/>
-          </w:rPr>
-          <w:rPr>
-            <w:color w:val="0000EE"/>
-            <w:u w:val="single"/>
-          </w:rPr>
-          <w:t>इफिसियों 1:3–4</w:t>
-        </w:r>
-      </w:hyperlink>
-    </w:p>
-    <w:p>
-      <w:pPr>
-        <w:pStyle w:val="ListBullet"/>
-        <w:spacing w:line="240" w:lineRule="auto"/>
-        <w:ind w:left="720"/>
-      </w:pPr>
-      <w:r>
-        <w:rPr>
-          <w:lang w:val="hi_IN" w:bidi="hi_IN"/>
-        </w:rPr>
-      </w:r>
-      <w:hyperlink r:id="rId63">
-        <w:r>
-          <w:rPr>
-            <w:lang w:val="hi_IN" w:bidi="hi_IN"/>
-          </w:rPr>
-          <w:rPr>
-            <w:color w:val="0000EE"/>
-            <w:u w:val="single"/>
-          </w:rPr>
-          <w:t>यशायाह 65:22–23</w:t>
-        </w:r>
-      </w:hyperlink>
-    </w:p>
-    <w:p>
-      <w:pPr>
-        <w:pStyle w:val="ListBullet"/>
-        <w:spacing w:line="240" w:lineRule="auto"/>
-        <w:ind w:left="720"/>
-      </w:pPr>
-      <w:r>
-        <w:rPr>
-          <w:lang w:val="hi_IN" w:bidi="hi_IN"/>
-        </w:rPr>
-      </w:r>
-      <w:hyperlink r:id="rId64">
-        <w:r>
-          <w:rPr>
-            <w:lang w:val="hi_IN" w:bidi="hi_IN"/>
-          </w:rPr>
-          <w:rPr>
-            <w:color w:val="0000EE"/>
-            <w:u w:val="single"/>
-          </w:rPr>
-          <w:t>लूका 18:7</w:t>
-        </w:r>
-      </w:hyperlink>
-    </w:p>
-    <w:p>
-      <w:pPr>
-        <w:pStyle w:val="ListBullet"/>
-        <w:spacing w:line="240" w:lineRule="auto"/>
-        <w:ind w:left="720"/>
-      </w:pPr>
-      <w:r>
-        <w:rPr>
-          <w:lang w:val="hi_IN" w:bidi="hi_IN"/>
-        </w:rPr>
-      </w:r>
-      <w:hyperlink r:id="rId65">
-        <w:r>
-          <w:rPr>
-            <w:lang w:val="hi_IN" w:bidi="hi_IN"/>
-          </w:rPr>
-          <w:rPr>
-            <w:color w:val="0000EE"/>
-            <w:u w:val="single"/>
-          </w:rPr>
-          <w:t>मत्ती. 24:19–22</w:t>
-        </w:r>
-      </w:hyperlink>
-    </w:p>
-    <w:p>
-      <w:pPr>
-        <w:pStyle w:val="ListBullet"/>
-        <w:spacing w:line="240" w:lineRule="auto"/>
-        <w:ind w:left="720"/>
-      </w:pPr>
-      <w:r>
-        <w:rPr>
-          <w:lang w:val="hi_IN" w:bidi="hi_IN"/>
-        </w:rPr>
-      </w:r>
-      <w:hyperlink r:id="rId66">
-        <w:r>
-          <w:rPr>
-            <w:lang w:val="hi_IN" w:bidi="hi_IN"/>
-          </w:rPr>
-          <w:rPr>
-            <w:color w:val="0000EE"/>
-            <w:u w:val="single"/>
-          </w:rPr>
-          <w:t>रोमियो 8:33</w:t>
-        </w:r>
-      </w:hyperlink>
+      <w:r>
+        <w:rPr>
+          <w:lang w:val="hi_IN" w:bidi="hi_IN"/>
+        </w:rPr>
+        <w:t>2 यूहन्ना 1:1</w:t>
+      </w:r>
+    </w:p>
+    <w:p>
+      <w:pPr>
+        <w:pStyle w:val="ListBullet"/>
+        <w:spacing w:line="240" w:lineRule="auto"/>
+        <w:ind w:left="720"/>
+      </w:pPr>
+      <w:r>
+        <w:rPr>
+          <w:lang w:val="hi_IN" w:bidi="hi_IN"/>
+        </w:rPr>
+      </w:r>
+      <w:r>
+        <w:rPr>
+          <w:lang w:val="hi_IN" w:bidi="hi_IN"/>
+        </w:rPr>
+        <w:t>कुलुस्सियों 3:12</w:t>
+      </w:r>
+    </w:p>
+    <w:p>
+      <w:pPr>
+        <w:pStyle w:val="ListBullet"/>
+        <w:spacing w:line="240" w:lineRule="auto"/>
+        <w:ind w:left="720"/>
+      </w:pPr>
+      <w:r>
+        <w:rPr>
+          <w:lang w:val="hi_IN" w:bidi="hi_IN"/>
+        </w:rPr>
+      </w:r>
+      <w:r>
+        <w:rPr>
+          <w:lang w:val="hi_IN" w:bidi="hi_IN"/>
+        </w:rPr>
+        <w:t>इफिसियों 1:3–4</w:t>
+      </w:r>
+    </w:p>
+    <w:p>
+      <w:pPr>
+        <w:pStyle w:val="ListBullet"/>
+        <w:spacing w:line="240" w:lineRule="auto"/>
+        <w:ind w:left="720"/>
+      </w:pPr>
+      <w:r>
+        <w:rPr>
+          <w:lang w:val="hi_IN" w:bidi="hi_IN"/>
+        </w:rPr>
+      </w:r>
+      <w:r>
+        <w:rPr>
+          <w:lang w:val="hi_IN" w:bidi="hi_IN"/>
+        </w:rPr>
+        <w:t>यशायाह 65:22–23</w:t>
+      </w:r>
+    </w:p>
+    <w:p>
+      <w:pPr>
+        <w:pStyle w:val="ListBullet"/>
+        <w:spacing w:line="240" w:lineRule="auto"/>
+        <w:ind w:left="720"/>
+      </w:pPr>
+      <w:r>
+        <w:rPr>
+          <w:lang w:val="hi_IN" w:bidi="hi_IN"/>
+        </w:rPr>
+      </w:r>
+      <w:r>
+        <w:rPr>
+          <w:lang w:val="hi_IN" w:bidi="hi_IN"/>
+        </w:rPr>
+        <w:t>लूका 18:7</w:t>
+      </w:r>
+    </w:p>
+    <w:p>
+      <w:pPr>
+        <w:pStyle w:val="ListBullet"/>
+        <w:spacing w:line="240" w:lineRule="auto"/>
+        <w:ind w:left="720"/>
+      </w:pPr>
+      <w:r>
+        <w:rPr>
+          <w:lang w:val="hi_IN" w:bidi="hi_IN"/>
+        </w:rPr>
+      </w:r>
+      <w:r>
+        <w:rPr>
+          <w:lang w:val="hi_IN" w:bidi="hi_IN"/>
+        </w:rPr>
+        <w:t>मत्ती. 24:19–22</w:t>
+      </w:r>
+    </w:p>
+    <w:p>
+      <w:pPr>
+        <w:pStyle w:val="ListBullet"/>
+        <w:spacing w:line="240" w:lineRule="auto"/>
+        <w:ind w:left="720"/>
+      </w:pPr>
+      <w:r>
+        <w:rPr>
+          <w:lang w:val="hi_IN" w:bidi="hi_IN"/>
+        </w:rPr>
+      </w:r>
+      <w:r>
+        <w:rPr>
+          <w:lang w:val="hi_IN" w:bidi="hi_IN"/>
+        </w:rPr>
+        <w:t>रोमियो 8:33</w:t>
+      </w:r>
     </w:p>
     <w:p>
       <w:pPr>
@@ -4685,210 +4361,156 @@
           <w:lang w:val="hi_IN" w:bidi="hi_IN"/>
         </w:rPr>
       </w:r>
-      <w:hyperlink r:id="rId67">
-        <w:r>
-          <w:rPr>
-            <w:lang w:val="hi_IN" w:bidi="hi_IN"/>
-          </w:rPr>
-          <w:rPr>
-            <w:color w:val="0000EE"/>
-            <w:u w:val="single"/>
-          </w:rPr>
-          <w:t>1 थिस्सलुनीकियों 5:25–28</w:t>
-        </w:r>
-      </w:hyperlink>
-    </w:p>
-    <w:p>
-      <w:pPr>
-        <w:pStyle w:val="ListBullet"/>
-        <w:spacing w:line="240" w:lineRule="auto"/>
-        <w:ind w:left="720"/>
-      </w:pPr>
-      <w:r>
-        <w:rPr>
-          <w:lang w:val="hi_IN" w:bidi="hi_IN"/>
-        </w:rPr>
-      </w:r>
-      <w:hyperlink r:id="rId68">
-        <w:r>
-          <w:rPr>
-            <w:lang w:val="hi_IN" w:bidi="hi_IN"/>
-          </w:rPr>
-          <w:rPr>
-            <w:color w:val="0000EE"/>
-            <w:u w:val="single"/>
-          </w:rPr>
-          <w:t>उत्पत्ति 27:26–27</w:t>
-        </w:r>
-      </w:hyperlink>
-    </w:p>
-    <w:p>
-      <w:pPr>
-        <w:pStyle w:val="ListBullet"/>
-        <w:spacing w:line="240" w:lineRule="auto"/>
-        <w:ind w:left="720"/>
-      </w:pPr>
-      <w:r>
-        <w:rPr>
-          <w:lang w:val="hi_IN" w:bidi="hi_IN"/>
-        </w:rPr>
-      </w:r>
-      <w:hyperlink r:id="rId69">
-        <w:r>
-          <w:rPr>
-            <w:lang w:val="hi_IN" w:bidi="hi_IN"/>
-          </w:rPr>
-          <w:rPr>
-            <w:color w:val="0000EE"/>
-            <w:u w:val="single"/>
-          </w:rPr>
-          <w:t>उत्पत्ति 29:11</w:t>
-        </w:r>
-      </w:hyperlink>
-    </w:p>
-    <w:p>
-      <w:pPr>
-        <w:pStyle w:val="ListBullet"/>
-        <w:spacing w:line="240" w:lineRule="auto"/>
-        <w:ind w:left="720"/>
-      </w:pPr>
-      <w:r>
-        <w:rPr>
-          <w:lang w:val="hi_IN" w:bidi="hi_IN"/>
-        </w:rPr>
-      </w:r>
-      <w:hyperlink r:id="rId70">
-        <w:r>
-          <w:rPr>
-            <w:lang w:val="hi_IN" w:bidi="hi_IN"/>
-          </w:rPr>
-          <w:rPr>
-            <w:color w:val="0000EE"/>
-            <w:u w:val="single"/>
-          </w:rPr>
-          <w:t>उत्पत्ति 31:28</w:t>
-        </w:r>
-      </w:hyperlink>
-    </w:p>
-    <w:p>
-      <w:pPr>
-        <w:pStyle w:val="ListBullet"/>
-        <w:spacing w:line="240" w:lineRule="auto"/>
-        <w:ind w:left="720"/>
-      </w:pPr>
-      <w:r>
-        <w:rPr>
-          <w:lang w:val="hi_IN" w:bidi="hi_IN"/>
-        </w:rPr>
-      </w:r>
-      <w:hyperlink r:id="rId71">
-        <w:r>
-          <w:rPr>
-            <w:lang w:val="hi_IN" w:bidi="hi_IN"/>
-          </w:rPr>
-          <w:rPr>
-            <w:color w:val="0000EE"/>
-            <w:u w:val="single"/>
-          </w:rPr>
-          <w:t>उत्पत्ति 45:15</w:t>
-        </w:r>
-      </w:hyperlink>
-    </w:p>
-    <w:p>
-      <w:pPr>
-        <w:pStyle w:val="ListBullet"/>
-        <w:spacing w:line="240" w:lineRule="auto"/>
-        <w:ind w:left="720"/>
-      </w:pPr>
-      <w:r>
-        <w:rPr>
-          <w:lang w:val="hi_IN" w:bidi="hi_IN"/>
-        </w:rPr>
-      </w:r>
-      <w:hyperlink r:id="rId72">
-        <w:r>
-          <w:rPr>
-            <w:lang w:val="hi_IN" w:bidi="hi_IN"/>
-          </w:rPr>
-          <w:rPr>
-            <w:color w:val="0000EE"/>
-            <w:u w:val="single"/>
-          </w:rPr>
-          <w:t>उत्पत्ति 48:10</w:t>
-        </w:r>
-      </w:hyperlink>
-    </w:p>
-    <w:p>
-      <w:pPr>
-        <w:pStyle w:val="ListBullet"/>
-        <w:spacing w:line="240" w:lineRule="auto"/>
-        <w:ind w:left="720"/>
-      </w:pPr>
-      <w:r>
-        <w:rPr>
-          <w:lang w:val="hi_IN" w:bidi="hi_IN"/>
-        </w:rPr>
-      </w:r>
-      <w:hyperlink r:id="rId73">
-        <w:r>
-          <w:rPr>
-            <w:lang w:val="hi_IN" w:bidi="hi_IN"/>
-          </w:rPr>
-          <w:rPr>
-            <w:color w:val="0000EE"/>
-            <w:u w:val="single"/>
-          </w:rPr>
-          <w:t>लूका 22:48</w:t>
-        </w:r>
-      </w:hyperlink>
-    </w:p>
-    <w:p>
-      <w:pPr>
-        <w:pStyle w:val="ListBullet"/>
-        <w:spacing w:line="240" w:lineRule="auto"/>
-        <w:ind w:left="720"/>
-      </w:pPr>
-      <w:r>
-        <w:rPr>
-          <w:lang w:val="hi_IN" w:bidi="hi_IN"/>
-        </w:rPr>
-      </w:r>
-      <w:hyperlink r:id="rId74">
-        <w:r>
-          <w:rPr>
-            <w:lang w:val="hi_IN" w:bidi="hi_IN"/>
-          </w:rPr>
-          <w:rPr>
-            <w:color w:val="0000EE"/>
-            <w:u w:val="single"/>
-          </w:rPr>
-          <w:t>मरकुस 14:45</w:t>
-        </w:r>
-      </w:hyperlink>
-    </w:p>
-    <w:p>
-      <w:pPr>
-        <w:pStyle w:val="ListBullet"/>
-        <w:spacing w:line="240" w:lineRule="auto"/>
-        <w:ind w:left="720"/>
-      </w:pPr>
-      <w:r>
-        <w:rPr>
-          <w:lang w:val="hi_IN" w:bidi="hi_IN"/>
-        </w:rPr>
-      </w:r>
-      <w:hyperlink r:id="rId75">
-        <w:r>
-          <w:rPr>
-            <w:lang w:val="hi_IN" w:bidi="hi_IN"/>
-          </w:rPr>
-          <w:rPr>
-            <w:color w:val="0000EE"/>
-            <w:u w:val="single"/>
-          </w:rPr>
-          <w:t>मत्ती 26:48</w:t>
-        </w:r>
-      </w:hyperlink>
+      <w:r>
+        <w:rPr>
+          <w:lang w:val="hi_IN" w:bidi="hi_IN"/>
+        </w:rPr>
+        <w:t>1 थिस्सलुनीकियों 5:25–28</w:t>
+      </w:r>
+    </w:p>
+    <w:p>
+      <w:pPr>
+        <w:pStyle w:val="ListBullet"/>
+        <w:spacing w:line="240" w:lineRule="auto"/>
+        <w:ind w:left="720"/>
+      </w:pPr>
+      <w:r>
+        <w:rPr>
+          <w:lang w:val="hi_IN" w:bidi="hi_IN"/>
+        </w:rPr>
+      </w:r>
+      <w:r>
+        <w:rPr>
+          <w:lang w:val="hi_IN" w:bidi="hi_IN"/>
+        </w:rPr>
+        <w:t>उत्पत्ति 27:26–27</w:t>
+      </w:r>
+    </w:p>
+    <w:p>
+      <w:pPr>
+        <w:pStyle w:val="ListBullet"/>
+        <w:spacing w:line="240" w:lineRule="auto"/>
+        <w:ind w:left="720"/>
+      </w:pPr>
+      <w:r>
+        <w:rPr>
+          <w:lang w:val="hi_IN" w:bidi="hi_IN"/>
+        </w:rPr>
+      </w:r>
+      <w:r>
+        <w:rPr>
+          <w:lang w:val="hi_IN" w:bidi="hi_IN"/>
+        </w:rPr>
+        <w:t>उत्पत्ति 29:11</w:t>
+      </w:r>
+    </w:p>
+    <w:p>
+      <w:pPr>
+        <w:pStyle w:val="ListBullet"/>
+        <w:spacing w:line="240" w:lineRule="auto"/>
+        <w:ind w:left="720"/>
+      </w:pPr>
+      <w:r>
+        <w:rPr>
+          <w:lang w:val="hi_IN" w:bidi="hi_IN"/>
+        </w:rPr>
+      </w:r>
+      <w:r>
+        <w:rPr>
+          <w:lang w:val="hi_IN" w:bidi="hi_IN"/>
+        </w:rPr>
+        <w:t>उत्पत्ति 31:28</w:t>
+      </w:r>
+    </w:p>
+    <w:p>
+      <w:pPr>
+        <w:pStyle w:val="ListBullet"/>
+        <w:spacing w:line="240" w:lineRule="auto"/>
+        <w:ind w:left="720"/>
+      </w:pPr>
+      <w:r>
+        <w:rPr>
+          <w:lang w:val="hi_IN" w:bidi="hi_IN"/>
+        </w:rPr>
+      </w:r>
+      <w:r>
+        <w:rPr>
+          <w:lang w:val="hi_IN" w:bidi="hi_IN"/>
+        </w:rPr>
+        <w:t>उत्पत्ति 45:15</w:t>
+      </w:r>
+    </w:p>
+    <w:p>
+      <w:pPr>
+        <w:pStyle w:val="ListBullet"/>
+        <w:spacing w:line="240" w:lineRule="auto"/>
+        <w:ind w:left="720"/>
+      </w:pPr>
+      <w:r>
+        <w:rPr>
+          <w:lang w:val="hi_IN" w:bidi="hi_IN"/>
+        </w:rPr>
+      </w:r>
+      <w:r>
+        <w:rPr>
+          <w:lang w:val="hi_IN" w:bidi="hi_IN"/>
+        </w:rPr>
+        <w:t>उत्पत्ति 48:10</w:t>
+      </w:r>
+    </w:p>
+    <w:p>
+      <w:pPr>
+        <w:pStyle w:val="ListBullet"/>
+        <w:spacing w:line="240" w:lineRule="auto"/>
+        <w:ind w:left="720"/>
+      </w:pPr>
+      <w:r>
+        <w:rPr>
+          <w:lang w:val="hi_IN" w:bidi="hi_IN"/>
+        </w:rPr>
+      </w:r>
+      <w:r>
+        <w:rPr>
+          <w:lang w:val="hi_IN" w:bidi="hi_IN"/>
+        </w:rPr>
+        <w:t>लूका 22:48</w:t>
+      </w:r>
+    </w:p>
+    <w:p>
+      <w:pPr>
+        <w:pStyle w:val="ListBullet"/>
+        <w:spacing w:line="240" w:lineRule="auto"/>
+        <w:ind w:left="720"/>
+      </w:pPr>
+      <w:r>
+        <w:rPr>
+          <w:lang w:val="hi_IN" w:bidi="hi_IN"/>
+        </w:rPr>
+      </w:r>
+      <w:r>
+        <w:rPr>
+          <w:lang w:val="hi_IN" w:bidi="hi_IN"/>
+        </w:rPr>
+        <w:t>मरकुस 14:45</w:t>
+      </w:r>
+    </w:p>
+    <w:p>
+      <w:pPr>
+        <w:pStyle w:val="ListBullet"/>
+        <w:spacing w:line="240" w:lineRule="auto"/>
+        <w:ind w:left="720"/>
+      </w:pPr>
+      <w:r>
+        <w:rPr>
+          <w:lang w:val="hi_IN" w:bidi="hi_IN"/>
+        </w:rPr>
+      </w:r>
+      <w:r>
+        <w:rPr>
+          <w:lang w:val="hi_IN" w:bidi="hi_IN"/>
+        </w:rPr>
+        <w:t>मत्ती 26:48</w:t>
+      </w:r>
     </w:p>
     <w:p>
       <w:pPr>
@@ -5265,210 +4887,156 @@
           <w:lang w:val="hi_IN" w:bidi="hi_IN"/>
         </w:rPr>
       </w:r>
-      <w:hyperlink r:id="rId76">
-        <w:r>
-          <w:rPr>
-            <w:lang w:val="hi_IN" w:bidi="hi_IN"/>
-          </w:rPr>
-          <w:rPr>
-            <w:color w:val="0000EE"/>
-            <w:u w:val="single"/>
-          </w:rPr>
-          <w:t>प्रे.का. 6:1</w:t>
-        </w:r>
-      </w:hyperlink>
-    </w:p>
-    <w:p>
-      <w:pPr>
-        <w:pStyle w:val="ListBullet"/>
-        <w:spacing w:line="240" w:lineRule="auto"/>
-        <w:ind w:left="720"/>
-      </w:pPr>
-      <w:r>
-        <w:rPr>
-          <w:lang w:val="hi_IN" w:bidi="hi_IN"/>
-        </w:rPr>
-      </w:r>
-      <w:hyperlink r:id="rId77">
-        <w:r>
-          <w:rPr>
-            <w:lang w:val="hi_IN" w:bidi="hi_IN"/>
-          </w:rPr>
-          <w:rPr>
-            <w:color w:val="0000EE"/>
-            <w:u w:val="single"/>
-          </w:rPr>
-          <w:t>प्रे.का. 9:26–27</w:t>
-        </w:r>
-      </w:hyperlink>
-    </w:p>
-    <w:p>
-      <w:pPr>
-        <w:pStyle w:val="ListBullet"/>
-        <w:spacing w:line="240" w:lineRule="auto"/>
-        <w:ind w:left="720"/>
-      </w:pPr>
-      <w:r>
-        <w:rPr>
-          <w:lang w:val="hi_IN" w:bidi="hi_IN"/>
-        </w:rPr>
-      </w:r>
-      <w:hyperlink r:id="rId78">
-        <w:r>
-          <w:rPr>
-            <w:lang w:val="hi_IN" w:bidi="hi_IN"/>
-          </w:rPr>
-          <w:rPr>
-            <w:color w:val="0000EE"/>
-            <w:u w:val="single"/>
-          </w:rPr>
-          <w:t>प्रे.का. 11:26</w:t>
-        </w:r>
-      </w:hyperlink>
-    </w:p>
-    <w:p>
-      <w:pPr>
-        <w:pStyle w:val="ListBullet"/>
-        <w:spacing w:line="240" w:lineRule="auto"/>
-        <w:ind w:left="720"/>
-      </w:pPr>
-      <w:r>
-        <w:rPr>
-          <w:lang w:val="hi_IN" w:bidi="hi_IN"/>
-        </w:rPr>
-      </w:r>
-      <w:hyperlink r:id="rId79">
-        <w:r>
-          <w:rPr>
-            <w:lang w:val="hi_IN" w:bidi="hi_IN"/>
-          </w:rPr>
-          <w:rPr>
-            <w:color w:val="0000EE"/>
-            <w:u w:val="single"/>
-          </w:rPr>
-          <w:t>प्रे.का. 14:22</w:t>
-        </w:r>
-      </w:hyperlink>
-    </w:p>
-    <w:p>
-      <w:pPr>
-        <w:pStyle w:val="ListBullet"/>
-        <w:spacing w:line="240" w:lineRule="auto"/>
-        <w:ind w:left="720"/>
-      </w:pPr>
-      <w:r>
-        <w:rPr>
-          <w:lang w:val="hi_IN" w:bidi="hi_IN"/>
-        </w:rPr>
-      </w:r>
-      <w:hyperlink r:id="rId80">
-        <w:r>
-          <w:rPr>
-            <w:lang w:val="hi_IN" w:bidi="hi_IN"/>
-          </w:rPr>
-          <w:rPr>
-            <w:color w:val="0000EE"/>
-            <w:u w:val="single"/>
-          </w:rPr>
-          <w:t>यूहन्ना 13:23</w:t>
-        </w:r>
-      </w:hyperlink>
-    </w:p>
-    <w:p>
-      <w:pPr>
-        <w:pStyle w:val="ListBullet"/>
-        <w:spacing w:line="240" w:lineRule="auto"/>
-        <w:ind w:left="720"/>
-      </w:pPr>
-      <w:r>
-        <w:rPr>
-          <w:lang w:val="hi_IN" w:bidi="hi_IN"/>
-        </w:rPr>
-      </w:r>
-      <w:hyperlink r:id="rId81">
-        <w:r>
-          <w:rPr>
-            <w:lang w:val="hi_IN" w:bidi="hi_IN"/>
-          </w:rPr>
-          <w:rPr>
-            <w:color w:val="0000EE"/>
-            <w:u w:val="single"/>
-          </w:rPr>
-          <w:t>लूका 6:40</w:t>
-        </w:r>
-      </w:hyperlink>
-    </w:p>
-    <w:p>
-      <w:pPr>
-        <w:pStyle w:val="ListBullet"/>
-        <w:spacing w:line="240" w:lineRule="auto"/>
-        <w:ind w:left="720"/>
-      </w:pPr>
-      <w:r>
-        <w:rPr>
-          <w:lang w:val="hi_IN" w:bidi="hi_IN"/>
-        </w:rPr>
-      </w:r>
-      <w:hyperlink r:id="rId82">
-        <w:r>
-          <w:rPr>
-            <w:lang w:val="hi_IN" w:bidi="hi_IN"/>
-          </w:rPr>
-          <w:rPr>
-            <w:color w:val="0000EE"/>
-            <w:u w:val="single"/>
-          </w:rPr>
-          <w:t>मत्ती 11:3</w:t>
-        </w:r>
-      </w:hyperlink>
-    </w:p>
-    <w:p>
-      <w:pPr>
-        <w:pStyle w:val="ListBullet"/>
-        <w:spacing w:line="240" w:lineRule="auto"/>
-        <w:ind w:left="720"/>
-      </w:pPr>
-      <w:r>
-        <w:rPr>
-          <w:lang w:val="hi_IN" w:bidi="hi_IN"/>
-        </w:rPr>
-      </w:r>
-      <w:hyperlink r:id="rId83">
-        <w:r>
-          <w:rPr>
-            <w:lang w:val="hi_IN" w:bidi="hi_IN"/>
-          </w:rPr>
-          <w:rPr>
-            <w:color w:val="0000EE"/>
-            <w:u w:val="single"/>
-          </w:rPr>
-          <w:t>मत्ती 26:33–35</w:t>
-        </w:r>
-      </w:hyperlink>
-    </w:p>
-    <w:p>
-      <w:pPr>
-        <w:pStyle w:val="ListBullet"/>
-        <w:spacing w:line="240" w:lineRule="auto"/>
-        <w:ind w:left="720"/>
-      </w:pPr>
-      <w:r>
-        <w:rPr>
-          <w:lang w:val="hi_IN" w:bidi="hi_IN"/>
-        </w:rPr>
-      </w:r>
-      <w:hyperlink r:id="rId84">
-        <w:r>
-          <w:rPr>
-            <w:lang w:val="hi_IN" w:bidi="hi_IN"/>
-          </w:rPr>
-          <w:rPr>
-            <w:color w:val="0000EE"/>
-            <w:u w:val="single"/>
-          </w:rPr>
-          <w:t>मत्ती 27:64</w:t>
-        </w:r>
-      </w:hyperlink>
+      <w:r>
+        <w:rPr>
+          <w:lang w:val="hi_IN" w:bidi="hi_IN"/>
+        </w:rPr>
+        <w:t>प्रे.का. 6:1</w:t>
+      </w:r>
+    </w:p>
+    <w:p>
+      <w:pPr>
+        <w:pStyle w:val="ListBullet"/>
+        <w:spacing w:line="240" w:lineRule="auto"/>
+        <w:ind w:left="720"/>
+      </w:pPr>
+      <w:r>
+        <w:rPr>
+          <w:lang w:val="hi_IN" w:bidi="hi_IN"/>
+        </w:rPr>
+      </w:r>
+      <w:r>
+        <w:rPr>
+          <w:lang w:val="hi_IN" w:bidi="hi_IN"/>
+        </w:rPr>
+        <w:t>प्रे.का. 9:26–27</w:t>
+      </w:r>
+    </w:p>
+    <w:p>
+      <w:pPr>
+        <w:pStyle w:val="ListBullet"/>
+        <w:spacing w:line="240" w:lineRule="auto"/>
+        <w:ind w:left="720"/>
+      </w:pPr>
+      <w:r>
+        <w:rPr>
+          <w:lang w:val="hi_IN" w:bidi="hi_IN"/>
+        </w:rPr>
+      </w:r>
+      <w:r>
+        <w:rPr>
+          <w:lang w:val="hi_IN" w:bidi="hi_IN"/>
+        </w:rPr>
+        <w:t>प्रे.का. 11:26</w:t>
+      </w:r>
+    </w:p>
+    <w:p>
+      <w:pPr>
+        <w:pStyle w:val="ListBullet"/>
+        <w:spacing w:line="240" w:lineRule="auto"/>
+        <w:ind w:left="720"/>
+      </w:pPr>
+      <w:r>
+        <w:rPr>
+          <w:lang w:val="hi_IN" w:bidi="hi_IN"/>
+        </w:rPr>
+      </w:r>
+      <w:r>
+        <w:rPr>
+          <w:lang w:val="hi_IN" w:bidi="hi_IN"/>
+        </w:rPr>
+        <w:t>प्रे.का. 14:22</w:t>
+      </w:r>
+    </w:p>
+    <w:p>
+      <w:pPr>
+        <w:pStyle w:val="ListBullet"/>
+        <w:spacing w:line="240" w:lineRule="auto"/>
+        <w:ind w:left="720"/>
+      </w:pPr>
+      <w:r>
+        <w:rPr>
+          <w:lang w:val="hi_IN" w:bidi="hi_IN"/>
+        </w:rPr>
+      </w:r>
+      <w:r>
+        <w:rPr>
+          <w:lang w:val="hi_IN" w:bidi="hi_IN"/>
+        </w:rPr>
+        <w:t>यूहन्ना 13:23</w:t>
+      </w:r>
+    </w:p>
+    <w:p>
+      <w:pPr>
+        <w:pStyle w:val="ListBullet"/>
+        <w:spacing w:line="240" w:lineRule="auto"/>
+        <w:ind w:left="720"/>
+      </w:pPr>
+      <w:r>
+        <w:rPr>
+          <w:lang w:val="hi_IN" w:bidi="hi_IN"/>
+        </w:rPr>
+      </w:r>
+      <w:r>
+        <w:rPr>
+          <w:lang w:val="hi_IN" w:bidi="hi_IN"/>
+        </w:rPr>
+        <w:t>लूका 6:40</w:t>
+      </w:r>
+    </w:p>
+    <w:p>
+      <w:pPr>
+        <w:pStyle w:val="ListBullet"/>
+        <w:spacing w:line="240" w:lineRule="auto"/>
+        <w:ind w:left="720"/>
+      </w:pPr>
+      <w:r>
+        <w:rPr>
+          <w:lang w:val="hi_IN" w:bidi="hi_IN"/>
+        </w:rPr>
+      </w:r>
+      <w:r>
+        <w:rPr>
+          <w:lang w:val="hi_IN" w:bidi="hi_IN"/>
+        </w:rPr>
+        <w:t>मत्ती 11:3</w:t>
+      </w:r>
+    </w:p>
+    <w:p>
+      <w:pPr>
+        <w:pStyle w:val="ListBullet"/>
+        <w:spacing w:line="240" w:lineRule="auto"/>
+        <w:ind w:left="720"/>
+      </w:pPr>
+      <w:r>
+        <w:rPr>
+          <w:lang w:val="hi_IN" w:bidi="hi_IN"/>
+        </w:rPr>
+      </w:r>
+      <w:r>
+        <w:rPr>
+          <w:lang w:val="hi_IN" w:bidi="hi_IN"/>
+        </w:rPr>
+        <w:t>मत्ती 26:33–35</w:t>
+      </w:r>
+    </w:p>
+    <w:p>
+      <w:pPr>
+        <w:pStyle w:val="ListBullet"/>
+        <w:spacing w:line="240" w:lineRule="auto"/>
+        <w:ind w:left="720"/>
+      </w:pPr>
+      <w:r>
+        <w:rPr>
+          <w:lang w:val="hi_IN" w:bidi="hi_IN"/>
+        </w:rPr>
+      </w:r>
+      <w:r>
+        <w:rPr>
+          <w:lang w:val="hi_IN" w:bidi="hi_IN"/>
+        </w:rPr>
+        <w:t>मत्ती 27:64</w:t>
+      </w:r>
     </w:p>
     <w:p>
       <w:pPr>
@@ -5964,114 +5532,84 @@
           <w:lang w:val="hi_IN" w:bidi="hi_IN"/>
         </w:rPr>
       </w:r>
-      <w:hyperlink r:id="rId85">
-        <w:r>
-          <w:rPr>
-            <w:lang w:val="hi_IN" w:bidi="hi_IN"/>
-          </w:rPr>
-          <w:rPr>
-            <w:color w:val="0000EE"/>
-            <w:u w:val="single"/>
-          </w:rPr>
-          <w:t>2 पतरस 03:10</w:t>
-        </w:r>
-      </w:hyperlink>
-    </w:p>
-    <w:p>
-      <w:pPr>
-        <w:pStyle w:val="ListBullet"/>
-        <w:spacing w:line="240" w:lineRule="auto"/>
-        <w:ind w:left="720"/>
-      </w:pPr>
-      <w:r>
-        <w:rPr>
-          <w:lang w:val="hi_IN" w:bidi="hi_IN"/>
-        </w:rPr>
-      </w:r>
-      <w:hyperlink r:id="rId86">
-        <w:r>
-          <w:rPr>
-            <w:lang w:val="hi_IN" w:bidi="hi_IN"/>
-          </w:rPr>
-          <w:rPr>
-            <w:color w:val="0000EE"/>
-            <w:u w:val="single"/>
-          </w:rPr>
-          <w:t>लूका 12:33</w:t>
-        </w:r>
-      </w:hyperlink>
-    </w:p>
-    <w:p>
-      <w:pPr>
-        <w:pStyle w:val="ListBullet"/>
-        <w:spacing w:line="240" w:lineRule="auto"/>
-        <w:ind w:left="720"/>
-      </w:pPr>
-      <w:r>
-        <w:rPr>
-          <w:lang w:val="hi_IN" w:bidi="hi_IN"/>
-        </w:rPr>
-      </w:r>
-      <w:hyperlink r:id="rId87">
-        <w:r>
-          <w:rPr>
-            <w:lang w:val="hi_IN" w:bidi="hi_IN"/>
-          </w:rPr>
-          <w:rPr>
-            <w:color w:val="0000EE"/>
-            <w:u w:val="single"/>
-          </w:rPr>
-          <w:t>मरकुस 14:48</w:t>
-        </w:r>
-      </w:hyperlink>
-    </w:p>
-    <w:p>
-      <w:pPr>
-        <w:pStyle w:val="ListBullet"/>
-        <w:spacing w:line="240" w:lineRule="auto"/>
-        <w:ind w:left="720"/>
-      </w:pPr>
-      <w:r>
-        <w:rPr>
-          <w:lang w:val="hi_IN" w:bidi="hi_IN"/>
-        </w:rPr>
-      </w:r>
-      <w:hyperlink r:id="rId88">
-        <w:r>
-          <w:rPr>
-            <w:lang w:val="hi_IN" w:bidi="hi_IN"/>
-          </w:rPr>
-          <w:rPr>
-            <w:color w:val="0000EE"/>
-            <w:u w:val="single"/>
-          </w:rPr>
-          <w:t>नीतिवचन 6:30</w:t>
-        </w:r>
-      </w:hyperlink>
-    </w:p>
-    <w:p>
-      <w:pPr>
-        <w:pStyle w:val="ListBullet"/>
-        <w:spacing w:line="240" w:lineRule="auto"/>
-        <w:ind w:left="720"/>
-      </w:pPr>
-      <w:r>
-        <w:rPr>
-          <w:lang w:val="hi_IN" w:bidi="hi_IN"/>
-        </w:rPr>
-      </w:r>
-      <w:hyperlink r:id="rId89">
-        <w:r>
-          <w:rPr>
-            <w:lang w:val="hi_IN" w:bidi="hi_IN"/>
-          </w:rPr>
-          <w:rPr>
-            <w:color w:val="0000EE"/>
-            <w:u w:val="single"/>
-          </w:rPr>
-          <w:t>प्रकाशितवाक्य 3:3</w:t>
-        </w:r>
-      </w:hyperlink>
+      <w:r>
+        <w:rPr>
+          <w:lang w:val="hi_IN" w:bidi="hi_IN"/>
+        </w:rPr>
+        <w:t>2 पतरस 03:10</w:t>
+      </w:r>
+    </w:p>
+    <w:p>
+      <w:pPr>
+        <w:pStyle w:val="ListBullet"/>
+        <w:spacing w:line="240" w:lineRule="auto"/>
+        <w:ind w:left="720"/>
+      </w:pPr>
+      <w:r>
+        <w:rPr>
+          <w:lang w:val="hi_IN" w:bidi="hi_IN"/>
+        </w:rPr>
+      </w:r>
+      <w:r>
+        <w:rPr>
+          <w:lang w:val="hi_IN" w:bidi="hi_IN"/>
+        </w:rPr>
+        <w:t>लूका 12:33</w:t>
+      </w:r>
+    </w:p>
+    <w:p>
+      <w:pPr>
+        <w:pStyle w:val="ListBullet"/>
+        <w:spacing w:line="240" w:lineRule="auto"/>
+        <w:ind w:left="720"/>
+      </w:pPr>
+      <w:r>
+        <w:rPr>
+          <w:lang w:val="hi_IN" w:bidi="hi_IN"/>
+        </w:rPr>
+      </w:r>
+      <w:r>
+        <w:rPr>
+          <w:lang w:val="hi_IN" w:bidi="hi_IN"/>
+        </w:rPr>
+        <w:t>मरकुस 14:48</w:t>
+      </w:r>
+    </w:p>
+    <w:p>
+      <w:pPr>
+        <w:pStyle w:val="ListBullet"/>
+        <w:spacing w:line="240" w:lineRule="auto"/>
+        <w:ind w:left="720"/>
+      </w:pPr>
+      <w:r>
+        <w:rPr>
+          <w:lang w:val="hi_IN" w:bidi="hi_IN"/>
+        </w:rPr>
+      </w:r>
+      <w:r>
+        <w:rPr>
+          <w:lang w:val="hi_IN" w:bidi="hi_IN"/>
+        </w:rPr>
+        <w:t>नीतिवचन 6:30</w:t>
+      </w:r>
+    </w:p>
+    <w:p>
+      <w:pPr>
+        <w:pStyle w:val="ListBullet"/>
+        <w:spacing w:line="240" w:lineRule="auto"/>
+        <w:ind w:left="720"/>
+      </w:pPr>
+      <w:r>
+        <w:rPr>
+          <w:lang w:val="hi_IN" w:bidi="hi_IN"/>
+        </w:rPr>
+      </w:r>
+      <w:r>
+        <w:rPr>
+          <w:lang w:val="hi_IN" w:bidi="hi_IN"/>
+        </w:rPr>
+        <w:t>प्रकाशितवाक्य 3:3</w:t>
+      </w:r>
     </w:p>
     <w:p>
       <w:pPr>
@@ -6287,138 +5825,102 @@
           <w:lang w:val="hi_IN" w:bidi="hi_IN"/>
         </w:rPr>
       </w:r>
-      <w:hyperlink r:id="rId67">
-        <w:r>
-          <w:rPr>
-            <w:lang w:val="hi_IN" w:bidi="hi_IN"/>
-          </w:rPr>
-          <w:rPr>
-            <w:color w:val="0000EE"/>
-            <w:u w:val="single"/>
-          </w:rPr>
-          <w:t>1 थिस्सलुनीकियों 05:06</w:t>
-        </w:r>
-      </w:hyperlink>
-    </w:p>
-    <w:p>
-      <w:pPr>
-        <w:pStyle w:val="ListBullet"/>
-        <w:spacing w:line="240" w:lineRule="auto"/>
-        <w:ind w:left="720"/>
-      </w:pPr>
-      <w:r>
-        <w:rPr>
-          <w:lang w:val="hi_IN" w:bidi="hi_IN"/>
-        </w:rPr>
-      </w:r>
-      <w:hyperlink r:id="rId90">
-        <w:r>
-          <w:rPr>
-            <w:lang w:val="hi_IN" w:bidi="hi_IN"/>
-          </w:rPr>
-          <w:rPr>
-            <w:color w:val="0000EE"/>
-            <w:u w:val="single"/>
-          </w:rPr>
-          <w:t>इब्रानियों 13:17</w:t>
-        </w:r>
-      </w:hyperlink>
-    </w:p>
-    <w:p>
-      <w:pPr>
-        <w:pStyle w:val="ListBullet"/>
-        <w:spacing w:line="240" w:lineRule="auto"/>
-        <w:ind w:left="720"/>
-      </w:pPr>
-      <w:r>
-        <w:rPr>
-          <w:lang w:val="hi_IN" w:bidi="hi_IN"/>
-        </w:rPr>
-      </w:r>
-      <w:hyperlink r:id="rId91">
-        <w:r>
-          <w:rPr>
-            <w:lang w:val="hi_IN" w:bidi="hi_IN"/>
-          </w:rPr>
-          <w:rPr>
-            <w:color w:val="0000EE"/>
-            <w:u w:val="single"/>
-          </w:rPr>
-          <w:t>यिर्मयाह 31:4–6</w:t>
-        </w:r>
-      </w:hyperlink>
-    </w:p>
-    <w:p>
-      <w:pPr>
-        <w:pStyle w:val="ListBullet"/>
-        <w:spacing w:line="240" w:lineRule="auto"/>
-        <w:ind w:left="720"/>
-      </w:pPr>
-      <w:r>
-        <w:rPr>
-          <w:lang w:val="hi_IN" w:bidi="hi_IN"/>
-        </w:rPr>
-      </w:r>
-      <w:hyperlink r:id="rId92">
-        <w:r>
-          <w:rPr>
-            <w:lang w:val="hi_IN" w:bidi="hi_IN"/>
-          </w:rPr>
-          <w:rPr>
-            <w:color w:val="0000EE"/>
-            <w:u w:val="single"/>
-          </w:rPr>
-          <w:t>मरकुस 08:15</w:t>
-        </w:r>
-      </w:hyperlink>
-    </w:p>
-    <w:p>
-      <w:pPr>
-        <w:pStyle w:val="ListBullet"/>
-        <w:spacing w:line="240" w:lineRule="auto"/>
-        <w:ind w:left="720"/>
-      </w:pPr>
-      <w:r>
-        <w:rPr>
-          <w:lang w:val="hi_IN" w:bidi="hi_IN"/>
-        </w:rPr>
-      </w:r>
-      <w:hyperlink r:id="rId93">
-        <w:r>
-          <w:rPr>
-            <w:lang w:val="hi_IN" w:bidi="hi_IN"/>
-          </w:rPr>
-          <w:rPr>
-            <w:color w:val="0000EE"/>
-            <w:u w:val="single"/>
-          </w:rPr>
-          <w:t>मरकुस 13:33–34</w:t>
-        </w:r>
-      </w:hyperlink>
-    </w:p>
-    <w:p>
-      <w:pPr>
-        <w:pStyle w:val="ListBullet"/>
-        <w:spacing w:line="240" w:lineRule="auto"/>
-        <w:ind w:left="720"/>
-      </w:pPr>
-      <w:r>
-        <w:rPr>
-          <w:lang w:val="hi_IN" w:bidi="hi_IN"/>
-        </w:rPr>
-      </w:r>
-      <w:hyperlink r:id="rId94">
-        <w:r>
-          <w:rPr>
-            <w:lang w:val="hi_IN" w:bidi="hi_IN"/>
-          </w:rPr>
-          <w:rPr>
-            <w:color w:val="0000EE"/>
-            <w:u w:val="single"/>
-          </w:rPr>
-          <w:t>मत्ती 25:10–13</w:t>
-        </w:r>
-      </w:hyperlink>
+      <w:r>
+        <w:rPr>
+          <w:lang w:val="hi_IN" w:bidi="hi_IN"/>
+        </w:rPr>
+        <w:t>1 थिस्सलुनीकियों 05:06</w:t>
+      </w:r>
+    </w:p>
+    <w:p>
+      <w:pPr>
+        <w:pStyle w:val="ListBullet"/>
+        <w:spacing w:line="240" w:lineRule="auto"/>
+        <w:ind w:left="720"/>
+      </w:pPr>
+      <w:r>
+        <w:rPr>
+          <w:lang w:val="hi_IN" w:bidi="hi_IN"/>
+        </w:rPr>
+      </w:r>
+      <w:r>
+        <w:rPr>
+          <w:lang w:val="hi_IN" w:bidi="hi_IN"/>
+        </w:rPr>
+        <w:t>इब्रानियों 13:17</w:t>
+      </w:r>
+    </w:p>
+    <w:p>
+      <w:pPr>
+        <w:pStyle w:val="ListBullet"/>
+        <w:spacing w:line="240" w:lineRule="auto"/>
+        <w:ind w:left="720"/>
+      </w:pPr>
+      <w:r>
+        <w:rPr>
+          <w:lang w:val="hi_IN" w:bidi="hi_IN"/>
+        </w:rPr>
+      </w:r>
+      <w:r>
+        <w:rPr>
+          <w:lang w:val="hi_IN" w:bidi="hi_IN"/>
+        </w:rPr>
+        <w:t>यिर्मयाह 31:4–6</w:t>
+      </w:r>
+    </w:p>
+    <w:p>
+      <w:pPr>
+        <w:pStyle w:val="ListBullet"/>
+        <w:spacing w:line="240" w:lineRule="auto"/>
+        <w:ind w:left="720"/>
+      </w:pPr>
+      <w:r>
+        <w:rPr>
+          <w:lang w:val="hi_IN" w:bidi="hi_IN"/>
+        </w:rPr>
+      </w:r>
+      <w:r>
+        <w:rPr>
+          <w:lang w:val="hi_IN" w:bidi="hi_IN"/>
+        </w:rPr>
+        <w:t>मरकुस 08:15</w:t>
+      </w:r>
+    </w:p>
+    <w:p>
+      <w:pPr>
+        <w:pStyle w:val="ListBullet"/>
+        <w:spacing w:line="240" w:lineRule="auto"/>
+        <w:ind w:left="720"/>
+      </w:pPr>
+      <w:r>
+        <w:rPr>
+          <w:lang w:val="hi_IN" w:bidi="hi_IN"/>
+        </w:rPr>
+      </w:r>
+      <w:r>
+        <w:rPr>
+          <w:lang w:val="hi_IN" w:bidi="hi_IN"/>
+        </w:rPr>
+        <w:t>मरकुस 13:33–34</w:t>
+      </w:r>
+    </w:p>
+    <w:p>
+      <w:pPr>
+        <w:pStyle w:val="ListBullet"/>
+        <w:spacing w:line="240" w:lineRule="auto"/>
+        <w:ind w:left="720"/>
+      </w:pPr>
+      <w:r>
+        <w:rPr>
+          <w:lang w:val="hi_IN" w:bidi="hi_IN"/>
+        </w:rPr>
+      </w:r>
+      <w:r>
+        <w:rPr>
+          <w:lang w:val="hi_IN" w:bidi="hi_IN"/>
+        </w:rPr>
+        <w:t>मत्ती 25:10–13</w:t>
+      </w:r>
     </w:p>
     <w:p>
       <w:pPr>
@@ -6622,90 +6124,66 @@
           <w:lang w:val="hi_IN" w:bidi="hi_IN"/>
         </w:rPr>
       </w:r>
-      <w:hyperlink r:id="rId95">
-        <w:r>
-          <w:rPr>
-            <w:lang w:val="hi_IN" w:bidi="hi_IN"/>
-          </w:rPr>
-          <w:rPr>
-            <w:color w:val="0000EE"/>
-            <w:u w:val="single"/>
-          </w:rPr>
-          <w:t>1 राजा 06:31–32</w:t>
-        </w:r>
-      </w:hyperlink>
-    </w:p>
-    <w:p>
-      <w:pPr>
-        <w:pStyle w:val="ListBullet"/>
-        <w:spacing w:line="240" w:lineRule="auto"/>
-        <w:ind w:left="720"/>
-      </w:pPr>
-      <w:r>
-        <w:rPr>
-          <w:lang w:val="hi_IN" w:bidi="hi_IN"/>
-        </w:rPr>
-      </w:r>
-      <w:hyperlink r:id="rId96">
-        <w:r>
-          <w:rPr>
-            <w:lang w:val="hi_IN" w:bidi="hi_IN"/>
-          </w:rPr>
-          <w:rPr>
-            <w:color w:val="0000EE"/>
-            <w:u w:val="single"/>
-          </w:rPr>
-          <w:t>व्यवस्थाविवरण 11:20–21</w:t>
-        </w:r>
-      </w:hyperlink>
-    </w:p>
-    <w:p>
-      <w:pPr>
-        <w:pStyle w:val="ListBullet"/>
-        <w:spacing w:line="240" w:lineRule="auto"/>
-        <w:ind w:left="720"/>
-      </w:pPr>
-      <w:r>
-        <w:rPr>
-          <w:lang w:val="hi_IN" w:bidi="hi_IN"/>
-        </w:rPr>
-      </w:r>
-      <w:hyperlink r:id="rId97">
-        <w:r>
-          <w:rPr>
-            <w:lang w:val="hi_IN" w:bidi="hi_IN"/>
-          </w:rPr>
-          <w:rPr>
-            <w:color w:val="0000EE"/>
-            <w:u w:val="single"/>
-          </w:rPr>
-          <w:t>निर्गमन 12:5–8</w:t>
-        </w:r>
-      </w:hyperlink>
-    </w:p>
-    <w:p>
-      <w:pPr>
-        <w:pStyle w:val="ListBullet"/>
-        <w:spacing w:line="240" w:lineRule="auto"/>
-        <w:ind w:left="720"/>
-      </w:pPr>
-      <w:r>
-        <w:rPr>
-          <w:lang w:val="hi_IN" w:bidi="hi_IN"/>
-        </w:rPr>
-      </w:r>
-      <w:hyperlink r:id="rId98">
-        <w:r>
-          <w:rPr>
-            <w:lang w:val="hi_IN" w:bidi="hi_IN"/>
-          </w:rPr>
-          <w:rPr>
-            <w:color w:val="0000EE"/>
-            <w:u w:val="single"/>
-          </w:rPr>
-          <w:t>यशायाह 57:7–8</w:t>
-        </w:r>
-      </w:hyperlink>
+      <w:r>
+        <w:rPr>
+          <w:lang w:val="hi_IN" w:bidi="hi_IN"/>
+        </w:rPr>
+        <w:t>1 राजा 06:31–32</w:t>
+      </w:r>
+    </w:p>
+    <w:p>
+      <w:pPr>
+        <w:pStyle w:val="ListBullet"/>
+        <w:spacing w:line="240" w:lineRule="auto"/>
+        <w:ind w:left="720"/>
+      </w:pPr>
+      <w:r>
+        <w:rPr>
+          <w:lang w:val="hi_IN" w:bidi="hi_IN"/>
+        </w:rPr>
+      </w:r>
+      <w:r>
+        <w:rPr>
+          <w:lang w:val="hi_IN" w:bidi="hi_IN"/>
+        </w:rPr>
+        <w:t>व्यवस्थाविवरण 11:20–21</w:t>
+      </w:r>
+    </w:p>
+    <w:p>
+      <w:pPr>
+        <w:pStyle w:val="ListBullet"/>
+        <w:spacing w:line="240" w:lineRule="auto"/>
+        <w:ind w:left="720"/>
+      </w:pPr>
+      <w:r>
+        <w:rPr>
+          <w:lang w:val="hi_IN" w:bidi="hi_IN"/>
+        </w:rPr>
+      </w:r>
+      <w:r>
+        <w:rPr>
+          <w:lang w:val="hi_IN" w:bidi="hi_IN"/>
+        </w:rPr>
+        <w:t>निर्गमन 12:5–8</w:t>
+      </w:r>
+    </w:p>
+    <w:p>
+      <w:pPr>
+        <w:pStyle w:val="ListBullet"/>
+        <w:spacing w:line="240" w:lineRule="auto"/>
+        <w:ind w:left="720"/>
+      </w:pPr>
+      <w:r>
+        <w:rPr>
+          <w:lang w:val="hi_IN" w:bidi="hi_IN"/>
+        </w:rPr>
+      </w:r>
+      <w:r>
+        <w:rPr>
+          <w:lang w:val="hi_IN" w:bidi="hi_IN"/>
+        </w:rPr>
+        <w:t>यशायाह 57:7–8</w:t>
+      </w:r>
     </w:p>
     <w:p>
       <w:pPr>
@@ -6999,66 +6477,48 @@
           <w:lang w:val="hi_IN" w:bidi="hi_IN"/>
         </w:rPr>
       </w:r>
-      <w:hyperlink r:id="rId99">
-        <w:r>
-          <w:rPr>
-            <w:lang w:val="hi_IN" w:bidi="hi_IN"/>
-          </w:rPr>
-          <w:rPr>
-            <w:color w:val="0000EE"/>
-            <w:u w:val="single"/>
-          </w:rPr>
-          <w:t>लूका 3:1–2</w:t>
-        </w:r>
-      </w:hyperlink>
-    </w:p>
-    <w:p>
-      <w:pPr>
-        <w:pStyle w:val="ListBullet"/>
-        <w:spacing w:line="240" w:lineRule="auto"/>
-        <w:ind w:left="720"/>
-      </w:pPr>
-      <w:r>
-        <w:rPr>
-          <w:lang w:val="hi_IN" w:bidi="hi_IN"/>
-        </w:rPr>
-      </w:r>
-      <w:hyperlink r:id="rId100">
-        <w:r>
-          <w:rPr>
-            <w:lang w:val="hi_IN" w:bidi="hi_IN"/>
-          </w:rPr>
-          <w:rPr>
-            <w:color w:val="0000EE"/>
-            <w:u w:val="single"/>
-          </w:rPr>
-          <w:t>लूका 9:7</w:t>
-        </w:r>
-      </w:hyperlink>
-    </w:p>
-    <w:p>
-      <w:pPr>
-        <w:pStyle w:val="ListBullet"/>
-        <w:spacing w:line="240" w:lineRule="auto"/>
-        <w:ind w:left="720"/>
-      </w:pPr>
-      <w:r>
-        <w:rPr>
-          <w:lang w:val="hi_IN" w:bidi="hi_IN"/>
-        </w:rPr>
-      </w:r>
-      <w:hyperlink r:id="rId101">
-        <w:r>
-          <w:rPr>
-            <w:lang w:val="hi_IN" w:bidi="hi_IN"/>
-          </w:rPr>
-          <w:rPr>
-            <w:color w:val="0000EE"/>
-            <w:u w:val="single"/>
-          </w:rPr>
-          <w:t>मत्ती 14:1–2</w:t>
-        </w:r>
-      </w:hyperlink>
+      <w:r>
+        <w:rPr>
+          <w:lang w:val="hi_IN" w:bidi="hi_IN"/>
+        </w:rPr>
+        <w:t>लूका 3:1–2</w:t>
+      </w:r>
+    </w:p>
+    <w:p>
+      <w:pPr>
+        <w:pStyle w:val="ListBullet"/>
+        <w:spacing w:line="240" w:lineRule="auto"/>
+        <w:ind w:left="720"/>
+      </w:pPr>
+      <w:r>
+        <w:rPr>
+          <w:lang w:val="hi_IN" w:bidi="hi_IN"/>
+        </w:rPr>
+      </w:r>
+      <w:r>
+        <w:rPr>
+          <w:lang w:val="hi_IN" w:bidi="hi_IN"/>
+        </w:rPr>
+        <w:t>लूका 9:7</w:t>
+      </w:r>
+    </w:p>
+    <w:p>
+      <w:pPr>
+        <w:pStyle w:val="ListBullet"/>
+        <w:spacing w:line="240" w:lineRule="auto"/>
+        <w:ind w:left="720"/>
+      </w:pPr>
+      <w:r>
+        <w:rPr>
+          <w:lang w:val="hi_IN" w:bidi="hi_IN"/>
+        </w:rPr>
+      </w:r>
+      <w:r>
+        <w:rPr>
+          <w:lang w:val="hi_IN" w:bidi="hi_IN"/>
+        </w:rPr>
+        <w:t>मत्ती 14:1–2</w:t>
+      </w:r>
     </w:p>
     <w:p>
       <w:pPr>

--- a/hin/docx/018.content.docx
+++ b/hin/docx/018.content.docx
@@ -461,13 +461,1353 @@
         <w:rPr>
           <w:lang w:val="hi_IN" w:bidi="hi_IN"/>
         </w:rPr>
+        <w:t xml:space="preserve">(यह भी देखें: सामर्थ्य, </w:t>
+      </w:r>
+      <w:r>
+        <w:rPr>
+          <w:lang w:val="hi_IN" w:bidi="hi_IN"/>
+        </w:rPr>
+        <w:t>भविष्यद्वक्ता</w:t>
+      </w:r>
+      <w:r>
+        <w:rPr>
+          <w:lang w:val="hi_IN" w:bidi="hi_IN"/>
+        </w:rPr>
+        <w:t xml:space="preserve">, </w:t>
+      </w:r>
+      <w:r>
+        <w:rPr>
+          <w:lang w:val="hi_IN" w:bidi="hi_IN"/>
+        </w:rPr>
+        <w:t>प्रेरित</w:t>
+      </w:r>
+      <w:r>
+        <w:rPr>
+          <w:lang w:val="hi_IN" w:bidi="hi_IN"/>
+        </w:rPr>
+        <w:t xml:space="preserve">, </w:t>
+      </w:r>
+      <w:r>
+        <w:rPr>
+          <w:lang w:val="hi_IN" w:bidi="hi_IN"/>
+        </w:rPr>
+        <w:t>चिन्ह</w:t>
+      </w:r>
+      <w:r>
+        <w:rPr>
+          <w:lang w:val="hi_IN" w:bidi="hi_IN"/>
+        </w:rPr>
+        <w:t>)</w:t>
+      </w:r>
+    </w:p>
+    <w:p>
+      <w:pPr>
+        <w:pStyle w:val="Heading3"/>
+      </w:pPr>
+      <w:r>
+        <w:rPr>
+          <w:lang w:val="hi_IN" w:bidi="hi_IN"/>
+        </w:rPr>
+        <w:t>बाइबल सन्दर्भ:</w:t>
+      </w:r>
+    </w:p>
+    <w:p>
+      <w:pPr>
+        <w:pStyle w:val="ListBullet"/>
+        <w:spacing w:line="240" w:lineRule="auto"/>
+        <w:ind w:left="720"/>
+      </w:pPr>
+      <w:r>
+        <w:rPr>
+          <w:lang w:val="hi_IN" w:bidi="hi_IN"/>
+        </w:rPr>
+      </w:r>
+      <w:r>
+        <w:rPr>
+          <w:lang w:val="hi_IN" w:bidi="hi_IN"/>
+        </w:rPr>
+        <w:t>2 थिस्सलुनीकियों 2:8–10</w:t>
+      </w:r>
+    </w:p>
+    <w:p>
+      <w:pPr>
+        <w:pStyle w:val="ListBullet"/>
+        <w:spacing w:line="240" w:lineRule="auto"/>
+        <w:ind w:left="720"/>
+      </w:pPr>
+      <w:r>
+        <w:rPr>
+          <w:lang w:val="hi_IN" w:bidi="hi_IN"/>
+        </w:rPr>
+      </w:r>
+      <w:r>
+        <w:rPr>
+          <w:lang w:val="hi_IN" w:bidi="hi_IN"/>
+        </w:rPr>
+        <w:t>प्रे.का. 04:17</w:t>
+      </w:r>
+    </w:p>
+    <w:p>
+      <w:pPr>
+        <w:pStyle w:val="ListBullet"/>
+        <w:spacing w:line="240" w:lineRule="auto"/>
+        <w:ind w:left="720"/>
+      </w:pPr>
+      <w:r>
+        <w:rPr>
+          <w:lang w:val="hi_IN" w:bidi="hi_IN"/>
+        </w:rPr>
+      </w:r>
+      <w:r>
+        <w:rPr>
+          <w:lang w:val="hi_IN" w:bidi="hi_IN"/>
+        </w:rPr>
+        <w:t>प्रे.का. 4:22</w:t>
+      </w:r>
+    </w:p>
+    <w:p>
+      <w:pPr>
+        <w:pStyle w:val="ListBullet"/>
+        <w:spacing w:line="240" w:lineRule="auto"/>
+        <w:ind w:left="720"/>
+      </w:pPr>
+      <w:r>
+        <w:rPr>
+          <w:lang w:val="hi_IN" w:bidi="hi_IN"/>
+        </w:rPr>
+      </w:r>
+      <w:r>
+        <w:rPr>
+          <w:lang w:val="hi_IN" w:bidi="hi_IN"/>
+        </w:rPr>
+        <w:t>दानिय्येल 4:1–3</w:t>
+      </w:r>
+    </w:p>
+    <w:p>
+      <w:pPr>
+        <w:pStyle w:val="ListBullet"/>
+        <w:spacing w:line="240" w:lineRule="auto"/>
+        <w:ind w:left="720"/>
+      </w:pPr>
+      <w:r>
+        <w:rPr>
+          <w:lang w:val="hi_IN" w:bidi="hi_IN"/>
+        </w:rPr>
+      </w:r>
+      <w:r>
+        <w:rPr>
+          <w:lang w:val="hi_IN" w:bidi="hi_IN"/>
+        </w:rPr>
+        <w:t>व्यवस्थाविवरण 13:1</w:t>
+      </w:r>
+    </w:p>
+    <w:p>
+      <w:pPr>
+        <w:pStyle w:val="ListBullet"/>
+        <w:spacing w:line="240" w:lineRule="auto"/>
+        <w:ind w:left="720"/>
+      </w:pPr>
+      <w:r>
+        <w:rPr>
+          <w:lang w:val="hi_IN" w:bidi="hi_IN"/>
+        </w:rPr>
+      </w:r>
+      <w:r>
+        <w:rPr>
+          <w:lang w:val="hi_IN" w:bidi="hi_IN"/>
+        </w:rPr>
+        <w:t>निर्गमन 3:19–22</w:t>
+      </w:r>
+    </w:p>
+    <w:p>
+      <w:pPr>
+        <w:pStyle w:val="ListBullet"/>
+        <w:spacing w:line="240" w:lineRule="auto"/>
+        <w:ind w:left="720"/>
+      </w:pPr>
+      <w:r>
+        <w:rPr>
+          <w:lang w:val="hi_IN" w:bidi="hi_IN"/>
+        </w:rPr>
+      </w:r>
+      <w:r>
+        <w:rPr>
+          <w:lang w:val="hi_IN" w:bidi="hi_IN"/>
+        </w:rPr>
+        <w:t>यूहन्ना 2:11</w:t>
+      </w:r>
+    </w:p>
+    <w:p>
+      <w:pPr>
+        <w:pStyle w:val="ListBullet"/>
+        <w:spacing w:line="240" w:lineRule="auto"/>
+        <w:ind w:left="720"/>
+      </w:pPr>
+      <w:r>
+        <w:rPr>
+          <w:lang w:val="hi_IN" w:bidi="hi_IN"/>
+        </w:rPr>
+      </w:r>
+      <w:r>
+        <w:rPr>
+          <w:lang w:val="hi_IN" w:bidi="hi_IN"/>
+        </w:rPr>
+        <w:t>मत्ती 13:58</w:t>
+      </w:r>
+    </w:p>
+    <w:p>
+      <w:pPr>
+        <w:pStyle w:val="Heading3"/>
+      </w:pPr>
+      <w:r>
+        <w:rPr>
+          <w:lang w:val="hi_IN" w:bidi="hi_IN"/>
+        </w:rPr>
+        <w:t>बाइबल कहानियों से उदाहरण:</w:t>
+      </w:r>
+    </w:p>
+    <w:p>
+      <w:pPr>
+        <w:pStyle w:val="ListBullet"/>
+        <w:spacing w:line="240" w:lineRule="auto"/>
+        <w:ind w:left="720"/>
+      </w:pPr>
+      <w:r>
+        <w:rPr>
+          <w:lang w:val="hi_IN" w:bidi="hi_IN"/>
+        </w:rPr>
+      </w:r>
+      <w:r>
+        <w:rPr>
+          <w:b/>
+          <w:lang w:val="hi_IN" w:bidi="hi_IN"/>
+        </w:rPr>
+        <w:t>16:8</w:t>
+      </w:r>
+      <w:r>
+        <w:rPr>
+          <w:lang w:val="hi_IN" w:bidi="hi_IN"/>
+        </w:rPr>
+        <w:t xml:space="preserve"> परमेश्वर इस्राएलियों को बचाने के लिए गिदोन ने परमेश्वर से दो </w:t>
+      </w:r>
+      <w:r>
+        <w:rPr>
+          <w:b/>
+          <w:lang w:val="hi_IN" w:bidi="hi_IN"/>
+        </w:rPr>
+        <w:t>चिह्न</w:t>
+      </w:r>
+      <w:r>
+        <w:rPr>
+          <w:lang w:val="hi_IN" w:bidi="hi_IN"/>
+        </w:rPr>
+        <w:t xml:space="preserve"> मांगे थे कि उसको विश्वास हो जाए कि परमेश्वर उसके द्वारा इस्राएल को मुक्ति दिलाएगा|</w:t>
+      </w:r>
+    </w:p>
+    <w:p>
+      <w:pPr>
+        <w:pStyle w:val="ListBullet"/>
+        <w:spacing w:line="240" w:lineRule="auto"/>
+        <w:ind w:left="720"/>
+      </w:pPr>
+      <w:r>
+        <w:rPr>
+          <w:lang w:val="hi_IN" w:bidi="hi_IN"/>
+        </w:rPr>
+      </w:r>
+      <w:r>
+        <w:rPr>
+          <w:b/>
+          <w:lang w:val="hi_IN" w:bidi="hi_IN"/>
+        </w:rPr>
+        <w:t>19:14</w:t>
+      </w:r>
+      <w:r>
+        <w:rPr>
+          <w:lang w:val="hi_IN" w:bidi="hi_IN"/>
+        </w:rPr>
+        <w:t xml:space="preserve"> परमेश्वर ने एलीशा के द्वारा बहुत से </w:t>
+      </w:r>
+      <w:r>
+        <w:rPr>
+          <w:b/>
+          <w:lang w:val="hi_IN" w:bidi="hi_IN"/>
+        </w:rPr>
+        <w:t>चमत्कार</w:t>
+      </w:r>
+      <w:r>
+        <w:rPr>
+          <w:lang w:val="hi_IN" w:bidi="hi_IN"/>
+        </w:rPr>
+        <w:t xml:space="preserve"> किए |</w:t>
+      </w:r>
+    </w:p>
+    <w:p>
+      <w:pPr>
+        <w:pStyle w:val="ListBullet"/>
+        <w:spacing w:line="240" w:lineRule="auto"/>
+        <w:ind w:left="720"/>
+      </w:pPr>
+      <w:r>
+        <w:rPr>
+          <w:lang w:val="hi_IN" w:bidi="hi_IN"/>
+        </w:rPr>
+      </w:r>
+      <w:r>
+        <w:rPr>
+          <w:b/>
+          <w:lang w:val="hi_IN" w:bidi="hi_IN"/>
+        </w:rPr>
+        <w:t>37:10</w:t>
+      </w:r>
+      <w:r>
+        <w:rPr>
+          <w:lang w:val="hi_IN" w:bidi="hi_IN"/>
+        </w:rPr>
+        <w:t xml:space="preserve"> अनेक यहूदीयों ने इस </w:t>
+      </w:r>
+      <w:r>
+        <w:rPr>
+          <w:b/>
+          <w:lang w:val="hi_IN" w:bidi="hi_IN"/>
+        </w:rPr>
+        <w:t>काम</w:t>
+      </w:r>
+      <w:r>
+        <w:rPr>
+          <w:lang w:val="hi_IN" w:bidi="hi_IN"/>
+        </w:rPr>
+        <w:t xml:space="preserve"> को देखकर, यीशु पर विश्वास किया।</w:t>
+      </w:r>
+    </w:p>
+    <w:p>
+      <w:pPr>
+        <w:pStyle w:val="ListBullet"/>
+        <w:spacing w:line="240" w:lineRule="auto"/>
+        <w:ind w:left="720"/>
+      </w:pPr>
+      <w:r>
+        <w:rPr>
+          <w:lang w:val="hi_IN" w:bidi="hi_IN"/>
+        </w:rPr>
+      </w:r>
+      <w:r>
+        <w:rPr>
+          <w:b/>
+          <w:lang w:val="hi_IN" w:bidi="hi_IN"/>
+        </w:rPr>
+        <w:t>43:6</w:t>
+      </w:r>
+      <w:r>
+        <w:rPr>
+          <w:lang w:val="hi_IN" w:bidi="hi_IN"/>
+        </w:rPr>
+        <w:t xml:space="preserve"> “हे इस्राएलियो ये बातें सुनो: यीशु नासरी एक मनुष्य था, जिसने परमेश्वर के सामर्थ्य से कई </w:t>
+      </w:r>
+      <w:r>
+        <w:rPr>
+          <w:b/>
+          <w:lang w:val="hi_IN" w:bidi="hi_IN"/>
+        </w:rPr>
+        <w:t>आश्चर्य के कामों</w:t>
+      </w:r>
+      <w:r>
+        <w:rPr>
+          <w:lang w:val="hi_IN" w:bidi="hi_IN"/>
+        </w:rPr>
+        <w:t xml:space="preserve"> और </w:t>
+      </w:r>
+      <w:r>
+        <w:rPr>
+          <w:b/>
+          <w:lang w:val="hi_IN" w:bidi="hi_IN"/>
+        </w:rPr>
+        <w:t>चिन्हों</w:t>
+      </w:r>
+      <w:r>
+        <w:rPr>
+          <w:lang w:val="hi_IN" w:bidi="hi_IN"/>
+        </w:rPr>
+        <w:t xml:space="preserve"> को प्रगट किया, जो परमेश्वर ने तुम्हारे बीच उसके द्वारा कर दिखाए जिसे तुम आप ही जानते हो |”</w:t>
+      </w:r>
+    </w:p>
+    <w:p>
+      <w:pPr>
+        <w:pStyle w:val="ListBullet"/>
+        <w:spacing w:line="240" w:lineRule="auto"/>
+        <w:ind w:left="720"/>
+      </w:pPr>
+      <w:r>
+        <w:rPr>
+          <w:lang w:val="hi_IN" w:bidi="hi_IN"/>
+        </w:rPr>
+      </w:r>
+      <w:r>
+        <w:rPr>
+          <w:b/>
+          <w:lang w:val="hi_IN" w:bidi="hi_IN"/>
+        </w:rPr>
+        <w:t>49:2</w:t>
+      </w:r>
+      <w:r>
+        <w:rPr>
+          <w:lang w:val="hi_IN" w:bidi="hi_IN"/>
+        </w:rPr>
+        <w:t xml:space="preserve"> यीशु ने बहुत से </w:t>
+      </w:r>
+      <w:r>
+        <w:rPr>
+          <w:b/>
+          <w:lang w:val="hi_IN" w:bidi="hi_IN"/>
+        </w:rPr>
+        <w:t>आश्चर्यकर्म</w:t>
+      </w:r>
+      <w:r>
+        <w:rPr>
+          <w:lang w:val="hi_IN" w:bidi="hi_IN"/>
+        </w:rPr>
+        <w:t xml:space="preserve"> किये जो यह सिद्ध करते हैं कि वह परमेश्वर है | वह पानी पर चला, आंधी को शांत किया, बहुत से बीमारों को चंगा किया, दुष्टात्माओं को निकाला, मुर्दों को जीवित किया, और पांच रोटी और दो छोटी मछलियों को इतने भोजन में बदल दिया कि वह 5,000 लोगों से अधिक के लिए पर्याप्त हो |</w:t>
+      </w:r>
+    </w:p>
+    <w:p>
+      <w:pPr>
+        <w:pStyle w:val="Heading3"/>
+      </w:pPr>
+      <w:r>
+        <w:rPr>
+          <w:lang w:val="hi_IN" w:bidi="hi_IN"/>
+        </w:rPr>
+        <w:t>शब्द तथ्य:</w:t>
+      </w:r>
+    </w:p>
+    <w:p>
+      <w:pPr>
+        <w:pStyle w:val="ListBullet"/>
+        <w:spacing w:line="240" w:lineRule="auto"/>
+        <w:ind w:left="720"/>
+      </w:pPr>
+      <w:r>
+        <w:rPr>
+          <w:lang w:val="hi_IN" w:bidi="hi_IN"/>
+        </w:rPr>
+      </w:r>
+      <w:r>
+        <w:rPr>
+          <w:lang w:val="hi_IN" w:bidi="hi_IN"/>
+        </w:rPr>
+        <w:t>Strong's: H226, H852, H2368, H2858, H4150, H4159, H4864, H5251, H5824, H5953, H6381, H6382, H6383, H6395, H6725, H7560, H7583, H8047, H8074, H8539, H8540,G880, G1213, G1229, G1411, G1569, G1718, G1770, G1839, G2285, G2296, G2297, G3167, G3902, G4591, G4592, G5059,</w:t>
+      </w:r>
+      <w:r>
+        <w:rPr>
+          <w:lang w:val="hi_IN" w:bidi="hi_IN"/>
+        </w:rPr>
+      </w:r>
+      <w:r>
+        <w:rPr>
+          <w:lang w:val="hi_IN" w:bidi="hi_IN"/>
+        </w:rPr>
+      </w:r>
+    </w:p>
+    <w:p>
+      <w:pPr/>
+      <w:r>
+        <w:rPr>
+          <w:lang w:val="hi_IN" w:bidi="hi_IN"/>
+        </w:rPr>
+      </w:r>
+    </w:p>
+    <w:p>
+      <w:pPr>
+        <w:pStyle w:val="Heading2"/>
+      </w:pPr>
+      <w:r>
+        <w:rPr>
+          <w:lang w:val="hi_IN" w:bidi="hi_IN"/>
+        </w:rPr>
+        <w:t>चरवाहा</w:t>
+      </w:r>
+      <w:r>
+        <w:rPr>
+          <w:lang w:val="hi_IN" w:bidi="hi_IN"/>
+        </w:rPr>
+      </w:r>
+    </w:p>
+    <w:p>
+      <w:pPr>
+        <w:pStyle w:val="Heading3"/>
+      </w:pPr>
+      <w:r>
+        <w:rPr>
+          <w:lang w:val="hi_IN" w:bidi="hi_IN"/>
+        </w:rPr>
+        <w:t>परिभाषा:</w:t>
+      </w:r>
+    </w:p>
+    <w:p>
+      <w:pPr/>
+      <w:r>
+        <w:rPr>
+          <w:lang w:val="hi_IN" w:bidi="hi_IN"/>
+        </w:rPr>
+      </w:r>
+      <w:r>
+        <w:rPr>
+          <w:lang w:val="hi_IN" w:bidi="hi_IN"/>
+        </w:rPr>
+        <w:t>चरवाहा वह मनुष्य है जो भेड़ों की रखवाली करता है| पुराने नियम में, इस शब्द का सन्दर्भ "रखवाले" से भी है जो अन्य घरेलु मवेशियों के देखभाल करता है जैसे, बकरियां और चौपाए|</w:t>
+      </w:r>
+    </w:p>
+    <w:p>
+      <w:pPr>
+        <w:pStyle w:val="ListBullet"/>
+        <w:spacing w:line="240" w:lineRule="auto"/>
+        <w:ind w:left="720"/>
+      </w:pPr>
+      <w:r>
+        <w:rPr>
+          <w:lang w:val="hi_IN" w:bidi="hi_IN"/>
+        </w:rPr>
+      </w:r>
+      <w:r>
+        <w:rPr>
+          <w:lang w:val="hi_IN" w:bidi="hi_IN"/>
+        </w:rPr>
+        <w:t>इसके क्रिया रूप, "चरवाही" का अर्थ है, भेड़ों (या अन्य मवेशियों) को उत्तम भोजन और जल के पास ले जाना, वन्पशुओं से उनकी रक्षा करना, उनको खो जाने से बचाना तथा पशुओं को जीवित और सुरक्षित रखने के लिए अन्य सब उत्तरदायित्वों की पूर्ती करना|</w:t>
+      </w:r>
+    </w:p>
+    <w:p>
+      <w:pPr>
+        <w:pStyle w:val="ListBullet"/>
+        <w:spacing w:line="240" w:lineRule="auto"/>
+        <w:ind w:left="720"/>
+      </w:pPr>
+      <w:r>
+        <w:rPr>
+          <w:lang w:val="hi_IN" w:bidi="hi_IN"/>
+        </w:rPr>
+      </w:r>
+      <w:r>
+        <w:rPr>
+          <w:lang w:val="hi_IN" w:bidi="hi_IN"/>
+        </w:rPr>
+        <w:t>बाईबल में, इस शब्द का उपयोग प्रायः लाक्षणिक भाषा में किया गया है जिसका अर्थ है, (पशुओं की ही नहीं) मनुष्यों की शारीरिक एवं आत्मिक आवश्यकताओं की सुधि लेना|</w:t>
+      </w:r>
+    </w:p>
+    <w:p>
+      <w:pPr>
+        <w:pStyle w:val="ListBullet"/>
+        <w:spacing w:line="240" w:lineRule="auto"/>
+        <w:ind w:left="720"/>
+      </w:pPr>
+      <w:r>
+        <w:rPr>
+          <w:lang w:val="hi_IN" w:bidi="hi_IN"/>
+        </w:rPr>
+      </w:r>
+      <w:r>
+        <w:rPr>
+          <w:lang w:val="hi_IN" w:bidi="hi_IN"/>
+        </w:rPr>
+        <w:t>पुराने नियम में, परमेश्वर को उसके लोगों का चरवाहा कहा गया है क्योंकि उसने उनकी रखवाली की थी| नये नियम में, यीशु स्वयं को "अच्छा चरवाहा" कहता है और अन्य स्थानों में यीशु को कलीसिया का "महान चरवाहा" कहा गया है|</w:t>
+      </w:r>
+    </w:p>
+    <w:p>
+      <w:pPr>
+        <w:pStyle w:val="ListBullet"/>
+        <w:spacing w:line="240" w:lineRule="auto"/>
+        <w:ind w:left="720"/>
+      </w:pPr>
+      <w:r>
+        <w:rPr>
+          <w:lang w:val="hi_IN" w:bidi="hi_IN"/>
+        </w:rPr>
+      </w:r>
+      <w:r>
+        <w:rPr>
+          <w:lang w:val="hi_IN" w:bidi="hi_IN"/>
+        </w:rPr>
+        <w:t>नये नियम में, "रखवाला" शब्द उस मनुष्य के लिए काम में लिया गया है जो अन्य विश्वासियों पर आत्मिक अगुआ है| जिस शब्द का अनुवाद "पास्टर" किया गया है वह "चरवाहा" शब्द का अनुवाद ही है| प्राचीन और बिशप भी चरवाहे कहलाए थे|</w:t>
+      </w:r>
+    </w:p>
+    <w:p>
+      <w:pPr>
+        <w:pStyle w:val="Heading3"/>
+      </w:pPr>
+      <w:r>
+        <w:rPr>
+          <w:lang w:val="hi_IN" w:bidi="hi_IN"/>
+        </w:rPr>
+        <w:t>अनुवाद के सुझाव</w:t>
+      </w:r>
+    </w:p>
+    <w:p>
+      <w:pPr>
+        <w:pStyle w:val="ListBullet"/>
+        <w:spacing w:line="240" w:lineRule="auto"/>
+        <w:ind w:left="720"/>
+      </w:pPr>
+      <w:r>
+        <w:rPr>
+          <w:lang w:val="hi_IN" w:bidi="hi_IN"/>
+        </w:rPr>
+      </w:r>
+      <w:r>
+        <w:rPr>
+          <w:lang w:val="hi_IN" w:bidi="hi_IN"/>
+        </w:rPr>
+        <w:t>इस स्नाग्या शब्द, "चरवाहा" का अनुवाद हो सकता है, "भेड़ों की देखरेख करने वाला मनुष्य" या भेदून का रखवाला" या भेड़ों की सुध रखने वाला"</w:t>
+      </w:r>
+    </w:p>
+    <w:p>
+      <w:pPr>
+        <w:pStyle w:val="ListBullet"/>
+        <w:spacing w:line="240" w:lineRule="auto"/>
+        <w:ind w:left="720"/>
+      </w:pPr>
+      <w:r>
+        <w:rPr>
+          <w:lang w:val="hi_IN" w:bidi="hi_IN"/>
+        </w:rPr>
+      </w:r>
+      <w:r>
+        <w:rPr>
+          <w:lang w:val="hi_IN" w:bidi="hi_IN"/>
+        </w:rPr>
+        <w:t>जब भीड़ों से अन्य मवेशियों की देखरेख करने वाले मनुष्य का सन्दर्भ हो तो इस शब्द का अनुइवाद हो सकता है, "वृन्द परिचारक" या "मवेशी कर्मी" या " मवेशियों की सेवा करने वाला मनुष्य|"</w:t>
+      </w:r>
+    </w:p>
+    <w:p>
+      <w:pPr>
+        <w:pStyle w:val="ListBullet"/>
+        <w:spacing w:line="240" w:lineRule="auto"/>
+        <w:ind w:left="720"/>
+      </w:pPr>
+      <w:r>
+        <w:rPr>
+          <w:lang w:val="hi_IN" w:bidi="hi_IN"/>
+        </w:rPr>
+      </w:r>
+      <w:r>
+        <w:rPr>
+          <w:lang w:val="hi_IN" w:bidi="hi_IN"/>
+        </w:rPr>
+        <w:t>क्रिया रूप में "चरवाही" शब्द का अनुवाद हो सकता है, "भीड़ों की सुध रखना" या "भेड़ों की रक्षा करना|"</w:t>
+      </w:r>
+    </w:p>
+    <w:p>
+      <w:pPr>
+        <w:pStyle w:val="ListBullet"/>
+        <w:spacing w:line="240" w:lineRule="auto"/>
+        <w:ind w:left="720"/>
+      </w:pPr>
+      <w:r>
+        <w:rPr>
+          <w:lang w:val="hi_IN" w:bidi="hi_IN"/>
+        </w:rPr>
+      </w:r>
+      <w:r>
+        <w:rPr>
+          <w:lang w:val="hi_IN" w:bidi="hi_IN"/>
+        </w:rPr>
+        <w:t>कुछ परिप्रेक्ष्यों में, "चरवाहा" शब्द का अनुवाद हो सकता है, "अगुआ" या "मार्गदर्शक" या "पर्यवेक्षक"</w:t>
+      </w:r>
+    </w:p>
+    <w:p>
+      <w:pPr>
+        <w:pStyle w:val="ListBullet"/>
+        <w:spacing w:line="240" w:lineRule="auto"/>
+        <w:ind w:left="720"/>
+      </w:pPr>
+      <w:r>
+        <w:rPr>
+          <w:lang w:val="hi_IN" w:bidi="hi_IN"/>
+        </w:rPr>
+      </w:r>
+      <w:r>
+        <w:rPr>
+          <w:lang w:val="hi_IN" w:bidi="hi_IN"/>
+        </w:rPr>
+        <w:t>उपमा स्वरूप उपयोग करने में इस संज्ञा शब्द, "चरवाहा" के अनुवाद भिन्न-भिन्न होते हैं, जैसे, “आत्मिक चरवाहा” या “आत्मिक अगुआ” या “चरवाहे के समान मनुष्य” या “भेड़ों की रखवाली करने वाले चरवाहे के जैसा अपने लोगों की सुधि लेनेवाला जन” या “चरवाहा जैसे अपनी भेड़ों की अगुआई करता है वैसे अपने लोगों की अगुआई करनेवाला जन” या “परमेश्वर की भेड़ों की सुधि लेनेवाला”।</w:t>
+      </w:r>
+    </w:p>
+    <w:p>
+      <w:pPr>
+        <w:pStyle w:val="ListBullet"/>
+        <w:spacing w:line="240" w:lineRule="auto"/>
+        <w:ind w:left="720"/>
+      </w:pPr>
+      <w:r>
+        <w:rPr>
+          <w:lang w:val="hi_IN" w:bidi="hi_IN"/>
+        </w:rPr>
+      </w:r>
+      <w:r>
+        <w:rPr>
+          <w:lang w:val="hi_IN" w:bidi="hi_IN"/>
+        </w:rPr>
+        <w:t>इसके क्रिया रूप को लाक्षणिक भाषा में काम में लिया जाए तो इसका अनुवाद हो सकता है, "सुध रखना" या "आत्मिक पोषण देना" या "अगुआई करना और शिक्षा देना" या "अगुआई करना और संभालना (जैसे चरवाहा अपनी भेड़ों को संभालता है)"</w:t>
+      </w:r>
+    </w:p>
+    <w:p>
+      <w:pPr>
+        <w:pStyle w:val="ListBullet"/>
+        <w:spacing w:line="240" w:lineRule="auto"/>
+        <w:ind w:left="720"/>
+      </w:pPr>
+      <w:r>
+        <w:rPr>
+          <w:lang w:val="hi_IN" w:bidi="hi_IN"/>
+        </w:rPr>
+      </w:r>
+      <w:r>
+        <w:rPr>
+          <w:lang w:val="hi_IN" w:bidi="hi_IN"/>
+        </w:rPr>
+        <w:t>इसी संदर्भ में “चरवाहे” का अनुवाद “अगुआ” या “पथ प्रदर्शक” या “सुधि लेनेवाला” हो सकता है।</w:t>
+      </w:r>
+    </w:p>
+    <w:p>
+      <w:pPr/>
+      <w:r>
+        <w:rPr>
+          <w:lang w:val="hi_IN" w:bidi="hi_IN"/>
+        </w:rPr>
+      </w:r>
+      <w:r>
+        <w:rPr>
+          <w:lang w:val="hi_IN" w:bidi="hi_IN"/>
+        </w:rPr>
+        <w:t xml:space="preserve">(यह भी देखें: पासबान, </w:t>
+      </w:r>
+      <w:r>
+        <w:rPr>
+          <w:lang w:val="hi_IN" w:bidi="hi_IN"/>
+        </w:rPr>
+        <w:t>भेड़</w:t>
+      </w:r>
+      <w:r>
+        <w:rPr>
+          <w:lang w:val="hi_IN" w:bidi="hi_IN"/>
+        </w:rPr>
+        <w:t xml:space="preserve">, </w:t>
+      </w:r>
+      <w:r>
+        <w:rPr>
+          <w:lang w:val="hi_IN" w:bidi="hi_IN"/>
+        </w:rPr>
+        <w:t>मवेशी</w:t>
+      </w:r>
+      <w:r>
+        <w:rPr>
+          <w:lang w:val="hi_IN" w:bidi="hi_IN"/>
+        </w:rPr>
+        <w:t>)</w:t>
+      </w:r>
+    </w:p>
+    <w:p>
+      <w:pPr>
+        <w:pStyle w:val="Heading3"/>
+      </w:pPr>
+      <w:r>
+        <w:rPr>
+          <w:lang w:val="hi_IN" w:bidi="hi_IN"/>
+        </w:rPr>
+        <w:t>बाइबल के सन्दर्भ:</w:t>
+      </w:r>
+    </w:p>
+    <w:p>
+      <w:pPr>
+        <w:pStyle w:val="ListBullet"/>
+        <w:spacing w:line="240" w:lineRule="auto"/>
+        <w:ind w:left="720"/>
+      </w:pPr>
+      <w:r>
+        <w:rPr>
+          <w:lang w:val="hi_IN" w:bidi="hi_IN"/>
+        </w:rPr>
+      </w:r>
+      <w:r>
+        <w:rPr>
+          <w:lang w:val="hi_IN" w:bidi="hi_IN"/>
+        </w:rPr>
+        <w:t>उत्पत्ति 13:7</w:t>
+      </w:r>
+    </w:p>
+    <w:p>
+      <w:pPr>
+        <w:pStyle w:val="ListBullet"/>
+        <w:spacing w:line="240" w:lineRule="auto"/>
+        <w:ind w:left="720"/>
+      </w:pPr>
+      <w:r>
+        <w:rPr>
+          <w:lang w:val="hi_IN" w:bidi="hi_IN"/>
+        </w:rPr>
+      </w:r>
+      <w:r>
+        <w:rPr>
+          <w:lang w:val="hi_IN" w:bidi="hi_IN"/>
+        </w:rPr>
+        <w:t>उत्पत्ति 49:24</w:t>
+      </w:r>
+    </w:p>
+    <w:p>
+      <w:pPr>
+        <w:pStyle w:val="ListBullet"/>
+        <w:spacing w:line="240" w:lineRule="auto"/>
+        <w:ind w:left="720"/>
+      </w:pPr>
+      <w:r>
+        <w:rPr>
+          <w:lang w:val="hi_IN" w:bidi="hi_IN"/>
+        </w:rPr>
+      </w:r>
+      <w:r>
+        <w:rPr>
+          <w:lang w:val="hi_IN" w:bidi="hi_IN"/>
+        </w:rPr>
+        <w:t>लूका 2:9</w:t>
+      </w:r>
+    </w:p>
+    <w:p>
+      <w:pPr>
+        <w:pStyle w:val="ListBullet"/>
+        <w:spacing w:line="240" w:lineRule="auto"/>
+        <w:ind w:left="720"/>
+      </w:pPr>
+      <w:r>
+        <w:rPr>
+          <w:lang w:val="hi_IN" w:bidi="hi_IN"/>
+        </w:rPr>
+      </w:r>
+      <w:r>
+        <w:rPr>
+          <w:lang w:val="hi_IN" w:bidi="hi_IN"/>
+        </w:rPr>
+        <w:t>मरकुश 6:34</w:t>
+      </w:r>
+    </w:p>
+    <w:p>
+      <w:pPr>
+        <w:pStyle w:val="ListBullet"/>
+        <w:spacing w:line="240" w:lineRule="auto"/>
+        <w:ind w:left="720"/>
+      </w:pPr>
+      <w:r>
+        <w:rPr>
+          <w:lang w:val="hi_IN" w:bidi="hi_IN"/>
+        </w:rPr>
+      </w:r>
+      <w:r>
+        <w:rPr>
+          <w:lang w:val="hi_IN" w:bidi="hi_IN"/>
+        </w:rPr>
+        <w:t>मरकुस 14:26–27</w:t>
+      </w:r>
+    </w:p>
+    <w:p>
+      <w:pPr>
+        <w:pStyle w:val="ListBullet"/>
+        <w:spacing w:line="240" w:lineRule="auto"/>
+        <w:ind w:left="720"/>
+      </w:pPr>
+      <w:r>
+        <w:rPr>
+          <w:lang w:val="hi_IN" w:bidi="hi_IN"/>
+        </w:rPr>
+      </w:r>
+      <w:r>
+        <w:rPr>
+          <w:lang w:val="hi_IN" w:bidi="hi_IN"/>
+        </w:rPr>
+        <w:t>मत्ती 2:6</w:t>
+      </w:r>
+    </w:p>
+    <w:p>
+      <w:pPr>
+        <w:pStyle w:val="ListBullet"/>
+        <w:spacing w:line="240" w:lineRule="auto"/>
+        <w:ind w:left="720"/>
+      </w:pPr>
+      <w:r>
+        <w:rPr>
+          <w:lang w:val="hi_IN" w:bidi="hi_IN"/>
+        </w:rPr>
+      </w:r>
+      <w:r>
+        <w:rPr>
+          <w:lang w:val="hi_IN" w:bidi="hi_IN"/>
+        </w:rPr>
+        <w:t>मत्ती. 9:36</w:t>
+      </w:r>
+    </w:p>
+    <w:p>
+      <w:pPr>
+        <w:pStyle w:val="ListBullet"/>
+        <w:spacing w:line="240" w:lineRule="auto"/>
+        <w:ind w:left="720"/>
+      </w:pPr>
+      <w:r>
+        <w:rPr>
+          <w:lang w:val="hi_IN" w:bidi="hi_IN"/>
+        </w:rPr>
+      </w:r>
+      <w:r>
+        <w:rPr>
+          <w:lang w:val="hi_IN" w:bidi="hi_IN"/>
+        </w:rPr>
+        <w:t>मत्ती. 25:32</w:t>
+      </w:r>
+    </w:p>
+    <w:p>
+      <w:pPr>
+        <w:pStyle w:val="ListBullet"/>
+        <w:spacing w:line="240" w:lineRule="auto"/>
+        <w:ind w:left="720"/>
+      </w:pPr>
+      <w:r>
+        <w:rPr>
+          <w:lang w:val="hi_IN" w:bidi="hi_IN"/>
+        </w:rPr>
+      </w:r>
+      <w:r>
+        <w:rPr>
+          <w:lang w:val="hi_IN" w:bidi="hi_IN"/>
+        </w:rPr>
+        <w:t>मत्ती. 26:31</w:t>
+      </w:r>
+    </w:p>
+    <w:p>
+      <w:pPr>
+        <w:pStyle w:val="Heading3"/>
+      </w:pPr>
+      <w:r>
+        <w:rPr>
+          <w:lang w:val="hi_IN" w:bidi="hi_IN"/>
+        </w:rPr>
+        <w:t>बाइबल की कहानियों के उदाहरण:</w:t>
+      </w:r>
+    </w:p>
+    <w:p>
+      <w:pPr>
+        <w:pStyle w:val="ListBullet"/>
+        <w:spacing w:line="240" w:lineRule="auto"/>
+        <w:ind w:left="720"/>
+      </w:pPr>
+      <w:r>
+        <w:rPr>
+          <w:lang w:val="hi_IN" w:bidi="hi_IN"/>
+        </w:rPr>
+      </w:r>
+      <w:r>
+        <w:rPr>
+          <w:b/>
+          <w:lang w:val="hi_IN" w:bidi="hi_IN"/>
+        </w:rPr>
+        <w:t>9:11</w:t>
+      </w:r>
+      <w:r>
+        <w:rPr>
+          <w:lang w:val="hi_IN" w:bidi="hi_IN"/>
+        </w:rPr>
+        <w:t xml:space="preserve"> मूसा मिस्र से बहुत दूर जंगल में एक </w:t>
+      </w:r>
+      <w:r>
+        <w:rPr>
+          <w:b/>
+          <w:lang w:val="hi_IN" w:bidi="hi_IN"/>
+        </w:rPr>
+        <w:t>चरवाहा</w:t>
+      </w:r>
+      <w:r>
+        <w:rPr>
+          <w:lang w:val="hi_IN" w:bidi="hi_IN"/>
+        </w:rPr>
+        <w:t xml:space="preserve"> बन गया.के प्रति</w:t>
+      </w:r>
+    </w:p>
+    <w:p>
+      <w:pPr>
+        <w:pStyle w:val="ListBullet"/>
+        <w:spacing w:line="240" w:lineRule="auto"/>
+        <w:ind w:left="720"/>
+      </w:pPr>
+      <w:r>
+        <w:rPr>
+          <w:lang w:val="hi_IN" w:bidi="hi_IN"/>
+        </w:rPr>
+      </w:r>
+      <w:r>
+        <w:rPr>
+          <w:b/>
+          <w:lang w:val="hi_IN" w:bidi="hi_IN"/>
+        </w:rPr>
+        <w:t>17:2</w:t>
+      </w:r>
+      <w:r>
+        <w:rPr>
+          <w:lang w:val="hi_IN" w:bidi="hi_IN"/>
+        </w:rPr>
+        <w:t xml:space="preserve"> दाऊद बेथलेहेम के शहर से एक </w:t>
+      </w:r>
+      <w:r>
+        <w:rPr>
+          <w:b/>
+          <w:lang w:val="hi_IN" w:bidi="hi_IN"/>
+        </w:rPr>
+        <w:t>चरवाहा</w:t>
+      </w:r>
+      <w:r>
+        <w:rPr>
+          <w:lang w:val="hi_IN" w:bidi="hi_IN"/>
+        </w:rPr>
+        <w:t xml:space="preserve"> था। जब वह अपने पिता के भेड़ों की निगरानी कर रहा था, तब दाऊद ने एक बार एक शेर को और एक बार एक भालू को मार दिया था क्योंकि उन्होंने उसकी भेड़ों पर चढ़ाई की थी।</w:t>
+      </w:r>
+    </w:p>
+    <w:p>
+      <w:pPr>
+        <w:pStyle w:val="ListBullet"/>
+        <w:spacing w:line="240" w:lineRule="auto"/>
+        <w:ind w:left="720"/>
+      </w:pPr>
+      <w:r>
+        <w:rPr>
+          <w:lang w:val="hi_IN" w:bidi="hi_IN"/>
+        </w:rPr>
+      </w:r>
+      <w:r>
+        <w:rPr>
+          <w:b/>
+          <w:lang w:val="hi_IN" w:bidi="hi_IN"/>
+        </w:rPr>
+        <w:t>23:6</w:t>
+      </w:r>
+      <w:r>
+        <w:rPr>
+          <w:lang w:val="hi_IN" w:bidi="hi_IN"/>
+        </w:rPr>
+        <w:t xml:space="preserve"> उस रात, वहाँ कुछ </w:t>
+      </w:r>
+      <w:r>
+        <w:rPr>
+          <w:b/>
+          <w:lang w:val="hi_IN" w:bidi="hi_IN"/>
+        </w:rPr>
+        <w:t>चरवाहे</w:t>
+      </w:r>
+      <w:r>
+        <w:rPr>
+          <w:lang w:val="hi_IN" w:bidi="hi_IN"/>
+        </w:rPr>
+        <w:t xml:space="preserve"> थे जो पास के मैदान में अपनी भेड़ों की रखवाली कर रहे थे।</w:t>
+      </w:r>
+    </w:p>
+    <w:p>
+      <w:pPr>
+        <w:pStyle w:val="ListBullet"/>
+        <w:spacing w:line="240" w:lineRule="auto"/>
+        <w:ind w:left="720"/>
+      </w:pPr>
+      <w:r>
+        <w:rPr>
+          <w:lang w:val="hi_IN" w:bidi="hi_IN"/>
+        </w:rPr>
+      </w:r>
+      <w:r>
+        <w:rPr>
+          <w:b/>
+          <w:lang w:val="hi_IN" w:bidi="hi_IN"/>
+        </w:rPr>
+        <w:t>23:8</w:t>
+      </w:r>
+      <w:r>
+        <w:rPr>
+          <w:lang w:val="hi_IN" w:bidi="hi_IN"/>
+        </w:rPr>
+        <w:t xml:space="preserve"> चरवाहे तुरंत ही उस स्थान पर पहुंचे जहां यीशु था और उन्होंने उसे चरनी में लेटा हुआ पाया, जैसा स्वर्गदूत ने उन्हें बताया था।</w:t>
+      </w:r>
+    </w:p>
+    <w:p>
+      <w:pPr>
+        <w:pStyle w:val="ListBullet"/>
+        <w:spacing w:line="240" w:lineRule="auto"/>
+        <w:ind w:left="720"/>
+      </w:pPr>
+      <w:r>
+        <w:rPr>
+          <w:lang w:val="hi_IN" w:bidi="hi_IN"/>
+        </w:rPr>
+      </w:r>
+      <w:r>
+        <w:rPr>
+          <w:b/>
+          <w:lang w:val="hi_IN" w:bidi="hi_IN"/>
+        </w:rPr>
+        <w:t>30:3</w:t>
+      </w:r>
+      <w:r>
+        <w:rPr>
+          <w:lang w:val="hi_IN" w:bidi="hi_IN"/>
+        </w:rPr>
+        <w:t xml:space="preserve"> यीशु के लिए, ये लोग किसी </w:t>
+      </w:r>
+      <w:r>
+        <w:rPr>
+          <w:b/>
+          <w:lang w:val="hi_IN" w:bidi="hi_IN"/>
+        </w:rPr>
+        <w:t>चरवाहे</w:t>
+      </w:r>
+      <w:r>
+        <w:rPr>
+          <w:lang w:val="hi_IN" w:bidi="hi_IN"/>
+        </w:rPr>
+        <w:t xml:space="preserve"> के बिना भेड़ों के समान थे।</w:t>
+      </w:r>
+    </w:p>
+    <w:p>
+      <w:pPr>
+        <w:pStyle w:val="Heading3"/>
+      </w:pPr>
+      <w:r>
+        <w:rPr>
+          <w:lang w:val="hi_IN" w:bidi="hi_IN"/>
+        </w:rPr>
+        <w:t>शब्द तथ्य:</w:t>
+      </w:r>
+    </w:p>
+    <w:p>
+      <w:pPr>
+        <w:pStyle w:val="ListBullet"/>
+        <w:spacing w:line="240" w:lineRule="auto"/>
+        <w:ind w:left="720"/>
+      </w:pPr>
+      <w:r>
+        <w:rPr>
+          <w:lang w:val="hi_IN" w:bidi="hi_IN"/>
+        </w:rPr>
+      </w:r>
+      <w:r>
+        <w:rPr>
+          <w:lang w:val="hi_IN" w:bidi="hi_IN"/>
+        </w:rPr>
+        <w:t>स्ट्रोंग्स: H6629, H7462, H7469, H7473, G07500, G41650, G41660</w:t>
+      </w:r>
+      <w:r>
+        <w:rPr>
+          <w:lang w:val="hi_IN" w:bidi="hi_IN"/>
+        </w:rPr>
+      </w:r>
+      <w:r>
+        <w:rPr>
+          <w:lang w:val="hi_IN" w:bidi="hi_IN"/>
+        </w:rPr>
+      </w:r>
+    </w:p>
+    <w:p>
+      <w:pPr/>
+      <w:r>
+        <w:rPr>
+          <w:lang w:val="hi_IN" w:bidi="hi_IN"/>
+        </w:rPr>
+      </w:r>
+    </w:p>
+    <w:p>
+      <w:pPr>
+        <w:pStyle w:val="Heading2"/>
+      </w:pPr>
+      <w:r>
+        <w:rPr>
+          <w:lang w:val="hi_IN" w:bidi="hi_IN"/>
+        </w:rPr>
+        <w:t>चर्मरोग</w:t>
+      </w:r>
+      <w:r>
+        <w:rPr>
+          <w:lang w:val="hi_IN" w:bidi="hi_IN"/>
+        </w:rPr>
+      </w:r>
+    </w:p>
+    <w:p>
+      <w:pPr>
+        <w:pStyle w:val="Heading3"/>
+      </w:pPr>
+      <w:r>
+        <w:rPr>
+          <w:lang w:val="hi_IN" w:bidi="hi_IN"/>
+        </w:rPr>
+        <w:t>परिभाषा:</w:t>
+      </w:r>
+    </w:p>
+    <w:p>
+      <w:pPr/>
+      <w:r>
+        <w:rPr>
+          <w:lang w:val="hi_IN" w:bidi="hi_IN"/>
+        </w:rPr>
+      </w:r>
+      <w:r>
+        <w:rPr>
+          <w:lang w:val="hi_IN" w:bidi="hi_IN"/>
+        </w:rPr>
+        <w:t>“कोढ़” का उल्लेख बाइबल में आया है| वह विभिन्न त्वचा रोगों का संदर्भ देता है। “कोढ़ी” वह मनुष्य है जो कोढ़ से ग्रस्त है, “कोढ़” मनुष्य या मनुष्य की देह के उस अंग का संदर्भ देता है जहाँ कोढ़ का लक्षण प्रकट होता है।</w:t>
+      </w:r>
+    </w:p>
+    <w:p>
+      <w:pPr>
+        <w:pStyle w:val="ListBullet"/>
+        <w:spacing w:line="240" w:lineRule="auto"/>
+        <w:ind w:left="720"/>
+      </w:pPr>
+      <w:r>
+        <w:rPr>
+          <w:lang w:val="hi_IN" w:bidi="hi_IN"/>
+        </w:rPr>
+      </w:r>
+      <w:r>
+        <w:rPr>
+          <w:lang w:val="hi_IN" w:bidi="hi_IN"/>
+        </w:rPr>
+        <w:t>एक प्रकार के कोढ़ में त्वचा का रंग उड़ जाता है और वहां सफेद दाग हो जाते हैं जैसे मिरयम और नामान को था।</w:t>
+      </w:r>
+    </w:p>
+    <w:p>
+      <w:pPr>
+        <w:pStyle w:val="ListBullet"/>
+        <w:spacing w:line="240" w:lineRule="auto"/>
+        <w:ind w:left="720"/>
+      </w:pPr>
+      <w:r>
+        <w:rPr>
+          <w:lang w:val="hi_IN" w:bidi="hi_IN"/>
+        </w:rPr>
+      </w:r>
+      <w:r>
+        <w:rPr>
+          <w:lang w:val="hi_IN" w:bidi="hi_IN"/>
+        </w:rPr>
+        <w:t>आज के युग में कोढ़ के कारण हाथ, पांव और देह के अन्य अंग क्षतिग्रस्त होकर विकृत हो जाते हैं।</w:t>
+      </w:r>
+    </w:p>
+    <w:p>
+      <w:pPr>
+        <w:pStyle w:val="ListBullet"/>
+        <w:spacing w:line="240" w:lineRule="auto"/>
+        <w:ind w:left="720"/>
+      </w:pPr>
+      <w:r>
+        <w:rPr>
+          <w:lang w:val="hi_IN" w:bidi="hi_IN"/>
+        </w:rPr>
+      </w:r>
+      <w:r>
+        <w:rPr>
+          <w:lang w:val="hi_IN" w:bidi="hi_IN"/>
+        </w:rPr>
+        <w:t>परमेश्वर ने इस्राएलियों को जो आदेश दिए थे उनके अनुसार यदि किसी मनुष्य को कोढ़ हो जाता था तो उसे “अशुद्ध” माना जाता था और उसे अन्य मनुष्यों से अलग रहना होता था कि उन्हें इस रोग का संक्रमण न हो।</w:t>
+      </w:r>
+    </w:p>
+    <w:p>
+      <w:pPr>
+        <w:pStyle w:val="ListBullet"/>
+        <w:spacing w:line="240" w:lineRule="auto"/>
+        <w:ind w:left="720"/>
+      </w:pPr>
+      <w:r>
+        <w:rPr>
+          <w:lang w:val="hi_IN" w:bidi="hi_IN"/>
+        </w:rPr>
+      </w:r>
+      <w:r>
+        <w:rPr>
+          <w:lang w:val="hi_IN" w:bidi="hi_IN"/>
+        </w:rPr>
+        <w:t>कोढ़ी को “अशुद्ध” चिल्लाना पड़ता था कि मनुष्यों को उससे दूर रहने की चेतावनी मिले।</w:t>
+      </w:r>
+    </w:p>
+    <w:p>
+      <w:pPr>
+        <w:pStyle w:val="ListBullet"/>
+        <w:spacing w:line="240" w:lineRule="auto"/>
+        <w:ind w:left="720"/>
+      </w:pPr>
+      <w:r>
+        <w:rPr>
+          <w:lang w:val="hi_IN" w:bidi="hi_IN"/>
+        </w:rPr>
+      </w:r>
+      <w:r>
+        <w:rPr>
+          <w:lang w:val="hi_IN" w:bidi="hi_IN"/>
+        </w:rPr>
+        <w:t>यीशु ने अनेक कोढ़ियों को और त्वचा रोगियों को चंगा किया था।</w:t>
+      </w:r>
+    </w:p>
+    <w:p>
+      <w:pPr>
+        <w:pStyle w:val="Heading3"/>
+      </w:pPr>
+      <w:r>
+        <w:rPr>
+          <w:lang w:val="hi_IN" w:bidi="hi_IN"/>
+        </w:rPr>
+        <w:t>अनुवाद के सुझाव:</w:t>
+      </w:r>
+    </w:p>
+    <w:p>
+      <w:pPr>
+        <w:pStyle w:val="ListBullet"/>
+        <w:spacing w:line="240" w:lineRule="auto"/>
+        <w:ind w:left="720"/>
+      </w:pPr>
+      <w:r>
+        <w:rPr>
+          <w:lang w:val="hi_IN" w:bidi="hi_IN"/>
+        </w:rPr>
+      </w:r>
+      <w:r>
+        <w:rPr>
+          <w:lang w:val="hi_IN" w:bidi="hi_IN"/>
+        </w:rPr>
+        <w:t>बाइबल में जो “कोढ़” शब्द है उसका अनुवाद “त्वचा रोग” या “भयानक त्वचा रोग” किया जा सकता है।</w:t>
+      </w:r>
+    </w:p>
+    <w:p>
+      <w:pPr>
+        <w:pStyle w:val="ListBullet"/>
+        <w:spacing w:line="240" w:lineRule="auto"/>
+        <w:ind w:left="720"/>
+      </w:pPr>
+      <w:r>
+        <w:rPr>
+          <w:lang w:val="hi_IN" w:bidi="hi_IN"/>
+        </w:rPr>
+      </w:r>
+      <w:r>
+        <w:rPr>
+          <w:lang w:val="hi_IN" w:bidi="hi_IN"/>
+        </w:rPr>
+        <w:t>“कोढ़” का अनुवाद “कोढ़ग्रस्त” या “त्वचा रोग ग्रस्त” या “त्वचा के घावों से भरा” किया जा सकता है।</w:t>
+      </w:r>
+    </w:p>
+    <w:p>
+      <w:pPr/>
+      <w:r>
+        <w:rPr>
+          <w:lang w:val="hi_IN" w:bidi="hi_IN"/>
+        </w:rPr>
+      </w:r>
+      <w:r>
+        <w:rPr>
+          <w:lang w:val="hi_IN" w:bidi="hi_IN"/>
+        </w:rPr>
         <w:t xml:space="preserve">(यह भी देखें: </w:t>
       </w:r>
       <w:r>
         <w:rPr>
           <w:lang w:val="hi_IN" w:bidi="hi_IN"/>
         </w:rPr>
-        <w:t>सामर्थ्य</w:t>
+        <w:t>मिरयम</w:t>
       </w:r>
       <w:r>
         <w:rPr>
@@ -479,7 +1819,7 @@
         <w:rPr>
           <w:lang w:val="hi_IN" w:bidi="hi_IN"/>
         </w:rPr>
-        <w:t>भविष्यद्वक्ता</w:t>
+        <w:t>नामान</w:t>
       </w:r>
       <w:r>
         <w:rPr>
@@ -491,6 +1831,1343 @@
         <w:rPr>
           <w:lang w:val="hi_IN" w:bidi="hi_IN"/>
         </w:rPr>
+        <w:t>शुद्ध</w:t>
+      </w:r>
+      <w:r>
+        <w:rPr>
+          <w:lang w:val="hi_IN" w:bidi="hi_IN"/>
+        </w:rPr>
+        <w:t>)</w:t>
+      </w:r>
+    </w:p>
+    <w:p>
+      <w:pPr>
+        <w:pStyle w:val="Heading3"/>
+      </w:pPr>
+      <w:r>
+        <w:rPr>
+          <w:lang w:val="hi_IN" w:bidi="hi_IN"/>
+        </w:rPr>
+        <w:t>बाइबल सन्दर्भ:</w:t>
+      </w:r>
+    </w:p>
+    <w:p>
+      <w:pPr>
+        <w:pStyle w:val="ListBullet"/>
+        <w:spacing w:line="240" w:lineRule="auto"/>
+        <w:ind w:left="720"/>
+      </w:pPr>
+      <w:r>
+        <w:rPr>
+          <w:lang w:val="hi_IN" w:bidi="hi_IN"/>
+        </w:rPr>
+      </w:r>
+      <w:r>
+        <w:rPr>
+          <w:lang w:val="hi_IN" w:bidi="hi_IN"/>
+        </w:rPr>
+        <w:t>लूका 5:13</w:t>
+      </w:r>
+    </w:p>
+    <w:p>
+      <w:pPr>
+        <w:pStyle w:val="ListBullet"/>
+        <w:spacing w:line="240" w:lineRule="auto"/>
+        <w:ind w:left="720"/>
+      </w:pPr>
+      <w:r>
+        <w:rPr>
+          <w:lang w:val="hi_IN" w:bidi="hi_IN"/>
+        </w:rPr>
+      </w:r>
+      <w:r>
+        <w:rPr>
+          <w:lang w:val="hi_IN" w:bidi="hi_IN"/>
+        </w:rPr>
+        <w:t>लूका 17:12</w:t>
+      </w:r>
+    </w:p>
+    <w:p>
+      <w:pPr>
+        <w:pStyle w:val="ListBullet"/>
+        <w:spacing w:line="240" w:lineRule="auto"/>
+        <w:ind w:left="720"/>
+      </w:pPr>
+      <w:r>
+        <w:rPr>
+          <w:lang w:val="hi_IN" w:bidi="hi_IN"/>
+        </w:rPr>
+      </w:r>
+      <w:r>
+        <w:rPr>
+          <w:lang w:val="hi_IN" w:bidi="hi_IN"/>
+        </w:rPr>
+        <w:t>मरकुस 1:40</w:t>
+      </w:r>
+    </w:p>
+    <w:p>
+      <w:pPr>
+        <w:pStyle w:val="ListBullet"/>
+        <w:spacing w:line="240" w:lineRule="auto"/>
+        <w:ind w:left="720"/>
+      </w:pPr>
+      <w:r>
+        <w:rPr>
+          <w:lang w:val="hi_IN" w:bidi="hi_IN"/>
+        </w:rPr>
+      </w:r>
+      <w:r>
+        <w:rPr>
+          <w:lang w:val="hi_IN" w:bidi="hi_IN"/>
+        </w:rPr>
+        <w:t>मरकुस 14:3</w:t>
+      </w:r>
+    </w:p>
+    <w:p>
+      <w:pPr>
+        <w:pStyle w:val="ListBullet"/>
+        <w:spacing w:line="240" w:lineRule="auto"/>
+        <w:ind w:left="720"/>
+      </w:pPr>
+      <w:r>
+        <w:rPr>
+          <w:lang w:val="hi_IN" w:bidi="hi_IN"/>
+        </w:rPr>
+      </w:r>
+      <w:r>
+        <w:rPr>
+          <w:lang w:val="hi_IN" w:bidi="hi_IN"/>
+        </w:rPr>
+        <w:t>मत्ती 8:3</w:t>
+      </w:r>
+    </w:p>
+    <w:p>
+      <w:pPr>
+        <w:pStyle w:val="ListBullet"/>
+        <w:spacing w:line="240" w:lineRule="auto"/>
+        <w:ind w:left="720"/>
+      </w:pPr>
+      <w:r>
+        <w:rPr>
+          <w:lang w:val="hi_IN" w:bidi="hi_IN"/>
+        </w:rPr>
+      </w:r>
+      <w:r>
+        <w:rPr>
+          <w:lang w:val="hi_IN" w:bidi="hi_IN"/>
+        </w:rPr>
+        <w:t>मत्ती 10:8–10</w:t>
+      </w:r>
+    </w:p>
+    <w:p>
+      <w:pPr>
+        <w:pStyle w:val="ListBullet"/>
+        <w:spacing w:line="240" w:lineRule="auto"/>
+        <w:ind w:left="720"/>
+      </w:pPr>
+      <w:r>
+        <w:rPr>
+          <w:lang w:val="hi_IN" w:bidi="hi_IN"/>
+        </w:rPr>
+      </w:r>
+      <w:r>
+        <w:rPr>
+          <w:lang w:val="hi_IN" w:bidi="hi_IN"/>
+        </w:rPr>
+        <w:t>मत्ती 11:5</w:t>
+      </w:r>
+    </w:p>
+    <w:p>
+      <w:pPr>
+        <w:pStyle w:val="Heading3"/>
+      </w:pPr>
+      <w:r>
+        <w:rPr>
+          <w:lang w:val="hi_IN" w:bidi="hi_IN"/>
+        </w:rPr>
+        <w:t>शब्द तथ्य:</w:t>
+      </w:r>
+    </w:p>
+    <w:p>
+      <w:pPr>
+        <w:pStyle w:val="ListBullet"/>
+        <w:spacing w:line="240" w:lineRule="auto"/>
+        <w:ind w:left="720"/>
+      </w:pPr>
+      <w:r>
+        <w:rPr>
+          <w:lang w:val="hi_IN" w:bidi="hi_IN"/>
+        </w:rPr>
+      </w:r>
+      <w:r>
+        <w:rPr>
+          <w:lang w:val="hi_IN" w:bidi="hi_IN"/>
+        </w:rPr>
+        <w:t>स्ट्रोंग्स: H6879, H6883, G30140, G30150</w:t>
+      </w:r>
+      <w:r>
+        <w:rPr>
+          <w:lang w:val="hi_IN" w:bidi="hi_IN"/>
+        </w:rPr>
+      </w:r>
+      <w:r>
+        <w:rPr>
+          <w:lang w:val="hi_IN" w:bidi="hi_IN"/>
+        </w:rPr>
+      </w:r>
+    </w:p>
+    <w:p>
+      <w:pPr/>
+      <w:r>
+        <w:rPr>
+          <w:lang w:val="hi_IN" w:bidi="hi_IN"/>
+        </w:rPr>
+      </w:r>
+    </w:p>
+    <w:p>
+      <w:pPr>
+        <w:pStyle w:val="Heading2"/>
+      </w:pPr>
+      <w:r>
+        <w:rPr>
+          <w:lang w:val="hi_IN" w:bidi="hi_IN"/>
+        </w:rPr>
+        <w:t>चाँदी</w:t>
+      </w:r>
+      <w:r>
+        <w:rPr>
+          <w:lang w:val="hi_IN" w:bidi="hi_IN"/>
+        </w:rPr>
+      </w:r>
+    </w:p>
+    <w:p>
+      <w:pPr>
+        <w:pStyle w:val="Heading3"/>
+      </w:pPr>
+      <w:r>
+        <w:rPr>
+          <w:lang w:val="hi_IN" w:bidi="hi_IN"/>
+        </w:rPr>
+        <w:t>परिभाषा:</w:t>
+      </w:r>
+    </w:p>
+    <w:p>
+      <w:pPr/>
+      <w:r>
+        <w:rPr>
+          <w:lang w:val="hi_IN" w:bidi="hi_IN"/>
+        </w:rPr>
+      </w:r>
+      <w:r>
+        <w:rPr>
+          <w:lang w:val="hi_IN" w:bidi="hi_IN"/>
+        </w:rPr>
+        <w:t>चाँदी एक चमकीली सफेद रंग की धातु होती है जिससे सिक्के, आभूषण, पात्र और साज सज्जा का सामान बनाया जाता है।</w:t>
+      </w:r>
+    </w:p>
+    <w:p>
+      <w:pPr>
+        <w:pStyle w:val="ListBullet"/>
+        <w:spacing w:line="240" w:lineRule="auto"/>
+        <w:ind w:left="720"/>
+      </w:pPr>
+      <w:r>
+        <w:rPr>
+          <w:lang w:val="hi_IN" w:bidi="hi_IN"/>
+        </w:rPr>
+      </w:r>
+      <w:r>
+        <w:rPr>
+          <w:lang w:val="hi_IN" w:bidi="hi_IN"/>
+        </w:rPr>
+        <w:t>पात्रों में चाँदी के बड़े-छोटे कटोरे तथा खाना पकाने, खाने या परोसने के पात्र बनते हैं।</w:t>
+      </w:r>
+    </w:p>
+    <w:p>
+      <w:pPr>
+        <w:pStyle w:val="ListBullet"/>
+        <w:spacing w:line="240" w:lineRule="auto"/>
+        <w:ind w:left="720"/>
+      </w:pPr>
+      <w:r>
+        <w:rPr>
+          <w:lang w:val="hi_IN" w:bidi="hi_IN"/>
+        </w:rPr>
+      </w:r>
+      <w:r>
+        <w:rPr>
+          <w:lang w:val="hi_IN" w:bidi="hi_IN"/>
+        </w:rPr>
+        <w:t>सोना और चाँदी परमेश्वर के निवास तथा मन्दिर के निर्माण में भी काम में लिए गए थे। यरूशलेम के मन्दिर में पात्र सब चाँदी के थे।</w:t>
+      </w:r>
+    </w:p>
+    <w:p>
+      <w:pPr>
+        <w:pStyle w:val="ListBullet"/>
+        <w:spacing w:line="240" w:lineRule="auto"/>
+        <w:ind w:left="720"/>
+      </w:pPr>
+      <w:r>
+        <w:rPr>
+          <w:lang w:val="hi_IN" w:bidi="hi_IN"/>
+        </w:rPr>
+      </w:r>
+      <w:r>
+        <w:rPr>
+          <w:lang w:val="hi_IN" w:bidi="hi_IN"/>
+        </w:rPr>
+        <w:t>बाइबल के समय में, एक शेकेल वजन का एक इकाई था, और अक्सर एक निश्चित चाँदी की शेकेल की कीमत पर खरीदारी की जाती थी । नए नियम के युग में शेकेल में मापा जाने वाले विभिन्न वजन के चाँदी के सिक्के थे।</w:t>
+      </w:r>
+    </w:p>
+    <w:p>
+      <w:pPr>
+        <w:pStyle w:val="ListBullet"/>
+        <w:spacing w:line="240" w:lineRule="auto"/>
+        <w:ind w:left="720"/>
+      </w:pPr>
+      <w:r>
+        <w:rPr>
+          <w:lang w:val="hi_IN" w:bidi="hi_IN"/>
+        </w:rPr>
+      </w:r>
+      <w:r>
+        <w:rPr>
+          <w:lang w:val="hi_IN" w:bidi="hi_IN"/>
+        </w:rPr>
+        <w:t>यूसुफ के भाइयों ने उसे चाँदी के बीस शेकेल (सिक्कों) में दास होने के लिए बेचा था।</w:t>
+      </w:r>
+    </w:p>
+    <w:p>
+      <w:pPr>
+        <w:pStyle w:val="ListBullet"/>
+        <w:spacing w:line="240" w:lineRule="auto"/>
+        <w:ind w:left="720"/>
+      </w:pPr>
+      <w:r>
+        <w:rPr>
+          <w:lang w:val="hi_IN" w:bidi="hi_IN"/>
+        </w:rPr>
+      </w:r>
+      <w:r>
+        <w:rPr>
+          <w:lang w:val="hi_IN" w:bidi="hi_IN"/>
+        </w:rPr>
+        <w:t>यीशु के पकड़वाने के लिए यहूदा को चाँदी के 30 सिक्के दिए गए थे।</w:t>
+      </w:r>
+    </w:p>
+    <w:p>
+      <w:pPr/>
+      <w:r>
+        <w:rPr>
+          <w:lang w:val="hi_IN" w:bidi="hi_IN"/>
+        </w:rPr>
+      </w:r>
+      <w:r>
+        <w:rPr>
+          <w:lang w:val="hi_IN" w:bidi="hi_IN"/>
+        </w:rPr>
+        <w:t xml:space="preserve">(यह भी देखें: </w:t>
+      </w:r>
+      <w:r>
+        <w:rPr>
+          <w:lang w:val="hi_IN" w:bidi="hi_IN"/>
+        </w:rPr>
+        <w:t>मिलापवाला तम्बू</w:t>
+      </w:r>
+      <w:r>
+        <w:rPr>
+          <w:lang w:val="hi_IN" w:bidi="hi_IN"/>
+        </w:rPr>
+        <w:t xml:space="preserve">, </w:t>
+      </w:r>
+      <w:r>
+        <w:rPr>
+          <w:lang w:val="hi_IN" w:bidi="hi_IN"/>
+        </w:rPr>
+        <w:t>मन्दिर</w:t>
+      </w:r>
+      <w:r>
+        <w:rPr>
+          <w:lang w:val="hi_IN" w:bidi="hi_IN"/>
+        </w:rPr>
+        <w:t>)</w:t>
+      </w:r>
+    </w:p>
+    <w:p>
+      <w:pPr>
+        <w:pStyle w:val="Heading3"/>
+      </w:pPr>
+      <w:r>
+        <w:rPr>
+          <w:lang w:val="hi_IN" w:bidi="hi_IN"/>
+        </w:rPr>
+        <w:t>बाइबल के सन्दर्भ:</w:t>
+      </w:r>
+    </w:p>
+    <w:p>
+      <w:pPr>
+        <w:pStyle w:val="ListBullet"/>
+        <w:spacing w:line="240" w:lineRule="auto"/>
+        <w:ind w:left="720"/>
+      </w:pPr>
+      <w:r>
+        <w:rPr>
+          <w:lang w:val="hi_IN" w:bidi="hi_IN"/>
+        </w:rPr>
+      </w:r>
+      <w:r>
+        <w:rPr>
+          <w:lang w:val="hi_IN" w:bidi="hi_IN"/>
+        </w:rPr>
+        <w:t>1 इतिहास 18:9–11</w:t>
+      </w:r>
+    </w:p>
+    <w:p>
+      <w:pPr>
+        <w:pStyle w:val="ListBullet"/>
+        <w:spacing w:line="240" w:lineRule="auto"/>
+        <w:ind w:left="720"/>
+      </w:pPr>
+      <w:r>
+        <w:rPr>
+          <w:lang w:val="hi_IN" w:bidi="hi_IN"/>
+        </w:rPr>
+      </w:r>
+      <w:r>
+        <w:rPr>
+          <w:lang w:val="hi_IN" w:bidi="hi_IN"/>
+        </w:rPr>
+        <w:t>1 शमूएल 02:36</w:t>
+      </w:r>
+    </w:p>
+    <w:p>
+      <w:pPr>
+        <w:pStyle w:val="ListBullet"/>
+        <w:spacing w:line="240" w:lineRule="auto"/>
+        <w:ind w:left="720"/>
+      </w:pPr>
+      <w:r>
+        <w:rPr>
+          <w:lang w:val="hi_IN" w:bidi="hi_IN"/>
+        </w:rPr>
+      </w:r>
+      <w:r>
+        <w:rPr>
+          <w:lang w:val="hi_IN" w:bidi="hi_IN"/>
+        </w:rPr>
+        <w:t>2 राजा 25:13–15</w:t>
+      </w:r>
+    </w:p>
+    <w:p>
+      <w:pPr>
+        <w:pStyle w:val="ListBullet"/>
+        <w:spacing w:line="240" w:lineRule="auto"/>
+        <w:ind w:left="720"/>
+      </w:pPr>
+      <w:r>
+        <w:rPr>
+          <w:lang w:val="hi_IN" w:bidi="hi_IN"/>
+        </w:rPr>
+      </w:r>
+      <w:r>
+        <w:rPr>
+          <w:lang w:val="hi_IN" w:bidi="hi_IN"/>
+        </w:rPr>
+        <w:t>प्रे.का. 03:06</w:t>
+      </w:r>
+    </w:p>
+    <w:p>
+      <w:pPr>
+        <w:pStyle w:val="ListBullet"/>
+        <w:spacing w:line="240" w:lineRule="auto"/>
+        <w:ind w:left="720"/>
+      </w:pPr>
+      <w:r>
+        <w:rPr>
+          <w:lang w:val="hi_IN" w:bidi="hi_IN"/>
+        </w:rPr>
+      </w:r>
+      <w:r>
+        <w:rPr>
+          <w:lang w:val="hi_IN" w:bidi="hi_IN"/>
+        </w:rPr>
+        <w:t>मत्ती. 26:15</w:t>
+      </w:r>
+    </w:p>
+    <w:p>
+      <w:pPr>
+        <w:pStyle w:val="Heading3"/>
+      </w:pPr>
+      <w:r>
+        <w:rPr>
+          <w:lang w:val="hi_IN" w:bidi="hi_IN"/>
+        </w:rPr>
+        <w:t>शब्द तथ्य:</w:t>
+      </w:r>
+    </w:p>
+    <w:p>
+      <w:pPr>
+        <w:pStyle w:val="ListBullet"/>
+        <w:spacing w:line="240" w:lineRule="auto"/>
+        <w:ind w:left="720"/>
+      </w:pPr>
+      <w:r>
+        <w:rPr>
+          <w:lang w:val="hi_IN" w:bidi="hi_IN"/>
+        </w:rPr>
+      </w:r>
+      <w:r>
+        <w:rPr>
+          <w:lang w:val="hi_IN" w:bidi="hi_IN"/>
+        </w:rPr>
+        <w:t>स्ट्रोंग्स: H3701, H3702, H7192, G693, G694, G695, G696, G1406</w:t>
+      </w:r>
+      <w:r>
+        <w:rPr>
+          <w:lang w:val="hi_IN" w:bidi="hi_IN"/>
+        </w:rPr>
+      </w:r>
+      <w:r>
+        <w:rPr>
+          <w:lang w:val="hi_IN" w:bidi="hi_IN"/>
+        </w:rPr>
+      </w:r>
+    </w:p>
+    <w:p>
+      <w:pPr/>
+      <w:r>
+        <w:rPr>
+          <w:lang w:val="hi_IN" w:bidi="hi_IN"/>
+        </w:rPr>
+      </w:r>
+    </w:p>
+    <w:p>
+      <w:pPr>
+        <w:pStyle w:val="Heading2"/>
+      </w:pPr>
+      <w:r>
+        <w:rPr>
+          <w:lang w:val="hi_IN" w:bidi="hi_IN"/>
+        </w:rPr>
+        <w:t>चिट्ठियाँ</w:t>
+      </w:r>
+      <w:r>
+        <w:rPr>
+          <w:lang w:val="hi_IN" w:bidi="hi_IN"/>
+        </w:rPr>
+      </w:r>
+    </w:p>
+    <w:p>
+      <w:pPr>
+        <w:pStyle w:val="Heading3"/>
+      </w:pPr>
+      <w:r>
+        <w:rPr>
+          <w:lang w:val="hi_IN" w:bidi="hi_IN"/>
+        </w:rPr>
+        <w:t>परिभाषा:</w:t>
+      </w:r>
+    </w:p>
+    <w:p>
+      <w:pPr/>
+      <w:r>
+        <w:rPr>
+          <w:lang w:val="hi_IN" w:bidi="hi_IN"/>
+        </w:rPr>
+      </w:r>
+      <w:r>
+        <w:rPr>
+          <w:lang w:val="hi_IN" w:bidi="hi_IN"/>
+        </w:rPr>
+        <w:t>“चिट्ठियाँ” पर्चियों पर नाम लिखे जाते हैं और निर्णय लेने के लिए उनमें से एक उठाई जाती है। “चिट्ठियां डालना” अर्थात चिन्ह डालकर पर्चियों को भूमि पर या अन्य स्थान में डालकर एक उठाना।</w:t>
+      </w:r>
+    </w:p>
+    <w:p>
+      <w:pPr>
+        <w:pStyle w:val="ListBullet"/>
+        <w:spacing w:line="240" w:lineRule="auto"/>
+        <w:ind w:left="720"/>
+      </w:pPr>
+      <w:r>
+        <w:rPr>
+          <w:lang w:val="hi_IN" w:bidi="hi_IN"/>
+        </w:rPr>
+      </w:r>
+      <w:r>
+        <w:rPr>
+          <w:lang w:val="hi_IN" w:bidi="hi_IN"/>
+        </w:rPr>
+        <w:t>कुछ संस्कृतियों में चिट्ठियां डालने में तिनकों का गट्ठा काम में लिया जाता था। एक मनुष्य उन तिनकों को पकड़ कर रखता था कि कोई देख न पाए कि वे कितने लम्बे हैं। प्रत्येक मनुष्य एक तिनका खींचता था और जिसके पास सबसे लम्बा तिनका आता था (या सबसे छोटा) वही चुना हुआ माना जाता था।</w:t>
+      </w:r>
+    </w:p>
+    <w:p>
+      <w:pPr>
+        <w:pStyle w:val="ListBullet"/>
+        <w:spacing w:line="240" w:lineRule="auto"/>
+        <w:ind w:left="720"/>
+      </w:pPr>
+      <w:r>
+        <w:rPr>
+          <w:lang w:val="hi_IN" w:bidi="hi_IN"/>
+        </w:rPr>
+      </w:r>
+      <w:r>
+        <w:rPr>
+          <w:lang w:val="hi_IN" w:bidi="hi_IN"/>
+        </w:rPr>
+        <w:t>बाइबिल के समय में, प्रकरण के अनुसार “चिट्ठी” का अनुवाद “अंकित पत्थर” या “मिट्टी के पात्रों के टुकड़ों” या “लकड़ियां” या “तिनके” भी किए जा सकते हैं।</w:t>
+      </w:r>
+    </w:p>
+    <w:p>
+      <w:pPr>
+        <w:pStyle w:val="ListBullet"/>
+        <w:spacing w:line="240" w:lineRule="auto"/>
+        <w:ind w:left="720"/>
+      </w:pPr>
+      <w:r>
+        <w:rPr>
+          <w:lang w:val="hi_IN" w:bidi="hi_IN"/>
+        </w:rPr>
+      </w:r>
+      <w:r>
+        <w:rPr>
+          <w:lang w:val="hi_IN" w:bidi="hi_IN"/>
+        </w:rPr>
+        <w:t>“चिट्ठियां डालना” का अनुवाद, “पर्चियां डालना” या “पर्ची खींचना” या पर्ची गिराना” भी हो सकता है। “डालना” का अनुवाद ऐसा प्रकट न करे कि चिट्ठियां बहुत दूर तक फेंकी जाती थी।</w:t>
+      </w:r>
+    </w:p>
+    <w:p>
+      <w:pPr>
+        <w:pStyle w:val="ListBullet"/>
+        <w:spacing w:line="240" w:lineRule="auto"/>
+        <w:ind w:left="720"/>
+      </w:pPr>
+      <w:r>
+        <w:rPr>
+          <w:lang w:val="hi_IN" w:bidi="hi_IN"/>
+        </w:rPr>
+      </w:r>
+      <w:r>
+        <w:rPr>
+          <w:lang w:val="hi_IN" w:bidi="hi_IN"/>
+        </w:rPr>
+        <w:t>यदि “चिट्ठियों” द्वारा निर्णय लिया गया तो उसका अनुवाद “चिट्ठियां डालकर” किया जा सकता है।</w:t>
+      </w:r>
+    </w:p>
+    <w:p>
+      <w:pPr/>
+      <w:r>
+        <w:rPr>
+          <w:lang w:val="hi_IN" w:bidi="hi_IN"/>
+        </w:rPr>
+      </w:r>
+      <w:r>
+        <w:rPr>
+          <w:lang w:val="hi_IN" w:bidi="hi_IN"/>
+        </w:rPr>
+        <w:t xml:space="preserve">(यह भी देखें: </w:t>
+      </w:r>
+      <w:r>
+        <w:rPr>
+          <w:lang w:val="hi_IN" w:bidi="hi_IN"/>
+        </w:rPr>
+        <w:t>इलीशिबा</w:t>
+      </w:r>
+      <w:r>
+        <w:rPr>
+          <w:lang w:val="hi_IN" w:bidi="hi_IN"/>
+        </w:rPr>
+        <w:t xml:space="preserve">, </w:t>
+      </w:r>
+      <w:r>
+        <w:rPr>
+          <w:lang w:val="hi_IN" w:bidi="hi_IN"/>
+        </w:rPr>
+        <w:t>याजक</w:t>
+      </w:r>
+      <w:r>
+        <w:rPr>
+          <w:lang w:val="hi_IN" w:bidi="hi_IN"/>
+        </w:rPr>
+        <w:t xml:space="preserve">, </w:t>
+      </w:r>
+      <w:r>
+        <w:rPr>
+          <w:lang w:val="hi_IN" w:bidi="hi_IN"/>
+        </w:rPr>
+        <w:t>जकर्याह (पुराना नियम)</w:t>
+      </w:r>
+      <w:r>
+        <w:rPr>
+          <w:lang w:val="hi_IN" w:bidi="hi_IN"/>
+        </w:rPr>
+        <w:t xml:space="preserve">, </w:t>
+      </w:r>
+      <w:r>
+        <w:rPr>
+          <w:lang w:val="hi_IN" w:bidi="hi_IN"/>
+        </w:rPr>
+        <w:t>जकर्याह (नया नियम)</w:t>
+      </w:r>
+      <w:r>
+        <w:rPr>
+          <w:lang w:val="hi_IN" w:bidi="hi_IN"/>
+        </w:rPr>
+        <w:t>)</w:t>
+      </w:r>
+    </w:p>
+    <w:p>
+      <w:pPr>
+        <w:pStyle w:val="Heading3"/>
+      </w:pPr>
+      <w:r>
+        <w:rPr>
+          <w:lang w:val="hi_IN" w:bidi="hi_IN"/>
+        </w:rPr>
+        <w:t>बाइबल सन्दर्भ:</w:t>
+      </w:r>
+    </w:p>
+    <w:p>
+      <w:pPr>
+        <w:pStyle w:val="ListBullet"/>
+        <w:spacing w:line="240" w:lineRule="auto"/>
+        <w:ind w:left="720"/>
+      </w:pPr>
+      <w:r>
+        <w:rPr>
+          <w:lang w:val="hi_IN" w:bidi="hi_IN"/>
+        </w:rPr>
+      </w:r>
+      <w:r>
+        <w:rPr>
+          <w:lang w:val="hi_IN" w:bidi="hi_IN"/>
+        </w:rPr>
+        <w:t>योना 01:6–7</w:t>
+      </w:r>
+    </w:p>
+    <w:p>
+      <w:pPr>
+        <w:pStyle w:val="ListBullet"/>
+        <w:spacing w:line="240" w:lineRule="auto"/>
+        <w:ind w:left="720"/>
+      </w:pPr>
+      <w:r>
+        <w:rPr>
+          <w:lang w:val="hi_IN" w:bidi="hi_IN"/>
+        </w:rPr>
+      </w:r>
+      <w:r>
+        <w:rPr>
+          <w:lang w:val="hi_IN" w:bidi="hi_IN"/>
+        </w:rPr>
+        <w:t>लूका 01:8–10</w:t>
+      </w:r>
+    </w:p>
+    <w:p>
+      <w:pPr>
+        <w:pStyle w:val="ListBullet"/>
+        <w:spacing w:line="240" w:lineRule="auto"/>
+        <w:ind w:left="720"/>
+      </w:pPr>
+      <w:r>
+        <w:rPr>
+          <w:lang w:val="hi_IN" w:bidi="hi_IN"/>
+        </w:rPr>
+      </w:r>
+      <w:r>
+        <w:rPr>
+          <w:lang w:val="hi_IN" w:bidi="hi_IN"/>
+        </w:rPr>
+        <w:t>लूका 23:33–34</w:t>
+      </w:r>
+    </w:p>
+    <w:p>
+      <w:pPr>
+        <w:pStyle w:val="ListBullet"/>
+        <w:spacing w:line="240" w:lineRule="auto"/>
+        <w:ind w:left="720"/>
+      </w:pPr>
+      <w:r>
+        <w:rPr>
+          <w:lang w:val="hi_IN" w:bidi="hi_IN"/>
+        </w:rPr>
+      </w:r>
+      <w:r>
+        <w:rPr>
+          <w:lang w:val="hi_IN" w:bidi="hi_IN"/>
+        </w:rPr>
+        <w:t>मरकुस 15:22–24</w:t>
+      </w:r>
+    </w:p>
+    <w:p>
+      <w:pPr>
+        <w:pStyle w:val="ListBullet"/>
+        <w:spacing w:line="240" w:lineRule="auto"/>
+        <w:ind w:left="720"/>
+      </w:pPr>
+      <w:r>
+        <w:rPr>
+          <w:lang w:val="hi_IN" w:bidi="hi_IN"/>
+        </w:rPr>
+      </w:r>
+      <w:r>
+        <w:rPr>
+          <w:lang w:val="hi_IN" w:bidi="hi_IN"/>
+        </w:rPr>
+        <w:t>मत्ती 27:35–37</w:t>
+      </w:r>
+    </w:p>
+    <w:p>
+      <w:pPr>
+        <w:pStyle w:val="ListBullet"/>
+        <w:spacing w:line="240" w:lineRule="auto"/>
+        <w:ind w:left="720"/>
+      </w:pPr>
+      <w:r>
+        <w:rPr>
+          <w:lang w:val="hi_IN" w:bidi="hi_IN"/>
+        </w:rPr>
+      </w:r>
+      <w:r>
+        <w:rPr>
+          <w:lang w:val="hi_IN" w:bidi="hi_IN"/>
+        </w:rPr>
+        <w:t>भजन संहिता 022:18–19</w:t>
+      </w:r>
+    </w:p>
+    <w:p>
+      <w:pPr>
+        <w:pStyle w:val="Heading3"/>
+      </w:pPr>
+      <w:r>
+        <w:rPr>
+          <w:lang w:val="hi_IN" w:bidi="hi_IN"/>
+        </w:rPr>
+        <w:t>शब्द तथ्य:</w:t>
+      </w:r>
+    </w:p>
+    <w:p>
+      <w:pPr>
+        <w:pStyle w:val="ListBullet"/>
+        <w:spacing w:line="240" w:lineRule="auto"/>
+        <w:ind w:left="720"/>
+      </w:pPr>
+      <w:r>
+        <w:rPr>
+          <w:lang w:val="hi_IN" w:bidi="hi_IN"/>
+        </w:rPr>
+      </w:r>
+      <w:r>
+        <w:rPr>
+          <w:lang w:val="hi_IN" w:bidi="hi_IN"/>
+        </w:rPr>
+        <w:t>Strong's: H1486, H2256, H5307, G2624, G2819, G2975, G3091</w:t>
+      </w:r>
+      <w:r>
+        <w:rPr>
+          <w:lang w:val="hi_IN" w:bidi="hi_IN"/>
+        </w:rPr>
+      </w:r>
+      <w:r>
+        <w:rPr>
+          <w:lang w:val="hi_IN" w:bidi="hi_IN"/>
+        </w:rPr>
+      </w:r>
+    </w:p>
+    <w:p>
+      <w:pPr/>
+      <w:r>
+        <w:rPr>
+          <w:lang w:val="hi_IN" w:bidi="hi_IN"/>
+        </w:rPr>
+      </w:r>
+    </w:p>
+    <w:p>
+      <w:pPr>
+        <w:pStyle w:val="Heading2"/>
+      </w:pPr>
+      <w:r>
+        <w:rPr>
+          <w:lang w:val="hi_IN" w:bidi="hi_IN"/>
+        </w:rPr>
+        <w:t>चिताना</w:t>
+      </w:r>
+      <w:r>
+        <w:rPr>
+          <w:lang w:val="hi_IN" w:bidi="hi_IN"/>
+        </w:rPr>
+      </w:r>
+    </w:p>
+    <w:p>
+      <w:pPr>
+        <w:pStyle w:val="Heading3"/>
+      </w:pPr>
+      <w:r>
+        <w:rPr>
+          <w:lang w:val="hi_IN" w:bidi="hi_IN"/>
+        </w:rPr>
+        <w:t>परिभाषा:</w:t>
+      </w:r>
+    </w:p>
+    <w:p>
+      <w:pPr/>
+      <w:r>
+        <w:rPr>
+          <w:lang w:val="hi_IN" w:bidi="hi_IN"/>
+        </w:rPr>
+      </w:r>
+      <w:r>
+        <w:rPr>
+          <w:lang w:val="hi_IN" w:bidi="hi_IN"/>
+        </w:rPr>
+        <w:t>“चिताना” अर्थात किसी को दृढ़ चेतावनी देना या समझाना।</w:t>
+      </w:r>
+    </w:p>
+    <w:p>
+      <w:pPr>
+        <w:pStyle w:val="ListBullet"/>
+        <w:spacing w:line="240" w:lineRule="auto"/>
+        <w:ind w:left="720"/>
+      </w:pPr>
+      <w:r>
+        <w:rPr>
+          <w:lang w:val="hi_IN" w:bidi="hi_IN"/>
+        </w:rPr>
+      </w:r>
+      <w:r>
+        <w:rPr>
+          <w:lang w:val="hi_IN" w:bidi="hi_IN"/>
+        </w:rPr>
+        <w:t>“चिताना” का सामान्यतः अर्थ है कि किसी को कोई काम न करने के लिए समझाना।</w:t>
+      </w:r>
+    </w:p>
+    <w:p>
+      <w:pPr>
+        <w:pStyle w:val="ListBullet"/>
+        <w:spacing w:line="240" w:lineRule="auto"/>
+        <w:ind w:left="720"/>
+      </w:pPr>
+      <w:r>
+        <w:rPr>
+          <w:lang w:val="hi_IN" w:bidi="hi_IN"/>
+        </w:rPr>
+      </w:r>
+      <w:r>
+        <w:rPr>
+          <w:lang w:val="hi_IN" w:bidi="hi_IN"/>
+        </w:rPr>
+        <w:t>“मसीह की देह में, विश्वासियों को शिक्षा दी गई है कि वे आपस में समझाएं कि पाप से बचना है और पवित्र जीवन जीना है।”</w:t>
+      </w:r>
+    </w:p>
+    <w:p>
+      <w:pPr>
+        <w:pStyle w:val="ListBullet"/>
+        <w:spacing w:line="240" w:lineRule="auto"/>
+        <w:ind w:left="720"/>
+      </w:pPr>
+      <w:r>
+        <w:rPr>
+          <w:lang w:val="hi_IN" w:bidi="hi_IN"/>
+        </w:rPr>
+      </w:r>
+      <w:r>
+        <w:rPr>
+          <w:lang w:val="hi_IN" w:bidi="hi_IN"/>
+        </w:rPr>
+        <w:t>“चिताना” शब्द का अनुवाद हो सकता है, “पाप नहीं करने के लिए उत्साहित करना” या “किसी को पाप नही करने का आग्रह करना”</w:t>
+      </w:r>
+    </w:p>
+    <w:p>
+      <w:pPr>
+        <w:pStyle w:val="Heading3"/>
+      </w:pPr>
+      <w:r>
+        <w:rPr>
+          <w:lang w:val="hi_IN" w:bidi="hi_IN"/>
+        </w:rPr>
+        <w:t>बाइबल सन्दर्भ:</w:t>
+      </w:r>
+    </w:p>
+    <w:p>
+      <w:pPr>
+        <w:pStyle w:val="ListBullet"/>
+        <w:spacing w:line="240" w:lineRule="auto"/>
+        <w:ind w:left="720"/>
+      </w:pPr>
+      <w:r>
+        <w:rPr>
+          <w:lang w:val="hi_IN" w:bidi="hi_IN"/>
+        </w:rPr>
+      </w:r>
+      <w:r>
+        <w:rPr>
+          <w:lang w:val="hi_IN" w:bidi="hi_IN"/>
+        </w:rPr>
+        <w:t>नहेम्याह 09:32–34</w:t>
+      </w:r>
+    </w:p>
+    <w:p>
+      <w:pPr>
+        <w:pStyle w:val="Heading3"/>
+      </w:pPr>
+      <w:r>
+        <w:rPr>
+          <w:lang w:val="hi_IN" w:bidi="hi_IN"/>
+        </w:rPr>
+        <w:t>शब्द तथ्य:</w:t>
+      </w:r>
+    </w:p>
+    <w:p>
+      <w:pPr>
+        <w:pStyle w:val="ListBullet"/>
+        <w:spacing w:line="240" w:lineRule="auto"/>
+        <w:ind w:left="720"/>
+      </w:pPr>
+      <w:r>
+        <w:rPr>
+          <w:lang w:val="hi_IN" w:bidi="hi_IN"/>
+        </w:rPr>
+      </w:r>
+      <w:r>
+        <w:rPr>
+          <w:lang w:val="hi_IN" w:bidi="hi_IN"/>
+        </w:rPr>
+        <w:t>स्ट्रांग'स: H2094, H5749, G3560, G3867, G5537</w:t>
+      </w:r>
+      <w:r>
+        <w:rPr>
+          <w:lang w:val="hi_IN" w:bidi="hi_IN"/>
+        </w:rPr>
+      </w:r>
+      <w:r>
+        <w:rPr>
+          <w:lang w:val="hi_IN" w:bidi="hi_IN"/>
+        </w:rPr>
+      </w:r>
+    </w:p>
+    <w:p>
+      <w:pPr/>
+      <w:r>
+        <w:rPr>
+          <w:lang w:val="hi_IN" w:bidi="hi_IN"/>
+        </w:rPr>
+      </w:r>
+    </w:p>
+    <w:p>
+      <w:pPr>
+        <w:pStyle w:val="Heading2"/>
+      </w:pPr>
+      <w:r>
+        <w:rPr>
+          <w:lang w:val="hi_IN" w:bidi="hi_IN"/>
+        </w:rPr>
+        <w:t>चिन्ह</w:t>
+      </w:r>
+      <w:r>
+        <w:rPr>
+          <w:lang w:val="hi_IN" w:bidi="hi_IN"/>
+        </w:rPr>
+      </w:r>
+    </w:p>
+    <w:p>
+      <w:pPr>
+        <w:pStyle w:val="Heading3"/>
+      </w:pPr>
+      <w:r>
+        <w:rPr>
+          <w:lang w:val="hi_IN" w:bidi="hi_IN"/>
+        </w:rPr>
+        <w:t>परिभाषा:</w:t>
+      </w:r>
+    </w:p>
+    <w:p>
+      <w:pPr/>
+      <w:r>
+        <w:rPr>
+          <w:lang w:val="hi_IN" w:bidi="hi_IN"/>
+        </w:rPr>
+      </w:r>
+      <w:r>
+        <w:rPr>
+          <w:lang w:val="hi_IN" w:bidi="hi_IN"/>
+        </w:rPr>
+        <w:t>"चिन्ह" प्रायः उस वस्तु, घटना या कार्य के सन्दर्भ में है जो एक विशेष अर्थ प्रकट करता है।</w:t>
+      </w:r>
+    </w:p>
+    <w:p>
+      <w:pPr>
+        <w:pStyle w:val="ListBullet"/>
+        <w:spacing w:line="240" w:lineRule="auto"/>
+        <w:ind w:left="720"/>
+      </w:pPr>
+      <w:r>
+        <w:rPr>
+          <w:lang w:val="hi_IN" w:bidi="hi_IN"/>
+        </w:rPr>
+      </w:r>
+      <w:r>
+        <w:rPr>
+          <w:lang w:val="hi_IN" w:bidi="hi_IN"/>
+        </w:rPr>
+        <w:t>:बाईबल में "चिन्ह" कभी कभी परमेश्वर द्वारा की गई प्रतिज्ञा या स्थापित वाचा के लिए दिए जाते थे:</w:t>
+      </w:r>
+    </w:p>
+    <w:p>
+      <w:pPr>
+        <w:pStyle w:val="ListBullet"/>
+        <w:spacing w:line="240" w:lineRule="auto"/>
+        <w:ind w:left="720"/>
+      </w:pPr>
+      <w:r>
+        <w:rPr>
+          <w:lang w:val="hi_IN" w:bidi="hi_IN"/>
+        </w:rPr>
+      </w:r>
+      <w:r>
+        <w:rPr>
+          <w:lang w:val="hi_IN" w:bidi="hi_IN"/>
+        </w:rPr>
+        <w:t>उत्पत्ति के पुस्तक में परमेश्वर द्वारा आकाश में स्थापित मेघधनुष परमेश्वर को स्मरण कराने के लिए एक चिन्ह (स्मारक) है कि उसने प्रतिज्ञा की है कि वह विश्वव्यापी जलप्रलय से जीवन को फिर कभी नष्ट नहीं करेगा।</w:t>
+      </w:r>
+    </w:p>
+    <w:p>
+      <w:pPr>
+        <w:pStyle w:val="ListBullet"/>
+        <w:spacing w:line="240" w:lineRule="auto"/>
+        <w:ind w:left="720"/>
+      </w:pPr>
+      <w:r>
+        <w:rPr>
+          <w:lang w:val="hi_IN" w:bidi="hi_IN"/>
+        </w:rPr>
+      </w:r>
+      <w:r>
+        <w:rPr>
+          <w:lang w:val="hi_IN" w:bidi="hi_IN"/>
+        </w:rPr>
+        <w:t>उत्पत्ति की पुस्तक में, परमेश्वर ने इस्राएलियों को आज्ञा दी थी कि वे अपने पुत्रों का खतना करें जो उस तथ्य का एक चिन्ह होगा जो उनके साथ बंधी गई परमेश्वर की वाचा का चिन्ह होगा।</w:t>
+      </w:r>
+    </w:p>
+    <w:p>
+      <w:pPr>
+        <w:pStyle w:val="ListBullet"/>
+        <w:spacing w:line="240" w:lineRule="auto"/>
+        <w:ind w:left="720"/>
+      </w:pPr>
+      <w:r>
+        <w:rPr>
+          <w:lang w:val="hi_IN" w:bidi="hi_IN"/>
+        </w:rPr>
+      </w:r>
+      <w:r>
+        <w:rPr>
+          <w:lang w:val="hi_IN" w:bidi="hi_IN"/>
+        </w:rPr>
+        <w:t>चिन्ह किसी बात को प्रकट करते हैं या उसकी ओर संकेत करते हैः</w:t>
+      </w:r>
+    </w:p>
+    <w:p>
+      <w:pPr>
+        <w:pStyle w:val="ListBullet"/>
+        <w:spacing w:line="240" w:lineRule="auto"/>
+        <w:ind w:left="720"/>
+      </w:pPr>
+      <w:r>
+        <w:rPr>
+          <w:lang w:val="hi_IN" w:bidi="hi_IN"/>
+        </w:rPr>
+      </w:r>
+      <w:r>
+        <w:rPr>
+          <w:lang w:val="hi_IN" w:bidi="hi_IN"/>
+        </w:rPr>
+        <w:t>लूका के वृतांत में, स्वर्गदूत ने चरवाहों को एक चिन्ह दिया जिसके द्वारा उनको सहायता मिलेगी कि वे बैतलहम में पहचान पाएं कि कौन सा शिशु नवजात मसीह है।</w:t>
+      </w:r>
+    </w:p>
+    <w:p>
+      <w:pPr>
+        <w:pStyle w:val="ListBullet"/>
+        <w:spacing w:line="240" w:lineRule="auto"/>
+        <w:ind w:left="720"/>
+      </w:pPr>
+      <w:r>
+        <w:rPr>
+          <w:lang w:val="hi_IN" w:bidi="hi_IN"/>
+        </w:rPr>
+      </w:r>
+      <w:r>
+        <w:rPr>
+          <w:lang w:val="hi_IN" w:bidi="hi_IN"/>
+        </w:rPr>
+        <w:t>यहूदा ने यीशु का चुम्बन करके धर्म के अगुओं पर चिन्ह प्रकट किया कि यही यीशु है जिसको उन्हें पकड़ना है।</w:t>
+      </w:r>
+    </w:p>
+    <w:p>
+      <w:pPr>
+        <w:pStyle w:val="ListBullet"/>
+        <w:spacing w:line="240" w:lineRule="auto"/>
+        <w:ind w:left="720"/>
+      </w:pPr>
+      <w:r>
+        <w:rPr>
+          <w:lang w:val="hi_IN" w:bidi="hi_IN"/>
+        </w:rPr>
+      </w:r>
+      <w:r>
+        <w:rPr>
+          <w:lang w:val="hi_IN" w:bidi="hi_IN"/>
+        </w:rPr>
+        <w:t>चिन्ह किसी बात को सच्चा सिद्ध करते है:</w:t>
+      </w:r>
+    </w:p>
+    <w:p>
+      <w:pPr>
+        <w:pStyle w:val="ListBullet"/>
+        <w:spacing w:line="240" w:lineRule="auto"/>
+        <w:ind w:left="720"/>
+      </w:pPr>
+      <w:r>
+        <w:rPr>
+          <w:lang w:val="hi_IN" w:bidi="hi_IN"/>
+        </w:rPr>
+      </w:r>
+      <w:r>
+        <w:rPr>
+          <w:lang w:val="hi_IN" w:bidi="hi_IN"/>
+        </w:rPr>
+        <w:t>निर्गमन की पुस्तक में, विपत्तियों ने मिस्र में विनाश ढा दिया था जो एक चिन्ह था कि यहोवा कौन है और उनसे सिद्ध हुआ कि वह फिरौन से और उसके मिस्री देवताओं से अधिक महान है|</w:t>
+      </w:r>
+    </w:p>
+    <w:p>
+      <w:pPr>
+        <w:pStyle w:val="ListBullet"/>
+        <w:spacing w:line="240" w:lineRule="auto"/>
+        <w:ind w:left="720"/>
+      </w:pPr>
+      <w:r>
+        <w:rPr>
+          <w:lang w:val="hi_IN" w:bidi="hi_IN"/>
+        </w:rPr>
+      </w:r>
+      <w:r>
+        <w:rPr>
+          <w:lang w:val="hi_IN" w:bidi="hi_IN"/>
+        </w:rPr>
+        <w:t>प्रेरितों के काम की पुस्तक में, भविष्यद्वक्ताओं और प्रेरितों द्वारा किए गए आश्चर्यकर्म चिन्ह थे कि वे परमेश्वर का सन्देश सुना रहे है।</w:t>
+      </w:r>
+    </w:p>
+    <w:p>
+      <w:pPr>
+        <w:pStyle w:val="ListBullet"/>
+        <w:spacing w:line="240" w:lineRule="auto"/>
+        <w:ind w:left="720"/>
+      </w:pPr>
+      <w:r>
+        <w:rPr>
+          <w:lang w:val="hi_IN" w:bidi="hi_IN"/>
+        </w:rPr>
+      </w:r>
+      <w:r>
+        <w:rPr>
+          <w:lang w:val="hi_IN" w:bidi="hi_IN"/>
+        </w:rPr>
+        <w:t>यूहन्ना रचित सुसमाचार में कहा गया है कि यीशु ने जो चमत्कार किए, वे चिन्ह जिनसे सिद्ध होता है कि वह वास्तव में मसीह है।</w:t>
+      </w:r>
+    </w:p>
+    <w:p>
+      <w:pPr>
+        <w:pStyle w:val="Heading3"/>
+      </w:pPr>
+      <w:r>
+        <w:rPr>
+          <w:lang w:val="hi_IN" w:bidi="hi_IN"/>
+        </w:rPr>
+        <w:t>अनुवाद के सुझाव:</w:t>
+      </w:r>
+    </w:p>
+    <w:p>
+      <w:pPr>
+        <w:pStyle w:val="ListBullet"/>
+        <w:spacing w:line="240" w:lineRule="auto"/>
+        <w:ind w:left="720"/>
+      </w:pPr>
+      <w:r>
+        <w:rPr>
+          <w:lang w:val="hi_IN" w:bidi="hi_IN"/>
+        </w:rPr>
+      </w:r>
+      <w:r>
+        <w:rPr>
+          <w:lang w:val="hi_IN" w:bidi="hi_IN"/>
+        </w:rPr>
+        <w:t>बार-बार आने वाली अभिव्यक्ति, "चिन्ह और चमत्कार" का अनुवाद हो सकता है: "प्रमाण एवं चमत्कार" या "परमेश्वर के सामर्थ्य को सिद्ध करने वाले चमत्कारी कार्य" या “विस्मयकारी आश्चर्यकर्म जिनसे प्रकट होता है कि परमेश्वर कैसा महान है"।</w:t>
+      </w:r>
+    </w:p>
+    <w:p>
+      <w:pPr>
+        <w:pStyle w:val="ListBullet"/>
+        <w:spacing w:line="240" w:lineRule="auto"/>
+        <w:ind w:left="720"/>
+      </w:pPr>
+      <w:r>
+        <w:rPr>
+          <w:lang w:val="hi_IN" w:bidi="hi_IN"/>
+        </w:rPr>
+      </w:r>
+      <w:r>
+        <w:rPr>
+          <w:lang w:val="hi_IN" w:bidi="hi_IN"/>
+        </w:rPr>
+        <w:t>“हाथों से संकेत करना” का अनुवाद हो सकता है: “हाथों की गतिविधि” या “हाथों से इंगित करना” या “भाव दर्शाना”।</w:t>
+      </w:r>
+    </w:p>
+    <w:p>
+      <w:pPr>
+        <w:pStyle w:val="ListBullet"/>
+        <w:spacing w:line="240" w:lineRule="auto"/>
+        <w:ind w:left="720"/>
+      </w:pPr>
+      <w:r>
+        <w:rPr>
+          <w:lang w:val="hi_IN" w:bidi="hi_IN"/>
+        </w:rPr>
+      </w:r>
+      <w:r>
+        <w:rPr>
+          <w:lang w:val="hi_IN" w:bidi="hi_IN"/>
+        </w:rPr>
+        <w:t>कुछ भाषाओं में किसी बात को सिद्ध करने के लिए "चिन्ह" शब्द का एक अनुवादित रूप होता है और आश्चर्यकर्म के लिए "चिन्ह" का दूसरा अनुवादित शब्द होता है।</w:t>
+      </w:r>
+    </w:p>
+    <w:p>
+      <w:pPr/>
+      <w:r>
+        <w:rPr>
+          <w:lang w:val="hi_IN" w:bidi="hi_IN"/>
+        </w:rPr>
+      </w:r>
+      <w:r>
+        <w:rPr>
+          <w:lang w:val="hi_IN" w:bidi="hi_IN"/>
+        </w:rPr>
+        <w:t xml:space="preserve">(यह भी देखें: </w:t>
+      </w:r>
+      <w:r>
+        <w:rPr>
+          <w:lang w:val="hi_IN" w:bidi="hi_IN"/>
+        </w:rPr>
+        <w:t>आश्चर्यकर्म</w:t>
+      </w:r>
+      <w:r>
+        <w:rPr>
+          <w:lang w:val="hi_IN" w:bidi="hi_IN"/>
+        </w:rPr>
+        <w:t xml:space="preserve">, </w:t>
+      </w:r>
+      <w:r>
+        <w:rPr>
+          <w:lang w:val="hi_IN" w:bidi="hi_IN"/>
+        </w:rPr>
         <w:t>प्रेरित</w:t>
       </w:r>
       <w:r>
@@ -503,7 +3180,31 @@
         <w:rPr>
           <w:lang w:val="hi_IN" w:bidi="hi_IN"/>
         </w:rPr>
-        <w:t>चिन्ह</w:t>
+        <w:t>मसीह</w:t>
+      </w:r>
+      <w:r>
+        <w:rPr>
+          <w:lang w:val="hi_IN" w:bidi="hi_IN"/>
+        </w:rPr>
+        <w:t xml:space="preserve">, </w:t>
+      </w:r>
+      <w:r>
+        <w:rPr>
+          <w:lang w:val="hi_IN" w:bidi="hi_IN"/>
+        </w:rPr>
+        <w:t>वाचा</w:t>
+      </w:r>
+      <w:r>
+        <w:rPr>
+          <w:lang w:val="hi_IN" w:bidi="hi_IN"/>
+        </w:rPr>
+        <w:t xml:space="preserve">, </w:t>
+      </w:r>
+      <w:r>
+        <w:rPr>
+          <w:lang w:val="hi_IN" w:bidi="hi_IN"/>
+        </w:rPr>
+        <w:t>खतना करना</w:t>
       </w:r>
       <w:r>
         <w:rPr>
@@ -520,6 +3221,411 @@
         <w:rPr>
           <w:lang w:val="hi_IN" w:bidi="hi_IN"/>
         </w:rPr>
+        <w:t>बाइबल के सन्दर्भ:</w:t>
+      </w:r>
+    </w:p>
+    <w:p>
+      <w:pPr>
+        <w:pStyle w:val="ListBullet"/>
+        <w:spacing w:line="240" w:lineRule="auto"/>
+        <w:ind w:left="720"/>
+      </w:pPr>
+      <w:r>
+        <w:rPr>
+          <w:lang w:val="hi_IN" w:bidi="hi_IN"/>
+        </w:rPr>
+      </w:r>
+      <w:r>
+        <w:rPr>
+          <w:lang w:val="hi_IN" w:bidi="hi_IN"/>
+        </w:rPr>
+        <w:t>प्रे.का. 2:18–19</w:t>
+      </w:r>
+    </w:p>
+    <w:p>
+      <w:pPr>
+        <w:pStyle w:val="ListBullet"/>
+        <w:spacing w:line="240" w:lineRule="auto"/>
+        <w:ind w:left="720"/>
+      </w:pPr>
+      <w:r>
+        <w:rPr>
+          <w:lang w:val="hi_IN" w:bidi="hi_IN"/>
+        </w:rPr>
+      </w:r>
+      <w:r>
+        <w:rPr>
+          <w:lang w:val="hi_IN" w:bidi="hi_IN"/>
+        </w:rPr>
+        <w:t>निर्गमन 4:8–9</w:t>
+      </w:r>
+    </w:p>
+    <w:p>
+      <w:pPr>
+        <w:pStyle w:val="ListBullet"/>
+        <w:spacing w:line="240" w:lineRule="auto"/>
+        <w:ind w:left="720"/>
+      </w:pPr>
+      <w:r>
+        <w:rPr>
+          <w:lang w:val="hi_IN" w:bidi="hi_IN"/>
+        </w:rPr>
+      </w:r>
+      <w:r>
+        <w:rPr>
+          <w:lang w:val="hi_IN" w:bidi="hi_IN"/>
+        </w:rPr>
+        <w:t>निर्गमन 31:12–15</w:t>
+      </w:r>
+    </w:p>
+    <w:p>
+      <w:pPr>
+        <w:pStyle w:val="ListBullet"/>
+        <w:spacing w:line="240" w:lineRule="auto"/>
+        <w:ind w:left="720"/>
+      </w:pPr>
+      <w:r>
+        <w:rPr>
+          <w:lang w:val="hi_IN" w:bidi="hi_IN"/>
+        </w:rPr>
+      </w:r>
+      <w:r>
+        <w:rPr>
+          <w:lang w:val="hi_IN" w:bidi="hi_IN"/>
+        </w:rPr>
+        <w:t>उत्पत्ति 1: 14–15</w:t>
+      </w:r>
+    </w:p>
+    <w:p>
+      <w:pPr>
+        <w:pStyle w:val="ListBullet"/>
+        <w:spacing w:line="240" w:lineRule="auto"/>
+        <w:ind w:left="720"/>
+      </w:pPr>
+      <w:r>
+        <w:rPr>
+          <w:lang w:val="hi_IN" w:bidi="hi_IN"/>
+        </w:rPr>
+      </w:r>
+      <w:r>
+        <w:rPr>
+          <w:lang w:val="hi_IN" w:bidi="hi_IN"/>
+        </w:rPr>
+        <w:t>उत्पत्ति 9: 12</w:t>
+      </w:r>
+    </w:p>
+    <w:p>
+      <w:pPr>
+        <w:pStyle w:val="ListBullet"/>
+        <w:spacing w:line="240" w:lineRule="auto"/>
+        <w:ind w:left="720"/>
+      </w:pPr>
+      <w:r>
+        <w:rPr>
+          <w:lang w:val="hi_IN" w:bidi="hi_IN"/>
+        </w:rPr>
+      </w:r>
+      <w:r>
+        <w:rPr>
+          <w:lang w:val="hi_IN" w:bidi="hi_IN"/>
+        </w:rPr>
+        <w:t>यूह. 2:18</w:t>
+      </w:r>
+    </w:p>
+    <w:p>
+      <w:pPr>
+        <w:pStyle w:val="ListBullet"/>
+        <w:spacing w:line="240" w:lineRule="auto"/>
+        <w:ind w:left="720"/>
+      </w:pPr>
+      <w:r>
+        <w:rPr>
+          <w:lang w:val="hi_IN" w:bidi="hi_IN"/>
+        </w:rPr>
+      </w:r>
+      <w:r>
+        <w:rPr>
+          <w:lang w:val="hi_IN" w:bidi="hi_IN"/>
+        </w:rPr>
+        <w:t>लूका 2:12</w:t>
+      </w:r>
+    </w:p>
+    <w:p>
+      <w:pPr>
+        <w:pStyle w:val="ListBullet"/>
+        <w:spacing w:line="240" w:lineRule="auto"/>
+        <w:ind w:left="720"/>
+      </w:pPr>
+      <w:r>
+        <w:rPr>
+          <w:lang w:val="hi_IN" w:bidi="hi_IN"/>
+        </w:rPr>
+      </w:r>
+      <w:r>
+        <w:rPr>
+          <w:lang w:val="hi_IN" w:bidi="hi_IN"/>
+        </w:rPr>
+        <w:t>मरकुस 18:12</w:t>
+      </w:r>
+    </w:p>
+    <w:p>
+      <w:pPr>
+        <w:pStyle w:val="ListBullet"/>
+        <w:spacing w:line="240" w:lineRule="auto"/>
+        <w:ind w:left="720"/>
+      </w:pPr>
+      <w:r>
+        <w:rPr>
+          <w:lang w:val="hi_IN" w:bidi="hi_IN"/>
+        </w:rPr>
+      </w:r>
+      <w:r>
+        <w:rPr>
+          <w:lang w:val="hi_IN" w:bidi="hi_IN"/>
+        </w:rPr>
+        <w:t>भजन-संहिता 89:5–6</w:t>
+      </w:r>
+    </w:p>
+    <w:p>
+      <w:pPr>
+        <w:pStyle w:val="Heading3"/>
+      </w:pPr>
+      <w:r>
+        <w:rPr>
+          <w:lang w:val="hi_IN" w:bidi="hi_IN"/>
+        </w:rPr>
+        <w:t>शब्द तथ्य:</w:t>
+      </w:r>
+    </w:p>
+    <w:p>
+      <w:pPr>
+        <w:pStyle w:val="ListBullet"/>
+        <w:spacing w:line="240" w:lineRule="auto"/>
+        <w:ind w:left="720"/>
+      </w:pPr>
+      <w:r>
+        <w:rPr>
+          <w:lang w:val="hi_IN" w:bidi="hi_IN"/>
+        </w:rPr>
+      </w:r>
+      <w:r>
+        <w:rPr>
+          <w:lang w:val="hi_IN" w:bidi="hi_IN"/>
+        </w:rPr>
+        <w:t>Strong's: H0226, H0852, H2368, H2858, H4150, H4159, H4864, H5251, H5824, H6161, H6725, H6734, H7560, G0364, G0880, G1213, G1229, G1718, G1730, G1732, G1770, G3902, G4102, G4591, G4592, G4953, G4973, G5280</w:t>
+      </w:r>
+      <w:r>
+        <w:rPr>
+          <w:lang w:val="hi_IN" w:bidi="hi_IN"/>
+        </w:rPr>
+      </w:r>
+      <w:r>
+        <w:rPr>
+          <w:lang w:val="hi_IN" w:bidi="hi_IN"/>
+        </w:rPr>
+      </w:r>
+    </w:p>
+    <w:p>
+      <w:pPr/>
+      <w:r>
+        <w:rPr>
+          <w:lang w:val="hi_IN" w:bidi="hi_IN"/>
+        </w:rPr>
+      </w:r>
+    </w:p>
+    <w:p>
+      <w:pPr>
+        <w:pStyle w:val="Heading2"/>
+      </w:pPr>
+      <w:r>
+        <w:rPr>
+          <w:lang w:val="hi_IN" w:bidi="hi_IN"/>
+        </w:rPr>
+        <w:t>चीता</w:t>
+      </w:r>
+      <w:r>
+        <w:rPr>
+          <w:lang w:val="hi_IN" w:bidi="hi_IN"/>
+        </w:rPr>
+      </w:r>
+    </w:p>
+    <w:p>
+      <w:pPr>
+        <w:pStyle w:val="Heading3"/>
+      </w:pPr>
+      <w:r>
+        <w:rPr>
+          <w:lang w:val="hi_IN" w:bidi="hi_IN"/>
+        </w:rPr>
+        <w:t>तथ्य:</w:t>
+      </w:r>
+    </w:p>
+    <w:p>
+      <w:pPr/>
+      <w:r>
+        <w:rPr>
+          <w:lang w:val="hi_IN" w:bidi="hi_IN"/>
+        </w:rPr>
+      </w:r>
+      <w:r>
+        <w:rPr>
+          <w:lang w:val="hi_IN" w:bidi="hi_IN"/>
+        </w:rPr>
+        <w:t>चीता, बिल्ली जैसा एक बड़ा पशु है जिसका रंग भूरा होता है और उस पर काले धब्बे होते हैं।</w:t>
+      </w:r>
+    </w:p>
+    <w:p>
+      <w:pPr>
+        <w:pStyle w:val="ListBullet"/>
+        <w:spacing w:line="240" w:lineRule="auto"/>
+        <w:ind w:left="720"/>
+      </w:pPr>
+      <w:r>
+        <w:rPr>
+          <w:lang w:val="hi_IN" w:bidi="hi_IN"/>
+        </w:rPr>
+      </w:r>
+      <w:r>
+        <w:rPr>
+          <w:lang w:val="hi_IN" w:bidi="hi_IN"/>
+        </w:rPr>
+        <w:t>चीता अन्य पशुओं को मार कर खाता है।</w:t>
+      </w:r>
+    </w:p>
+    <w:p>
+      <w:pPr>
+        <w:pStyle w:val="ListBullet"/>
+        <w:spacing w:line="240" w:lineRule="auto"/>
+        <w:ind w:left="720"/>
+      </w:pPr>
+      <w:r>
+        <w:rPr>
+          <w:lang w:val="hi_IN" w:bidi="hi_IN"/>
+        </w:rPr>
+      </w:r>
+      <w:r>
+        <w:rPr>
+          <w:lang w:val="hi_IN" w:bidi="hi_IN"/>
+        </w:rPr>
+        <w:t>बाइबल में आकस्मिक दुर्घटना की तुलना चीते से की जाती है क्योंकि चीता अपने शिकार पर आकस्मिक हमला करता है।</w:t>
+      </w:r>
+    </w:p>
+    <w:p>
+      <w:pPr>
+        <w:pStyle w:val="ListBullet"/>
+        <w:spacing w:line="240" w:lineRule="auto"/>
+        <w:ind w:left="720"/>
+      </w:pPr>
+      <w:r>
+        <w:rPr>
+          <w:lang w:val="hi_IN" w:bidi="hi_IN"/>
+        </w:rPr>
+      </w:r>
+      <w:r>
+        <w:rPr>
+          <w:lang w:val="hi_IN" w:bidi="hi_IN"/>
+        </w:rPr>
+        <w:t>भविष्यद्वक्ता दानिय्येल और प्रेरित यूहन्ना ने दर्शन में चीते जैसा एक पशु देखा था।</w:t>
+      </w:r>
+    </w:p>
+    <w:p>
+      <w:pPr/>
+      <w:r>
+        <w:rPr>
+          <w:lang w:val="hi_IN" w:bidi="hi_IN"/>
+        </w:rPr>
+      </w:r>
+      <w:r>
+        <w:rPr>
+          <w:lang w:val="hi_IN" w:bidi="hi_IN"/>
+        </w:rPr>
+        <w:t>(यह भी देखें: अपरिचित शब्दों का अनुवाद कैसे करे)</w:t>
+      </w:r>
+    </w:p>
+    <w:p>
+      <w:pPr/>
+      <w:r>
+        <w:rPr>
+          <w:lang w:val="hi_IN" w:bidi="hi_IN"/>
+        </w:rPr>
+      </w:r>
+      <w:r>
+        <w:rPr>
+          <w:lang w:val="hi_IN" w:bidi="hi_IN"/>
+        </w:rPr>
+        <w:t>(अनुवाद के सुझाव नामों का अनुवाद)</w:t>
+      </w:r>
+    </w:p>
+    <w:p>
+      <w:pPr/>
+      <w:r>
+        <w:rPr>
+          <w:lang w:val="hi_IN" w:bidi="hi_IN"/>
+        </w:rPr>
+      </w:r>
+      <w:r>
+        <w:rPr>
+          <w:lang w:val="hi_IN" w:bidi="hi_IN"/>
+        </w:rPr>
+        <w:t xml:space="preserve">(यह भी देखें: </w:t>
+      </w:r>
+      <w:r>
+        <w:rPr>
+          <w:lang w:val="hi_IN" w:bidi="hi_IN"/>
+        </w:rPr>
+        <w:t>पशु</w:t>
+      </w:r>
+      <w:r>
+        <w:rPr>
+          <w:lang w:val="hi_IN" w:bidi="hi_IN"/>
+        </w:rPr>
+        <w:t xml:space="preserve">, </w:t>
+      </w:r>
+      <w:r>
+        <w:rPr>
+          <w:lang w:val="hi_IN" w:bidi="hi_IN"/>
+        </w:rPr>
+        <w:t>दानिय्येल</w:t>
+      </w:r>
+      <w:r>
+        <w:rPr>
+          <w:lang w:val="hi_IN" w:bidi="hi_IN"/>
+        </w:rPr>
+        <w:t xml:space="preserve">, </w:t>
+      </w:r>
+      <w:r>
+        <w:rPr>
+          <w:lang w:val="hi_IN" w:bidi="hi_IN"/>
+        </w:rPr>
+        <w:t>शिकार</w:t>
+      </w:r>
+      <w:r>
+        <w:rPr>
+          <w:lang w:val="hi_IN" w:bidi="hi_IN"/>
+        </w:rPr>
+        <w:t xml:space="preserve">, </w:t>
+      </w:r>
+      <w:r>
+        <w:rPr>
+          <w:lang w:val="hi_IN" w:bidi="hi_IN"/>
+        </w:rPr>
+        <w:t>दर्शन</w:t>
+      </w:r>
+      <w:r>
+        <w:rPr>
+          <w:lang w:val="hi_IN" w:bidi="hi_IN"/>
+        </w:rPr>
+        <w:t>)</w:t>
+      </w:r>
+    </w:p>
+    <w:p>
+      <w:pPr>
+        <w:pStyle w:val="Heading3"/>
+      </w:pPr>
+      <w:r>
+        <w:rPr>
+          <w:lang w:val="hi_IN" w:bidi="hi_IN"/>
+        </w:rPr>
         <w:t>बाइबल सन्दर्भ:</w:t>
       </w:r>
     </w:p>
@@ -538,133 +3644,61 @@
         <w:rPr>
           <w:lang w:val="hi_IN" w:bidi="hi_IN"/>
         </w:rPr>
-        <w:t>2 थिस्सलुनीकियों 2:8–10</w:t>
-      </w:r>
-    </w:p>
-    <w:p>
-      <w:pPr>
-        <w:pStyle w:val="ListBullet"/>
-        <w:spacing w:line="240" w:lineRule="auto"/>
-        <w:ind w:left="720"/>
-      </w:pPr>
-      <w:r>
-        <w:rPr>
-          <w:lang w:val="hi_IN" w:bidi="hi_IN"/>
-        </w:rPr>
-      </w:r>
-      <w:r>
-        <w:rPr>
-          <w:lang w:val="hi_IN" w:bidi="hi_IN"/>
-        </w:rPr>
-        <w:t>प्रे.का. 04:17</w:t>
-      </w:r>
-    </w:p>
-    <w:p>
-      <w:pPr>
-        <w:pStyle w:val="ListBullet"/>
-        <w:spacing w:line="240" w:lineRule="auto"/>
-        <w:ind w:left="720"/>
-      </w:pPr>
-      <w:r>
-        <w:rPr>
-          <w:lang w:val="hi_IN" w:bidi="hi_IN"/>
-        </w:rPr>
-      </w:r>
-      <w:r>
-        <w:rPr>
-          <w:lang w:val="hi_IN" w:bidi="hi_IN"/>
-        </w:rPr>
-        <w:t>प्रे.का. 4:22</w:t>
-      </w:r>
-    </w:p>
-    <w:p>
-      <w:pPr>
-        <w:pStyle w:val="ListBullet"/>
-        <w:spacing w:line="240" w:lineRule="auto"/>
-        <w:ind w:left="720"/>
-      </w:pPr>
-      <w:r>
-        <w:rPr>
-          <w:lang w:val="hi_IN" w:bidi="hi_IN"/>
-        </w:rPr>
-      </w:r>
-      <w:r>
-        <w:rPr>
-          <w:lang w:val="hi_IN" w:bidi="hi_IN"/>
-        </w:rPr>
-        <w:t>दानिय्येल 4:1–3</w:t>
-      </w:r>
-    </w:p>
-    <w:p>
-      <w:pPr>
-        <w:pStyle w:val="ListBullet"/>
-        <w:spacing w:line="240" w:lineRule="auto"/>
-        <w:ind w:left="720"/>
-      </w:pPr>
-      <w:r>
-        <w:rPr>
-          <w:lang w:val="hi_IN" w:bidi="hi_IN"/>
-        </w:rPr>
-      </w:r>
-      <w:r>
-        <w:rPr>
-          <w:lang w:val="hi_IN" w:bidi="hi_IN"/>
-        </w:rPr>
-        <w:t>व्यवस्थाविवरण 13:1</w:t>
-      </w:r>
-    </w:p>
-    <w:p>
-      <w:pPr>
-        <w:pStyle w:val="ListBullet"/>
-        <w:spacing w:line="240" w:lineRule="auto"/>
-        <w:ind w:left="720"/>
-      </w:pPr>
-      <w:r>
-        <w:rPr>
-          <w:lang w:val="hi_IN" w:bidi="hi_IN"/>
-        </w:rPr>
-      </w:r>
-      <w:r>
-        <w:rPr>
-          <w:lang w:val="hi_IN" w:bidi="hi_IN"/>
-        </w:rPr>
-        <w:t>निर्गमन 3:19–22</w:t>
-      </w:r>
-    </w:p>
-    <w:p>
-      <w:pPr>
-        <w:pStyle w:val="ListBullet"/>
-        <w:spacing w:line="240" w:lineRule="auto"/>
-        <w:ind w:left="720"/>
-      </w:pPr>
-      <w:r>
-        <w:rPr>
-          <w:lang w:val="hi_IN" w:bidi="hi_IN"/>
-        </w:rPr>
-      </w:r>
-      <w:r>
-        <w:rPr>
-          <w:lang w:val="hi_IN" w:bidi="hi_IN"/>
-        </w:rPr>
-        <w:t>यूहन्ना 2:11</w:t>
-      </w:r>
-    </w:p>
-    <w:p>
-      <w:pPr>
-        <w:pStyle w:val="ListBullet"/>
-        <w:spacing w:line="240" w:lineRule="auto"/>
-        <w:ind w:left="720"/>
-      </w:pPr>
-      <w:r>
-        <w:rPr>
-          <w:lang w:val="hi_IN" w:bidi="hi_IN"/>
-        </w:rPr>
-      </w:r>
-      <w:r>
-        <w:rPr>
-          <w:lang w:val="hi_IN" w:bidi="hi_IN"/>
-        </w:rPr>
-        <w:t>मत्ती 13:58</w:t>
+        <w:t>दानिय्येल 07:6–7</w:t>
+      </w:r>
+    </w:p>
+    <w:p>
+      <w:pPr>
+        <w:pStyle w:val="ListBullet"/>
+        <w:spacing w:line="240" w:lineRule="auto"/>
+        <w:ind w:left="720"/>
+      </w:pPr>
+      <w:r>
+        <w:rPr>
+          <w:lang w:val="hi_IN" w:bidi="hi_IN"/>
+        </w:rPr>
+      </w:r>
+      <w:r>
+        <w:rPr>
+          <w:lang w:val="hi_IN" w:bidi="hi_IN"/>
+        </w:rPr>
+        <w:t>होशे 13:7–8</w:t>
+      </w:r>
+    </w:p>
+    <w:p>
+      <w:pPr>
+        <w:pStyle w:val="ListBullet"/>
+        <w:spacing w:line="240" w:lineRule="auto"/>
+        <w:ind w:left="720"/>
+      </w:pPr>
+      <w:r>
+        <w:rPr>
+          <w:lang w:val="hi_IN" w:bidi="hi_IN"/>
+        </w:rPr>
+      </w:r>
+      <w:r>
+        <w:rPr>
+          <w:lang w:val="hi_IN" w:bidi="hi_IN"/>
+        </w:rPr>
+        <w:t>प्रकाशितवाक्य 13:1–2</w:t>
+      </w:r>
+    </w:p>
+    <w:p>
+      <w:pPr>
+        <w:pStyle w:val="ListBullet"/>
+        <w:spacing w:line="240" w:lineRule="auto"/>
+        <w:ind w:left="720"/>
+      </w:pPr>
+      <w:r>
+        <w:rPr>
+          <w:lang w:val="hi_IN" w:bidi="hi_IN"/>
+        </w:rPr>
+      </w:r>
+      <w:r>
+        <w:rPr>
+          <w:lang w:val="hi_IN" w:bidi="hi_IN"/>
+        </w:rPr>
+        <w:t>श्रेष्ठगीत 04:8</w:t>
       </w:r>
     </w:p>
     <w:p>
@@ -675,6 +3709,1307 @@
         <w:rPr>
           <w:lang w:val="hi_IN" w:bidi="hi_IN"/>
         </w:rPr>
+        <w:t>शब्द तथ्य:</w:t>
+      </w:r>
+    </w:p>
+    <w:p>
+      <w:pPr>
+        <w:pStyle w:val="ListBullet"/>
+        <w:spacing w:line="240" w:lineRule="auto"/>
+        <w:ind w:left="720"/>
+      </w:pPr>
+      <w:r>
+        <w:rPr>
+          <w:lang w:val="hi_IN" w:bidi="hi_IN"/>
+        </w:rPr>
+      </w:r>
+      <w:r>
+        <w:rPr>
+          <w:lang w:val="hi_IN" w:bidi="hi_IN"/>
+        </w:rPr>
+        <w:t>Strong's: H5245, H5246</w:t>
+      </w:r>
+      <w:r>
+        <w:rPr>
+          <w:lang w:val="hi_IN" w:bidi="hi_IN"/>
+        </w:rPr>
+      </w:r>
+      <w:r>
+        <w:rPr>
+          <w:lang w:val="hi_IN" w:bidi="hi_IN"/>
+        </w:rPr>
+      </w:r>
+    </w:p>
+    <w:p>
+      <w:pPr/>
+      <w:r>
+        <w:rPr>
+          <w:lang w:val="hi_IN" w:bidi="hi_IN"/>
+        </w:rPr>
+      </w:r>
+    </w:p>
+    <w:p>
+      <w:pPr>
+        <w:pStyle w:val="Heading2"/>
+      </w:pPr>
+      <w:r>
+        <w:rPr>
+          <w:lang w:val="hi_IN" w:bidi="hi_IN"/>
+        </w:rPr>
+        <w:t>चुना हुआ</w:t>
+      </w:r>
+      <w:r>
+        <w:rPr>
+          <w:lang w:val="hi_IN" w:bidi="hi_IN"/>
+        </w:rPr>
+      </w:r>
+    </w:p>
+    <w:p>
+      <w:pPr>
+        <w:pStyle w:val="Heading3"/>
+      </w:pPr>
+      <w:r>
+        <w:rPr>
+          <w:lang w:val="hi_IN" w:bidi="hi_IN"/>
+        </w:rPr>
+        <w:t>परिभाषा:</w:t>
+      </w:r>
+    </w:p>
+    <w:p>
+      <w:pPr/>
+      <w:r>
+        <w:rPr>
+          <w:lang w:val="hi_IN" w:bidi="hi_IN"/>
+        </w:rPr>
+      </w:r>
+      <w:r>
+        <w:rPr>
+          <w:lang w:val="hi_IN" w:bidi="hi_IN"/>
+        </w:rPr>
+        <w:t>“चुने हुए” का वास्तविक अर्थ है “चयनित जन” या “चुनी हुई प्रजा” यह उन लोगों के संदर्भ में है जिन्हें परमेश्वर ने अपने लोग होने के लिए नियुक्त किया या पृथक किया है। “चुना हुआ” या “परमेश्वर का चुना हुआ”, ये उपनाम यीशु को दर्शाते हैं जो चुना हुआ मसीह है।</w:t>
+      </w:r>
+    </w:p>
+    <w:p>
+      <w:pPr>
+        <w:pStyle w:val="ListBullet"/>
+        <w:spacing w:line="240" w:lineRule="auto"/>
+        <w:ind w:left="720"/>
+      </w:pPr>
+      <w:r>
+        <w:rPr>
+          <w:lang w:val="hi_IN" w:bidi="hi_IN"/>
+        </w:rPr>
+      </w:r>
+      <w:r>
+        <w:rPr>
+          <w:lang w:val="hi_IN" w:bidi="hi_IN"/>
+        </w:rPr>
+        <w:t>“चुनना” शब्द का अर्थ है किसी वस्तु को या किसी मनुष्य को अलग कर लेना या किसी बात पर निर्णय लेना। यह शब्द अधिकतर परमेश्वर द्वारा मनुष्यों को अपने लिए अलग कर लेने के लिए प्रयोग होता था कि वे अब उसके हैं और उसकी सेवा के लिए हैं।</w:t>
+      </w:r>
+    </w:p>
+    <w:p>
+      <w:pPr>
+        <w:pStyle w:val="ListBullet"/>
+        <w:spacing w:line="240" w:lineRule="auto"/>
+        <w:ind w:left="720"/>
+      </w:pPr>
+      <w:r>
+        <w:rPr>
+          <w:lang w:val="hi_IN" w:bidi="hi_IN"/>
+        </w:rPr>
+      </w:r>
+      <w:r>
+        <w:rPr>
+          <w:lang w:val="hi_IN" w:bidi="hi_IN"/>
+        </w:rPr>
+        <w:t>“चुने हुए” का अर्थ है “चयनित” या “नियुक्त”- कुछ होने के लिए या कुछ करने के लिए।</w:t>
+      </w:r>
+    </w:p>
+    <w:p>
+      <w:pPr>
+        <w:pStyle w:val="ListBullet"/>
+        <w:spacing w:line="240" w:lineRule="auto"/>
+        <w:ind w:left="720"/>
+      </w:pPr>
+      <w:r>
+        <w:rPr>
+          <w:lang w:val="hi_IN" w:bidi="hi_IN"/>
+        </w:rPr>
+      </w:r>
+      <w:r>
+        <w:rPr>
+          <w:lang w:val="hi_IN" w:bidi="hi_IN"/>
+        </w:rPr>
+        <w:t>परमेश्वर ने मनुष्यों को पवित्र होने के लिए चुना कि उत्तम आत्मिक फल लाने के लिए परमेश्वर द्वारा अलग किए जाएं। यही कारण है कि उन्हें “चुने हुए लोग” या "चुने हुए" कहते है।</w:t>
+      </w:r>
+    </w:p>
+    <w:p>
+      <w:pPr>
+        <w:pStyle w:val="ListBullet"/>
+        <w:spacing w:line="240" w:lineRule="auto"/>
+        <w:ind w:left="720"/>
+      </w:pPr>
+      <w:r>
+        <w:rPr>
+          <w:lang w:val="hi_IN" w:bidi="hi_IN"/>
+        </w:rPr>
+      </w:r>
+      <w:r>
+        <w:rPr>
+          <w:lang w:val="hi_IN" w:bidi="hi_IN"/>
+        </w:rPr>
+        <w:t>बाइबल में कभी-कभी इस उक्तिं “चुने हुओं” का उपयोग कुछ विशेष मनुष्यों लिए किया गया है जैसे मूसा, राजा दाऊद जिन्हें परमेश्वर ने अपनी प्रजा के अगुवे नियुक्त किया था। इसका उपयोग,इस्राएल को संदर्भित करने के लिए भी किया गया है क्योंकि वे परमेश्वर के चुने हुए लोग थे|</w:t>
+      </w:r>
+    </w:p>
+    <w:p>
+      <w:pPr>
+        <w:pStyle w:val="ListBullet"/>
+        <w:spacing w:line="240" w:lineRule="auto"/>
+        <w:ind w:left="720"/>
+      </w:pPr>
+      <w:r>
+        <w:rPr>
+          <w:lang w:val="hi_IN" w:bidi="hi_IN"/>
+        </w:rPr>
+      </w:r>
+      <w:r>
+        <w:rPr>
+          <w:lang w:val="hi_IN" w:bidi="hi_IN"/>
+        </w:rPr>
+        <w:t>“चुना हुआ” एक प्राचीन शब्द है जिसका अर्थ है “अलग किया गया” या “अलग किए हुए लोग” मूल भाषा में यह शब्द जब मसीही विश्वासियों के लिए प्रयोग किया गया तो यह बहुवचन में काम में लिया गया था|</w:t>
+      </w:r>
+    </w:p>
+    <w:p>
+      <w:pPr>
+        <w:pStyle w:val="ListBullet"/>
+        <w:spacing w:line="240" w:lineRule="auto"/>
+        <w:ind w:left="720"/>
+      </w:pPr>
+      <w:r>
+        <w:rPr>
+          <w:lang w:val="hi_IN" w:bidi="hi_IN"/>
+        </w:rPr>
+      </w:r>
+      <w:r>
+        <w:rPr>
+          <w:lang w:val="hi_IN" w:bidi="hi_IN"/>
+        </w:rPr>
+        <w:t>अंग्रेज़ी बाइबल के पुराने संस्करणों में “चुना हुआ” शब्द नये नियम और पुराने नियम दोनों में “अलग किए हुओं” के लिए प्रयोग किया गया है जो "अलग किए हुए" लोगों के लिए काम में लिए गए शब्द का अनुवादित शब्द है। अधिक आधुनिक संस्करणों में “चुना हुआ” शब्द केवल उन लोगों के लिए प्रयोग किया गया है, जिसका उद्धार परमेश्वर ने मसीह यीशु के द्वारा किया है। बाइबल में अन्य स्थानों में इस शब्द का अनुवाद यथावत “चुना हुआ” ही किया गया हैं।</w:t>
+      </w:r>
+    </w:p>
+    <w:p>
+      <w:pPr>
+        <w:pStyle w:val="Heading3"/>
+      </w:pPr>
+      <w:r>
+        <w:rPr>
+          <w:lang w:val="hi_IN" w:bidi="hi_IN"/>
+        </w:rPr>
+        <w:t>अनुवाद के सुझाव:</w:t>
+      </w:r>
+    </w:p>
+    <w:p>
+      <w:pPr>
+        <w:pStyle w:val="ListBullet"/>
+        <w:spacing w:line="240" w:lineRule="auto"/>
+        <w:ind w:left="720"/>
+      </w:pPr>
+      <w:r>
+        <w:rPr>
+          <w:lang w:val="hi_IN" w:bidi="hi_IN"/>
+        </w:rPr>
+      </w:r>
+      <w:r>
+        <w:rPr>
+          <w:lang w:val="hi_IN" w:bidi="hi_IN"/>
+        </w:rPr>
+        <w:t>अतः उचित तो यह होगा कि इस शब्द, "चयनित" का अनुवाद, “चुने हुए जन” या “चुनी हुई जाति” किया जाए। इसका अनुवाद इस प्रकार किया जा सकता है, "मनुष्य जिनको परमेश्वर ने चुन लिया है" या "वे जिनको परमेश्वर ने अपने लोग होने के लिए नियुक्त कर दिया है"</w:t>
+      </w:r>
+    </w:p>
+    <w:p>
+      <w:pPr>
+        <w:pStyle w:val="ListBullet"/>
+        <w:spacing w:line="240" w:lineRule="auto"/>
+        <w:ind w:left="720"/>
+      </w:pPr>
+      <w:r>
+        <w:rPr>
+          <w:lang w:val="hi_IN" w:bidi="hi_IN"/>
+        </w:rPr>
+      </w:r>
+      <w:r>
+        <w:rPr>
+          <w:lang w:val="hi_IN" w:bidi="hi_IN"/>
+        </w:rPr>
+        <w:t>“जो चुने गए” का अनुवाद इस प्रकार भी किया जा सकता है, “जिन्हें नियुक्त किया” या “जो अलग किए गए” या “जिन्हें परमेश्वर ने चुना”।</w:t>
+      </w:r>
+    </w:p>
+    <w:p>
+      <w:pPr>
+        <w:pStyle w:val="ListBullet"/>
+        <w:spacing w:line="240" w:lineRule="auto"/>
+        <w:ind w:left="720"/>
+      </w:pPr>
+      <w:r>
+        <w:rPr>
+          <w:lang w:val="hi_IN" w:bidi="hi_IN"/>
+        </w:rPr>
+      </w:r>
+      <w:r>
+        <w:rPr>
+          <w:lang w:val="hi_IN" w:bidi="hi_IN"/>
+        </w:rPr>
+        <w:t>“मैंने तुझे चुन लिया है” इसका अनुवाद किया जा सकता है, “मैंने तुम्हें नियुक्त किया है” या “मैंने तुम्हें अलग किया है”।</w:t>
+      </w:r>
+    </w:p>
+    <w:p>
+      <w:pPr>
+        <w:pStyle w:val="ListBullet"/>
+        <w:spacing w:line="240" w:lineRule="auto"/>
+        <w:ind w:left="720"/>
+      </w:pPr>
+      <w:r>
+        <w:rPr>
+          <w:lang w:val="hi_IN" w:bidi="hi_IN"/>
+        </w:rPr>
+      </w:r>
+      <w:r>
+        <w:rPr>
+          <w:lang w:val="hi_IN" w:bidi="hi_IN"/>
+        </w:rPr>
+        <w:t>यीशु के संदर्भ में, इस उक्ति “चुना हुआ” का अनुवाद हो सकता है, “परमेश्वर का चयनित” या “परमेश्वर का विशेष निुयक्त मसीह” या “जिसे परमेश्वर ने नियुक्त किया है”</w:t>
+      </w:r>
+    </w:p>
+    <w:p>
+      <w:pPr/>
+      <w:r>
+        <w:rPr>
+          <w:lang w:val="hi_IN" w:bidi="hi_IN"/>
+        </w:rPr>
+      </w:r>
+      <w:r>
+        <w:rPr>
+          <w:lang w:val="hi_IN" w:bidi="hi_IN"/>
+        </w:rPr>
+        <w:t xml:space="preserve">(यह भी देखें: </w:t>
+      </w:r>
+      <w:r>
+        <w:rPr>
+          <w:lang w:val="hi_IN" w:bidi="hi_IN"/>
+        </w:rPr>
+        <w:t>नियुक्त</w:t>
+      </w:r>
+      <w:r>
+        <w:rPr>
+          <w:lang w:val="hi_IN" w:bidi="hi_IN"/>
+        </w:rPr>
+        <w:t xml:space="preserve">, </w:t>
+      </w:r>
+      <w:r>
+        <w:rPr>
+          <w:lang w:val="hi_IN" w:bidi="hi_IN"/>
+        </w:rPr>
+        <w:t>मसीह</w:t>
+      </w:r>
+      <w:r>
+        <w:rPr>
+          <w:lang w:val="hi_IN" w:bidi="hi_IN"/>
+        </w:rPr>
+        <w:t>)</w:t>
+      </w:r>
+    </w:p>
+    <w:p>
+      <w:pPr>
+        <w:pStyle w:val="Heading3"/>
+      </w:pPr>
+      <w:r>
+        <w:rPr>
+          <w:lang w:val="hi_IN" w:bidi="hi_IN"/>
+        </w:rPr>
+        <w:t>बाइबल सन्दर्भ:</w:t>
+      </w:r>
+    </w:p>
+    <w:p>
+      <w:pPr>
+        <w:pStyle w:val="ListBullet"/>
+        <w:spacing w:line="240" w:lineRule="auto"/>
+        <w:ind w:left="720"/>
+      </w:pPr>
+      <w:r>
+        <w:rPr>
+          <w:lang w:val="hi_IN" w:bidi="hi_IN"/>
+        </w:rPr>
+      </w:r>
+      <w:r>
+        <w:rPr>
+          <w:lang w:val="hi_IN" w:bidi="hi_IN"/>
+        </w:rPr>
+        <w:t>2 यूहन्ना 1:1</w:t>
+      </w:r>
+    </w:p>
+    <w:p>
+      <w:pPr>
+        <w:pStyle w:val="ListBullet"/>
+        <w:spacing w:line="240" w:lineRule="auto"/>
+        <w:ind w:left="720"/>
+      </w:pPr>
+      <w:r>
+        <w:rPr>
+          <w:lang w:val="hi_IN" w:bidi="hi_IN"/>
+        </w:rPr>
+      </w:r>
+      <w:r>
+        <w:rPr>
+          <w:lang w:val="hi_IN" w:bidi="hi_IN"/>
+        </w:rPr>
+        <w:t>कुलुस्सियों 3:12</w:t>
+      </w:r>
+    </w:p>
+    <w:p>
+      <w:pPr>
+        <w:pStyle w:val="ListBullet"/>
+        <w:spacing w:line="240" w:lineRule="auto"/>
+        <w:ind w:left="720"/>
+      </w:pPr>
+      <w:r>
+        <w:rPr>
+          <w:lang w:val="hi_IN" w:bidi="hi_IN"/>
+        </w:rPr>
+      </w:r>
+      <w:r>
+        <w:rPr>
+          <w:lang w:val="hi_IN" w:bidi="hi_IN"/>
+        </w:rPr>
+        <w:t>इफिसियों 1:3–4</w:t>
+      </w:r>
+    </w:p>
+    <w:p>
+      <w:pPr>
+        <w:pStyle w:val="ListBullet"/>
+        <w:spacing w:line="240" w:lineRule="auto"/>
+        <w:ind w:left="720"/>
+      </w:pPr>
+      <w:r>
+        <w:rPr>
+          <w:lang w:val="hi_IN" w:bidi="hi_IN"/>
+        </w:rPr>
+      </w:r>
+      <w:r>
+        <w:rPr>
+          <w:lang w:val="hi_IN" w:bidi="hi_IN"/>
+        </w:rPr>
+        <w:t>यशायाह 65:22–23</w:t>
+      </w:r>
+    </w:p>
+    <w:p>
+      <w:pPr>
+        <w:pStyle w:val="ListBullet"/>
+        <w:spacing w:line="240" w:lineRule="auto"/>
+        <w:ind w:left="720"/>
+      </w:pPr>
+      <w:r>
+        <w:rPr>
+          <w:lang w:val="hi_IN" w:bidi="hi_IN"/>
+        </w:rPr>
+      </w:r>
+      <w:r>
+        <w:rPr>
+          <w:lang w:val="hi_IN" w:bidi="hi_IN"/>
+        </w:rPr>
+        <w:t>लूका 18:7</w:t>
+      </w:r>
+    </w:p>
+    <w:p>
+      <w:pPr>
+        <w:pStyle w:val="ListBullet"/>
+        <w:spacing w:line="240" w:lineRule="auto"/>
+        <w:ind w:left="720"/>
+      </w:pPr>
+      <w:r>
+        <w:rPr>
+          <w:lang w:val="hi_IN" w:bidi="hi_IN"/>
+        </w:rPr>
+      </w:r>
+      <w:r>
+        <w:rPr>
+          <w:lang w:val="hi_IN" w:bidi="hi_IN"/>
+        </w:rPr>
+        <w:t>मत्ती. 24:19–22</w:t>
+      </w:r>
+    </w:p>
+    <w:p>
+      <w:pPr>
+        <w:pStyle w:val="ListBullet"/>
+        <w:spacing w:line="240" w:lineRule="auto"/>
+        <w:ind w:left="720"/>
+      </w:pPr>
+      <w:r>
+        <w:rPr>
+          <w:lang w:val="hi_IN" w:bidi="hi_IN"/>
+        </w:rPr>
+      </w:r>
+      <w:r>
+        <w:rPr>
+          <w:lang w:val="hi_IN" w:bidi="hi_IN"/>
+        </w:rPr>
+        <w:t>रोमियो 8:33</w:t>
+      </w:r>
+    </w:p>
+    <w:p>
+      <w:pPr>
+        <w:pStyle w:val="Heading3"/>
+      </w:pPr>
+      <w:r>
+        <w:rPr>
+          <w:lang w:val="hi_IN" w:bidi="hi_IN"/>
+        </w:rPr>
+        <w:t>शब्द तथ्य:</w:t>
+      </w:r>
+    </w:p>
+    <w:p>
+      <w:pPr>
+        <w:pStyle w:val="ListBullet"/>
+        <w:spacing w:line="240" w:lineRule="auto"/>
+        <w:ind w:left="720"/>
+      </w:pPr>
+      <w:r>
+        <w:rPr>
+          <w:lang w:val="hi_IN" w:bidi="hi_IN"/>
+        </w:rPr>
+      </w:r>
+      <w:r>
+        <w:rPr>
+          <w:lang w:val="hi_IN" w:bidi="hi_IN"/>
+        </w:rPr>
+        <w:t>स्ट्रोंग्स: H0970, H0972, H0977, H1262, H1305, H4005, H6901, G01380, G01400, G15860, G15880, G15890, G19510, G37240, G44000, G44010, G47580, G48990, G55000</w:t>
+      </w:r>
+      <w:r>
+        <w:rPr>
+          <w:lang w:val="hi_IN" w:bidi="hi_IN"/>
+        </w:rPr>
+      </w:r>
+      <w:r>
+        <w:rPr>
+          <w:lang w:val="hi_IN" w:bidi="hi_IN"/>
+        </w:rPr>
+      </w:r>
+    </w:p>
+    <w:p>
+      <w:pPr/>
+      <w:r>
+        <w:rPr>
+          <w:lang w:val="hi_IN" w:bidi="hi_IN"/>
+        </w:rPr>
+      </w:r>
+    </w:p>
+    <w:p>
+      <w:pPr>
+        <w:pStyle w:val="Heading2"/>
+      </w:pPr>
+      <w:r>
+        <w:rPr>
+          <w:lang w:val="hi_IN" w:bidi="hi_IN"/>
+        </w:rPr>
+        <w:t>चुम्बन</w:t>
+      </w:r>
+      <w:r>
+        <w:rPr>
+          <w:lang w:val="hi_IN" w:bidi="hi_IN"/>
+        </w:rPr>
+      </w:r>
+    </w:p>
+    <w:p>
+      <w:pPr>
+        <w:pStyle w:val="Heading3"/>
+      </w:pPr>
+      <w:r>
+        <w:rPr>
+          <w:lang w:val="hi_IN" w:bidi="hi_IN"/>
+        </w:rPr>
+        <w:t>परिभाषा:</w:t>
+      </w:r>
+    </w:p>
+    <w:p>
+      <w:pPr/>
+      <w:r>
+        <w:rPr>
+          <w:lang w:val="hi_IN" w:bidi="hi_IN"/>
+        </w:rPr>
+      </w:r>
+      <w:r>
+        <w:rPr>
+          <w:lang w:val="hi_IN" w:bidi="hi_IN"/>
+        </w:rPr>
+        <w:t>चुम्बन में एक मनुष्य दूसरे मनुष्य के होठों पर या चेहरे पर अपने होंठ रखता है। इस शब्द का उपयोग प्रतीकात्मक रूप में भी किया गया है।</w:t>
+      </w:r>
+    </w:p>
+    <w:p>
+      <w:pPr>
+        <w:pStyle w:val="ListBullet"/>
+        <w:spacing w:line="240" w:lineRule="auto"/>
+        <w:ind w:left="720"/>
+      </w:pPr>
+      <w:r>
+        <w:rPr>
+          <w:lang w:val="hi_IN" w:bidi="hi_IN"/>
+        </w:rPr>
+      </w:r>
+      <w:r>
+        <w:rPr>
+          <w:lang w:val="hi_IN" w:bidi="hi_IN"/>
+        </w:rPr>
+        <w:t>कुछ संस्कृतियों में गालों को चूमा जाता है कि अभिवादन या अलविदा को व्यक्त किया जाए।</w:t>
+      </w:r>
+    </w:p>
+    <w:p>
+      <w:pPr>
+        <w:pStyle w:val="ListBullet"/>
+        <w:spacing w:line="240" w:lineRule="auto"/>
+        <w:ind w:left="720"/>
+      </w:pPr>
+      <w:r>
+        <w:rPr>
+          <w:lang w:val="hi_IN" w:bidi="hi_IN"/>
+        </w:rPr>
+      </w:r>
+      <w:r>
+        <w:rPr>
+          <w:lang w:val="hi_IN" w:bidi="hi_IN"/>
+        </w:rPr>
+        <w:t>चुम्बन दो व्यक्तियों के मध्य गहरे प्रेम को प्रकट करता है जैसे पति-पत्नी।</w:t>
+      </w:r>
+    </w:p>
+    <w:p>
+      <w:pPr>
+        <w:pStyle w:val="ListBullet"/>
+        <w:spacing w:line="240" w:lineRule="auto"/>
+        <w:ind w:left="720"/>
+      </w:pPr>
+      <w:r>
+        <w:rPr>
+          <w:lang w:val="hi_IN" w:bidi="hi_IN"/>
+        </w:rPr>
+      </w:r>
+      <w:r>
+        <w:rPr>
+          <w:lang w:val="hi_IN" w:bidi="hi_IN"/>
+        </w:rPr>
+        <w:t>“किसी को विदा का चुम्बन देना” अर्थात किसी को चूमकर विदा करना।</w:t>
+      </w:r>
+    </w:p>
+    <w:p>
+      <w:pPr>
+        <w:pStyle w:val="ListBullet"/>
+        <w:spacing w:line="240" w:lineRule="auto"/>
+        <w:ind w:left="720"/>
+      </w:pPr>
+      <w:r>
+        <w:rPr>
+          <w:lang w:val="hi_IN" w:bidi="hi_IN"/>
+        </w:rPr>
+      </w:r>
+      <w:r>
+        <w:rPr>
+          <w:lang w:val="hi_IN" w:bidi="hi_IN"/>
+        </w:rPr>
+        <w:t>कभी-कभी “चूमना” शब्द का अर्थ है किसी को “विदा करना”। जब एलीशा ने एलिय्याह से कहा था, “पहले मुझे जाकर अपने माता-पिता को चूमने दे” तो उसके कहने का अर्थ था कि एलिय्याह का अनुसरण करने के लिए उनसे अलग होने के लिए विदाई लेना।</w:t>
+      </w:r>
+    </w:p>
+    <w:p>
+      <w:pPr>
+        <w:pStyle w:val="Heading3"/>
+      </w:pPr>
+      <w:r>
+        <w:rPr>
+          <w:lang w:val="hi_IN" w:bidi="hi_IN"/>
+        </w:rPr>
+        <w:t>बाइबल सन्दर्भ:</w:t>
+      </w:r>
+    </w:p>
+    <w:p>
+      <w:pPr>
+        <w:pStyle w:val="ListBullet"/>
+        <w:spacing w:line="240" w:lineRule="auto"/>
+        <w:ind w:left="720"/>
+      </w:pPr>
+      <w:r>
+        <w:rPr>
+          <w:lang w:val="hi_IN" w:bidi="hi_IN"/>
+        </w:rPr>
+      </w:r>
+      <w:r>
+        <w:rPr>
+          <w:lang w:val="hi_IN" w:bidi="hi_IN"/>
+        </w:rPr>
+        <w:t>1 थिस्सलुनीकियों 5:25–28</w:t>
+      </w:r>
+    </w:p>
+    <w:p>
+      <w:pPr>
+        <w:pStyle w:val="ListBullet"/>
+        <w:spacing w:line="240" w:lineRule="auto"/>
+        <w:ind w:left="720"/>
+      </w:pPr>
+      <w:r>
+        <w:rPr>
+          <w:lang w:val="hi_IN" w:bidi="hi_IN"/>
+        </w:rPr>
+      </w:r>
+      <w:r>
+        <w:rPr>
+          <w:lang w:val="hi_IN" w:bidi="hi_IN"/>
+        </w:rPr>
+        <w:t>उत्पत्ति 27:26–27</w:t>
+      </w:r>
+    </w:p>
+    <w:p>
+      <w:pPr>
+        <w:pStyle w:val="ListBullet"/>
+        <w:spacing w:line="240" w:lineRule="auto"/>
+        <w:ind w:left="720"/>
+      </w:pPr>
+      <w:r>
+        <w:rPr>
+          <w:lang w:val="hi_IN" w:bidi="hi_IN"/>
+        </w:rPr>
+      </w:r>
+      <w:r>
+        <w:rPr>
+          <w:lang w:val="hi_IN" w:bidi="hi_IN"/>
+        </w:rPr>
+        <w:t>उत्पत्ति 29:11</w:t>
+      </w:r>
+    </w:p>
+    <w:p>
+      <w:pPr>
+        <w:pStyle w:val="ListBullet"/>
+        <w:spacing w:line="240" w:lineRule="auto"/>
+        <w:ind w:left="720"/>
+      </w:pPr>
+      <w:r>
+        <w:rPr>
+          <w:lang w:val="hi_IN" w:bidi="hi_IN"/>
+        </w:rPr>
+      </w:r>
+      <w:r>
+        <w:rPr>
+          <w:lang w:val="hi_IN" w:bidi="hi_IN"/>
+        </w:rPr>
+        <w:t>उत्पत्ति 31:28</w:t>
+      </w:r>
+    </w:p>
+    <w:p>
+      <w:pPr>
+        <w:pStyle w:val="ListBullet"/>
+        <w:spacing w:line="240" w:lineRule="auto"/>
+        <w:ind w:left="720"/>
+      </w:pPr>
+      <w:r>
+        <w:rPr>
+          <w:lang w:val="hi_IN" w:bidi="hi_IN"/>
+        </w:rPr>
+      </w:r>
+      <w:r>
+        <w:rPr>
+          <w:lang w:val="hi_IN" w:bidi="hi_IN"/>
+        </w:rPr>
+        <w:t>उत्पत्ति 45:15</w:t>
+      </w:r>
+    </w:p>
+    <w:p>
+      <w:pPr>
+        <w:pStyle w:val="ListBullet"/>
+        <w:spacing w:line="240" w:lineRule="auto"/>
+        <w:ind w:left="720"/>
+      </w:pPr>
+      <w:r>
+        <w:rPr>
+          <w:lang w:val="hi_IN" w:bidi="hi_IN"/>
+        </w:rPr>
+      </w:r>
+      <w:r>
+        <w:rPr>
+          <w:lang w:val="hi_IN" w:bidi="hi_IN"/>
+        </w:rPr>
+        <w:t>उत्पत्ति 48:10</w:t>
+      </w:r>
+    </w:p>
+    <w:p>
+      <w:pPr>
+        <w:pStyle w:val="ListBullet"/>
+        <w:spacing w:line="240" w:lineRule="auto"/>
+        <w:ind w:left="720"/>
+      </w:pPr>
+      <w:r>
+        <w:rPr>
+          <w:lang w:val="hi_IN" w:bidi="hi_IN"/>
+        </w:rPr>
+      </w:r>
+      <w:r>
+        <w:rPr>
+          <w:lang w:val="hi_IN" w:bidi="hi_IN"/>
+        </w:rPr>
+        <w:t>लूका 22:48</w:t>
+      </w:r>
+    </w:p>
+    <w:p>
+      <w:pPr>
+        <w:pStyle w:val="ListBullet"/>
+        <w:spacing w:line="240" w:lineRule="auto"/>
+        <w:ind w:left="720"/>
+      </w:pPr>
+      <w:r>
+        <w:rPr>
+          <w:lang w:val="hi_IN" w:bidi="hi_IN"/>
+        </w:rPr>
+      </w:r>
+      <w:r>
+        <w:rPr>
+          <w:lang w:val="hi_IN" w:bidi="hi_IN"/>
+        </w:rPr>
+        <w:t>मरकुस 14:45</w:t>
+      </w:r>
+    </w:p>
+    <w:p>
+      <w:pPr>
+        <w:pStyle w:val="ListBullet"/>
+        <w:spacing w:line="240" w:lineRule="auto"/>
+        <w:ind w:left="720"/>
+      </w:pPr>
+      <w:r>
+        <w:rPr>
+          <w:lang w:val="hi_IN" w:bidi="hi_IN"/>
+        </w:rPr>
+      </w:r>
+      <w:r>
+        <w:rPr>
+          <w:lang w:val="hi_IN" w:bidi="hi_IN"/>
+        </w:rPr>
+        <w:t>मत्ती 26:48</w:t>
+      </w:r>
+    </w:p>
+    <w:p>
+      <w:pPr>
+        <w:pStyle w:val="Heading3"/>
+      </w:pPr>
+      <w:r>
+        <w:rPr>
+          <w:lang w:val="hi_IN" w:bidi="hi_IN"/>
+        </w:rPr>
+        <w:t>शब्द तथ्य:</w:t>
+      </w:r>
+    </w:p>
+    <w:p>
+      <w:pPr>
+        <w:pStyle w:val="ListBullet"/>
+        <w:spacing w:line="240" w:lineRule="auto"/>
+        <w:ind w:left="720"/>
+      </w:pPr>
+      <w:r>
+        <w:rPr>
+          <w:lang w:val="hi_IN" w:bidi="hi_IN"/>
+        </w:rPr>
+      </w:r>
+      <w:r>
+        <w:rPr>
+          <w:lang w:val="hi_IN" w:bidi="hi_IN"/>
+        </w:rPr>
+        <w:t>स्ट्रोंग्स: H5390, H5401, G27050, G53680, G53700</w:t>
+      </w:r>
+      <w:r>
+        <w:rPr>
+          <w:lang w:val="hi_IN" w:bidi="hi_IN"/>
+        </w:rPr>
+      </w:r>
+      <w:r>
+        <w:rPr>
+          <w:lang w:val="hi_IN" w:bidi="hi_IN"/>
+        </w:rPr>
+      </w:r>
+    </w:p>
+    <w:p>
+      <w:pPr/>
+      <w:r>
+        <w:rPr>
+          <w:lang w:val="hi_IN" w:bidi="hi_IN"/>
+        </w:rPr>
+      </w:r>
+    </w:p>
+    <w:p>
+      <w:pPr>
+        <w:pStyle w:val="Heading2"/>
+      </w:pPr>
+      <w:r>
+        <w:rPr>
+          <w:lang w:val="hi_IN" w:bidi="hi_IN"/>
+        </w:rPr>
+        <w:t>चेला</w:t>
+      </w:r>
+      <w:r>
+        <w:rPr>
+          <w:lang w:val="hi_IN" w:bidi="hi_IN"/>
+        </w:rPr>
+      </w:r>
+    </w:p>
+    <w:p>
+      <w:pPr>
+        <w:pStyle w:val="Heading3"/>
+      </w:pPr>
+      <w:r>
+        <w:rPr>
+          <w:lang w:val="hi_IN" w:bidi="hi_IN"/>
+        </w:rPr>
+        <w:t>परिभाषा:</w:t>
+      </w:r>
+    </w:p>
+    <w:p>
+      <w:pPr/>
+      <w:r>
+        <w:rPr>
+          <w:lang w:val="hi_IN" w:bidi="hi_IN"/>
+        </w:rPr>
+      </w:r>
+      <w:r>
+        <w:rPr>
+          <w:lang w:val="hi_IN" w:bidi="hi_IN"/>
+        </w:rPr>
+        <w:t>“चेला” शब्द उस मनुष्य के संदर्भ में है जो गुरू के साथ बहुत समय व्यतीत करता है और गुरू के चरित्र और शिक्षाओं से सीखता है।</w:t>
+      </w:r>
+    </w:p>
+    <w:p>
+      <w:pPr>
+        <w:pStyle w:val="ListBullet"/>
+        <w:spacing w:line="240" w:lineRule="auto"/>
+        <w:ind w:left="720"/>
+      </w:pPr>
+      <w:r>
+        <w:rPr>
+          <w:lang w:val="hi_IN" w:bidi="hi_IN"/>
+        </w:rPr>
+      </w:r>
+      <w:r>
+        <w:rPr>
+          <w:lang w:val="hi_IN" w:bidi="hi_IN"/>
+        </w:rPr>
+        <w:t>जो लोग यीशु के पीछे चलते थे और उसकी शिक्षाओं को सुनकर उनका पालन करते थे, वे उसके “चेले” कहलाते थे।</w:t>
+      </w:r>
+    </w:p>
+    <w:p>
+      <w:pPr>
+        <w:pStyle w:val="ListBullet"/>
+        <w:spacing w:line="240" w:lineRule="auto"/>
+        <w:ind w:left="720"/>
+      </w:pPr>
+      <w:r>
+        <w:rPr>
+          <w:lang w:val="hi_IN" w:bidi="hi_IN"/>
+        </w:rPr>
+      </w:r>
+      <w:r>
+        <w:rPr>
+          <w:lang w:val="hi_IN" w:bidi="hi_IN"/>
+        </w:rPr>
+        <w:t>यूहन्ना बपतिस्मा देने वाले के भी चेले थे।</w:t>
+      </w:r>
+    </w:p>
+    <w:p>
+      <w:pPr>
+        <w:pStyle w:val="ListBullet"/>
+        <w:spacing w:line="240" w:lineRule="auto"/>
+        <w:ind w:left="720"/>
+      </w:pPr>
+      <w:r>
+        <w:rPr>
+          <w:lang w:val="hi_IN" w:bidi="hi_IN"/>
+        </w:rPr>
+      </w:r>
+      <w:r>
+        <w:rPr>
+          <w:lang w:val="hi_IN" w:bidi="hi_IN"/>
+        </w:rPr>
+        <w:t>यीशु के सांसारिक सेवाकाल में उसके अनेक चेले थे और जो उसका अनुसरण करते और उसकी शिक्षाओं को सुनते थे।</w:t>
+      </w:r>
+    </w:p>
+    <w:p>
+      <w:pPr>
+        <w:pStyle w:val="ListBullet"/>
+        <w:spacing w:line="240" w:lineRule="auto"/>
+        <w:ind w:left="720"/>
+      </w:pPr>
+      <w:r>
+        <w:rPr>
+          <w:lang w:val="hi_IN" w:bidi="hi_IN"/>
+        </w:rPr>
+      </w:r>
+      <w:r>
+        <w:rPr>
+          <w:lang w:val="hi_IN" w:bidi="hi_IN"/>
+        </w:rPr>
+        <w:t>यीशु ने बारह मनुष्यों को चुना कि उसके घनिष्ठ अनुयायी हों, ये पुरुष उसके “प्रेरित” कहलाए।</w:t>
+      </w:r>
+    </w:p>
+    <w:p>
+      <w:pPr>
+        <w:pStyle w:val="ListBullet"/>
+        <w:spacing w:line="240" w:lineRule="auto"/>
+        <w:ind w:left="720"/>
+      </w:pPr>
+      <w:r>
+        <w:rPr>
+          <w:lang w:val="hi_IN" w:bidi="hi_IN"/>
+        </w:rPr>
+      </w:r>
+      <w:r>
+        <w:rPr>
+          <w:lang w:val="hi_IN" w:bidi="hi_IN"/>
+        </w:rPr>
+        <w:t>यीशु के बारह प्रेरित उसके “शिष्य” या “बारहों” कहलाए।</w:t>
+      </w:r>
+    </w:p>
+    <w:p>
+      <w:pPr>
+        <w:pStyle w:val="ListBullet"/>
+        <w:spacing w:line="240" w:lineRule="auto"/>
+        <w:ind w:left="720"/>
+      </w:pPr>
+      <w:r>
+        <w:rPr>
+          <w:lang w:val="hi_IN" w:bidi="hi_IN"/>
+        </w:rPr>
+      </w:r>
+      <w:r>
+        <w:rPr>
+          <w:lang w:val="hi_IN" w:bidi="hi_IN"/>
+        </w:rPr>
+        <w:t>अपने स्वर्गारोहण से पूर्व यीशु ने अपने शिष्यों को आज्ञा दी कि उन्हें भी यीशु के शिष्य बनना सिखाएं।</w:t>
+      </w:r>
+    </w:p>
+    <w:p>
+      <w:pPr>
+        <w:pStyle w:val="ListBullet"/>
+        <w:spacing w:line="240" w:lineRule="auto"/>
+        <w:ind w:left="720"/>
+      </w:pPr>
+      <w:r>
+        <w:rPr>
+          <w:lang w:val="hi_IN" w:bidi="hi_IN"/>
+        </w:rPr>
+      </w:r>
+      <w:r>
+        <w:rPr>
+          <w:lang w:val="hi_IN" w:bidi="hi_IN"/>
+        </w:rPr>
+        <w:t>यीशु में विश्वास करने और उसकी शिक्षाओं का पालन करनेवालों को यीशु के चेले कहा जाता है।</w:t>
+      </w:r>
+    </w:p>
+    <w:p>
+      <w:pPr>
+        <w:pStyle w:val="Heading3"/>
+      </w:pPr>
+      <w:r>
+        <w:rPr>
+          <w:lang w:val="hi_IN" w:bidi="hi_IN"/>
+        </w:rPr>
+        <w:t>अनुवाद के सुझाव:</w:t>
+      </w:r>
+    </w:p>
+    <w:p>
+      <w:pPr>
+        <w:pStyle w:val="ListBullet"/>
+        <w:spacing w:line="240" w:lineRule="auto"/>
+        <w:ind w:left="720"/>
+      </w:pPr>
+      <w:r>
+        <w:rPr>
+          <w:lang w:val="hi_IN" w:bidi="hi_IN"/>
+        </w:rPr>
+      </w:r>
+      <w:r>
+        <w:rPr>
+          <w:lang w:val="hi_IN" w:bidi="hi_IN"/>
+        </w:rPr>
+        <w:t>“चेला” शब्द का अनुवाद ऐसे शब्द या उक्ति द्वारा किया जाए जिसका अर्थ हो, “अनुयायी” या “विद्यार्थी” या “शिष्य” या “शिक्षार्थी”।</w:t>
+      </w:r>
+    </w:p>
+    <w:p>
+      <w:pPr>
+        <w:pStyle w:val="ListBullet"/>
+        <w:spacing w:line="240" w:lineRule="auto"/>
+        <w:ind w:left="720"/>
+      </w:pPr>
+      <w:r>
+        <w:rPr>
+          <w:lang w:val="hi_IN" w:bidi="hi_IN"/>
+        </w:rPr>
+      </w:r>
+      <w:r>
+        <w:rPr>
+          <w:lang w:val="hi_IN" w:bidi="hi_IN"/>
+        </w:rPr>
+        <w:t>सुनिश्चित करें कि इस शब्द का अनुवाद कक्षा में विद्योपार्जन करने वाले विद्यार्थी के जैसा नहीं।</w:t>
+      </w:r>
+    </w:p>
+    <w:p>
+      <w:pPr>
+        <w:pStyle w:val="ListBullet"/>
+        <w:spacing w:line="240" w:lineRule="auto"/>
+        <w:ind w:left="720"/>
+      </w:pPr>
+      <w:r>
+        <w:rPr>
+          <w:lang w:val="hi_IN" w:bidi="hi_IN"/>
+        </w:rPr>
+      </w:r>
+      <w:r>
+        <w:rPr>
+          <w:lang w:val="hi_IN" w:bidi="hi_IN"/>
+        </w:rPr>
+        <w:t>सुनिश्चित करें कि इस शब्द का अनुवाद “प्रेरित” शब्द के अनुवाद से भिन्न शब्द हो।</w:t>
+      </w:r>
+    </w:p>
+    <w:p>
+      <w:pPr/>
+      <w:r>
+        <w:rPr>
+          <w:lang w:val="hi_IN" w:bidi="hi_IN"/>
+        </w:rPr>
+      </w:r>
+      <w:r>
+        <w:rPr>
+          <w:lang w:val="hi_IN" w:bidi="hi_IN"/>
+        </w:rPr>
+        <w:t xml:space="preserve">(यह भी देखें: </w:t>
+      </w:r>
+      <w:r>
+        <w:rPr>
+          <w:lang w:val="hi_IN" w:bidi="hi_IN"/>
+        </w:rPr>
+        <w:t>प्रेरित</w:t>
+      </w:r>
+      <w:r>
+        <w:rPr>
+          <w:lang w:val="hi_IN" w:bidi="hi_IN"/>
+        </w:rPr>
+        <w:t xml:space="preserve">, विश्वास करना, </w:t>
+      </w:r>
+      <w:r>
+        <w:rPr>
+          <w:lang w:val="hi_IN" w:bidi="hi_IN"/>
+        </w:rPr>
+        <w:t>यीशु</w:t>
+      </w:r>
+      <w:r>
+        <w:rPr>
+          <w:lang w:val="hi_IN" w:bidi="hi_IN"/>
+        </w:rPr>
+        <w:t xml:space="preserve">, </w:t>
+      </w:r>
+      <w:r>
+        <w:rPr>
+          <w:lang w:val="hi_IN" w:bidi="hi_IN"/>
+        </w:rPr>
+        <w:t>यूहन्ना (बपतिस्मा देनेवाला)</w:t>
+      </w:r>
+      <w:r>
+        <w:rPr>
+          <w:lang w:val="hi_IN" w:bidi="hi_IN"/>
+        </w:rPr>
+        <w:t xml:space="preserve">, </w:t>
+      </w:r>
+      <w:r>
+        <w:rPr>
+          <w:lang w:val="hi_IN" w:bidi="hi_IN"/>
+        </w:rPr>
+        <w:t>बारहों</w:t>
+      </w:r>
+      <w:r>
+        <w:rPr>
+          <w:lang w:val="hi_IN" w:bidi="hi_IN"/>
+        </w:rPr>
+        <w:t>)</w:t>
+      </w:r>
+    </w:p>
+    <w:p>
+      <w:pPr>
+        <w:pStyle w:val="Heading3"/>
+      </w:pPr>
+      <w:r>
+        <w:rPr>
+          <w:lang w:val="hi_IN" w:bidi="hi_IN"/>
+        </w:rPr>
+        <w:t>बाइबल सन्दर्भ:</w:t>
+      </w:r>
+    </w:p>
+    <w:p>
+      <w:pPr>
+        <w:pStyle w:val="ListBullet"/>
+        <w:spacing w:line="240" w:lineRule="auto"/>
+        <w:ind w:left="720"/>
+      </w:pPr>
+      <w:r>
+        <w:rPr>
+          <w:lang w:val="hi_IN" w:bidi="hi_IN"/>
+        </w:rPr>
+      </w:r>
+      <w:r>
+        <w:rPr>
+          <w:lang w:val="hi_IN" w:bidi="hi_IN"/>
+        </w:rPr>
+        <w:t>प्रे.का. 6:1</w:t>
+      </w:r>
+    </w:p>
+    <w:p>
+      <w:pPr>
+        <w:pStyle w:val="ListBullet"/>
+        <w:spacing w:line="240" w:lineRule="auto"/>
+        <w:ind w:left="720"/>
+      </w:pPr>
+      <w:r>
+        <w:rPr>
+          <w:lang w:val="hi_IN" w:bidi="hi_IN"/>
+        </w:rPr>
+      </w:r>
+      <w:r>
+        <w:rPr>
+          <w:lang w:val="hi_IN" w:bidi="hi_IN"/>
+        </w:rPr>
+        <w:t>प्रे.का. 9:26–27</w:t>
+      </w:r>
+    </w:p>
+    <w:p>
+      <w:pPr>
+        <w:pStyle w:val="ListBullet"/>
+        <w:spacing w:line="240" w:lineRule="auto"/>
+        <w:ind w:left="720"/>
+      </w:pPr>
+      <w:r>
+        <w:rPr>
+          <w:lang w:val="hi_IN" w:bidi="hi_IN"/>
+        </w:rPr>
+      </w:r>
+      <w:r>
+        <w:rPr>
+          <w:lang w:val="hi_IN" w:bidi="hi_IN"/>
+        </w:rPr>
+        <w:t>प्रे.का. 11:26</w:t>
+      </w:r>
+    </w:p>
+    <w:p>
+      <w:pPr>
+        <w:pStyle w:val="ListBullet"/>
+        <w:spacing w:line="240" w:lineRule="auto"/>
+        <w:ind w:left="720"/>
+      </w:pPr>
+      <w:r>
+        <w:rPr>
+          <w:lang w:val="hi_IN" w:bidi="hi_IN"/>
+        </w:rPr>
+      </w:r>
+      <w:r>
+        <w:rPr>
+          <w:lang w:val="hi_IN" w:bidi="hi_IN"/>
+        </w:rPr>
+        <w:t>प्रे.का. 14:22</w:t>
+      </w:r>
+    </w:p>
+    <w:p>
+      <w:pPr>
+        <w:pStyle w:val="ListBullet"/>
+        <w:spacing w:line="240" w:lineRule="auto"/>
+        <w:ind w:left="720"/>
+      </w:pPr>
+      <w:r>
+        <w:rPr>
+          <w:lang w:val="hi_IN" w:bidi="hi_IN"/>
+        </w:rPr>
+      </w:r>
+      <w:r>
+        <w:rPr>
+          <w:lang w:val="hi_IN" w:bidi="hi_IN"/>
+        </w:rPr>
+        <w:t>यूहन्ना 13:23</w:t>
+      </w:r>
+    </w:p>
+    <w:p>
+      <w:pPr>
+        <w:pStyle w:val="ListBullet"/>
+        <w:spacing w:line="240" w:lineRule="auto"/>
+        <w:ind w:left="720"/>
+      </w:pPr>
+      <w:r>
+        <w:rPr>
+          <w:lang w:val="hi_IN" w:bidi="hi_IN"/>
+        </w:rPr>
+      </w:r>
+      <w:r>
+        <w:rPr>
+          <w:lang w:val="hi_IN" w:bidi="hi_IN"/>
+        </w:rPr>
+        <w:t>लूका 6:40</w:t>
+      </w:r>
+    </w:p>
+    <w:p>
+      <w:pPr>
+        <w:pStyle w:val="ListBullet"/>
+        <w:spacing w:line="240" w:lineRule="auto"/>
+        <w:ind w:left="720"/>
+      </w:pPr>
+      <w:r>
+        <w:rPr>
+          <w:lang w:val="hi_IN" w:bidi="hi_IN"/>
+        </w:rPr>
+      </w:r>
+      <w:r>
+        <w:rPr>
+          <w:lang w:val="hi_IN" w:bidi="hi_IN"/>
+        </w:rPr>
+        <w:t>मत्ती 11:3</w:t>
+      </w:r>
+    </w:p>
+    <w:p>
+      <w:pPr>
+        <w:pStyle w:val="ListBullet"/>
+        <w:spacing w:line="240" w:lineRule="auto"/>
+        <w:ind w:left="720"/>
+      </w:pPr>
+      <w:r>
+        <w:rPr>
+          <w:lang w:val="hi_IN" w:bidi="hi_IN"/>
+        </w:rPr>
+      </w:r>
+      <w:r>
+        <w:rPr>
+          <w:lang w:val="hi_IN" w:bidi="hi_IN"/>
+        </w:rPr>
+        <w:t>मत्ती 26:33–35</w:t>
+      </w:r>
+    </w:p>
+    <w:p>
+      <w:pPr>
+        <w:pStyle w:val="ListBullet"/>
+        <w:spacing w:line="240" w:lineRule="auto"/>
+        <w:ind w:left="720"/>
+      </w:pPr>
+      <w:r>
+        <w:rPr>
+          <w:lang w:val="hi_IN" w:bidi="hi_IN"/>
+        </w:rPr>
+      </w:r>
+      <w:r>
+        <w:rPr>
+          <w:lang w:val="hi_IN" w:bidi="hi_IN"/>
+        </w:rPr>
+        <w:t>मत्ती 27:64</w:t>
+      </w:r>
+    </w:p>
+    <w:p>
+      <w:pPr>
+        <w:pStyle w:val="Heading3"/>
+      </w:pPr>
+      <w:r>
+        <w:rPr>
+          <w:lang w:val="hi_IN" w:bidi="hi_IN"/>
+        </w:rPr>
         <w:t>बाइबल कहानियों से उदाहरण:</w:t>
       </w:r>
     </w:p>
@@ -694,191 +5029,179 @@
           <w:b/>
           <w:lang w:val="hi_IN" w:bidi="hi_IN"/>
         </w:rPr>
-        <w:t>16:8</w:t>
-      </w:r>
-      <w:r>
-        <w:rPr>
-          <w:lang w:val="hi_IN" w:bidi="hi_IN"/>
-        </w:rPr>
-        <w:t xml:space="preserve"> परमेश्वर इस्राएलियों को बचाने के लिए गिदोन ने परमेश्वर से दो </w:t>
+        <w:t>30:8</w:t>
+      </w:r>
+      <w:r>
+        <w:rPr>
+          <w:lang w:val="hi_IN" w:bidi="hi_IN"/>
+        </w:rPr>
+        <w:t xml:space="preserve"> यीशु ने रोटियाँ और मछलियाँ तोड़-तोड़ कर </w:t>
       </w:r>
       <w:r>
         <w:rPr>
           <w:b/>
           <w:lang w:val="hi_IN" w:bidi="hi_IN"/>
         </w:rPr>
-        <w:t>चिह्न</w:t>
-      </w:r>
-      <w:r>
-        <w:rPr>
-          <w:lang w:val="hi_IN" w:bidi="hi_IN"/>
-        </w:rPr>
-        <w:t xml:space="preserve"> मांगे थे कि उसको विश्वास हो जाए कि परमेश्वर उसके द्वारा इस्राएल को मुक्ति दिलाएगा|</w:t>
-      </w:r>
-    </w:p>
-    <w:p>
-      <w:pPr>
-        <w:pStyle w:val="ListBullet"/>
-        <w:spacing w:line="240" w:lineRule="auto"/>
-        <w:ind w:left="720"/>
-      </w:pPr>
-      <w:r>
-        <w:rPr>
-          <w:lang w:val="hi_IN" w:bidi="hi_IN"/>
-        </w:rPr>
+        <w:t>चेलों</w:t>
+      </w:r>
+      <w:r>
+        <w:rPr>
+          <w:lang w:val="hi_IN" w:bidi="hi_IN"/>
+        </w:rPr>
+        <w:t xml:space="preserve"> को दी कि वे लोगों को परोसे। </w:t>
       </w:r>
       <w:r>
         <w:rPr>
           <w:b/>
           <w:lang w:val="hi_IN" w:bidi="hi_IN"/>
         </w:rPr>
-        <w:t>19:14</w:t>
-      </w:r>
-      <w:r>
-        <w:rPr>
-          <w:lang w:val="hi_IN" w:bidi="hi_IN"/>
-        </w:rPr>
-        <w:t xml:space="preserve"> परमेश्वर ने एलीशा के द्वारा बहुत से </w:t>
+        <w:t>चेलों</w:t>
+      </w:r>
+      <w:r>
+        <w:rPr>
+          <w:lang w:val="hi_IN" w:bidi="hi_IN"/>
+        </w:rPr>
+        <w:t xml:space="preserve"> ने रोटियाँ और मछलियाँ सब में बाँट दी, और रोटियाँ और मछलियाँ कम नहीं पड़ी।</w:t>
+      </w:r>
+    </w:p>
+    <w:p>
+      <w:pPr>
+        <w:pStyle w:val="ListBullet"/>
+        <w:spacing w:line="240" w:lineRule="auto"/>
+        <w:ind w:left="720"/>
+      </w:pPr>
+      <w:r>
+        <w:rPr>
+          <w:lang w:val="hi_IN" w:bidi="hi_IN"/>
+        </w:rPr>
       </w:r>
       <w:r>
         <w:rPr>
           <w:b/>
           <w:lang w:val="hi_IN" w:bidi="hi_IN"/>
         </w:rPr>
-        <w:t>चमत्कार</w:t>
-      </w:r>
-      <w:r>
-        <w:rPr>
-          <w:lang w:val="hi_IN" w:bidi="hi_IN"/>
-        </w:rPr>
-        <w:t xml:space="preserve"> किए |</w:t>
-      </w:r>
-    </w:p>
-    <w:p>
-      <w:pPr>
-        <w:pStyle w:val="ListBullet"/>
-        <w:spacing w:line="240" w:lineRule="auto"/>
-        <w:ind w:left="720"/>
-      </w:pPr>
-      <w:r>
-        <w:rPr>
-          <w:lang w:val="hi_IN" w:bidi="hi_IN"/>
-        </w:rPr>
+        <w:t>38:1</w:t>
+      </w:r>
+      <w:r>
+        <w:rPr>
+          <w:lang w:val="hi_IN" w:bidi="hi_IN"/>
+        </w:rPr>
+        <w:t xml:space="preserve"> यीशु मसीह के सार्वजनिक उपदेशों के तीन साल बाद अपना पहला उपदेश शुरू किया। यीशु ने अपने </w:t>
       </w:r>
       <w:r>
         <w:rPr>
           <w:b/>
           <w:lang w:val="hi_IN" w:bidi="hi_IN"/>
         </w:rPr>
-        <w:t>37:10</w:t>
-      </w:r>
-      <w:r>
-        <w:rPr>
-          <w:lang w:val="hi_IN" w:bidi="hi_IN"/>
-        </w:rPr>
-        <w:t xml:space="preserve"> अनेक यहूदीयों ने इस </w:t>
+        <w:t>चेलों</w:t>
+      </w:r>
+      <w:r>
+        <w:rPr>
+          <w:lang w:val="hi_IN" w:bidi="hi_IN"/>
+        </w:rPr>
+        <w:t xml:space="preserve"> से कहा कि वह यरूशलेम में उनके साथ फसह का उत्सव मनाना चाहता था, और यह वही जगह है जहाँ उसे मार डाला जाएगा।</w:t>
+      </w:r>
+    </w:p>
+    <w:p>
+      <w:pPr>
+        <w:pStyle w:val="ListBullet"/>
+        <w:spacing w:line="240" w:lineRule="auto"/>
+        <w:ind w:left="720"/>
+      </w:pPr>
+      <w:r>
+        <w:rPr>
+          <w:lang w:val="hi_IN" w:bidi="hi_IN"/>
+        </w:rPr>
       </w:r>
       <w:r>
         <w:rPr>
           <w:b/>
           <w:lang w:val="hi_IN" w:bidi="hi_IN"/>
         </w:rPr>
-        <w:t>काम</w:t>
-      </w:r>
-      <w:r>
-        <w:rPr>
-          <w:lang w:val="hi_IN" w:bidi="hi_IN"/>
-        </w:rPr>
-        <w:t xml:space="preserve"> को देखकर, यीशु पर विश्वास किया।</w:t>
-      </w:r>
-    </w:p>
-    <w:p>
-      <w:pPr>
-        <w:pStyle w:val="ListBullet"/>
-        <w:spacing w:line="240" w:lineRule="auto"/>
-        <w:ind w:left="720"/>
-      </w:pPr>
-      <w:r>
-        <w:rPr>
-          <w:lang w:val="hi_IN" w:bidi="hi_IN"/>
-        </w:rPr>
+        <w:t>38:11</w:t>
+      </w:r>
+      <w:r>
+        <w:rPr>
+          <w:lang w:val="hi_IN" w:bidi="hi_IN"/>
+        </w:rPr>
+        <w:t xml:space="preserve"> फिर वह गतसमनी नामक एक जगह में अपने </w:t>
       </w:r>
       <w:r>
         <w:rPr>
           <w:b/>
           <w:lang w:val="hi_IN" w:bidi="hi_IN"/>
         </w:rPr>
-        <w:t>43:6</w:t>
-      </w:r>
-      <w:r>
-        <w:rPr>
-          <w:lang w:val="hi_IN" w:bidi="hi_IN"/>
-        </w:rPr>
-        <w:t xml:space="preserve"> “हे इस्राएलियो ये बातें सुनो: यीशु नासरी एक मनुष्य था, जिसने परमेश्वर के सामर्थ्य से कई </w:t>
+        <w:t>चेलों</w:t>
+      </w:r>
+      <w:r>
+        <w:rPr>
+          <w:lang w:val="hi_IN" w:bidi="hi_IN"/>
+        </w:rPr>
+        <w:t xml:space="preserve"> के साथ आया। यीशु ने अपने </w:t>
       </w:r>
       <w:r>
         <w:rPr>
           <w:b/>
           <w:lang w:val="hi_IN" w:bidi="hi_IN"/>
         </w:rPr>
-        <w:t>आश्चर्य के कामों</w:t>
-      </w:r>
-      <w:r>
-        <w:rPr>
-          <w:lang w:val="hi_IN" w:bidi="hi_IN"/>
-        </w:rPr>
-        <w:t xml:space="preserve"> और </w:t>
+        <w:t>चेलों</w:t>
+      </w:r>
+      <w:r>
+        <w:rPr>
+          <w:lang w:val="hi_IN" w:bidi="hi_IN"/>
+        </w:rPr>
+        <w:t xml:space="preserve"> से कहा कि प्रार्थना करते रहो कि परीक्षा में न पड़ो।</w:t>
+      </w:r>
+    </w:p>
+    <w:p>
+      <w:pPr>
+        <w:pStyle w:val="ListBullet"/>
+        <w:spacing w:line="240" w:lineRule="auto"/>
+        <w:ind w:left="720"/>
+      </w:pPr>
+      <w:r>
+        <w:rPr>
+          <w:lang w:val="hi_IN" w:bidi="hi_IN"/>
+        </w:rPr>
       </w:r>
       <w:r>
         <w:rPr>
           <w:b/>
           <w:lang w:val="hi_IN" w:bidi="hi_IN"/>
         </w:rPr>
-        <w:t>चिन्हों</w:t>
-      </w:r>
-      <w:r>
-        <w:rPr>
-          <w:lang w:val="hi_IN" w:bidi="hi_IN"/>
-        </w:rPr>
-        <w:t xml:space="preserve"> को प्रगट किया, जो परमेश्वर ने तुम्हारे बीच उसके द्वारा कर दिखाए जिसे तुम आप ही जानते हो |”</w:t>
-      </w:r>
-    </w:p>
-    <w:p>
-      <w:pPr>
-        <w:pStyle w:val="ListBullet"/>
-        <w:spacing w:line="240" w:lineRule="auto"/>
-        <w:ind w:left="720"/>
-      </w:pPr>
-      <w:r>
-        <w:rPr>
-          <w:lang w:val="hi_IN" w:bidi="hi_IN"/>
-        </w:rPr>
+        <w:t>42:10</w:t>
+      </w:r>
+      <w:r>
+        <w:rPr>
+          <w:lang w:val="hi_IN" w:bidi="hi_IN"/>
+        </w:rPr>
+        <w:t xml:space="preserve"> यीशु ने अपने </w:t>
       </w:r>
       <w:r>
         <w:rPr>
           <w:b/>
           <w:lang w:val="hi_IN" w:bidi="hi_IN"/>
         </w:rPr>
-        <w:t>49:2</w:t>
-      </w:r>
-      <w:r>
-        <w:rPr>
-          <w:lang w:val="hi_IN" w:bidi="hi_IN"/>
-        </w:rPr>
-        <w:t xml:space="preserve"> यीशु ने बहुत से </w:t>
+        <w:t>चेलों</w:t>
+      </w:r>
+      <w:r>
+        <w:rPr>
+          <w:lang w:val="hi_IN" w:bidi="hi_IN"/>
+        </w:rPr>
+        <w:t xml:space="preserve"> से कहा, “ स्वर्ग और पृथ्वी का सारा अधिकार मुझे दिया गया है। इसलिये तुम जाओ, सब जातियों के लोगों को </w:t>
       </w:r>
       <w:r>
         <w:rPr>
           <w:b/>
           <w:lang w:val="hi_IN" w:bidi="hi_IN"/>
         </w:rPr>
-        <w:t>आश्चर्यकर्म</w:t>
-      </w:r>
-      <w:r>
-        <w:rPr>
-          <w:lang w:val="hi_IN" w:bidi="hi_IN"/>
-        </w:rPr>
-        <w:t xml:space="preserve"> किये जो यह सिद्ध करते हैं कि वह परमेश्वर है | वह पानी पर चला, आंधी को शांत किया, बहुत से बीमारों को चंगा किया, दुष्टात्माओं को निकाला, मुर्दों को जीवित किया, और पांच रोटी और दो छोटी मछलियों को इतने भोजन में बदल दिया कि वह 5,000 लोगों से अधिक के लिए पर्याप्त हो |</w:t>
+        <w:t>चेला</w:t>
+      </w:r>
+      <w:r>
+        <w:rPr>
+          <w:lang w:val="hi_IN" w:bidi="hi_IN"/>
+        </w:rPr>
+        <w:t xml:space="preserve"> बनाओ और उन्हें पिता, और पुत्र, और पवित्र आत्मा के नाम से बपतिस्मा दो और उन्हें सब बातें जो मैं ने तुम्हें आज्ञा दी है, मानना सिखाओ।”</w:t>
       </w:r>
     </w:p>
     <w:p>
@@ -907,7 +5230,7 @@
         <w:rPr>
           <w:lang w:val="hi_IN" w:bidi="hi_IN"/>
         </w:rPr>
-        <w:t>Strong's: H226, H852, H2368, H2858, H4150, H4159, H4864, H5251, H5824, H5953, H6381, H6382, H6383, H6395, H6725, H7560, H7583, H8047, H8074, H8539, H8540,G880, G1213, G1229, G1411, G1569, G1718, G1770, G1839, G2285, G2296, G2297, G3167, G3902, G4591, G4592, G5059,</w:t>
+        <w:t>स्ट्रोंग्स: H3928, G31000, G31010, G31020</w:t>
       </w:r>
       <w:r>
         <w:rPr>
@@ -936,7 +5259,7 @@
         <w:rPr>
           <w:lang w:val="hi_IN" w:bidi="hi_IN"/>
         </w:rPr>
-        <w:t>चरवाहा</w:t>
+        <w:t>चोर</w:t>
       </w:r>
       <w:r>
         <w:rPr>
@@ -952,7 +5275,7 @@
         <w:rPr>
           <w:lang w:val="hi_IN" w:bidi="hi_IN"/>
         </w:rPr>
-        <w:t>परिभाषा:</w:t>
+        <w:t>तथ्य:</w:t>
       </w:r>
     </w:p>
     <w:p>
@@ -966,216 +5289,79 @@
         <w:rPr>
           <w:lang w:val="hi_IN" w:bidi="hi_IN"/>
         </w:rPr>
-        <w:t>चरवाहा वह मनुष्य है जो भेड़ों की रखवाली करता है| पुराने नियम में, इस शब्द का सन्दर्भ "रखवाले" से भी है जो अन्य घरेलु मवेशियों के देखभाल करता है जैसे, बकरियां और चौपाए|</w:t>
-      </w:r>
-    </w:p>
-    <w:p>
-      <w:pPr>
-        <w:pStyle w:val="ListBullet"/>
-        <w:spacing w:line="240" w:lineRule="auto"/>
-        <w:ind w:left="720"/>
-      </w:pPr>
-      <w:r>
-        <w:rPr>
-          <w:lang w:val="hi_IN" w:bidi="hi_IN"/>
-        </w:rPr>
-      </w:r>
-      <w:r>
-        <w:rPr>
-          <w:lang w:val="hi_IN" w:bidi="hi_IN"/>
-        </w:rPr>
-        <w:t>इसके क्रिया रूप, "चरवाही" का अर्थ है, भेड़ों (या अन्य मवेशियों) को उत्तम भोजन और जल के पास ले जाना, वन्पशुओं से उनकी रक्षा करना, उनको खो जाने से बचाना तथा पशुओं को जीवित और सुरक्षित रखने के लिए अन्य सब उत्तरदायित्वों की पूर्ती करना|</w:t>
-      </w:r>
-    </w:p>
-    <w:p>
-      <w:pPr>
-        <w:pStyle w:val="ListBullet"/>
-        <w:spacing w:line="240" w:lineRule="auto"/>
-        <w:ind w:left="720"/>
-      </w:pPr>
-      <w:r>
-        <w:rPr>
-          <w:lang w:val="hi_IN" w:bidi="hi_IN"/>
-        </w:rPr>
-      </w:r>
-      <w:r>
-        <w:rPr>
-          <w:lang w:val="hi_IN" w:bidi="hi_IN"/>
-        </w:rPr>
-        <w:t>बाईबल में, इस शब्द का उपयोग प्रायः लाक्षणिक भाषा में किया गया है जिसका अर्थ है, (पशुओं की ही नहीं) मनुष्यों की शारीरिक एवं आत्मिक आवश्यकताओं की सुधि लेना|</w:t>
-      </w:r>
-    </w:p>
-    <w:p>
-      <w:pPr>
-        <w:pStyle w:val="ListBullet"/>
-        <w:spacing w:line="240" w:lineRule="auto"/>
-        <w:ind w:left="720"/>
-      </w:pPr>
-      <w:r>
-        <w:rPr>
-          <w:lang w:val="hi_IN" w:bidi="hi_IN"/>
-        </w:rPr>
-      </w:r>
-      <w:r>
-        <w:rPr>
-          <w:lang w:val="hi_IN" w:bidi="hi_IN"/>
-        </w:rPr>
-        <w:t>पुराने नियम में, परमेश्वर को उसके लोगों का चरवाहा कहा गया है क्योंकि उसने उनकी रखवाली की थी| नये नियम में, यीशु स्वयं को "अच्छा चरवाहा" कहता है और अन्य स्थानों में यीशु को कलीसिया का "महान चरवाहा" कहा गया है|</w:t>
-      </w:r>
-    </w:p>
-    <w:p>
-      <w:pPr>
-        <w:pStyle w:val="ListBullet"/>
-        <w:spacing w:line="240" w:lineRule="auto"/>
-        <w:ind w:left="720"/>
-      </w:pPr>
-      <w:r>
-        <w:rPr>
-          <w:lang w:val="hi_IN" w:bidi="hi_IN"/>
-        </w:rPr>
-      </w:r>
-      <w:r>
-        <w:rPr>
-          <w:lang w:val="hi_IN" w:bidi="hi_IN"/>
-        </w:rPr>
-        <w:t>नये नियम में, "रखवाला" शब्द उस मनुष्य के लिए काम में लिया गया है जो अन्य विश्वासियों पर आत्मिक अगुआ है| जिस शब्द का अनुवाद "पास्टर" किया गया है वह "चरवाहा" शब्द का अनुवाद ही है| प्राचीन और बिशप भी चरवाहे कहलाए थे|</w:t>
-      </w:r>
-    </w:p>
-    <w:p>
-      <w:pPr>
-        <w:pStyle w:val="Heading3"/>
-      </w:pPr>
-      <w:r>
-        <w:rPr>
-          <w:lang w:val="hi_IN" w:bidi="hi_IN"/>
-        </w:rPr>
-        <w:t>अनुवाद के सुझाव</w:t>
-      </w:r>
-    </w:p>
-    <w:p>
-      <w:pPr>
-        <w:pStyle w:val="ListBullet"/>
-        <w:spacing w:line="240" w:lineRule="auto"/>
-        <w:ind w:left="720"/>
-      </w:pPr>
-      <w:r>
-        <w:rPr>
-          <w:lang w:val="hi_IN" w:bidi="hi_IN"/>
-        </w:rPr>
-      </w:r>
-      <w:r>
-        <w:rPr>
-          <w:lang w:val="hi_IN" w:bidi="hi_IN"/>
-        </w:rPr>
-        <w:t>इस स्नाग्या शब्द, "चरवाहा" का अनुवाद हो सकता है, "भेड़ों की देखरेख करने वाला मनुष्य" या भेदून का रखवाला" या भेड़ों की सुध रखने वाला"</w:t>
-      </w:r>
-    </w:p>
-    <w:p>
-      <w:pPr>
-        <w:pStyle w:val="ListBullet"/>
-        <w:spacing w:line="240" w:lineRule="auto"/>
-        <w:ind w:left="720"/>
-      </w:pPr>
-      <w:r>
-        <w:rPr>
-          <w:lang w:val="hi_IN" w:bidi="hi_IN"/>
-        </w:rPr>
-      </w:r>
-      <w:r>
-        <w:rPr>
-          <w:lang w:val="hi_IN" w:bidi="hi_IN"/>
-        </w:rPr>
-        <w:t>जब भीड़ों से अन्य मवेशियों की देखरेख करने वाले मनुष्य का सन्दर्भ हो तो इस शब्द का अनुइवाद हो सकता है, "वृन्द परिचारक" या "मवेशी कर्मी" या " मवेशियों की सेवा करने वाला मनुष्य|"</w:t>
-      </w:r>
-    </w:p>
-    <w:p>
-      <w:pPr>
-        <w:pStyle w:val="ListBullet"/>
-        <w:spacing w:line="240" w:lineRule="auto"/>
-        <w:ind w:left="720"/>
-      </w:pPr>
-      <w:r>
-        <w:rPr>
-          <w:lang w:val="hi_IN" w:bidi="hi_IN"/>
-        </w:rPr>
-      </w:r>
-      <w:r>
-        <w:rPr>
-          <w:lang w:val="hi_IN" w:bidi="hi_IN"/>
-        </w:rPr>
-        <w:t>क्रिया रूप में "चरवाही" शब्द का अनुवाद हो सकता है, "भीड़ों की सुध रखना" या "भेड़ों की रक्षा करना|"</w:t>
-      </w:r>
-    </w:p>
-    <w:p>
-      <w:pPr>
-        <w:pStyle w:val="ListBullet"/>
-        <w:spacing w:line="240" w:lineRule="auto"/>
-        <w:ind w:left="720"/>
-      </w:pPr>
-      <w:r>
-        <w:rPr>
-          <w:lang w:val="hi_IN" w:bidi="hi_IN"/>
-        </w:rPr>
-      </w:r>
-      <w:r>
-        <w:rPr>
-          <w:lang w:val="hi_IN" w:bidi="hi_IN"/>
-        </w:rPr>
-        <w:t>कुछ परिप्रेक्ष्यों में, "चरवाहा" शब्द का अनुवाद हो सकता है, "अगुआ" या "मार्गदर्शक" या "पर्यवेक्षक"</w:t>
-      </w:r>
-    </w:p>
-    <w:p>
-      <w:pPr>
-        <w:pStyle w:val="ListBullet"/>
-        <w:spacing w:line="240" w:lineRule="auto"/>
-        <w:ind w:left="720"/>
-      </w:pPr>
-      <w:r>
-        <w:rPr>
-          <w:lang w:val="hi_IN" w:bidi="hi_IN"/>
-        </w:rPr>
-      </w:r>
-      <w:r>
-        <w:rPr>
-          <w:lang w:val="hi_IN" w:bidi="hi_IN"/>
-        </w:rPr>
-        <w:t>उपमा स्वरूप उपयोग करने में इस संज्ञा शब्द, "चरवाहा" के अनुवाद भिन्न-भिन्न होते हैं, जैसे, “आत्मिक चरवाहा” या “आत्मिक अगुआ” या “चरवाहे के समान मनुष्य” या “भेड़ों की रखवाली करने वाले चरवाहे के जैसा अपने लोगों की सुधि लेनेवाला जन” या “चरवाहा जैसे अपनी भेड़ों की अगुआई करता है वैसे अपने लोगों की अगुआई करनेवाला जन” या “परमेश्वर की भेड़ों की सुधि लेनेवाला”।</w:t>
-      </w:r>
-    </w:p>
-    <w:p>
-      <w:pPr>
-        <w:pStyle w:val="ListBullet"/>
-        <w:spacing w:line="240" w:lineRule="auto"/>
-        <w:ind w:left="720"/>
-      </w:pPr>
-      <w:r>
-        <w:rPr>
-          <w:lang w:val="hi_IN" w:bidi="hi_IN"/>
-        </w:rPr>
-      </w:r>
-      <w:r>
-        <w:rPr>
-          <w:lang w:val="hi_IN" w:bidi="hi_IN"/>
-        </w:rPr>
-        <w:t>इसके क्रिया रूप को लाक्षणिक भाषा में काम में लिया जाए तो इसका अनुवाद हो सकता है, "सुध रखना" या "आत्मिक पोषण देना" या "अगुआई करना और शिक्षा देना" या "अगुआई करना और संभालना (जैसे चरवाहा अपनी भेड़ों को संभालता है)"</w:t>
-      </w:r>
-    </w:p>
-    <w:p>
-      <w:pPr>
-        <w:pStyle w:val="ListBullet"/>
-        <w:spacing w:line="240" w:lineRule="auto"/>
-        <w:ind w:left="720"/>
-      </w:pPr>
-      <w:r>
-        <w:rPr>
-          <w:lang w:val="hi_IN" w:bidi="hi_IN"/>
-        </w:rPr>
-      </w:r>
-      <w:r>
-        <w:rPr>
-          <w:lang w:val="hi_IN" w:bidi="hi_IN"/>
-        </w:rPr>
-        <w:t>इसी संदर्भ में “चरवाहे” का अनुवाद “अगुआ” या “पथ प्रदर्शक” या “सुधि लेनेवाला” हो सकता है।</w:t>
+        <w:t>“चोर” या “लुटेरा” वह व्यक्ति है जो मनुष्यों का पैसा या सामान चुराता है। "चोर" का बहुवचन है "चोरों।" "डाकू" शब्द अधिकतर एक ऐसे चोर का सन्दर्भ देता है जो लुटने वालों को शारीरिक हानि पहुंचाता है या भयभीत करता है।</w:t>
+      </w:r>
+    </w:p>
+    <w:p>
+      <w:pPr>
+        <w:pStyle w:val="ListBullet"/>
+        <w:spacing w:line="240" w:lineRule="auto"/>
+        <w:ind w:left="720"/>
+      </w:pPr>
+      <w:r>
+        <w:rPr>
+          <w:lang w:val="hi_IN" w:bidi="hi_IN"/>
+        </w:rPr>
+      </w:r>
+      <w:r>
+        <w:rPr>
+          <w:lang w:val="hi_IN" w:bidi="hi_IN"/>
+        </w:rPr>
+        <w:t>यीशु ने एक सामरी का दृष्टान्त सुनाया, जिसने एक यहूदी व्यक्ति का ख्याल रखा जिस पर लुटेरों ने हमला किया था। लुटेरों ने यहूदी व्यक्ति को पीटा और उसके पैसे और कपड़े चोरी करने से पहले उसे घायल कर दिया था।</w:t>
+      </w:r>
+    </w:p>
+    <w:p>
+      <w:pPr>
+        <w:pStyle w:val="ListBullet"/>
+        <w:spacing w:line="240" w:lineRule="auto"/>
+        <w:ind w:left="720"/>
+      </w:pPr>
+      <w:r>
+        <w:rPr>
+          <w:lang w:val="hi_IN" w:bidi="hi_IN"/>
+        </w:rPr>
+      </w:r>
+      <w:r>
+        <w:rPr>
+          <w:lang w:val="hi_IN" w:bidi="hi_IN"/>
+        </w:rPr>
+        <w:t>चोर और लुटेरों दोनों चोरी करने अचानक ही आते है, जब लोग इसकी उम्मीद नहीं करते। वे प्रायः अन्धकार में काम करते हैं कि छिपे रहें।</w:t>
+      </w:r>
+    </w:p>
+    <w:p>
+      <w:pPr>
+        <w:pStyle w:val="ListBullet"/>
+        <w:spacing w:line="240" w:lineRule="auto"/>
+        <w:ind w:left="720"/>
+      </w:pPr>
+      <w:r>
+        <w:rPr>
+          <w:lang w:val="hi_IN" w:bidi="hi_IN"/>
+        </w:rPr>
+      </w:r>
+      <w:r>
+        <w:rPr>
+          <w:lang w:val="hi_IN" w:bidi="hi_IN"/>
+        </w:rPr>
+        <w:t>नये नियम में शैतान को प्रतीकात्मक रूप में एक चोर कहा गया है जो चोरी करने, हत्या करने और नाश करने आता है। इसका अर्थ है कि शैतान की योजना है कि परमेश्वर के लोगों को भरमाकर उसकी आज्ञा मानने से रोके। अगर शैतान ऐसा करने में सफल हुआ तो वह लोगों से उन अच्छी बातों को चुरा जिनकी योजना परमेश्वर ने उनके लिए बनाई है।</w:t>
+      </w:r>
+    </w:p>
+    <w:p>
+      <w:pPr>
+        <w:pStyle w:val="ListBullet"/>
+        <w:spacing w:line="240" w:lineRule="auto"/>
+        <w:ind w:left="720"/>
+      </w:pPr>
+      <w:r>
+        <w:rPr>
+          <w:lang w:val="hi_IN" w:bidi="hi_IN"/>
+        </w:rPr>
+      </w:r>
+      <w:r>
+        <w:rPr>
+          <w:lang w:val="hi_IN" w:bidi="hi_IN"/>
+        </w:rPr>
+        <w:t>यीशु ने अपने आकस्मिक पुनरागमन की तुलना चोर के अकस्मात् आ जाने से की थी जो की चोरी करने आता है। जैसे चोर ऐसे समय आता है जब मनुष्य उसकी प्रतीक्षा में नहीं रहता है वैसे ही यीशु भी अकस्मात ही आ जाएगा जब मनुष्य उसके आगमन के लिए तैयार न हो।</w:t>
       </w:r>
     </w:p>
     <w:p>
@@ -1195,4247 +5381,13 @@
         <w:rPr>
           <w:lang w:val="hi_IN" w:bidi="hi_IN"/>
         </w:rPr>
-        <w:t>पासबान</w:t>
-      </w:r>
-      <w:r>
-        <w:rPr>
-          <w:lang w:val="hi_IN" w:bidi="hi_IN"/>
-        </w:rPr>
-        <w:t xml:space="preserve">, </w:t>
-      </w:r>
-      <w:r>
-        <w:rPr>
-          <w:lang w:val="hi_IN" w:bidi="hi_IN"/>
-        </w:rPr>
-        <w:t>भेड़</w:t>
-      </w:r>
-      <w:r>
-        <w:rPr>
-          <w:lang w:val="hi_IN" w:bidi="hi_IN"/>
-        </w:rPr>
-        <w:t xml:space="preserve">, </w:t>
-      </w:r>
-      <w:r>
-        <w:rPr>
-          <w:lang w:val="hi_IN" w:bidi="hi_IN"/>
-        </w:rPr>
-        <w:t>मवेशी</w:t>
-      </w:r>
-      <w:r>
-        <w:rPr>
-          <w:lang w:val="hi_IN" w:bidi="hi_IN"/>
-        </w:rPr>
-        <w:t>)</w:t>
-      </w:r>
-    </w:p>
-    <w:p>
-      <w:pPr>
-        <w:pStyle w:val="Heading3"/>
-      </w:pPr>
-      <w:r>
-        <w:rPr>
-          <w:lang w:val="hi_IN" w:bidi="hi_IN"/>
-        </w:rPr>
-        <w:t>बाइबल के सन्दर्भ:</w:t>
-      </w:r>
-    </w:p>
-    <w:p>
-      <w:pPr>
-        <w:pStyle w:val="ListBullet"/>
-        <w:spacing w:line="240" w:lineRule="auto"/>
-        <w:ind w:left="720"/>
-      </w:pPr>
-      <w:r>
-        <w:rPr>
-          <w:lang w:val="hi_IN" w:bidi="hi_IN"/>
-        </w:rPr>
-      </w:r>
-      <w:r>
-        <w:rPr>
-          <w:lang w:val="hi_IN" w:bidi="hi_IN"/>
-        </w:rPr>
-        <w:t>उत्पत्ति 13:7</w:t>
-      </w:r>
-    </w:p>
-    <w:p>
-      <w:pPr>
-        <w:pStyle w:val="ListBullet"/>
-        <w:spacing w:line="240" w:lineRule="auto"/>
-        <w:ind w:left="720"/>
-      </w:pPr>
-      <w:r>
-        <w:rPr>
-          <w:lang w:val="hi_IN" w:bidi="hi_IN"/>
-        </w:rPr>
-      </w:r>
-      <w:r>
-        <w:rPr>
-          <w:lang w:val="hi_IN" w:bidi="hi_IN"/>
-        </w:rPr>
-        <w:t>उत्पत्ति 49:24</w:t>
-      </w:r>
-    </w:p>
-    <w:p>
-      <w:pPr>
-        <w:pStyle w:val="ListBullet"/>
-        <w:spacing w:line="240" w:lineRule="auto"/>
-        <w:ind w:left="720"/>
-      </w:pPr>
-      <w:r>
-        <w:rPr>
-          <w:lang w:val="hi_IN" w:bidi="hi_IN"/>
-        </w:rPr>
-      </w:r>
-      <w:r>
-        <w:rPr>
-          <w:lang w:val="hi_IN" w:bidi="hi_IN"/>
-        </w:rPr>
-        <w:t>लूका 2:9</w:t>
-      </w:r>
-    </w:p>
-    <w:p>
-      <w:pPr>
-        <w:pStyle w:val="ListBullet"/>
-        <w:spacing w:line="240" w:lineRule="auto"/>
-        <w:ind w:left="720"/>
-      </w:pPr>
-      <w:r>
-        <w:rPr>
-          <w:lang w:val="hi_IN" w:bidi="hi_IN"/>
-        </w:rPr>
-      </w:r>
-      <w:r>
-        <w:rPr>
-          <w:lang w:val="hi_IN" w:bidi="hi_IN"/>
-        </w:rPr>
-        <w:t>मरकुश 6:34</w:t>
-      </w:r>
-    </w:p>
-    <w:p>
-      <w:pPr>
-        <w:pStyle w:val="ListBullet"/>
-        <w:spacing w:line="240" w:lineRule="auto"/>
-        <w:ind w:left="720"/>
-      </w:pPr>
-      <w:r>
-        <w:rPr>
-          <w:lang w:val="hi_IN" w:bidi="hi_IN"/>
-        </w:rPr>
-      </w:r>
-      <w:r>
-        <w:rPr>
-          <w:lang w:val="hi_IN" w:bidi="hi_IN"/>
-        </w:rPr>
-        <w:t>मरकुस 14:26–27</w:t>
-      </w:r>
-    </w:p>
-    <w:p>
-      <w:pPr>
-        <w:pStyle w:val="ListBullet"/>
-        <w:spacing w:line="240" w:lineRule="auto"/>
-        <w:ind w:left="720"/>
-      </w:pPr>
-      <w:r>
-        <w:rPr>
-          <w:lang w:val="hi_IN" w:bidi="hi_IN"/>
-        </w:rPr>
-      </w:r>
-      <w:r>
-        <w:rPr>
-          <w:lang w:val="hi_IN" w:bidi="hi_IN"/>
-        </w:rPr>
-        <w:t>मत्ती 2:6</w:t>
-      </w:r>
-    </w:p>
-    <w:p>
-      <w:pPr>
-        <w:pStyle w:val="ListBullet"/>
-        <w:spacing w:line="240" w:lineRule="auto"/>
-        <w:ind w:left="720"/>
-      </w:pPr>
-      <w:r>
-        <w:rPr>
-          <w:lang w:val="hi_IN" w:bidi="hi_IN"/>
-        </w:rPr>
-      </w:r>
-      <w:r>
-        <w:rPr>
-          <w:lang w:val="hi_IN" w:bidi="hi_IN"/>
-        </w:rPr>
-        <w:t>मत्ती. 9:36</w:t>
-      </w:r>
-    </w:p>
-    <w:p>
-      <w:pPr>
-        <w:pStyle w:val="ListBullet"/>
-        <w:spacing w:line="240" w:lineRule="auto"/>
-        <w:ind w:left="720"/>
-      </w:pPr>
-      <w:r>
-        <w:rPr>
-          <w:lang w:val="hi_IN" w:bidi="hi_IN"/>
-        </w:rPr>
-      </w:r>
-      <w:r>
-        <w:rPr>
-          <w:lang w:val="hi_IN" w:bidi="hi_IN"/>
-        </w:rPr>
-        <w:t>मत्ती. 25:32</w:t>
-      </w:r>
-    </w:p>
-    <w:p>
-      <w:pPr>
-        <w:pStyle w:val="ListBullet"/>
-        <w:spacing w:line="240" w:lineRule="auto"/>
-        <w:ind w:left="720"/>
-      </w:pPr>
-      <w:r>
-        <w:rPr>
-          <w:lang w:val="hi_IN" w:bidi="hi_IN"/>
-        </w:rPr>
-      </w:r>
-      <w:r>
-        <w:rPr>
-          <w:lang w:val="hi_IN" w:bidi="hi_IN"/>
-        </w:rPr>
-        <w:t>मत्ती. 26:31</w:t>
-      </w:r>
-    </w:p>
-    <w:p>
-      <w:pPr>
-        <w:pStyle w:val="Heading3"/>
-      </w:pPr>
-      <w:r>
-        <w:rPr>
-          <w:lang w:val="hi_IN" w:bidi="hi_IN"/>
-        </w:rPr>
-        <w:t>बाइबल की कहानियों के उदाहरण:</w:t>
-      </w:r>
-    </w:p>
-    <w:p>
-      <w:pPr>
-        <w:pStyle w:val="ListBullet"/>
-        <w:spacing w:line="240" w:lineRule="auto"/>
-        <w:ind w:left="720"/>
-      </w:pPr>
-      <w:r>
-        <w:rPr>
-          <w:lang w:val="hi_IN" w:bidi="hi_IN"/>
-        </w:rPr>
-      </w:r>
-      <w:r>
-        <w:rPr>
-          <w:b/>
-          <w:lang w:val="hi_IN" w:bidi="hi_IN"/>
-        </w:rPr>
-        <w:t>9:11</w:t>
-      </w:r>
-      <w:r>
-        <w:rPr>
-          <w:lang w:val="hi_IN" w:bidi="hi_IN"/>
-        </w:rPr>
-        <w:t xml:space="preserve"> मूसा मिस्र से बहुत दूर जंगल में एक </w:t>
-      </w:r>
-      <w:r>
-        <w:rPr>
-          <w:b/>
-          <w:lang w:val="hi_IN" w:bidi="hi_IN"/>
-        </w:rPr>
-        <w:t>चरवाहा</w:t>
-      </w:r>
-      <w:r>
-        <w:rPr>
-          <w:lang w:val="hi_IN" w:bidi="hi_IN"/>
-        </w:rPr>
-        <w:t xml:space="preserve"> बन गया.के प्रति</w:t>
-      </w:r>
-    </w:p>
-    <w:p>
-      <w:pPr>
-        <w:pStyle w:val="ListBullet"/>
-        <w:spacing w:line="240" w:lineRule="auto"/>
-        <w:ind w:left="720"/>
-      </w:pPr>
-      <w:r>
-        <w:rPr>
-          <w:lang w:val="hi_IN" w:bidi="hi_IN"/>
-        </w:rPr>
-      </w:r>
-      <w:r>
-        <w:rPr>
-          <w:b/>
-          <w:lang w:val="hi_IN" w:bidi="hi_IN"/>
-        </w:rPr>
-        <w:t>17:2</w:t>
-      </w:r>
-      <w:r>
-        <w:rPr>
-          <w:lang w:val="hi_IN" w:bidi="hi_IN"/>
-        </w:rPr>
-        <w:t xml:space="preserve"> दाऊद बेथलेहेम के शहर से एक </w:t>
-      </w:r>
-      <w:r>
-        <w:rPr>
-          <w:b/>
-          <w:lang w:val="hi_IN" w:bidi="hi_IN"/>
-        </w:rPr>
-        <w:t>चरवाहा</w:t>
-      </w:r>
-      <w:r>
-        <w:rPr>
-          <w:lang w:val="hi_IN" w:bidi="hi_IN"/>
-        </w:rPr>
-        <w:t xml:space="preserve"> था। जब वह अपने पिता के भेड़ों की निगरानी कर रहा था, तब दाऊद ने एक बार एक शेर को और एक बार एक भालू को मार दिया था क्योंकि उन्होंने उसकी भेड़ों पर चढ़ाई की थी।</w:t>
-      </w:r>
-    </w:p>
-    <w:p>
-      <w:pPr>
-        <w:pStyle w:val="ListBullet"/>
-        <w:spacing w:line="240" w:lineRule="auto"/>
-        <w:ind w:left="720"/>
-      </w:pPr>
-      <w:r>
-        <w:rPr>
-          <w:lang w:val="hi_IN" w:bidi="hi_IN"/>
-        </w:rPr>
-      </w:r>
-      <w:r>
-        <w:rPr>
-          <w:b/>
-          <w:lang w:val="hi_IN" w:bidi="hi_IN"/>
-        </w:rPr>
-        <w:t>23:6</w:t>
-      </w:r>
-      <w:r>
-        <w:rPr>
-          <w:lang w:val="hi_IN" w:bidi="hi_IN"/>
-        </w:rPr>
-        <w:t xml:space="preserve"> उस रात, वहाँ कुछ </w:t>
-      </w:r>
-      <w:r>
-        <w:rPr>
-          <w:b/>
-          <w:lang w:val="hi_IN" w:bidi="hi_IN"/>
-        </w:rPr>
-        <w:t>चरवाहे</w:t>
-      </w:r>
-      <w:r>
-        <w:rPr>
-          <w:lang w:val="hi_IN" w:bidi="hi_IN"/>
-        </w:rPr>
-        <w:t xml:space="preserve"> थे जो पास के मैदान में अपनी भेड़ों की रखवाली कर रहे थे।</w:t>
-      </w:r>
-    </w:p>
-    <w:p>
-      <w:pPr>
-        <w:pStyle w:val="ListBullet"/>
-        <w:spacing w:line="240" w:lineRule="auto"/>
-        <w:ind w:left="720"/>
-      </w:pPr>
-      <w:r>
-        <w:rPr>
-          <w:lang w:val="hi_IN" w:bidi="hi_IN"/>
-        </w:rPr>
-      </w:r>
-      <w:r>
-        <w:rPr>
-          <w:b/>
-          <w:lang w:val="hi_IN" w:bidi="hi_IN"/>
-        </w:rPr>
-        <w:t>23:8</w:t>
-      </w:r>
-      <w:r>
-        <w:rPr>
-          <w:lang w:val="hi_IN" w:bidi="hi_IN"/>
-        </w:rPr>
-        <w:t xml:space="preserve"> चरवाहे तुरंत ही उस स्थान पर पहुंचे जहां यीशु था और उन्होंने उसे चरनी में लेटा हुआ पाया, जैसा स्वर्गदूत ने उन्हें बताया था।</w:t>
-      </w:r>
-    </w:p>
-    <w:p>
-      <w:pPr>
-        <w:pStyle w:val="ListBullet"/>
-        <w:spacing w:line="240" w:lineRule="auto"/>
-        <w:ind w:left="720"/>
-      </w:pPr>
-      <w:r>
-        <w:rPr>
-          <w:lang w:val="hi_IN" w:bidi="hi_IN"/>
-        </w:rPr>
-      </w:r>
-      <w:r>
-        <w:rPr>
-          <w:b/>
-          <w:lang w:val="hi_IN" w:bidi="hi_IN"/>
-        </w:rPr>
-        <w:t>30:3</w:t>
-      </w:r>
-      <w:r>
-        <w:rPr>
-          <w:lang w:val="hi_IN" w:bidi="hi_IN"/>
-        </w:rPr>
-        <w:t xml:space="preserve"> यीशु के लिए, ये लोग किसी </w:t>
-      </w:r>
-      <w:r>
-        <w:rPr>
-          <w:b/>
-          <w:lang w:val="hi_IN" w:bidi="hi_IN"/>
-        </w:rPr>
-        <w:t>चरवाहे</w:t>
-      </w:r>
-      <w:r>
-        <w:rPr>
-          <w:lang w:val="hi_IN" w:bidi="hi_IN"/>
-        </w:rPr>
-        <w:t xml:space="preserve"> के बिना भेड़ों के समान थे।</w:t>
-      </w:r>
-    </w:p>
-    <w:p>
-      <w:pPr>
-        <w:pStyle w:val="Heading3"/>
-      </w:pPr>
-      <w:r>
-        <w:rPr>
-          <w:lang w:val="hi_IN" w:bidi="hi_IN"/>
-        </w:rPr>
-        <w:t>शब्द तथ्य:</w:t>
-      </w:r>
-    </w:p>
-    <w:p>
-      <w:pPr>
-        <w:pStyle w:val="ListBullet"/>
-        <w:spacing w:line="240" w:lineRule="auto"/>
-        <w:ind w:left="720"/>
-      </w:pPr>
-      <w:r>
-        <w:rPr>
-          <w:lang w:val="hi_IN" w:bidi="hi_IN"/>
-        </w:rPr>
-      </w:r>
-      <w:r>
-        <w:rPr>
-          <w:lang w:val="hi_IN" w:bidi="hi_IN"/>
-        </w:rPr>
-        <w:t>स्ट्रोंग्स: H6629, H7462, H7469, H7473, G07500, G41650, G41660</w:t>
-      </w:r>
-      <w:r>
-        <w:rPr>
-          <w:lang w:val="hi_IN" w:bidi="hi_IN"/>
-        </w:rPr>
-      </w:r>
-      <w:r>
-        <w:rPr>
-          <w:lang w:val="hi_IN" w:bidi="hi_IN"/>
-        </w:rPr>
-      </w:r>
-    </w:p>
-    <w:p>
-      <w:pPr/>
-      <w:r>
-        <w:rPr>
-          <w:lang w:val="hi_IN" w:bidi="hi_IN"/>
-        </w:rPr>
-      </w:r>
-    </w:p>
-    <w:p>
-      <w:pPr>
-        <w:pStyle w:val="Heading2"/>
-      </w:pPr>
-      <w:r>
-        <w:rPr>
-          <w:lang w:val="hi_IN" w:bidi="hi_IN"/>
-        </w:rPr>
-        <w:t>चर्मरोग</w:t>
-      </w:r>
-      <w:r>
-        <w:rPr>
-          <w:lang w:val="hi_IN" w:bidi="hi_IN"/>
-        </w:rPr>
-      </w:r>
-    </w:p>
-    <w:p>
-      <w:pPr>
-        <w:pStyle w:val="Heading3"/>
-      </w:pPr>
-      <w:r>
-        <w:rPr>
-          <w:lang w:val="hi_IN" w:bidi="hi_IN"/>
-        </w:rPr>
-        <w:t>परिभाषा:</w:t>
-      </w:r>
-    </w:p>
-    <w:p>
-      <w:pPr/>
-      <w:r>
-        <w:rPr>
-          <w:lang w:val="hi_IN" w:bidi="hi_IN"/>
-        </w:rPr>
-      </w:r>
-      <w:r>
-        <w:rPr>
-          <w:lang w:val="hi_IN" w:bidi="hi_IN"/>
-        </w:rPr>
-        <w:t>“कोढ़” का उल्लेख बाइबल में आया है| वह विभिन्न त्वचा रोगों का संदर्भ देता है। “कोढ़ी” वह मनुष्य है जो कोढ़ से ग्रस्त है, “कोढ़” मनुष्य या मनुष्य की देह के उस अंग का संदर्भ देता है जहाँ कोढ़ का लक्षण प्रकट होता है।</w:t>
-      </w:r>
-    </w:p>
-    <w:p>
-      <w:pPr>
-        <w:pStyle w:val="ListBullet"/>
-        <w:spacing w:line="240" w:lineRule="auto"/>
-        <w:ind w:left="720"/>
-      </w:pPr>
-      <w:r>
-        <w:rPr>
-          <w:lang w:val="hi_IN" w:bidi="hi_IN"/>
-        </w:rPr>
-      </w:r>
-      <w:r>
-        <w:rPr>
-          <w:lang w:val="hi_IN" w:bidi="hi_IN"/>
-        </w:rPr>
-        <w:t>एक प्रकार के कोढ़ में त्वचा का रंग उड़ जाता है और वहां सफेद दाग हो जाते हैं जैसे मिरयम और नामान को था।</w:t>
-      </w:r>
-    </w:p>
-    <w:p>
-      <w:pPr>
-        <w:pStyle w:val="ListBullet"/>
-        <w:spacing w:line="240" w:lineRule="auto"/>
-        <w:ind w:left="720"/>
-      </w:pPr>
-      <w:r>
-        <w:rPr>
-          <w:lang w:val="hi_IN" w:bidi="hi_IN"/>
-        </w:rPr>
-      </w:r>
-      <w:r>
-        <w:rPr>
-          <w:lang w:val="hi_IN" w:bidi="hi_IN"/>
-        </w:rPr>
-        <w:t>आज के युग में कोढ़ के कारण हाथ, पांव और देह के अन्य अंग क्षतिग्रस्त होकर विकृत हो जाते हैं।</w:t>
-      </w:r>
-    </w:p>
-    <w:p>
-      <w:pPr>
-        <w:pStyle w:val="ListBullet"/>
-        <w:spacing w:line="240" w:lineRule="auto"/>
-        <w:ind w:left="720"/>
-      </w:pPr>
-      <w:r>
-        <w:rPr>
-          <w:lang w:val="hi_IN" w:bidi="hi_IN"/>
-        </w:rPr>
-      </w:r>
-      <w:r>
-        <w:rPr>
-          <w:lang w:val="hi_IN" w:bidi="hi_IN"/>
-        </w:rPr>
-        <w:t>परमेश्वर ने इस्राएलियों को जो आदेश दिए थे उनके अनुसार यदि किसी मनुष्य को कोढ़ हो जाता था तो उसे “अशुद्ध” माना जाता था और उसे अन्य मनुष्यों से अलग रहना होता था कि उन्हें इस रोग का संक्रमण न हो।</w:t>
-      </w:r>
-    </w:p>
-    <w:p>
-      <w:pPr>
-        <w:pStyle w:val="ListBullet"/>
-        <w:spacing w:line="240" w:lineRule="auto"/>
-        <w:ind w:left="720"/>
-      </w:pPr>
-      <w:r>
-        <w:rPr>
-          <w:lang w:val="hi_IN" w:bidi="hi_IN"/>
-        </w:rPr>
-      </w:r>
-      <w:r>
-        <w:rPr>
-          <w:lang w:val="hi_IN" w:bidi="hi_IN"/>
-        </w:rPr>
-        <w:t>कोढ़ी को “अशुद्ध” चिल्लाना पड़ता था कि मनुष्यों को उससे दूर रहने की चेतावनी मिले।</w:t>
-      </w:r>
-    </w:p>
-    <w:p>
-      <w:pPr>
-        <w:pStyle w:val="ListBullet"/>
-        <w:spacing w:line="240" w:lineRule="auto"/>
-        <w:ind w:left="720"/>
-      </w:pPr>
-      <w:r>
-        <w:rPr>
-          <w:lang w:val="hi_IN" w:bidi="hi_IN"/>
-        </w:rPr>
-      </w:r>
-      <w:r>
-        <w:rPr>
-          <w:lang w:val="hi_IN" w:bidi="hi_IN"/>
-        </w:rPr>
-        <w:t>यीशु ने अनेक कोढ़ियों को और त्वचा रोगियों को चंगा किया था।</w:t>
-      </w:r>
-    </w:p>
-    <w:p>
-      <w:pPr>
-        <w:pStyle w:val="Heading3"/>
-      </w:pPr>
-      <w:r>
-        <w:rPr>
-          <w:lang w:val="hi_IN" w:bidi="hi_IN"/>
-        </w:rPr>
-        <w:t>अनुवाद के सुझाव:</w:t>
-      </w:r>
-    </w:p>
-    <w:p>
-      <w:pPr>
-        <w:pStyle w:val="ListBullet"/>
-        <w:spacing w:line="240" w:lineRule="auto"/>
-        <w:ind w:left="720"/>
-      </w:pPr>
-      <w:r>
-        <w:rPr>
-          <w:lang w:val="hi_IN" w:bidi="hi_IN"/>
-        </w:rPr>
-      </w:r>
-      <w:r>
-        <w:rPr>
-          <w:lang w:val="hi_IN" w:bidi="hi_IN"/>
-        </w:rPr>
-        <w:t>बाइबल में जो “कोढ़” शब्द है उसका अनुवाद “त्वचा रोग” या “भयानक त्वचा रोग” किया जा सकता है।</w:t>
-      </w:r>
-    </w:p>
-    <w:p>
-      <w:pPr>
-        <w:pStyle w:val="ListBullet"/>
-        <w:spacing w:line="240" w:lineRule="auto"/>
-        <w:ind w:left="720"/>
-      </w:pPr>
-      <w:r>
-        <w:rPr>
-          <w:lang w:val="hi_IN" w:bidi="hi_IN"/>
-        </w:rPr>
-      </w:r>
-      <w:r>
-        <w:rPr>
-          <w:lang w:val="hi_IN" w:bidi="hi_IN"/>
-        </w:rPr>
-        <w:t>“कोढ़” का अनुवाद “कोढ़ग्रस्त” या “त्वचा रोग ग्रस्त” या “त्वचा के घावों से भरा” किया जा सकता है।</w:t>
-      </w:r>
-    </w:p>
-    <w:p>
-      <w:pPr/>
-      <w:r>
-        <w:rPr>
-          <w:lang w:val="hi_IN" w:bidi="hi_IN"/>
-        </w:rPr>
-      </w:r>
-      <w:r>
-        <w:rPr>
-          <w:lang w:val="hi_IN" w:bidi="hi_IN"/>
-        </w:rPr>
-        <w:t xml:space="preserve">(यह भी देखें: </w:t>
-      </w:r>
-      <w:r>
-        <w:rPr>
-          <w:lang w:val="hi_IN" w:bidi="hi_IN"/>
-        </w:rPr>
-        <w:t>मिरयम</w:t>
-      </w:r>
-      <w:r>
-        <w:rPr>
-          <w:lang w:val="hi_IN" w:bidi="hi_IN"/>
-        </w:rPr>
-        <w:t xml:space="preserve">, </w:t>
-      </w:r>
-      <w:r>
-        <w:rPr>
-          <w:lang w:val="hi_IN" w:bidi="hi_IN"/>
-        </w:rPr>
-        <w:t>नामान</w:t>
-      </w:r>
-      <w:r>
-        <w:rPr>
-          <w:lang w:val="hi_IN" w:bidi="hi_IN"/>
-        </w:rPr>
-        <w:t xml:space="preserve">, </w:t>
-      </w:r>
-      <w:r>
-        <w:rPr>
-          <w:lang w:val="hi_IN" w:bidi="hi_IN"/>
-        </w:rPr>
-        <w:t>शुद्ध</w:t>
-      </w:r>
-      <w:r>
-        <w:rPr>
-          <w:lang w:val="hi_IN" w:bidi="hi_IN"/>
-        </w:rPr>
-        <w:t>)</w:t>
-      </w:r>
-    </w:p>
-    <w:p>
-      <w:pPr>
-        <w:pStyle w:val="Heading3"/>
-      </w:pPr>
-      <w:r>
-        <w:rPr>
-          <w:lang w:val="hi_IN" w:bidi="hi_IN"/>
-        </w:rPr>
-        <w:t>बाइबल सन्दर्भ:</w:t>
-      </w:r>
-    </w:p>
-    <w:p>
-      <w:pPr>
-        <w:pStyle w:val="ListBullet"/>
-        <w:spacing w:line="240" w:lineRule="auto"/>
-        <w:ind w:left="720"/>
-      </w:pPr>
-      <w:r>
-        <w:rPr>
-          <w:lang w:val="hi_IN" w:bidi="hi_IN"/>
-        </w:rPr>
-      </w:r>
-      <w:r>
-        <w:rPr>
-          <w:lang w:val="hi_IN" w:bidi="hi_IN"/>
-        </w:rPr>
-        <w:t>लूका 5:13</w:t>
-      </w:r>
-    </w:p>
-    <w:p>
-      <w:pPr>
-        <w:pStyle w:val="ListBullet"/>
-        <w:spacing w:line="240" w:lineRule="auto"/>
-        <w:ind w:left="720"/>
-      </w:pPr>
-      <w:r>
-        <w:rPr>
-          <w:lang w:val="hi_IN" w:bidi="hi_IN"/>
-        </w:rPr>
-      </w:r>
-      <w:r>
-        <w:rPr>
-          <w:lang w:val="hi_IN" w:bidi="hi_IN"/>
-        </w:rPr>
-        <w:t>लूका 17:12</w:t>
-      </w:r>
-    </w:p>
-    <w:p>
-      <w:pPr>
-        <w:pStyle w:val="ListBullet"/>
-        <w:spacing w:line="240" w:lineRule="auto"/>
-        <w:ind w:left="720"/>
-      </w:pPr>
-      <w:r>
-        <w:rPr>
-          <w:lang w:val="hi_IN" w:bidi="hi_IN"/>
-        </w:rPr>
-      </w:r>
-      <w:r>
-        <w:rPr>
-          <w:lang w:val="hi_IN" w:bidi="hi_IN"/>
-        </w:rPr>
-        <w:t>मरकुस 1:40</w:t>
-      </w:r>
-    </w:p>
-    <w:p>
-      <w:pPr>
-        <w:pStyle w:val="ListBullet"/>
-        <w:spacing w:line="240" w:lineRule="auto"/>
-        <w:ind w:left="720"/>
-      </w:pPr>
-      <w:r>
-        <w:rPr>
-          <w:lang w:val="hi_IN" w:bidi="hi_IN"/>
-        </w:rPr>
-      </w:r>
-      <w:r>
-        <w:rPr>
-          <w:lang w:val="hi_IN" w:bidi="hi_IN"/>
-        </w:rPr>
-        <w:t>मरकुस 14:3</w:t>
-      </w:r>
-    </w:p>
-    <w:p>
-      <w:pPr>
-        <w:pStyle w:val="ListBullet"/>
-        <w:spacing w:line="240" w:lineRule="auto"/>
-        <w:ind w:left="720"/>
-      </w:pPr>
-      <w:r>
-        <w:rPr>
-          <w:lang w:val="hi_IN" w:bidi="hi_IN"/>
-        </w:rPr>
-      </w:r>
-      <w:r>
-        <w:rPr>
-          <w:lang w:val="hi_IN" w:bidi="hi_IN"/>
-        </w:rPr>
-        <w:t>मत्ती 8:3</w:t>
-      </w:r>
-    </w:p>
-    <w:p>
-      <w:pPr>
-        <w:pStyle w:val="ListBullet"/>
-        <w:spacing w:line="240" w:lineRule="auto"/>
-        <w:ind w:left="720"/>
-      </w:pPr>
-      <w:r>
-        <w:rPr>
-          <w:lang w:val="hi_IN" w:bidi="hi_IN"/>
-        </w:rPr>
-      </w:r>
-      <w:r>
-        <w:rPr>
-          <w:lang w:val="hi_IN" w:bidi="hi_IN"/>
-        </w:rPr>
-        <w:t>मत्ती 10:8–10</w:t>
-      </w:r>
-    </w:p>
-    <w:p>
-      <w:pPr>
-        <w:pStyle w:val="ListBullet"/>
-        <w:spacing w:line="240" w:lineRule="auto"/>
-        <w:ind w:left="720"/>
-      </w:pPr>
-      <w:r>
-        <w:rPr>
-          <w:lang w:val="hi_IN" w:bidi="hi_IN"/>
-        </w:rPr>
-      </w:r>
-      <w:r>
-        <w:rPr>
-          <w:lang w:val="hi_IN" w:bidi="hi_IN"/>
-        </w:rPr>
-        <w:t>मत्ती 11:5</w:t>
-      </w:r>
-    </w:p>
-    <w:p>
-      <w:pPr>
-        <w:pStyle w:val="Heading3"/>
-      </w:pPr>
-      <w:r>
-        <w:rPr>
-          <w:lang w:val="hi_IN" w:bidi="hi_IN"/>
-        </w:rPr>
-        <w:t>शब्द तथ्य:</w:t>
-      </w:r>
-    </w:p>
-    <w:p>
-      <w:pPr>
-        <w:pStyle w:val="ListBullet"/>
-        <w:spacing w:line="240" w:lineRule="auto"/>
-        <w:ind w:left="720"/>
-      </w:pPr>
-      <w:r>
-        <w:rPr>
-          <w:lang w:val="hi_IN" w:bidi="hi_IN"/>
-        </w:rPr>
-      </w:r>
-      <w:r>
-        <w:rPr>
-          <w:lang w:val="hi_IN" w:bidi="hi_IN"/>
-        </w:rPr>
-        <w:t>स्ट्रोंग्स: H6879, H6883, G30140, G30150</w:t>
-      </w:r>
-      <w:r>
-        <w:rPr>
-          <w:lang w:val="hi_IN" w:bidi="hi_IN"/>
-        </w:rPr>
-      </w:r>
-      <w:r>
-        <w:rPr>
-          <w:lang w:val="hi_IN" w:bidi="hi_IN"/>
-        </w:rPr>
-      </w:r>
-    </w:p>
-    <w:p>
-      <w:pPr/>
-      <w:r>
-        <w:rPr>
-          <w:lang w:val="hi_IN" w:bidi="hi_IN"/>
-        </w:rPr>
-      </w:r>
-    </w:p>
-    <w:p>
-      <w:pPr>
-        <w:pStyle w:val="Heading2"/>
-      </w:pPr>
-      <w:r>
-        <w:rPr>
-          <w:lang w:val="hi_IN" w:bidi="hi_IN"/>
-        </w:rPr>
-        <w:t>चाँदी</w:t>
-      </w:r>
-      <w:r>
-        <w:rPr>
-          <w:lang w:val="hi_IN" w:bidi="hi_IN"/>
-        </w:rPr>
-      </w:r>
-    </w:p>
-    <w:p>
-      <w:pPr>
-        <w:pStyle w:val="Heading3"/>
-      </w:pPr>
-      <w:r>
-        <w:rPr>
-          <w:lang w:val="hi_IN" w:bidi="hi_IN"/>
-        </w:rPr>
-        <w:t>परिभाषा:</w:t>
-      </w:r>
-    </w:p>
-    <w:p>
-      <w:pPr/>
-      <w:r>
-        <w:rPr>
-          <w:lang w:val="hi_IN" w:bidi="hi_IN"/>
-        </w:rPr>
-      </w:r>
-      <w:r>
-        <w:rPr>
-          <w:lang w:val="hi_IN" w:bidi="hi_IN"/>
-        </w:rPr>
-        <w:t>चाँदी एक चमकीली सफेद रंग की धातु होती है जिससे सिक्के, आभूषण, पात्र और साज सज्जा का सामान बनाया जाता है।</w:t>
-      </w:r>
-    </w:p>
-    <w:p>
-      <w:pPr>
-        <w:pStyle w:val="ListBullet"/>
-        <w:spacing w:line="240" w:lineRule="auto"/>
-        <w:ind w:left="720"/>
-      </w:pPr>
-      <w:r>
-        <w:rPr>
-          <w:lang w:val="hi_IN" w:bidi="hi_IN"/>
-        </w:rPr>
-      </w:r>
-      <w:r>
-        <w:rPr>
-          <w:lang w:val="hi_IN" w:bidi="hi_IN"/>
-        </w:rPr>
-        <w:t>पात्रों में चाँदी के बड़े-छोटे कटोरे तथा खाना पकाने, खाने या परोसने के पात्र बनते हैं।</w:t>
-      </w:r>
-    </w:p>
-    <w:p>
-      <w:pPr>
-        <w:pStyle w:val="ListBullet"/>
-        <w:spacing w:line="240" w:lineRule="auto"/>
-        <w:ind w:left="720"/>
-      </w:pPr>
-      <w:r>
-        <w:rPr>
-          <w:lang w:val="hi_IN" w:bidi="hi_IN"/>
-        </w:rPr>
-      </w:r>
-      <w:r>
-        <w:rPr>
-          <w:lang w:val="hi_IN" w:bidi="hi_IN"/>
-        </w:rPr>
-        <w:t>सोना और चाँदी परमेश्वर के निवास तथा मन्दिर के निर्माण में भी काम में लिए गए थे। यरूशलेम के मन्दिर में पात्र सब चाँदी के थे।</w:t>
-      </w:r>
-    </w:p>
-    <w:p>
-      <w:pPr>
-        <w:pStyle w:val="ListBullet"/>
-        <w:spacing w:line="240" w:lineRule="auto"/>
-        <w:ind w:left="720"/>
-      </w:pPr>
-      <w:r>
-        <w:rPr>
-          <w:lang w:val="hi_IN" w:bidi="hi_IN"/>
-        </w:rPr>
-      </w:r>
-      <w:r>
-        <w:rPr>
-          <w:lang w:val="hi_IN" w:bidi="hi_IN"/>
-        </w:rPr>
-        <w:t>बाइबल के समय में, एक शेकेल वजन का एक इकाई था, और अक्सर एक निश्चित चाँदी की शेकेल की कीमत पर खरीदारी की जाती थी । नए नियम के युग में शेकेल में मापा जाने वाले विभिन्न वजन के चाँदी के सिक्के थे।</w:t>
-      </w:r>
-    </w:p>
-    <w:p>
-      <w:pPr>
-        <w:pStyle w:val="ListBullet"/>
-        <w:spacing w:line="240" w:lineRule="auto"/>
-        <w:ind w:left="720"/>
-      </w:pPr>
-      <w:r>
-        <w:rPr>
-          <w:lang w:val="hi_IN" w:bidi="hi_IN"/>
-        </w:rPr>
-      </w:r>
-      <w:r>
-        <w:rPr>
-          <w:lang w:val="hi_IN" w:bidi="hi_IN"/>
-        </w:rPr>
-        <w:t>यूसुफ के भाइयों ने उसे चाँदी के बीस शेकेल (सिक्कों) में दास होने के लिए बेचा था।</w:t>
-      </w:r>
-    </w:p>
-    <w:p>
-      <w:pPr>
-        <w:pStyle w:val="ListBullet"/>
-        <w:spacing w:line="240" w:lineRule="auto"/>
-        <w:ind w:left="720"/>
-      </w:pPr>
-      <w:r>
-        <w:rPr>
-          <w:lang w:val="hi_IN" w:bidi="hi_IN"/>
-        </w:rPr>
-      </w:r>
-      <w:r>
-        <w:rPr>
-          <w:lang w:val="hi_IN" w:bidi="hi_IN"/>
-        </w:rPr>
-        <w:t>यीशु के पकड़वाने के लिए यहूदा को चाँदी के 30 सिक्के दिए गए थे।</w:t>
-      </w:r>
-    </w:p>
-    <w:p>
-      <w:pPr/>
-      <w:r>
-        <w:rPr>
-          <w:lang w:val="hi_IN" w:bidi="hi_IN"/>
-        </w:rPr>
-      </w:r>
-      <w:r>
-        <w:rPr>
-          <w:lang w:val="hi_IN" w:bidi="hi_IN"/>
-        </w:rPr>
-        <w:t xml:space="preserve">(यह भी देखें: </w:t>
-      </w:r>
-      <w:r>
-        <w:rPr>
-          <w:lang w:val="hi_IN" w:bidi="hi_IN"/>
-        </w:rPr>
-        <w:t>मिलापवाला तम्बू</w:t>
-      </w:r>
-      <w:r>
-        <w:rPr>
-          <w:lang w:val="hi_IN" w:bidi="hi_IN"/>
-        </w:rPr>
-        <w:t xml:space="preserve">, </w:t>
-      </w:r>
-      <w:r>
-        <w:rPr>
-          <w:lang w:val="hi_IN" w:bidi="hi_IN"/>
-        </w:rPr>
-        <w:t>मन्दिर</w:t>
-      </w:r>
-      <w:r>
-        <w:rPr>
-          <w:lang w:val="hi_IN" w:bidi="hi_IN"/>
-        </w:rPr>
-        <w:t>)</w:t>
-      </w:r>
-    </w:p>
-    <w:p>
-      <w:pPr>
-        <w:pStyle w:val="Heading3"/>
-      </w:pPr>
-      <w:r>
-        <w:rPr>
-          <w:lang w:val="hi_IN" w:bidi="hi_IN"/>
-        </w:rPr>
-        <w:t>बाइबल के सन्दर्भ:</w:t>
-      </w:r>
-    </w:p>
-    <w:p>
-      <w:pPr>
-        <w:pStyle w:val="ListBullet"/>
-        <w:spacing w:line="240" w:lineRule="auto"/>
-        <w:ind w:left="720"/>
-      </w:pPr>
-      <w:r>
-        <w:rPr>
-          <w:lang w:val="hi_IN" w:bidi="hi_IN"/>
-        </w:rPr>
-      </w:r>
-      <w:r>
-        <w:rPr>
-          <w:lang w:val="hi_IN" w:bidi="hi_IN"/>
-        </w:rPr>
-        <w:t>1 इतिहास 18:9–11</w:t>
-      </w:r>
-    </w:p>
-    <w:p>
-      <w:pPr>
-        <w:pStyle w:val="ListBullet"/>
-        <w:spacing w:line="240" w:lineRule="auto"/>
-        <w:ind w:left="720"/>
-      </w:pPr>
-      <w:r>
-        <w:rPr>
-          <w:lang w:val="hi_IN" w:bidi="hi_IN"/>
-        </w:rPr>
-      </w:r>
-      <w:r>
-        <w:rPr>
-          <w:lang w:val="hi_IN" w:bidi="hi_IN"/>
-        </w:rPr>
-        <w:t>1 शमूएल 02:36</w:t>
-      </w:r>
-    </w:p>
-    <w:p>
-      <w:pPr>
-        <w:pStyle w:val="ListBullet"/>
-        <w:spacing w:line="240" w:lineRule="auto"/>
-        <w:ind w:left="720"/>
-      </w:pPr>
-      <w:r>
-        <w:rPr>
-          <w:lang w:val="hi_IN" w:bidi="hi_IN"/>
-        </w:rPr>
-      </w:r>
-      <w:r>
-        <w:rPr>
-          <w:lang w:val="hi_IN" w:bidi="hi_IN"/>
-        </w:rPr>
-        <w:t>2 राजा 25:13–15</w:t>
-      </w:r>
-    </w:p>
-    <w:p>
-      <w:pPr>
-        <w:pStyle w:val="ListBullet"/>
-        <w:spacing w:line="240" w:lineRule="auto"/>
-        <w:ind w:left="720"/>
-      </w:pPr>
-      <w:r>
-        <w:rPr>
-          <w:lang w:val="hi_IN" w:bidi="hi_IN"/>
-        </w:rPr>
-      </w:r>
-      <w:r>
-        <w:rPr>
-          <w:lang w:val="hi_IN" w:bidi="hi_IN"/>
-        </w:rPr>
-        <w:t>प्रे.का. 03:06</w:t>
-      </w:r>
-    </w:p>
-    <w:p>
-      <w:pPr>
-        <w:pStyle w:val="ListBullet"/>
-        <w:spacing w:line="240" w:lineRule="auto"/>
-        <w:ind w:left="720"/>
-      </w:pPr>
-      <w:r>
-        <w:rPr>
-          <w:lang w:val="hi_IN" w:bidi="hi_IN"/>
-        </w:rPr>
-      </w:r>
-      <w:r>
-        <w:rPr>
-          <w:lang w:val="hi_IN" w:bidi="hi_IN"/>
-        </w:rPr>
-        <w:t>मत्ती. 26:15</w:t>
-      </w:r>
-    </w:p>
-    <w:p>
-      <w:pPr>
-        <w:pStyle w:val="Heading3"/>
-      </w:pPr>
-      <w:r>
-        <w:rPr>
-          <w:lang w:val="hi_IN" w:bidi="hi_IN"/>
-        </w:rPr>
-        <w:t>शब्द तथ्य:</w:t>
-      </w:r>
-    </w:p>
-    <w:p>
-      <w:pPr>
-        <w:pStyle w:val="ListBullet"/>
-        <w:spacing w:line="240" w:lineRule="auto"/>
-        <w:ind w:left="720"/>
-      </w:pPr>
-      <w:r>
-        <w:rPr>
-          <w:lang w:val="hi_IN" w:bidi="hi_IN"/>
-        </w:rPr>
-      </w:r>
-      <w:r>
-        <w:rPr>
-          <w:lang w:val="hi_IN" w:bidi="hi_IN"/>
-        </w:rPr>
-        <w:t>स्ट्रोंग्स: H3701, H3702, H7192, G693, G694, G695, G696, G1406</w:t>
-      </w:r>
-      <w:r>
-        <w:rPr>
-          <w:lang w:val="hi_IN" w:bidi="hi_IN"/>
-        </w:rPr>
-      </w:r>
-      <w:r>
-        <w:rPr>
-          <w:lang w:val="hi_IN" w:bidi="hi_IN"/>
-        </w:rPr>
-      </w:r>
-    </w:p>
-    <w:p>
-      <w:pPr/>
-      <w:r>
-        <w:rPr>
-          <w:lang w:val="hi_IN" w:bidi="hi_IN"/>
-        </w:rPr>
-      </w:r>
-    </w:p>
-    <w:p>
-      <w:pPr>
-        <w:pStyle w:val="Heading2"/>
-      </w:pPr>
-      <w:r>
-        <w:rPr>
-          <w:lang w:val="hi_IN" w:bidi="hi_IN"/>
-        </w:rPr>
-        <w:t>चिट्ठियाँ</w:t>
-      </w:r>
-      <w:r>
-        <w:rPr>
-          <w:lang w:val="hi_IN" w:bidi="hi_IN"/>
-        </w:rPr>
-      </w:r>
-    </w:p>
-    <w:p>
-      <w:pPr>
-        <w:pStyle w:val="Heading3"/>
-      </w:pPr>
-      <w:r>
-        <w:rPr>
-          <w:lang w:val="hi_IN" w:bidi="hi_IN"/>
-        </w:rPr>
-        <w:t>परिभाषा:</w:t>
-      </w:r>
-    </w:p>
-    <w:p>
-      <w:pPr/>
-      <w:r>
-        <w:rPr>
-          <w:lang w:val="hi_IN" w:bidi="hi_IN"/>
-        </w:rPr>
-      </w:r>
-      <w:r>
-        <w:rPr>
-          <w:lang w:val="hi_IN" w:bidi="hi_IN"/>
-        </w:rPr>
-        <w:t>“चिट्ठियाँ” पर्चियों पर नाम लिखे जाते हैं और निर्णय लेने के लिए उनमें से एक उठाई जाती है। “चिट्ठियां डालना” अर्थात चिन्ह डालकर पर्चियों को भूमि पर या अन्य स्थान में डालकर एक उठाना।</w:t>
-      </w:r>
-    </w:p>
-    <w:p>
-      <w:pPr>
-        <w:pStyle w:val="ListBullet"/>
-        <w:spacing w:line="240" w:lineRule="auto"/>
-        <w:ind w:left="720"/>
-      </w:pPr>
-      <w:r>
-        <w:rPr>
-          <w:lang w:val="hi_IN" w:bidi="hi_IN"/>
-        </w:rPr>
-      </w:r>
-      <w:r>
-        <w:rPr>
-          <w:lang w:val="hi_IN" w:bidi="hi_IN"/>
-        </w:rPr>
-        <w:t>कुछ संस्कृतियों में चिट्ठियां डालने में तिनकों का गट्ठा काम में लिया जाता था। एक मनुष्य उन तिनकों को पकड़ कर रखता था कि कोई देख न पाए कि वे कितने लम्बे हैं। प्रत्येक मनुष्य एक तिनका खींचता था और जिसके पास सबसे लम्बा तिनका आता था (या सबसे छोटा) वही चुना हुआ माना जाता था।</w:t>
-      </w:r>
-    </w:p>
-    <w:p>
-      <w:pPr>
-        <w:pStyle w:val="ListBullet"/>
-        <w:spacing w:line="240" w:lineRule="auto"/>
-        <w:ind w:left="720"/>
-      </w:pPr>
-      <w:r>
-        <w:rPr>
-          <w:lang w:val="hi_IN" w:bidi="hi_IN"/>
-        </w:rPr>
-      </w:r>
-      <w:r>
-        <w:rPr>
-          <w:lang w:val="hi_IN" w:bidi="hi_IN"/>
-        </w:rPr>
-        <w:t>बाइबिल के समय में, प्रकरण के अनुसार “चिट्ठी” का अनुवाद “अंकित पत्थर” या “मिट्टी के पात्रों के टुकड़ों” या “लकड़ियां” या “तिनके” भी किए जा सकते हैं।</w:t>
-      </w:r>
-    </w:p>
-    <w:p>
-      <w:pPr>
-        <w:pStyle w:val="ListBullet"/>
-        <w:spacing w:line="240" w:lineRule="auto"/>
-        <w:ind w:left="720"/>
-      </w:pPr>
-      <w:r>
-        <w:rPr>
-          <w:lang w:val="hi_IN" w:bidi="hi_IN"/>
-        </w:rPr>
-      </w:r>
-      <w:r>
-        <w:rPr>
-          <w:lang w:val="hi_IN" w:bidi="hi_IN"/>
-        </w:rPr>
-        <w:t>“चिट्ठियां डालना” का अनुवाद, “पर्चियां डालना” या “पर्ची खींचना” या पर्ची गिराना” भी हो सकता है। “डालना” का अनुवाद ऐसा प्रकट न करे कि चिट्ठियां बहुत दूर तक फेंकी जाती थी।</w:t>
-      </w:r>
-    </w:p>
-    <w:p>
-      <w:pPr>
-        <w:pStyle w:val="ListBullet"/>
-        <w:spacing w:line="240" w:lineRule="auto"/>
-        <w:ind w:left="720"/>
-      </w:pPr>
-      <w:r>
-        <w:rPr>
-          <w:lang w:val="hi_IN" w:bidi="hi_IN"/>
-        </w:rPr>
-      </w:r>
-      <w:r>
-        <w:rPr>
-          <w:lang w:val="hi_IN" w:bidi="hi_IN"/>
-        </w:rPr>
-        <w:t>यदि “चिट्ठियों” द्वारा निर्णय लिया गया तो उसका अनुवाद “चिट्ठियां डालकर” किया जा सकता है।</w:t>
-      </w:r>
-    </w:p>
-    <w:p>
-      <w:pPr/>
-      <w:r>
-        <w:rPr>
-          <w:lang w:val="hi_IN" w:bidi="hi_IN"/>
-        </w:rPr>
-      </w:r>
-      <w:r>
-        <w:rPr>
-          <w:lang w:val="hi_IN" w:bidi="hi_IN"/>
-        </w:rPr>
-        <w:t xml:space="preserve">(यह भी देखें: </w:t>
-      </w:r>
-      <w:r>
-        <w:rPr>
-          <w:lang w:val="hi_IN" w:bidi="hi_IN"/>
-        </w:rPr>
-        <w:t>इलीशिबा</w:t>
-      </w:r>
-      <w:r>
-        <w:rPr>
-          <w:lang w:val="hi_IN" w:bidi="hi_IN"/>
-        </w:rPr>
-        <w:t xml:space="preserve">, </w:t>
-      </w:r>
-      <w:r>
-        <w:rPr>
-          <w:lang w:val="hi_IN" w:bidi="hi_IN"/>
-        </w:rPr>
-        <w:t>याजक</w:t>
-      </w:r>
-      <w:r>
-        <w:rPr>
-          <w:lang w:val="hi_IN" w:bidi="hi_IN"/>
-        </w:rPr>
-        <w:t xml:space="preserve">, </w:t>
-      </w:r>
-      <w:r>
-        <w:rPr>
-          <w:lang w:val="hi_IN" w:bidi="hi_IN"/>
-        </w:rPr>
-        <w:t>जकर्याह (पुराना नियम)</w:t>
-      </w:r>
-      <w:r>
-        <w:rPr>
-          <w:lang w:val="hi_IN" w:bidi="hi_IN"/>
-        </w:rPr>
-        <w:t xml:space="preserve">, </w:t>
-      </w:r>
-      <w:r>
-        <w:rPr>
-          <w:lang w:val="hi_IN" w:bidi="hi_IN"/>
-        </w:rPr>
-        <w:t>जकर्याह (नया नियम)</w:t>
-      </w:r>
-      <w:r>
-        <w:rPr>
-          <w:lang w:val="hi_IN" w:bidi="hi_IN"/>
-        </w:rPr>
-        <w:t>)</w:t>
-      </w:r>
-    </w:p>
-    <w:p>
-      <w:pPr>
-        <w:pStyle w:val="Heading3"/>
-      </w:pPr>
-      <w:r>
-        <w:rPr>
-          <w:lang w:val="hi_IN" w:bidi="hi_IN"/>
-        </w:rPr>
-        <w:t>बाइबल सन्दर्भ:</w:t>
-      </w:r>
-    </w:p>
-    <w:p>
-      <w:pPr>
-        <w:pStyle w:val="ListBullet"/>
-        <w:spacing w:line="240" w:lineRule="auto"/>
-        <w:ind w:left="720"/>
-      </w:pPr>
-      <w:r>
-        <w:rPr>
-          <w:lang w:val="hi_IN" w:bidi="hi_IN"/>
-        </w:rPr>
-      </w:r>
-      <w:r>
-        <w:rPr>
-          <w:lang w:val="hi_IN" w:bidi="hi_IN"/>
-        </w:rPr>
-        <w:t>योना 01:6–7</w:t>
-      </w:r>
-    </w:p>
-    <w:p>
-      <w:pPr>
-        <w:pStyle w:val="ListBullet"/>
-        <w:spacing w:line="240" w:lineRule="auto"/>
-        <w:ind w:left="720"/>
-      </w:pPr>
-      <w:r>
-        <w:rPr>
-          <w:lang w:val="hi_IN" w:bidi="hi_IN"/>
-        </w:rPr>
-      </w:r>
-      <w:r>
-        <w:rPr>
-          <w:lang w:val="hi_IN" w:bidi="hi_IN"/>
-        </w:rPr>
-        <w:t>लूका 01:8–10</w:t>
-      </w:r>
-    </w:p>
-    <w:p>
-      <w:pPr>
-        <w:pStyle w:val="ListBullet"/>
-        <w:spacing w:line="240" w:lineRule="auto"/>
-        <w:ind w:left="720"/>
-      </w:pPr>
-      <w:r>
-        <w:rPr>
-          <w:lang w:val="hi_IN" w:bidi="hi_IN"/>
-        </w:rPr>
-      </w:r>
-      <w:r>
-        <w:rPr>
-          <w:lang w:val="hi_IN" w:bidi="hi_IN"/>
-        </w:rPr>
-        <w:t>लूका 23:33–34</w:t>
-      </w:r>
-    </w:p>
-    <w:p>
-      <w:pPr>
-        <w:pStyle w:val="ListBullet"/>
-        <w:spacing w:line="240" w:lineRule="auto"/>
-        <w:ind w:left="720"/>
-      </w:pPr>
-      <w:r>
-        <w:rPr>
-          <w:lang w:val="hi_IN" w:bidi="hi_IN"/>
-        </w:rPr>
-      </w:r>
-      <w:r>
-        <w:rPr>
-          <w:lang w:val="hi_IN" w:bidi="hi_IN"/>
-        </w:rPr>
-        <w:t>मरकुस 15:22–24</w:t>
-      </w:r>
-    </w:p>
-    <w:p>
-      <w:pPr>
-        <w:pStyle w:val="ListBullet"/>
-        <w:spacing w:line="240" w:lineRule="auto"/>
-        <w:ind w:left="720"/>
-      </w:pPr>
-      <w:r>
-        <w:rPr>
-          <w:lang w:val="hi_IN" w:bidi="hi_IN"/>
-        </w:rPr>
-      </w:r>
-      <w:r>
-        <w:rPr>
-          <w:lang w:val="hi_IN" w:bidi="hi_IN"/>
-        </w:rPr>
-        <w:t>मत्ती 27:35–37</w:t>
-      </w:r>
-    </w:p>
-    <w:p>
-      <w:pPr>
-        <w:pStyle w:val="ListBullet"/>
-        <w:spacing w:line="240" w:lineRule="auto"/>
-        <w:ind w:left="720"/>
-      </w:pPr>
-      <w:r>
-        <w:rPr>
-          <w:lang w:val="hi_IN" w:bidi="hi_IN"/>
-        </w:rPr>
-      </w:r>
-      <w:r>
-        <w:rPr>
-          <w:lang w:val="hi_IN" w:bidi="hi_IN"/>
-        </w:rPr>
-        <w:t>भजन संहिता 022:18–19</w:t>
-      </w:r>
-    </w:p>
-    <w:p>
-      <w:pPr>
-        <w:pStyle w:val="Heading3"/>
-      </w:pPr>
-      <w:r>
-        <w:rPr>
-          <w:lang w:val="hi_IN" w:bidi="hi_IN"/>
-        </w:rPr>
-        <w:t>शब्द तथ्य:</w:t>
-      </w:r>
-    </w:p>
-    <w:p>
-      <w:pPr>
-        <w:pStyle w:val="ListBullet"/>
-        <w:spacing w:line="240" w:lineRule="auto"/>
-        <w:ind w:left="720"/>
-      </w:pPr>
-      <w:r>
-        <w:rPr>
-          <w:lang w:val="hi_IN" w:bidi="hi_IN"/>
-        </w:rPr>
-      </w:r>
-      <w:r>
-        <w:rPr>
-          <w:lang w:val="hi_IN" w:bidi="hi_IN"/>
-        </w:rPr>
-        <w:t>Strong's: H1486, H2256, H5307, G2624, G2819, G2975, G3091</w:t>
-      </w:r>
-      <w:r>
-        <w:rPr>
-          <w:lang w:val="hi_IN" w:bidi="hi_IN"/>
-        </w:rPr>
-      </w:r>
-      <w:r>
-        <w:rPr>
-          <w:lang w:val="hi_IN" w:bidi="hi_IN"/>
-        </w:rPr>
-      </w:r>
-    </w:p>
-    <w:p>
-      <w:pPr/>
-      <w:r>
-        <w:rPr>
-          <w:lang w:val="hi_IN" w:bidi="hi_IN"/>
-        </w:rPr>
-      </w:r>
-    </w:p>
-    <w:p>
-      <w:pPr>
-        <w:pStyle w:val="Heading2"/>
-      </w:pPr>
-      <w:r>
-        <w:rPr>
-          <w:lang w:val="hi_IN" w:bidi="hi_IN"/>
-        </w:rPr>
-        <w:t>चिताना</w:t>
-      </w:r>
-      <w:r>
-        <w:rPr>
-          <w:lang w:val="hi_IN" w:bidi="hi_IN"/>
-        </w:rPr>
-      </w:r>
-    </w:p>
-    <w:p>
-      <w:pPr>
-        <w:pStyle w:val="Heading3"/>
-      </w:pPr>
-      <w:r>
-        <w:rPr>
-          <w:lang w:val="hi_IN" w:bidi="hi_IN"/>
-        </w:rPr>
-        <w:t>परिभाषा:</w:t>
-      </w:r>
-    </w:p>
-    <w:p>
-      <w:pPr/>
-      <w:r>
-        <w:rPr>
-          <w:lang w:val="hi_IN" w:bidi="hi_IN"/>
-        </w:rPr>
-      </w:r>
-      <w:r>
-        <w:rPr>
-          <w:lang w:val="hi_IN" w:bidi="hi_IN"/>
-        </w:rPr>
-        <w:t>“चिताना” अर्थात किसी को दृढ़ चेतावनी देना या समझाना।</w:t>
-      </w:r>
-    </w:p>
-    <w:p>
-      <w:pPr>
-        <w:pStyle w:val="ListBullet"/>
-        <w:spacing w:line="240" w:lineRule="auto"/>
-        <w:ind w:left="720"/>
-      </w:pPr>
-      <w:r>
-        <w:rPr>
-          <w:lang w:val="hi_IN" w:bidi="hi_IN"/>
-        </w:rPr>
-      </w:r>
-      <w:r>
-        <w:rPr>
-          <w:lang w:val="hi_IN" w:bidi="hi_IN"/>
-        </w:rPr>
-        <w:t>“चिताना” का सामान्यतः अर्थ है कि किसी को कोई काम न करने के लिए समझाना।</w:t>
-      </w:r>
-    </w:p>
-    <w:p>
-      <w:pPr>
-        <w:pStyle w:val="ListBullet"/>
-        <w:spacing w:line="240" w:lineRule="auto"/>
-        <w:ind w:left="720"/>
-      </w:pPr>
-      <w:r>
-        <w:rPr>
-          <w:lang w:val="hi_IN" w:bidi="hi_IN"/>
-        </w:rPr>
-      </w:r>
-      <w:r>
-        <w:rPr>
-          <w:lang w:val="hi_IN" w:bidi="hi_IN"/>
-        </w:rPr>
-        <w:t>“मसीह की देह में, विश्वासियों को शिक्षा दी गई है कि वे आपस में समझाएं कि पाप से बचना है और पवित्र जीवन जीना है।”</w:t>
-      </w:r>
-    </w:p>
-    <w:p>
-      <w:pPr>
-        <w:pStyle w:val="ListBullet"/>
-        <w:spacing w:line="240" w:lineRule="auto"/>
-        <w:ind w:left="720"/>
-      </w:pPr>
-      <w:r>
-        <w:rPr>
-          <w:lang w:val="hi_IN" w:bidi="hi_IN"/>
-        </w:rPr>
-      </w:r>
-      <w:r>
-        <w:rPr>
-          <w:lang w:val="hi_IN" w:bidi="hi_IN"/>
-        </w:rPr>
-        <w:t>“चिताना” शब्द का अनुवाद हो सकता है, “पाप नहीं करने के लिए उत्साहित करना” या “किसी को पाप नही करने का आग्रह करना”</w:t>
-      </w:r>
-    </w:p>
-    <w:p>
-      <w:pPr>
-        <w:pStyle w:val="Heading3"/>
-      </w:pPr>
-      <w:r>
-        <w:rPr>
-          <w:lang w:val="hi_IN" w:bidi="hi_IN"/>
-        </w:rPr>
-        <w:t>बाइबल सन्दर्भ:</w:t>
-      </w:r>
-    </w:p>
-    <w:p>
-      <w:pPr>
-        <w:pStyle w:val="ListBullet"/>
-        <w:spacing w:line="240" w:lineRule="auto"/>
-        <w:ind w:left="720"/>
-      </w:pPr>
-      <w:r>
-        <w:rPr>
-          <w:lang w:val="hi_IN" w:bidi="hi_IN"/>
-        </w:rPr>
-      </w:r>
-      <w:r>
-        <w:rPr>
-          <w:lang w:val="hi_IN" w:bidi="hi_IN"/>
-        </w:rPr>
-        <w:t>नहेम्याह 09:32–34</w:t>
-      </w:r>
-    </w:p>
-    <w:p>
-      <w:pPr>
-        <w:pStyle w:val="Heading3"/>
-      </w:pPr>
-      <w:r>
-        <w:rPr>
-          <w:lang w:val="hi_IN" w:bidi="hi_IN"/>
-        </w:rPr>
-        <w:t>शब्द तथ्य:</w:t>
-      </w:r>
-    </w:p>
-    <w:p>
-      <w:pPr>
-        <w:pStyle w:val="ListBullet"/>
-        <w:spacing w:line="240" w:lineRule="auto"/>
-        <w:ind w:left="720"/>
-      </w:pPr>
-      <w:r>
-        <w:rPr>
-          <w:lang w:val="hi_IN" w:bidi="hi_IN"/>
-        </w:rPr>
-      </w:r>
-      <w:r>
-        <w:rPr>
-          <w:lang w:val="hi_IN" w:bidi="hi_IN"/>
-        </w:rPr>
-        <w:t>स्ट्रांग'स: H2094, H5749, G3560, G3867, G5537</w:t>
-      </w:r>
-      <w:r>
-        <w:rPr>
-          <w:lang w:val="hi_IN" w:bidi="hi_IN"/>
-        </w:rPr>
-      </w:r>
-      <w:r>
-        <w:rPr>
-          <w:lang w:val="hi_IN" w:bidi="hi_IN"/>
-        </w:rPr>
-      </w:r>
-    </w:p>
-    <w:p>
-      <w:pPr/>
-      <w:r>
-        <w:rPr>
-          <w:lang w:val="hi_IN" w:bidi="hi_IN"/>
-        </w:rPr>
-      </w:r>
-    </w:p>
-    <w:p>
-      <w:pPr>
-        <w:pStyle w:val="Heading2"/>
-      </w:pPr>
-      <w:r>
-        <w:rPr>
-          <w:lang w:val="hi_IN" w:bidi="hi_IN"/>
-        </w:rPr>
-        <w:t>चिन्ह</w:t>
-      </w:r>
-      <w:r>
-        <w:rPr>
-          <w:lang w:val="hi_IN" w:bidi="hi_IN"/>
-        </w:rPr>
-      </w:r>
-    </w:p>
-    <w:p>
-      <w:pPr>
-        <w:pStyle w:val="Heading3"/>
-      </w:pPr>
-      <w:r>
-        <w:rPr>
-          <w:lang w:val="hi_IN" w:bidi="hi_IN"/>
-        </w:rPr>
-        <w:t>परिभाषा:</w:t>
-      </w:r>
-    </w:p>
-    <w:p>
-      <w:pPr/>
-      <w:r>
-        <w:rPr>
-          <w:lang w:val="hi_IN" w:bidi="hi_IN"/>
-        </w:rPr>
-      </w:r>
-      <w:r>
-        <w:rPr>
-          <w:lang w:val="hi_IN" w:bidi="hi_IN"/>
-        </w:rPr>
-        <w:t>"चिन्ह" प्रायः उस वस्तु, घटना या कार्य के सन्दर्भ में है जो एक विशेष अर्थ प्रकट करता है।</w:t>
-      </w:r>
-    </w:p>
-    <w:p>
-      <w:pPr>
-        <w:pStyle w:val="ListBullet"/>
-        <w:spacing w:line="240" w:lineRule="auto"/>
-        <w:ind w:left="720"/>
-      </w:pPr>
-      <w:r>
-        <w:rPr>
-          <w:lang w:val="hi_IN" w:bidi="hi_IN"/>
-        </w:rPr>
-      </w:r>
-      <w:r>
-        <w:rPr>
-          <w:lang w:val="hi_IN" w:bidi="hi_IN"/>
-        </w:rPr>
-        <w:t>:बाईबल में "चिन्ह" कभी कभी परमेश्वर द्वारा की गई प्रतिज्ञा या स्थापित वाचा के लिए दिए जाते थे:</w:t>
-      </w:r>
-    </w:p>
-    <w:p>
-      <w:pPr>
-        <w:pStyle w:val="ListBullet"/>
-        <w:spacing w:line="240" w:lineRule="auto"/>
-        <w:ind w:left="720"/>
-      </w:pPr>
-      <w:r>
-        <w:rPr>
-          <w:lang w:val="hi_IN" w:bidi="hi_IN"/>
-        </w:rPr>
-      </w:r>
-      <w:r>
-        <w:rPr>
-          <w:lang w:val="hi_IN" w:bidi="hi_IN"/>
-        </w:rPr>
-        <w:t>उत्पत्ति के पुस्तक में परमेश्वर द्वारा आकाश में स्थापित मेघधनुष परमेश्वर को स्मरण कराने के लिए एक चिन्ह (स्मारक) है कि उसने प्रतिज्ञा की है कि वह विश्वव्यापी जलप्रलय से जीवन को फिर कभी नष्ट नहीं करेगा।</w:t>
-      </w:r>
-    </w:p>
-    <w:p>
-      <w:pPr>
-        <w:pStyle w:val="ListBullet"/>
-        <w:spacing w:line="240" w:lineRule="auto"/>
-        <w:ind w:left="720"/>
-      </w:pPr>
-      <w:r>
-        <w:rPr>
-          <w:lang w:val="hi_IN" w:bidi="hi_IN"/>
-        </w:rPr>
-      </w:r>
-      <w:r>
-        <w:rPr>
-          <w:lang w:val="hi_IN" w:bidi="hi_IN"/>
-        </w:rPr>
-        <w:t>उत्पत्ति की पुस्तक में, परमेश्वर ने इस्राएलियों को आज्ञा दी थी कि वे अपने पुत्रों का खतना करें जो उस तथ्य का एक चिन्ह होगा जो उनके साथ बंधी गई परमेश्वर की वाचा का चिन्ह होगा।</w:t>
-      </w:r>
-    </w:p>
-    <w:p>
-      <w:pPr>
-        <w:pStyle w:val="ListBullet"/>
-        <w:spacing w:line="240" w:lineRule="auto"/>
-        <w:ind w:left="720"/>
-      </w:pPr>
-      <w:r>
-        <w:rPr>
-          <w:lang w:val="hi_IN" w:bidi="hi_IN"/>
-        </w:rPr>
-      </w:r>
-      <w:r>
-        <w:rPr>
-          <w:lang w:val="hi_IN" w:bidi="hi_IN"/>
-        </w:rPr>
-        <w:t>चिन्ह किसी बात को प्रकट करते हैं या उसकी ओर संकेत करते हैः</w:t>
-      </w:r>
-    </w:p>
-    <w:p>
-      <w:pPr>
-        <w:pStyle w:val="ListBullet"/>
-        <w:spacing w:line="240" w:lineRule="auto"/>
-        <w:ind w:left="720"/>
-      </w:pPr>
-      <w:r>
-        <w:rPr>
-          <w:lang w:val="hi_IN" w:bidi="hi_IN"/>
-        </w:rPr>
-      </w:r>
-      <w:r>
-        <w:rPr>
-          <w:lang w:val="hi_IN" w:bidi="hi_IN"/>
-        </w:rPr>
-        <w:t>लूका के वृतांत में, स्वर्गदूत ने चरवाहों को एक चिन्ह दिया जिसके द्वारा उनको सहायता मिलेगी कि वे बैतलहम में पहचान पाएं कि कौन सा शिशु नवजात मसीह है।</w:t>
-      </w:r>
-    </w:p>
-    <w:p>
-      <w:pPr>
-        <w:pStyle w:val="ListBullet"/>
-        <w:spacing w:line="240" w:lineRule="auto"/>
-        <w:ind w:left="720"/>
-      </w:pPr>
-      <w:r>
-        <w:rPr>
-          <w:lang w:val="hi_IN" w:bidi="hi_IN"/>
-        </w:rPr>
-      </w:r>
-      <w:r>
-        <w:rPr>
-          <w:lang w:val="hi_IN" w:bidi="hi_IN"/>
-        </w:rPr>
-        <w:t>यहूदा ने यीशु का चुम्बन करके धर्म के अगुओं पर चिन्ह प्रकट किया कि यही यीशु है जिसको उन्हें पकड़ना है।</w:t>
-      </w:r>
-    </w:p>
-    <w:p>
-      <w:pPr>
-        <w:pStyle w:val="ListBullet"/>
-        <w:spacing w:line="240" w:lineRule="auto"/>
-        <w:ind w:left="720"/>
-      </w:pPr>
-      <w:r>
-        <w:rPr>
-          <w:lang w:val="hi_IN" w:bidi="hi_IN"/>
-        </w:rPr>
-      </w:r>
-      <w:r>
-        <w:rPr>
-          <w:lang w:val="hi_IN" w:bidi="hi_IN"/>
-        </w:rPr>
-        <w:t>चिन्ह किसी बात को सच्चा सिद्ध करते है:</w:t>
-      </w:r>
-    </w:p>
-    <w:p>
-      <w:pPr>
-        <w:pStyle w:val="ListBullet"/>
-        <w:spacing w:line="240" w:lineRule="auto"/>
-        <w:ind w:left="720"/>
-      </w:pPr>
-      <w:r>
-        <w:rPr>
-          <w:lang w:val="hi_IN" w:bidi="hi_IN"/>
-        </w:rPr>
-      </w:r>
-      <w:r>
-        <w:rPr>
-          <w:lang w:val="hi_IN" w:bidi="hi_IN"/>
-        </w:rPr>
-        <w:t>निर्गमन की पुस्तक में, विपत्तियों ने मिस्र में विनाश ढा दिया था जो एक चिन्ह था कि यहोवा कौन है और उनसे सिद्ध हुआ कि वह फिरौन से और उसके मिस्री देवताओं से अधिक महान है|</w:t>
-      </w:r>
-    </w:p>
-    <w:p>
-      <w:pPr>
-        <w:pStyle w:val="ListBullet"/>
-        <w:spacing w:line="240" w:lineRule="auto"/>
-        <w:ind w:left="720"/>
-      </w:pPr>
-      <w:r>
-        <w:rPr>
-          <w:lang w:val="hi_IN" w:bidi="hi_IN"/>
-        </w:rPr>
-      </w:r>
-      <w:r>
-        <w:rPr>
-          <w:lang w:val="hi_IN" w:bidi="hi_IN"/>
-        </w:rPr>
-        <w:t>प्रेरितों के काम की पुस्तक में, भविष्यद्वक्ताओं और प्रेरितों द्वारा किए गए आश्चर्यकर्म चिन्ह थे कि वे परमेश्वर का सन्देश सुना रहे है।</w:t>
-      </w:r>
-    </w:p>
-    <w:p>
-      <w:pPr>
-        <w:pStyle w:val="ListBullet"/>
-        <w:spacing w:line="240" w:lineRule="auto"/>
-        <w:ind w:left="720"/>
-      </w:pPr>
-      <w:r>
-        <w:rPr>
-          <w:lang w:val="hi_IN" w:bidi="hi_IN"/>
-        </w:rPr>
-      </w:r>
-      <w:r>
-        <w:rPr>
-          <w:lang w:val="hi_IN" w:bidi="hi_IN"/>
-        </w:rPr>
-        <w:t>यूहन्ना रचित सुसमाचार में कहा गया है कि यीशु ने जो चमत्कार किए, वे चिन्ह जिनसे सिद्ध होता है कि वह वास्तव में मसीह है।</w:t>
-      </w:r>
-    </w:p>
-    <w:p>
-      <w:pPr>
-        <w:pStyle w:val="Heading3"/>
-      </w:pPr>
-      <w:r>
-        <w:rPr>
-          <w:lang w:val="hi_IN" w:bidi="hi_IN"/>
-        </w:rPr>
-        <w:t>अनुवाद के सुझाव:</w:t>
-      </w:r>
-    </w:p>
-    <w:p>
-      <w:pPr>
-        <w:pStyle w:val="ListBullet"/>
-        <w:spacing w:line="240" w:lineRule="auto"/>
-        <w:ind w:left="720"/>
-      </w:pPr>
-      <w:r>
-        <w:rPr>
-          <w:lang w:val="hi_IN" w:bidi="hi_IN"/>
-        </w:rPr>
-      </w:r>
-      <w:r>
-        <w:rPr>
-          <w:lang w:val="hi_IN" w:bidi="hi_IN"/>
-        </w:rPr>
-        <w:t>बार-बार आने वाली अभिव्यक्ति, "चिन्ह और चमत्कार" का अनुवाद हो सकता है: "प्रमाण एवं चमत्कार" या "परमेश्वर के सामर्थ्य को सिद्ध करने वाले चमत्कारी कार्य" या “विस्मयकारी आश्चर्यकर्म जिनसे प्रकट होता है कि परमेश्वर कैसा महान है"।</w:t>
-      </w:r>
-    </w:p>
-    <w:p>
-      <w:pPr>
-        <w:pStyle w:val="ListBullet"/>
-        <w:spacing w:line="240" w:lineRule="auto"/>
-        <w:ind w:left="720"/>
-      </w:pPr>
-      <w:r>
-        <w:rPr>
-          <w:lang w:val="hi_IN" w:bidi="hi_IN"/>
-        </w:rPr>
-      </w:r>
-      <w:r>
-        <w:rPr>
-          <w:lang w:val="hi_IN" w:bidi="hi_IN"/>
-        </w:rPr>
-        <w:t>“हाथों से संकेत करना” का अनुवाद हो सकता है: “हाथों की गतिविधि” या “हाथों से इंगित करना” या “भाव दर्शाना”।</w:t>
-      </w:r>
-    </w:p>
-    <w:p>
-      <w:pPr>
-        <w:pStyle w:val="ListBullet"/>
-        <w:spacing w:line="240" w:lineRule="auto"/>
-        <w:ind w:left="720"/>
-      </w:pPr>
-      <w:r>
-        <w:rPr>
-          <w:lang w:val="hi_IN" w:bidi="hi_IN"/>
-        </w:rPr>
-      </w:r>
-      <w:r>
-        <w:rPr>
-          <w:lang w:val="hi_IN" w:bidi="hi_IN"/>
-        </w:rPr>
-        <w:t>कुछ भाषाओं में किसी बात को सिद्ध करने के लिए "चिन्ह" शब्द का एक अनुवादित रूप होता है और आश्चर्यकर्म के लिए "चिन्ह" का दूसरा अनुवादित शब्द होता है।</w:t>
-      </w:r>
-    </w:p>
-    <w:p>
-      <w:pPr/>
-      <w:r>
-        <w:rPr>
-          <w:lang w:val="hi_IN" w:bidi="hi_IN"/>
-        </w:rPr>
-      </w:r>
-      <w:r>
-        <w:rPr>
-          <w:lang w:val="hi_IN" w:bidi="hi_IN"/>
-        </w:rPr>
-        <w:t xml:space="preserve">(यह भी देखें: </w:t>
-      </w:r>
-      <w:r>
-        <w:rPr>
-          <w:lang w:val="hi_IN" w:bidi="hi_IN"/>
-        </w:rPr>
-        <w:t>आश्चर्यकर्म</w:t>
-      </w:r>
-      <w:r>
-        <w:rPr>
-          <w:lang w:val="hi_IN" w:bidi="hi_IN"/>
-        </w:rPr>
-        <w:t xml:space="preserve">, </w:t>
-      </w:r>
-      <w:r>
-        <w:rPr>
-          <w:lang w:val="hi_IN" w:bidi="hi_IN"/>
-        </w:rPr>
-        <w:t>प्रेरित</w:t>
-      </w:r>
-      <w:r>
-        <w:rPr>
-          <w:lang w:val="hi_IN" w:bidi="hi_IN"/>
-        </w:rPr>
-        <w:t xml:space="preserve">, </w:t>
-      </w:r>
-      <w:r>
-        <w:rPr>
-          <w:lang w:val="hi_IN" w:bidi="hi_IN"/>
-        </w:rPr>
-        <w:t>मसीह</w:t>
-      </w:r>
-      <w:r>
-        <w:rPr>
-          <w:lang w:val="hi_IN" w:bidi="hi_IN"/>
-        </w:rPr>
-        <w:t xml:space="preserve">, </w:t>
-      </w:r>
-      <w:r>
-        <w:rPr>
-          <w:lang w:val="hi_IN" w:bidi="hi_IN"/>
-        </w:rPr>
-        <w:t>वाचा</w:t>
-      </w:r>
-      <w:r>
-        <w:rPr>
-          <w:lang w:val="hi_IN" w:bidi="hi_IN"/>
-        </w:rPr>
-        <w:t xml:space="preserve">, </w:t>
-      </w:r>
-      <w:r>
-        <w:rPr>
-          <w:lang w:val="hi_IN" w:bidi="hi_IN"/>
-        </w:rPr>
-        <w:t>खतना करना</w:t>
-      </w:r>
-      <w:r>
-        <w:rPr>
-          <w:lang w:val="hi_IN" w:bidi="hi_IN"/>
-        </w:rPr>
-        <w:t>)</w:t>
-      </w:r>
-    </w:p>
-    <w:p>
-      <w:pPr>
-        <w:pStyle w:val="Heading3"/>
-      </w:pPr>
-      <w:r>
-        <w:rPr>
-          <w:lang w:val="hi_IN" w:bidi="hi_IN"/>
-        </w:rPr>
-        <w:t>बाइबल के सन्दर्भ:</w:t>
-      </w:r>
-    </w:p>
-    <w:p>
-      <w:pPr>
-        <w:pStyle w:val="ListBullet"/>
-        <w:spacing w:line="240" w:lineRule="auto"/>
-        <w:ind w:left="720"/>
-      </w:pPr>
-      <w:r>
-        <w:rPr>
-          <w:lang w:val="hi_IN" w:bidi="hi_IN"/>
-        </w:rPr>
-      </w:r>
-      <w:r>
-        <w:rPr>
-          <w:lang w:val="hi_IN" w:bidi="hi_IN"/>
-        </w:rPr>
-        <w:t>प्रे.का. 2:18–19</w:t>
-      </w:r>
-    </w:p>
-    <w:p>
-      <w:pPr>
-        <w:pStyle w:val="ListBullet"/>
-        <w:spacing w:line="240" w:lineRule="auto"/>
-        <w:ind w:left="720"/>
-      </w:pPr>
-      <w:r>
-        <w:rPr>
-          <w:lang w:val="hi_IN" w:bidi="hi_IN"/>
-        </w:rPr>
-      </w:r>
-      <w:r>
-        <w:rPr>
-          <w:lang w:val="hi_IN" w:bidi="hi_IN"/>
-        </w:rPr>
-        <w:t>निर्गमन 4:8–9</w:t>
-      </w:r>
-    </w:p>
-    <w:p>
-      <w:pPr>
-        <w:pStyle w:val="ListBullet"/>
-        <w:spacing w:line="240" w:lineRule="auto"/>
-        <w:ind w:left="720"/>
-      </w:pPr>
-      <w:r>
-        <w:rPr>
-          <w:lang w:val="hi_IN" w:bidi="hi_IN"/>
-        </w:rPr>
-      </w:r>
-      <w:r>
-        <w:rPr>
-          <w:lang w:val="hi_IN" w:bidi="hi_IN"/>
-        </w:rPr>
-        <w:t>निर्गमन 31:12–15</w:t>
-      </w:r>
-    </w:p>
-    <w:p>
-      <w:pPr>
-        <w:pStyle w:val="ListBullet"/>
-        <w:spacing w:line="240" w:lineRule="auto"/>
-        <w:ind w:left="720"/>
-      </w:pPr>
-      <w:r>
-        <w:rPr>
-          <w:lang w:val="hi_IN" w:bidi="hi_IN"/>
-        </w:rPr>
-      </w:r>
-      <w:r>
-        <w:rPr>
-          <w:lang w:val="hi_IN" w:bidi="hi_IN"/>
-        </w:rPr>
-        <w:t>उत्पत्ति 1: 14–15</w:t>
-      </w:r>
-    </w:p>
-    <w:p>
-      <w:pPr>
-        <w:pStyle w:val="ListBullet"/>
-        <w:spacing w:line="240" w:lineRule="auto"/>
-        <w:ind w:left="720"/>
-      </w:pPr>
-      <w:r>
-        <w:rPr>
-          <w:lang w:val="hi_IN" w:bidi="hi_IN"/>
-        </w:rPr>
-      </w:r>
-      <w:r>
-        <w:rPr>
-          <w:lang w:val="hi_IN" w:bidi="hi_IN"/>
-        </w:rPr>
-        <w:t>उत्पत्ति 9: 12</w:t>
-      </w:r>
-    </w:p>
-    <w:p>
-      <w:pPr>
-        <w:pStyle w:val="ListBullet"/>
-        <w:spacing w:line="240" w:lineRule="auto"/>
-        <w:ind w:left="720"/>
-      </w:pPr>
-      <w:r>
-        <w:rPr>
-          <w:lang w:val="hi_IN" w:bidi="hi_IN"/>
-        </w:rPr>
-      </w:r>
-      <w:r>
-        <w:rPr>
-          <w:lang w:val="hi_IN" w:bidi="hi_IN"/>
-        </w:rPr>
-        <w:t>यूह. 2:18</w:t>
-      </w:r>
-    </w:p>
-    <w:p>
-      <w:pPr>
-        <w:pStyle w:val="ListBullet"/>
-        <w:spacing w:line="240" w:lineRule="auto"/>
-        <w:ind w:left="720"/>
-      </w:pPr>
-      <w:r>
-        <w:rPr>
-          <w:lang w:val="hi_IN" w:bidi="hi_IN"/>
-        </w:rPr>
-      </w:r>
-      <w:r>
-        <w:rPr>
-          <w:lang w:val="hi_IN" w:bidi="hi_IN"/>
-        </w:rPr>
-        <w:t>लूका 2:12</w:t>
-      </w:r>
-    </w:p>
-    <w:p>
-      <w:pPr>
-        <w:pStyle w:val="ListBullet"/>
-        <w:spacing w:line="240" w:lineRule="auto"/>
-        <w:ind w:left="720"/>
-      </w:pPr>
-      <w:r>
-        <w:rPr>
-          <w:lang w:val="hi_IN" w:bidi="hi_IN"/>
-        </w:rPr>
-      </w:r>
-      <w:r>
-        <w:rPr>
-          <w:lang w:val="hi_IN" w:bidi="hi_IN"/>
-        </w:rPr>
-        <w:t>मरकुस 18:12</w:t>
-      </w:r>
-    </w:p>
-    <w:p>
-      <w:pPr>
-        <w:pStyle w:val="ListBullet"/>
-        <w:spacing w:line="240" w:lineRule="auto"/>
-        <w:ind w:left="720"/>
-      </w:pPr>
-      <w:r>
-        <w:rPr>
-          <w:lang w:val="hi_IN" w:bidi="hi_IN"/>
-        </w:rPr>
-      </w:r>
-      <w:r>
-        <w:rPr>
-          <w:lang w:val="hi_IN" w:bidi="hi_IN"/>
-        </w:rPr>
-        <w:t>भजन-संहिता 89:5–6</w:t>
-      </w:r>
-    </w:p>
-    <w:p>
-      <w:pPr>
-        <w:pStyle w:val="Heading3"/>
-      </w:pPr>
-      <w:r>
-        <w:rPr>
-          <w:lang w:val="hi_IN" w:bidi="hi_IN"/>
-        </w:rPr>
-        <w:t>शब्द तथ्य:</w:t>
-      </w:r>
-    </w:p>
-    <w:p>
-      <w:pPr>
-        <w:pStyle w:val="ListBullet"/>
-        <w:spacing w:line="240" w:lineRule="auto"/>
-        <w:ind w:left="720"/>
-      </w:pPr>
-      <w:r>
-        <w:rPr>
-          <w:lang w:val="hi_IN" w:bidi="hi_IN"/>
-        </w:rPr>
-      </w:r>
-      <w:r>
-        <w:rPr>
-          <w:lang w:val="hi_IN" w:bidi="hi_IN"/>
-        </w:rPr>
-        <w:t>Strong's: H0226, H0852, H2368, H2858, H4150, H4159, H4864, H5251, H5824, H6161, H6725, H6734, H7560, G0364, G0880, G1213, G1229, G1718, G1730, G1732, G1770, G3902, G4102, G4591, G4592, G4953, G4973, G5280</w:t>
-      </w:r>
-      <w:r>
-        <w:rPr>
-          <w:lang w:val="hi_IN" w:bidi="hi_IN"/>
-        </w:rPr>
-      </w:r>
-      <w:r>
-        <w:rPr>
-          <w:lang w:val="hi_IN" w:bidi="hi_IN"/>
-        </w:rPr>
-      </w:r>
-    </w:p>
-    <w:p>
-      <w:pPr/>
-      <w:r>
-        <w:rPr>
-          <w:lang w:val="hi_IN" w:bidi="hi_IN"/>
-        </w:rPr>
-      </w:r>
-    </w:p>
-    <w:p>
-      <w:pPr>
-        <w:pStyle w:val="Heading2"/>
-      </w:pPr>
-      <w:r>
-        <w:rPr>
-          <w:lang w:val="hi_IN" w:bidi="hi_IN"/>
-        </w:rPr>
-        <w:t>चीता</w:t>
-      </w:r>
-      <w:r>
-        <w:rPr>
-          <w:lang w:val="hi_IN" w:bidi="hi_IN"/>
-        </w:rPr>
-      </w:r>
-    </w:p>
-    <w:p>
-      <w:pPr>
-        <w:pStyle w:val="Heading3"/>
-      </w:pPr>
-      <w:r>
-        <w:rPr>
-          <w:lang w:val="hi_IN" w:bidi="hi_IN"/>
-        </w:rPr>
-        <w:t>तथ्य:</w:t>
-      </w:r>
-    </w:p>
-    <w:p>
-      <w:pPr/>
-      <w:r>
-        <w:rPr>
-          <w:lang w:val="hi_IN" w:bidi="hi_IN"/>
-        </w:rPr>
-      </w:r>
-      <w:r>
-        <w:rPr>
-          <w:lang w:val="hi_IN" w:bidi="hi_IN"/>
-        </w:rPr>
-        <w:t>चीता, बिल्ली जैसा एक बड़ा पशु है जिसका रंग भूरा होता है और उस पर काले धब्बे होते हैं।</w:t>
-      </w:r>
-    </w:p>
-    <w:p>
-      <w:pPr>
-        <w:pStyle w:val="ListBullet"/>
-        <w:spacing w:line="240" w:lineRule="auto"/>
-        <w:ind w:left="720"/>
-      </w:pPr>
-      <w:r>
-        <w:rPr>
-          <w:lang w:val="hi_IN" w:bidi="hi_IN"/>
-        </w:rPr>
-      </w:r>
-      <w:r>
-        <w:rPr>
-          <w:lang w:val="hi_IN" w:bidi="hi_IN"/>
-        </w:rPr>
-        <w:t>चीता अन्य पशुओं को मार कर खाता है।</w:t>
-      </w:r>
-    </w:p>
-    <w:p>
-      <w:pPr>
-        <w:pStyle w:val="ListBullet"/>
-        <w:spacing w:line="240" w:lineRule="auto"/>
-        <w:ind w:left="720"/>
-      </w:pPr>
-      <w:r>
-        <w:rPr>
-          <w:lang w:val="hi_IN" w:bidi="hi_IN"/>
-        </w:rPr>
-      </w:r>
-      <w:r>
-        <w:rPr>
-          <w:lang w:val="hi_IN" w:bidi="hi_IN"/>
-        </w:rPr>
-        <w:t>बाइबल में आकस्मिक दुर्घटना की तुलना चीते से की जाती है क्योंकि चीता अपने शिकार पर आकस्मिक हमला करता है।</w:t>
-      </w:r>
-    </w:p>
-    <w:p>
-      <w:pPr>
-        <w:pStyle w:val="ListBullet"/>
-        <w:spacing w:line="240" w:lineRule="auto"/>
-        <w:ind w:left="720"/>
-      </w:pPr>
-      <w:r>
-        <w:rPr>
-          <w:lang w:val="hi_IN" w:bidi="hi_IN"/>
-        </w:rPr>
-      </w:r>
-      <w:r>
-        <w:rPr>
-          <w:lang w:val="hi_IN" w:bidi="hi_IN"/>
-        </w:rPr>
-        <w:t>भविष्यद्वक्ता दानिय्येल और प्रेरित यूहन्ना ने दर्शन में चीते जैसा एक पशु देखा था।</w:t>
-      </w:r>
-    </w:p>
-    <w:p>
-      <w:pPr/>
-      <w:r>
-        <w:rPr>
-          <w:lang w:val="hi_IN" w:bidi="hi_IN"/>
-        </w:rPr>
-      </w:r>
-      <w:r>
-        <w:rPr>
-          <w:lang w:val="hi_IN" w:bidi="hi_IN"/>
-        </w:rPr>
-        <w:t>(यह भी देखें: अपरिचित शब्दों का अनुवाद कैसे करे)</w:t>
-      </w:r>
-    </w:p>
-    <w:p>
-      <w:pPr/>
-      <w:r>
-        <w:rPr>
-          <w:lang w:val="hi_IN" w:bidi="hi_IN"/>
-        </w:rPr>
-      </w:r>
-      <w:r>
-        <w:rPr>
-          <w:lang w:val="hi_IN" w:bidi="hi_IN"/>
-        </w:rPr>
-        <w:t>(अनुवाद के सुझाव नामों का अनुवाद)</w:t>
-      </w:r>
-    </w:p>
-    <w:p>
-      <w:pPr/>
-      <w:r>
-        <w:rPr>
-          <w:lang w:val="hi_IN" w:bidi="hi_IN"/>
-        </w:rPr>
-      </w:r>
-      <w:r>
-        <w:rPr>
-          <w:lang w:val="hi_IN" w:bidi="hi_IN"/>
-        </w:rPr>
-        <w:t xml:space="preserve">(यह भी देखें: </w:t>
-      </w:r>
-      <w:r>
-        <w:rPr>
-          <w:lang w:val="hi_IN" w:bidi="hi_IN"/>
-        </w:rPr>
-        <w:t>पशु</w:t>
-      </w:r>
-      <w:r>
-        <w:rPr>
-          <w:lang w:val="hi_IN" w:bidi="hi_IN"/>
-        </w:rPr>
-        <w:t xml:space="preserve">, </w:t>
-      </w:r>
-      <w:r>
-        <w:rPr>
-          <w:lang w:val="hi_IN" w:bidi="hi_IN"/>
-        </w:rPr>
-        <w:t>दानिय्येल</w:t>
-      </w:r>
-      <w:r>
-        <w:rPr>
-          <w:lang w:val="hi_IN" w:bidi="hi_IN"/>
-        </w:rPr>
-        <w:t xml:space="preserve">, </w:t>
-      </w:r>
-      <w:r>
-        <w:rPr>
-          <w:lang w:val="hi_IN" w:bidi="hi_IN"/>
-        </w:rPr>
-        <w:t>शिकार</w:t>
-      </w:r>
-      <w:r>
-        <w:rPr>
-          <w:lang w:val="hi_IN" w:bidi="hi_IN"/>
-        </w:rPr>
-        <w:t xml:space="preserve">, </w:t>
-      </w:r>
-      <w:r>
-        <w:rPr>
-          <w:lang w:val="hi_IN" w:bidi="hi_IN"/>
-        </w:rPr>
-        <w:t>दर्शन</w:t>
-      </w:r>
-      <w:r>
-        <w:rPr>
-          <w:lang w:val="hi_IN" w:bidi="hi_IN"/>
-        </w:rPr>
-        <w:t>)</w:t>
-      </w:r>
-    </w:p>
-    <w:p>
-      <w:pPr>
-        <w:pStyle w:val="Heading3"/>
-      </w:pPr>
-      <w:r>
-        <w:rPr>
-          <w:lang w:val="hi_IN" w:bidi="hi_IN"/>
-        </w:rPr>
-        <w:t>बाइबल सन्दर्भ:</w:t>
-      </w:r>
-    </w:p>
-    <w:p>
-      <w:pPr>
-        <w:pStyle w:val="ListBullet"/>
-        <w:spacing w:line="240" w:lineRule="auto"/>
-        <w:ind w:left="720"/>
-      </w:pPr>
-      <w:r>
-        <w:rPr>
-          <w:lang w:val="hi_IN" w:bidi="hi_IN"/>
-        </w:rPr>
-      </w:r>
-      <w:r>
-        <w:rPr>
-          <w:lang w:val="hi_IN" w:bidi="hi_IN"/>
-        </w:rPr>
-        <w:t>दानिय्येल 07:6–7</w:t>
-      </w:r>
-    </w:p>
-    <w:p>
-      <w:pPr>
-        <w:pStyle w:val="ListBullet"/>
-        <w:spacing w:line="240" w:lineRule="auto"/>
-        <w:ind w:left="720"/>
-      </w:pPr>
-      <w:r>
-        <w:rPr>
-          <w:lang w:val="hi_IN" w:bidi="hi_IN"/>
-        </w:rPr>
-      </w:r>
-      <w:r>
-        <w:rPr>
-          <w:lang w:val="hi_IN" w:bidi="hi_IN"/>
-        </w:rPr>
-        <w:t>होशे 13:7–8</w:t>
-      </w:r>
-    </w:p>
-    <w:p>
-      <w:pPr>
-        <w:pStyle w:val="ListBullet"/>
-        <w:spacing w:line="240" w:lineRule="auto"/>
-        <w:ind w:left="720"/>
-      </w:pPr>
-      <w:r>
-        <w:rPr>
-          <w:lang w:val="hi_IN" w:bidi="hi_IN"/>
-        </w:rPr>
-      </w:r>
-      <w:r>
-        <w:rPr>
-          <w:lang w:val="hi_IN" w:bidi="hi_IN"/>
-        </w:rPr>
-        <w:t>प्रकाशितवाक्य 13:1–2</w:t>
-      </w:r>
-    </w:p>
-    <w:p>
-      <w:pPr>
-        <w:pStyle w:val="ListBullet"/>
-        <w:spacing w:line="240" w:lineRule="auto"/>
-        <w:ind w:left="720"/>
-      </w:pPr>
-      <w:r>
-        <w:rPr>
-          <w:lang w:val="hi_IN" w:bidi="hi_IN"/>
-        </w:rPr>
-      </w:r>
-      <w:r>
-        <w:rPr>
-          <w:lang w:val="hi_IN" w:bidi="hi_IN"/>
-        </w:rPr>
-        <w:t>श्रेष्ठगीत 04:8</w:t>
-      </w:r>
-    </w:p>
-    <w:p>
-      <w:pPr>
-        <w:pStyle w:val="Heading3"/>
-      </w:pPr>
-      <w:r>
-        <w:rPr>
-          <w:lang w:val="hi_IN" w:bidi="hi_IN"/>
-        </w:rPr>
-        <w:t>शब्द तथ्य:</w:t>
-      </w:r>
-    </w:p>
-    <w:p>
-      <w:pPr>
-        <w:pStyle w:val="ListBullet"/>
-        <w:spacing w:line="240" w:lineRule="auto"/>
-        <w:ind w:left="720"/>
-      </w:pPr>
-      <w:r>
-        <w:rPr>
-          <w:lang w:val="hi_IN" w:bidi="hi_IN"/>
-        </w:rPr>
-      </w:r>
-      <w:r>
-        <w:rPr>
-          <w:lang w:val="hi_IN" w:bidi="hi_IN"/>
-        </w:rPr>
-        <w:t>Strong's: H5245, H5246</w:t>
-      </w:r>
-      <w:r>
-        <w:rPr>
-          <w:lang w:val="hi_IN" w:bidi="hi_IN"/>
-        </w:rPr>
-      </w:r>
-      <w:r>
-        <w:rPr>
-          <w:lang w:val="hi_IN" w:bidi="hi_IN"/>
-        </w:rPr>
-      </w:r>
-    </w:p>
-    <w:p>
-      <w:pPr/>
-      <w:r>
-        <w:rPr>
-          <w:lang w:val="hi_IN" w:bidi="hi_IN"/>
-        </w:rPr>
-      </w:r>
-    </w:p>
-    <w:p>
-      <w:pPr>
-        <w:pStyle w:val="Heading2"/>
-      </w:pPr>
-      <w:r>
-        <w:rPr>
-          <w:lang w:val="hi_IN" w:bidi="hi_IN"/>
-        </w:rPr>
-        <w:t>चुना हुआ</w:t>
-      </w:r>
-      <w:r>
-        <w:rPr>
-          <w:lang w:val="hi_IN" w:bidi="hi_IN"/>
-        </w:rPr>
-      </w:r>
-    </w:p>
-    <w:p>
-      <w:pPr>
-        <w:pStyle w:val="Heading3"/>
-      </w:pPr>
-      <w:r>
-        <w:rPr>
-          <w:lang w:val="hi_IN" w:bidi="hi_IN"/>
-        </w:rPr>
-        <w:t>परिभाषा:</w:t>
-      </w:r>
-    </w:p>
-    <w:p>
-      <w:pPr/>
-      <w:r>
-        <w:rPr>
-          <w:lang w:val="hi_IN" w:bidi="hi_IN"/>
-        </w:rPr>
-      </w:r>
-      <w:r>
-        <w:rPr>
-          <w:lang w:val="hi_IN" w:bidi="hi_IN"/>
-        </w:rPr>
-        <w:t>“चुने हुए” का वास्तविक अर्थ है “चयनित जन” या “चुनी हुई प्रजा” यह उन लोगों के संदर्भ में है जिन्हें परमेश्वर ने अपने लोग होने के लिए नियुक्त किया या पृथक किया है। “चुना हुआ” या “परमेश्वर का चुना हुआ”, ये उपनाम यीशु को दर्शाते हैं जो चुना हुआ मसीह है।</w:t>
-      </w:r>
-    </w:p>
-    <w:p>
-      <w:pPr>
-        <w:pStyle w:val="ListBullet"/>
-        <w:spacing w:line="240" w:lineRule="auto"/>
-        <w:ind w:left="720"/>
-      </w:pPr>
-      <w:r>
-        <w:rPr>
-          <w:lang w:val="hi_IN" w:bidi="hi_IN"/>
-        </w:rPr>
-      </w:r>
-      <w:r>
-        <w:rPr>
-          <w:lang w:val="hi_IN" w:bidi="hi_IN"/>
-        </w:rPr>
-        <w:t>“चुनना” शब्द का अर्थ है किसी वस्तु को या किसी मनुष्य को अलग कर लेना या किसी बात पर निर्णय लेना। यह शब्द अधिकतर परमेश्वर द्वारा मनुष्यों को अपने लिए अलग कर लेने के लिए प्रयोग होता था कि वे अब उसके हैं और उसकी सेवा के लिए हैं।</w:t>
-      </w:r>
-    </w:p>
-    <w:p>
-      <w:pPr>
-        <w:pStyle w:val="ListBullet"/>
-        <w:spacing w:line="240" w:lineRule="auto"/>
-        <w:ind w:left="720"/>
-      </w:pPr>
-      <w:r>
-        <w:rPr>
-          <w:lang w:val="hi_IN" w:bidi="hi_IN"/>
-        </w:rPr>
-      </w:r>
-      <w:r>
-        <w:rPr>
-          <w:lang w:val="hi_IN" w:bidi="hi_IN"/>
-        </w:rPr>
-        <w:t>“चुने हुए” का अर्थ है “चयनित” या “नियुक्त”- कुछ होने के लिए या कुछ करने के लिए।</w:t>
-      </w:r>
-    </w:p>
-    <w:p>
-      <w:pPr>
-        <w:pStyle w:val="ListBullet"/>
-        <w:spacing w:line="240" w:lineRule="auto"/>
-        <w:ind w:left="720"/>
-      </w:pPr>
-      <w:r>
-        <w:rPr>
-          <w:lang w:val="hi_IN" w:bidi="hi_IN"/>
-        </w:rPr>
-      </w:r>
-      <w:r>
-        <w:rPr>
-          <w:lang w:val="hi_IN" w:bidi="hi_IN"/>
-        </w:rPr>
-        <w:t>परमेश्वर ने मनुष्यों को पवित्र होने के लिए चुना कि उत्तम आत्मिक फल लाने के लिए परमेश्वर द्वारा अलग किए जाएं। यही कारण है कि उन्हें “चुने हुए लोग” या "चुने हुए" कहते है।</w:t>
-      </w:r>
-    </w:p>
-    <w:p>
-      <w:pPr>
-        <w:pStyle w:val="ListBullet"/>
-        <w:spacing w:line="240" w:lineRule="auto"/>
-        <w:ind w:left="720"/>
-      </w:pPr>
-      <w:r>
-        <w:rPr>
-          <w:lang w:val="hi_IN" w:bidi="hi_IN"/>
-        </w:rPr>
-      </w:r>
-      <w:r>
-        <w:rPr>
-          <w:lang w:val="hi_IN" w:bidi="hi_IN"/>
-        </w:rPr>
-        <w:t>बाइबल में कभी-कभी इस उक्तिं “चुने हुओं” का उपयोग कुछ विशेष मनुष्यों लिए किया गया है जैसे मूसा, राजा दाऊद जिन्हें परमेश्वर ने अपनी प्रजा के अगुवे नियुक्त किया था। इसका उपयोग,इस्राएल को संदर्भित करने के लिए भी किया गया है क्योंकि वे परमेश्वर के चुने हुए लोग थे|</w:t>
-      </w:r>
-    </w:p>
-    <w:p>
-      <w:pPr>
-        <w:pStyle w:val="ListBullet"/>
-        <w:spacing w:line="240" w:lineRule="auto"/>
-        <w:ind w:left="720"/>
-      </w:pPr>
-      <w:r>
-        <w:rPr>
-          <w:lang w:val="hi_IN" w:bidi="hi_IN"/>
-        </w:rPr>
-      </w:r>
-      <w:r>
-        <w:rPr>
-          <w:lang w:val="hi_IN" w:bidi="hi_IN"/>
-        </w:rPr>
-        <w:t>“चुना हुआ” एक प्राचीन शब्द है जिसका अर्थ है “अलग किया गया” या “अलग किए हुए लोग” मूल भाषा में यह शब्द जब मसीही विश्वासियों के लिए प्रयोग किया गया तो यह बहुवचन में काम में लिया गया था|</w:t>
-      </w:r>
-    </w:p>
-    <w:p>
-      <w:pPr>
-        <w:pStyle w:val="ListBullet"/>
-        <w:spacing w:line="240" w:lineRule="auto"/>
-        <w:ind w:left="720"/>
-      </w:pPr>
-      <w:r>
-        <w:rPr>
-          <w:lang w:val="hi_IN" w:bidi="hi_IN"/>
-        </w:rPr>
-      </w:r>
-      <w:r>
-        <w:rPr>
-          <w:lang w:val="hi_IN" w:bidi="hi_IN"/>
-        </w:rPr>
-        <w:t>अंग्रेज़ी बाइबल के पुराने संस्करणों में “चुना हुआ” शब्द नये नियम और पुराने नियम दोनों में “अलग किए हुओं” के लिए प्रयोग किया गया है जो "अलग किए हुए" लोगों के लिए काम में लिए गए शब्द का अनुवादित शब्द है। अधिक आधुनिक संस्करणों में “चुना हुआ” शब्द केवल उन लोगों के लिए प्रयोग किया गया है, जिसका उद्धार परमेश्वर ने मसीह यीशु के द्वारा किया है। बाइबल में अन्य स्थानों में इस शब्द का अनुवाद यथावत “चुना हुआ” ही किया गया हैं।</w:t>
-      </w:r>
-    </w:p>
-    <w:p>
-      <w:pPr>
-        <w:pStyle w:val="Heading3"/>
-      </w:pPr>
-      <w:r>
-        <w:rPr>
-          <w:lang w:val="hi_IN" w:bidi="hi_IN"/>
-        </w:rPr>
-        <w:t>अनुवाद के सुझाव:</w:t>
-      </w:r>
-    </w:p>
-    <w:p>
-      <w:pPr>
-        <w:pStyle w:val="ListBullet"/>
-        <w:spacing w:line="240" w:lineRule="auto"/>
-        <w:ind w:left="720"/>
-      </w:pPr>
-      <w:r>
-        <w:rPr>
-          <w:lang w:val="hi_IN" w:bidi="hi_IN"/>
-        </w:rPr>
-      </w:r>
-      <w:r>
-        <w:rPr>
-          <w:lang w:val="hi_IN" w:bidi="hi_IN"/>
-        </w:rPr>
-        <w:t>अतः उचित तो यह होगा कि इस शब्द, "चयनित" का अनुवाद, “चुने हुए जन” या “चुनी हुई जाति” किया जाए। इसका अनुवाद इस प्रकार किया जा सकता है, "मनुष्य जिनको परमेश्वर ने चुन लिया है" या "वे जिनको परमेश्वर ने अपने लोग होने के लिए नियुक्त कर दिया है"</w:t>
-      </w:r>
-    </w:p>
-    <w:p>
-      <w:pPr>
-        <w:pStyle w:val="ListBullet"/>
-        <w:spacing w:line="240" w:lineRule="auto"/>
-        <w:ind w:left="720"/>
-      </w:pPr>
-      <w:r>
-        <w:rPr>
-          <w:lang w:val="hi_IN" w:bidi="hi_IN"/>
-        </w:rPr>
-      </w:r>
-      <w:r>
-        <w:rPr>
-          <w:lang w:val="hi_IN" w:bidi="hi_IN"/>
-        </w:rPr>
-        <w:t>“जो चुने गए” का अनुवाद इस प्रकार भी किया जा सकता है, “जिन्हें नियुक्त किया” या “जो अलग किए गए” या “जिन्हें परमेश्वर ने चुना”।</w:t>
-      </w:r>
-    </w:p>
-    <w:p>
-      <w:pPr>
-        <w:pStyle w:val="ListBullet"/>
-        <w:spacing w:line="240" w:lineRule="auto"/>
-        <w:ind w:left="720"/>
-      </w:pPr>
-      <w:r>
-        <w:rPr>
-          <w:lang w:val="hi_IN" w:bidi="hi_IN"/>
-        </w:rPr>
-      </w:r>
-      <w:r>
-        <w:rPr>
-          <w:lang w:val="hi_IN" w:bidi="hi_IN"/>
-        </w:rPr>
-        <w:t>“मैंने तुझे चुन लिया है” इसका अनुवाद किया जा सकता है, “मैंने तुम्हें नियुक्त किया है” या “मैंने तुम्हें अलग किया है”।</w:t>
-      </w:r>
-    </w:p>
-    <w:p>
-      <w:pPr>
-        <w:pStyle w:val="ListBullet"/>
-        <w:spacing w:line="240" w:lineRule="auto"/>
-        <w:ind w:left="720"/>
-      </w:pPr>
-      <w:r>
-        <w:rPr>
-          <w:lang w:val="hi_IN" w:bidi="hi_IN"/>
-        </w:rPr>
-      </w:r>
-      <w:r>
-        <w:rPr>
-          <w:lang w:val="hi_IN" w:bidi="hi_IN"/>
-        </w:rPr>
-        <w:t>यीशु के संदर्भ में, इस उक्ति “चुना हुआ” का अनुवाद हो सकता है, “परमेश्वर का चयनित” या “परमेश्वर का विशेष निुयक्त मसीह” या “जिसे परमेश्वर ने नियुक्त किया है”</w:t>
-      </w:r>
-    </w:p>
-    <w:p>
-      <w:pPr/>
-      <w:r>
-        <w:rPr>
-          <w:lang w:val="hi_IN" w:bidi="hi_IN"/>
-        </w:rPr>
-      </w:r>
-      <w:r>
-        <w:rPr>
-          <w:lang w:val="hi_IN" w:bidi="hi_IN"/>
-        </w:rPr>
-        <w:t xml:space="preserve">(यह भी देखें: </w:t>
-      </w:r>
-      <w:r>
-        <w:rPr>
-          <w:lang w:val="hi_IN" w:bidi="hi_IN"/>
-        </w:rPr>
-        <w:t>नियुक्त</w:t>
-      </w:r>
-      <w:r>
-        <w:rPr>
-          <w:lang w:val="hi_IN" w:bidi="hi_IN"/>
-        </w:rPr>
-        <w:t xml:space="preserve">, </w:t>
-      </w:r>
-      <w:r>
-        <w:rPr>
-          <w:lang w:val="hi_IN" w:bidi="hi_IN"/>
-        </w:rPr>
-        <w:t>मसीह</w:t>
-      </w:r>
-      <w:r>
-        <w:rPr>
-          <w:lang w:val="hi_IN" w:bidi="hi_IN"/>
-        </w:rPr>
-        <w:t>)</w:t>
-      </w:r>
-    </w:p>
-    <w:p>
-      <w:pPr>
-        <w:pStyle w:val="Heading3"/>
-      </w:pPr>
-      <w:r>
-        <w:rPr>
-          <w:lang w:val="hi_IN" w:bidi="hi_IN"/>
-        </w:rPr>
-        <w:t>बाइबल सन्दर्भ:</w:t>
-      </w:r>
-    </w:p>
-    <w:p>
-      <w:pPr>
-        <w:pStyle w:val="ListBullet"/>
-        <w:spacing w:line="240" w:lineRule="auto"/>
-        <w:ind w:left="720"/>
-      </w:pPr>
-      <w:r>
-        <w:rPr>
-          <w:lang w:val="hi_IN" w:bidi="hi_IN"/>
-        </w:rPr>
-      </w:r>
-      <w:r>
-        <w:rPr>
-          <w:lang w:val="hi_IN" w:bidi="hi_IN"/>
-        </w:rPr>
-        <w:t>2 यूहन्ना 1:1</w:t>
-      </w:r>
-    </w:p>
-    <w:p>
-      <w:pPr>
-        <w:pStyle w:val="ListBullet"/>
-        <w:spacing w:line="240" w:lineRule="auto"/>
-        <w:ind w:left="720"/>
-      </w:pPr>
-      <w:r>
-        <w:rPr>
-          <w:lang w:val="hi_IN" w:bidi="hi_IN"/>
-        </w:rPr>
-      </w:r>
-      <w:r>
-        <w:rPr>
-          <w:lang w:val="hi_IN" w:bidi="hi_IN"/>
-        </w:rPr>
-        <w:t>कुलुस्सियों 3:12</w:t>
-      </w:r>
-    </w:p>
-    <w:p>
-      <w:pPr>
-        <w:pStyle w:val="ListBullet"/>
-        <w:spacing w:line="240" w:lineRule="auto"/>
-        <w:ind w:left="720"/>
-      </w:pPr>
-      <w:r>
-        <w:rPr>
-          <w:lang w:val="hi_IN" w:bidi="hi_IN"/>
-        </w:rPr>
-      </w:r>
-      <w:r>
-        <w:rPr>
-          <w:lang w:val="hi_IN" w:bidi="hi_IN"/>
-        </w:rPr>
-        <w:t>इफिसियों 1:3–4</w:t>
-      </w:r>
-    </w:p>
-    <w:p>
-      <w:pPr>
-        <w:pStyle w:val="ListBullet"/>
-        <w:spacing w:line="240" w:lineRule="auto"/>
-        <w:ind w:left="720"/>
-      </w:pPr>
-      <w:r>
-        <w:rPr>
-          <w:lang w:val="hi_IN" w:bidi="hi_IN"/>
-        </w:rPr>
-      </w:r>
-      <w:r>
-        <w:rPr>
-          <w:lang w:val="hi_IN" w:bidi="hi_IN"/>
-        </w:rPr>
-        <w:t>यशायाह 65:22–23</w:t>
-      </w:r>
-    </w:p>
-    <w:p>
-      <w:pPr>
-        <w:pStyle w:val="ListBullet"/>
-        <w:spacing w:line="240" w:lineRule="auto"/>
-        <w:ind w:left="720"/>
-      </w:pPr>
-      <w:r>
-        <w:rPr>
-          <w:lang w:val="hi_IN" w:bidi="hi_IN"/>
-        </w:rPr>
-      </w:r>
-      <w:r>
-        <w:rPr>
-          <w:lang w:val="hi_IN" w:bidi="hi_IN"/>
-        </w:rPr>
-        <w:t>लूका 18:7</w:t>
-      </w:r>
-    </w:p>
-    <w:p>
-      <w:pPr>
-        <w:pStyle w:val="ListBullet"/>
-        <w:spacing w:line="240" w:lineRule="auto"/>
-        <w:ind w:left="720"/>
-      </w:pPr>
-      <w:r>
-        <w:rPr>
-          <w:lang w:val="hi_IN" w:bidi="hi_IN"/>
-        </w:rPr>
-      </w:r>
-      <w:r>
-        <w:rPr>
-          <w:lang w:val="hi_IN" w:bidi="hi_IN"/>
-        </w:rPr>
-        <w:t>मत्ती. 24:19–22</w:t>
-      </w:r>
-    </w:p>
-    <w:p>
-      <w:pPr>
-        <w:pStyle w:val="ListBullet"/>
-        <w:spacing w:line="240" w:lineRule="auto"/>
-        <w:ind w:left="720"/>
-      </w:pPr>
-      <w:r>
-        <w:rPr>
-          <w:lang w:val="hi_IN" w:bidi="hi_IN"/>
-        </w:rPr>
-      </w:r>
-      <w:r>
-        <w:rPr>
-          <w:lang w:val="hi_IN" w:bidi="hi_IN"/>
-        </w:rPr>
-        <w:t>रोमियो 8:33</w:t>
-      </w:r>
-    </w:p>
-    <w:p>
-      <w:pPr>
-        <w:pStyle w:val="Heading3"/>
-      </w:pPr>
-      <w:r>
-        <w:rPr>
-          <w:lang w:val="hi_IN" w:bidi="hi_IN"/>
-        </w:rPr>
-        <w:t>शब्द तथ्य:</w:t>
-      </w:r>
-    </w:p>
-    <w:p>
-      <w:pPr>
-        <w:pStyle w:val="ListBullet"/>
-        <w:spacing w:line="240" w:lineRule="auto"/>
-        <w:ind w:left="720"/>
-      </w:pPr>
-      <w:r>
-        <w:rPr>
-          <w:lang w:val="hi_IN" w:bidi="hi_IN"/>
-        </w:rPr>
-      </w:r>
-      <w:r>
-        <w:rPr>
-          <w:lang w:val="hi_IN" w:bidi="hi_IN"/>
-        </w:rPr>
-        <w:t>स्ट्रोंग्स: H0970, H0972, H0977, H1262, H1305, H4005, H6901, G01380, G01400, G15860, G15880, G15890, G19510, G37240, G44000, G44010, G47580, G48990, G55000</w:t>
-      </w:r>
-      <w:r>
-        <w:rPr>
-          <w:lang w:val="hi_IN" w:bidi="hi_IN"/>
-        </w:rPr>
-      </w:r>
-      <w:r>
-        <w:rPr>
-          <w:lang w:val="hi_IN" w:bidi="hi_IN"/>
-        </w:rPr>
-      </w:r>
-    </w:p>
-    <w:p>
-      <w:pPr/>
-      <w:r>
-        <w:rPr>
-          <w:lang w:val="hi_IN" w:bidi="hi_IN"/>
-        </w:rPr>
-      </w:r>
-    </w:p>
-    <w:p>
-      <w:pPr>
-        <w:pStyle w:val="Heading2"/>
-      </w:pPr>
-      <w:r>
-        <w:rPr>
-          <w:lang w:val="hi_IN" w:bidi="hi_IN"/>
-        </w:rPr>
-        <w:t>चुम्बन</w:t>
-      </w:r>
-      <w:r>
-        <w:rPr>
-          <w:lang w:val="hi_IN" w:bidi="hi_IN"/>
-        </w:rPr>
-      </w:r>
-    </w:p>
-    <w:p>
-      <w:pPr>
-        <w:pStyle w:val="Heading3"/>
-      </w:pPr>
-      <w:r>
-        <w:rPr>
-          <w:lang w:val="hi_IN" w:bidi="hi_IN"/>
-        </w:rPr>
-        <w:t>परिभाषा:</w:t>
-      </w:r>
-    </w:p>
-    <w:p>
-      <w:pPr/>
-      <w:r>
-        <w:rPr>
-          <w:lang w:val="hi_IN" w:bidi="hi_IN"/>
-        </w:rPr>
-      </w:r>
-      <w:r>
-        <w:rPr>
-          <w:lang w:val="hi_IN" w:bidi="hi_IN"/>
-        </w:rPr>
-        <w:t>चुम्बन में एक मनुष्य दूसरे मनुष्य के होठों पर या चेहरे पर अपने होंठ रखता है। इस शब्द का उपयोग प्रतीकात्मक रूप में भी किया गया है।</w:t>
-      </w:r>
-    </w:p>
-    <w:p>
-      <w:pPr>
-        <w:pStyle w:val="ListBullet"/>
-        <w:spacing w:line="240" w:lineRule="auto"/>
-        <w:ind w:left="720"/>
-      </w:pPr>
-      <w:r>
-        <w:rPr>
-          <w:lang w:val="hi_IN" w:bidi="hi_IN"/>
-        </w:rPr>
-      </w:r>
-      <w:r>
-        <w:rPr>
-          <w:lang w:val="hi_IN" w:bidi="hi_IN"/>
-        </w:rPr>
-        <w:t>कुछ संस्कृतियों में गालों को चूमा जाता है कि अभिवादन या अलविदा को व्यक्त किया जाए।</w:t>
-      </w:r>
-    </w:p>
-    <w:p>
-      <w:pPr>
-        <w:pStyle w:val="ListBullet"/>
-        <w:spacing w:line="240" w:lineRule="auto"/>
-        <w:ind w:left="720"/>
-      </w:pPr>
-      <w:r>
-        <w:rPr>
-          <w:lang w:val="hi_IN" w:bidi="hi_IN"/>
-        </w:rPr>
-      </w:r>
-      <w:r>
-        <w:rPr>
-          <w:lang w:val="hi_IN" w:bidi="hi_IN"/>
-        </w:rPr>
-        <w:t>चुम्बन दो व्यक्तियों के मध्य गहरे प्रेम को प्रकट करता है जैसे पति-पत्नी।</w:t>
-      </w:r>
-    </w:p>
-    <w:p>
-      <w:pPr>
-        <w:pStyle w:val="ListBullet"/>
-        <w:spacing w:line="240" w:lineRule="auto"/>
-        <w:ind w:left="720"/>
-      </w:pPr>
-      <w:r>
-        <w:rPr>
-          <w:lang w:val="hi_IN" w:bidi="hi_IN"/>
-        </w:rPr>
-      </w:r>
-      <w:r>
-        <w:rPr>
-          <w:lang w:val="hi_IN" w:bidi="hi_IN"/>
-        </w:rPr>
-        <w:t>“किसी को विदा का चुम्बन देना” अर्थात किसी को चूमकर विदा करना।</w:t>
-      </w:r>
-    </w:p>
-    <w:p>
-      <w:pPr>
-        <w:pStyle w:val="ListBullet"/>
-        <w:spacing w:line="240" w:lineRule="auto"/>
-        <w:ind w:left="720"/>
-      </w:pPr>
-      <w:r>
-        <w:rPr>
-          <w:lang w:val="hi_IN" w:bidi="hi_IN"/>
-        </w:rPr>
-      </w:r>
-      <w:r>
-        <w:rPr>
-          <w:lang w:val="hi_IN" w:bidi="hi_IN"/>
-        </w:rPr>
-        <w:t>कभी-कभी “चूमना” शब्द का अर्थ है किसी को “विदा करना”। जब एलीशा ने एलिय्याह से कहा था, “पहले मुझे जाकर अपने माता-पिता को चूमने दे” तो उसके कहने का अर्थ था कि एलिय्याह का अनुसरण करने के लिए उनसे अलग होने के लिए विदाई लेना।</w:t>
-      </w:r>
-    </w:p>
-    <w:p>
-      <w:pPr>
-        <w:pStyle w:val="Heading3"/>
-      </w:pPr>
-      <w:r>
-        <w:rPr>
-          <w:lang w:val="hi_IN" w:bidi="hi_IN"/>
-        </w:rPr>
-        <w:t>बाइबल सन्दर्भ:</w:t>
-      </w:r>
-    </w:p>
-    <w:p>
-      <w:pPr>
-        <w:pStyle w:val="ListBullet"/>
-        <w:spacing w:line="240" w:lineRule="auto"/>
-        <w:ind w:left="720"/>
-      </w:pPr>
-      <w:r>
-        <w:rPr>
-          <w:lang w:val="hi_IN" w:bidi="hi_IN"/>
-        </w:rPr>
-      </w:r>
-      <w:r>
-        <w:rPr>
-          <w:lang w:val="hi_IN" w:bidi="hi_IN"/>
-        </w:rPr>
-        <w:t>1 थिस्सलुनीकियों 5:25–28</w:t>
-      </w:r>
-    </w:p>
-    <w:p>
-      <w:pPr>
-        <w:pStyle w:val="ListBullet"/>
-        <w:spacing w:line="240" w:lineRule="auto"/>
-        <w:ind w:left="720"/>
-      </w:pPr>
-      <w:r>
-        <w:rPr>
-          <w:lang w:val="hi_IN" w:bidi="hi_IN"/>
-        </w:rPr>
-      </w:r>
-      <w:r>
-        <w:rPr>
-          <w:lang w:val="hi_IN" w:bidi="hi_IN"/>
-        </w:rPr>
-        <w:t>उत्पत्ति 27:26–27</w:t>
-      </w:r>
-    </w:p>
-    <w:p>
-      <w:pPr>
-        <w:pStyle w:val="ListBullet"/>
-        <w:spacing w:line="240" w:lineRule="auto"/>
-        <w:ind w:left="720"/>
-      </w:pPr>
-      <w:r>
-        <w:rPr>
-          <w:lang w:val="hi_IN" w:bidi="hi_IN"/>
-        </w:rPr>
-      </w:r>
-      <w:r>
-        <w:rPr>
-          <w:lang w:val="hi_IN" w:bidi="hi_IN"/>
-        </w:rPr>
-        <w:t>उत्पत्ति 29:11</w:t>
-      </w:r>
-    </w:p>
-    <w:p>
-      <w:pPr>
-        <w:pStyle w:val="ListBullet"/>
-        <w:spacing w:line="240" w:lineRule="auto"/>
-        <w:ind w:left="720"/>
-      </w:pPr>
-      <w:r>
-        <w:rPr>
-          <w:lang w:val="hi_IN" w:bidi="hi_IN"/>
-        </w:rPr>
-      </w:r>
-      <w:r>
-        <w:rPr>
-          <w:lang w:val="hi_IN" w:bidi="hi_IN"/>
-        </w:rPr>
-        <w:t>उत्पत्ति 31:28</w:t>
-      </w:r>
-    </w:p>
-    <w:p>
-      <w:pPr>
-        <w:pStyle w:val="ListBullet"/>
-        <w:spacing w:line="240" w:lineRule="auto"/>
-        <w:ind w:left="720"/>
-      </w:pPr>
-      <w:r>
-        <w:rPr>
-          <w:lang w:val="hi_IN" w:bidi="hi_IN"/>
-        </w:rPr>
-      </w:r>
-      <w:r>
-        <w:rPr>
-          <w:lang w:val="hi_IN" w:bidi="hi_IN"/>
-        </w:rPr>
-        <w:t>उत्पत्ति 45:15</w:t>
-      </w:r>
-    </w:p>
-    <w:p>
-      <w:pPr>
-        <w:pStyle w:val="ListBullet"/>
-        <w:spacing w:line="240" w:lineRule="auto"/>
-        <w:ind w:left="720"/>
-      </w:pPr>
-      <w:r>
-        <w:rPr>
-          <w:lang w:val="hi_IN" w:bidi="hi_IN"/>
-        </w:rPr>
-      </w:r>
-      <w:r>
-        <w:rPr>
-          <w:lang w:val="hi_IN" w:bidi="hi_IN"/>
-        </w:rPr>
-        <w:t>उत्पत्ति 48:10</w:t>
-      </w:r>
-    </w:p>
-    <w:p>
-      <w:pPr>
-        <w:pStyle w:val="ListBullet"/>
-        <w:spacing w:line="240" w:lineRule="auto"/>
-        <w:ind w:left="720"/>
-      </w:pPr>
-      <w:r>
-        <w:rPr>
-          <w:lang w:val="hi_IN" w:bidi="hi_IN"/>
-        </w:rPr>
-      </w:r>
-      <w:r>
-        <w:rPr>
-          <w:lang w:val="hi_IN" w:bidi="hi_IN"/>
-        </w:rPr>
-        <w:t>लूका 22:48</w:t>
-      </w:r>
-    </w:p>
-    <w:p>
-      <w:pPr>
-        <w:pStyle w:val="ListBullet"/>
-        <w:spacing w:line="240" w:lineRule="auto"/>
-        <w:ind w:left="720"/>
-      </w:pPr>
-      <w:r>
-        <w:rPr>
-          <w:lang w:val="hi_IN" w:bidi="hi_IN"/>
-        </w:rPr>
-      </w:r>
-      <w:r>
-        <w:rPr>
-          <w:lang w:val="hi_IN" w:bidi="hi_IN"/>
-        </w:rPr>
-        <w:t>मरकुस 14:45</w:t>
-      </w:r>
-    </w:p>
-    <w:p>
-      <w:pPr>
-        <w:pStyle w:val="ListBullet"/>
-        <w:spacing w:line="240" w:lineRule="auto"/>
-        <w:ind w:left="720"/>
-      </w:pPr>
-      <w:r>
-        <w:rPr>
-          <w:lang w:val="hi_IN" w:bidi="hi_IN"/>
-        </w:rPr>
-      </w:r>
-      <w:r>
-        <w:rPr>
-          <w:lang w:val="hi_IN" w:bidi="hi_IN"/>
-        </w:rPr>
-        <w:t>मत्ती 26:48</w:t>
-      </w:r>
-    </w:p>
-    <w:p>
-      <w:pPr>
-        <w:pStyle w:val="Heading3"/>
-      </w:pPr>
-      <w:r>
-        <w:rPr>
-          <w:lang w:val="hi_IN" w:bidi="hi_IN"/>
-        </w:rPr>
-        <w:t>शब्द तथ्य:</w:t>
-      </w:r>
-    </w:p>
-    <w:p>
-      <w:pPr>
-        <w:pStyle w:val="ListBullet"/>
-        <w:spacing w:line="240" w:lineRule="auto"/>
-        <w:ind w:left="720"/>
-      </w:pPr>
-      <w:r>
-        <w:rPr>
-          <w:lang w:val="hi_IN" w:bidi="hi_IN"/>
-        </w:rPr>
-      </w:r>
-      <w:r>
-        <w:rPr>
-          <w:lang w:val="hi_IN" w:bidi="hi_IN"/>
-        </w:rPr>
-        <w:t>स्ट्रोंग्स: H5390, H5401, G27050, G53680, G53700</w:t>
-      </w:r>
-      <w:r>
-        <w:rPr>
-          <w:lang w:val="hi_IN" w:bidi="hi_IN"/>
-        </w:rPr>
-      </w:r>
-      <w:r>
-        <w:rPr>
-          <w:lang w:val="hi_IN" w:bidi="hi_IN"/>
-        </w:rPr>
-      </w:r>
-    </w:p>
-    <w:p>
-      <w:pPr/>
-      <w:r>
-        <w:rPr>
-          <w:lang w:val="hi_IN" w:bidi="hi_IN"/>
-        </w:rPr>
-      </w:r>
-    </w:p>
-    <w:p>
-      <w:pPr>
-        <w:pStyle w:val="Heading2"/>
-      </w:pPr>
-      <w:r>
-        <w:rPr>
-          <w:lang w:val="hi_IN" w:bidi="hi_IN"/>
-        </w:rPr>
-        <w:t>चेला</w:t>
-      </w:r>
-      <w:r>
-        <w:rPr>
-          <w:lang w:val="hi_IN" w:bidi="hi_IN"/>
-        </w:rPr>
-      </w:r>
-    </w:p>
-    <w:p>
-      <w:pPr>
-        <w:pStyle w:val="Heading3"/>
-      </w:pPr>
-      <w:r>
-        <w:rPr>
-          <w:lang w:val="hi_IN" w:bidi="hi_IN"/>
-        </w:rPr>
-        <w:t>परिभाषा:</w:t>
-      </w:r>
-    </w:p>
-    <w:p>
-      <w:pPr/>
-      <w:r>
-        <w:rPr>
-          <w:lang w:val="hi_IN" w:bidi="hi_IN"/>
-        </w:rPr>
-      </w:r>
-      <w:r>
-        <w:rPr>
-          <w:lang w:val="hi_IN" w:bidi="hi_IN"/>
-        </w:rPr>
-        <w:t>“चेला” शब्द उस मनुष्य के संदर्भ में है जो गुरू के साथ बहुत समय व्यतीत करता है और गुरू के चरित्र और शिक्षाओं से सीखता है।</w:t>
-      </w:r>
-    </w:p>
-    <w:p>
-      <w:pPr>
-        <w:pStyle w:val="ListBullet"/>
-        <w:spacing w:line="240" w:lineRule="auto"/>
-        <w:ind w:left="720"/>
-      </w:pPr>
-      <w:r>
-        <w:rPr>
-          <w:lang w:val="hi_IN" w:bidi="hi_IN"/>
-        </w:rPr>
-      </w:r>
-      <w:r>
-        <w:rPr>
-          <w:lang w:val="hi_IN" w:bidi="hi_IN"/>
-        </w:rPr>
-        <w:t>जो लोग यीशु के पीछे चलते थे और उसकी शिक्षाओं को सुनकर उनका पालन करते थे, वे उसके “चेले” कहलाते थे।</w:t>
-      </w:r>
-    </w:p>
-    <w:p>
-      <w:pPr>
-        <w:pStyle w:val="ListBullet"/>
-        <w:spacing w:line="240" w:lineRule="auto"/>
-        <w:ind w:left="720"/>
-      </w:pPr>
-      <w:r>
-        <w:rPr>
-          <w:lang w:val="hi_IN" w:bidi="hi_IN"/>
-        </w:rPr>
-      </w:r>
-      <w:r>
-        <w:rPr>
-          <w:lang w:val="hi_IN" w:bidi="hi_IN"/>
-        </w:rPr>
-        <w:t>यूहन्ना बपतिस्मा देने वाले के भी चेले थे।</w:t>
-      </w:r>
-    </w:p>
-    <w:p>
-      <w:pPr>
-        <w:pStyle w:val="ListBullet"/>
-        <w:spacing w:line="240" w:lineRule="auto"/>
-        <w:ind w:left="720"/>
-      </w:pPr>
-      <w:r>
-        <w:rPr>
-          <w:lang w:val="hi_IN" w:bidi="hi_IN"/>
-        </w:rPr>
-      </w:r>
-      <w:r>
-        <w:rPr>
-          <w:lang w:val="hi_IN" w:bidi="hi_IN"/>
-        </w:rPr>
-        <w:t>यीशु के सांसारिक सेवाकाल में उसके अनेक चेले थे और जो उसका अनुसरण करते और उसकी शिक्षाओं को सुनते थे।</w:t>
-      </w:r>
-    </w:p>
-    <w:p>
-      <w:pPr>
-        <w:pStyle w:val="ListBullet"/>
-        <w:spacing w:line="240" w:lineRule="auto"/>
-        <w:ind w:left="720"/>
-      </w:pPr>
-      <w:r>
-        <w:rPr>
-          <w:lang w:val="hi_IN" w:bidi="hi_IN"/>
-        </w:rPr>
-      </w:r>
-      <w:r>
-        <w:rPr>
-          <w:lang w:val="hi_IN" w:bidi="hi_IN"/>
-        </w:rPr>
-        <w:t>यीशु ने बारह मनुष्यों को चुना कि उसके घनिष्ठ अनुयायी हों, ये पुरुष उसके “प्रेरित” कहलाए।</w:t>
-      </w:r>
-    </w:p>
-    <w:p>
-      <w:pPr>
-        <w:pStyle w:val="ListBullet"/>
-        <w:spacing w:line="240" w:lineRule="auto"/>
-        <w:ind w:left="720"/>
-      </w:pPr>
-      <w:r>
-        <w:rPr>
-          <w:lang w:val="hi_IN" w:bidi="hi_IN"/>
-        </w:rPr>
-      </w:r>
-      <w:r>
-        <w:rPr>
-          <w:lang w:val="hi_IN" w:bidi="hi_IN"/>
-        </w:rPr>
-        <w:t>यीशु के बारह प्रेरित उसके “शिष्य” या “बारहों” कहलाए।</w:t>
-      </w:r>
-    </w:p>
-    <w:p>
-      <w:pPr>
-        <w:pStyle w:val="ListBullet"/>
-        <w:spacing w:line="240" w:lineRule="auto"/>
-        <w:ind w:left="720"/>
-      </w:pPr>
-      <w:r>
-        <w:rPr>
-          <w:lang w:val="hi_IN" w:bidi="hi_IN"/>
-        </w:rPr>
-      </w:r>
-      <w:r>
-        <w:rPr>
-          <w:lang w:val="hi_IN" w:bidi="hi_IN"/>
-        </w:rPr>
-        <w:t>अपने स्वर्गारोहण से पूर्व यीशु ने अपने शिष्यों को आज्ञा दी कि उन्हें भी यीशु के शिष्य बनना सिखाएं।</w:t>
-      </w:r>
-    </w:p>
-    <w:p>
-      <w:pPr>
-        <w:pStyle w:val="ListBullet"/>
-        <w:spacing w:line="240" w:lineRule="auto"/>
-        <w:ind w:left="720"/>
-      </w:pPr>
-      <w:r>
-        <w:rPr>
-          <w:lang w:val="hi_IN" w:bidi="hi_IN"/>
-        </w:rPr>
-      </w:r>
-      <w:r>
-        <w:rPr>
-          <w:lang w:val="hi_IN" w:bidi="hi_IN"/>
-        </w:rPr>
-        <w:t>यीशु में विश्वास करने और उसकी शिक्षाओं का पालन करनेवालों को यीशु के चेले कहा जाता है।</w:t>
-      </w:r>
-    </w:p>
-    <w:p>
-      <w:pPr>
-        <w:pStyle w:val="Heading3"/>
-      </w:pPr>
-      <w:r>
-        <w:rPr>
-          <w:lang w:val="hi_IN" w:bidi="hi_IN"/>
-        </w:rPr>
-        <w:t>अनुवाद के सुझाव:</w:t>
-      </w:r>
-    </w:p>
-    <w:p>
-      <w:pPr>
-        <w:pStyle w:val="ListBullet"/>
-        <w:spacing w:line="240" w:lineRule="auto"/>
-        <w:ind w:left="720"/>
-      </w:pPr>
-      <w:r>
-        <w:rPr>
-          <w:lang w:val="hi_IN" w:bidi="hi_IN"/>
-        </w:rPr>
-      </w:r>
-      <w:r>
-        <w:rPr>
-          <w:lang w:val="hi_IN" w:bidi="hi_IN"/>
-        </w:rPr>
-        <w:t>“चेला” शब्द का अनुवाद ऐसे शब्द या उक्ति द्वारा किया जाए जिसका अर्थ हो, “अनुयायी” या “विद्यार्थी” या “शिष्य” या “शिक्षार्थी”।</w:t>
-      </w:r>
-    </w:p>
-    <w:p>
-      <w:pPr>
-        <w:pStyle w:val="ListBullet"/>
-        <w:spacing w:line="240" w:lineRule="auto"/>
-        <w:ind w:left="720"/>
-      </w:pPr>
-      <w:r>
-        <w:rPr>
-          <w:lang w:val="hi_IN" w:bidi="hi_IN"/>
-        </w:rPr>
-      </w:r>
-      <w:r>
-        <w:rPr>
-          <w:lang w:val="hi_IN" w:bidi="hi_IN"/>
-        </w:rPr>
-        <w:t>सुनिश्चित करें कि इस शब्द का अनुवाद कक्षा में विद्योपार्जन करने वाले विद्यार्थी के जैसा नहीं।</w:t>
-      </w:r>
-    </w:p>
-    <w:p>
-      <w:pPr>
-        <w:pStyle w:val="ListBullet"/>
-        <w:spacing w:line="240" w:lineRule="auto"/>
-        <w:ind w:left="720"/>
-      </w:pPr>
-      <w:r>
-        <w:rPr>
-          <w:lang w:val="hi_IN" w:bidi="hi_IN"/>
-        </w:rPr>
-      </w:r>
-      <w:r>
-        <w:rPr>
-          <w:lang w:val="hi_IN" w:bidi="hi_IN"/>
-        </w:rPr>
-        <w:t>सुनिश्चित करें कि इस शब्द का अनुवाद “प्रेरित” शब्द के अनुवाद से भिन्न शब्द हो।</w:t>
-      </w:r>
-    </w:p>
-    <w:p>
-      <w:pPr/>
-      <w:r>
-        <w:rPr>
-          <w:lang w:val="hi_IN" w:bidi="hi_IN"/>
-        </w:rPr>
-      </w:r>
-      <w:r>
-        <w:rPr>
-          <w:lang w:val="hi_IN" w:bidi="hi_IN"/>
-        </w:rPr>
-        <w:t xml:space="preserve">(यह भी देखें: </w:t>
-      </w:r>
-      <w:r>
-        <w:rPr>
-          <w:lang w:val="hi_IN" w:bidi="hi_IN"/>
-        </w:rPr>
-        <w:t>प्रेरित</w:t>
-      </w:r>
-      <w:r>
-        <w:rPr>
-          <w:lang w:val="hi_IN" w:bidi="hi_IN"/>
-        </w:rPr>
-        <w:t xml:space="preserve">, </w:t>
-      </w:r>
-      <w:r>
-        <w:rPr>
-          <w:lang w:val="hi_IN" w:bidi="hi_IN"/>
-        </w:rPr>
-        <w:t>विश्वास करना</w:t>
-      </w:r>
-      <w:r>
-        <w:rPr>
-          <w:lang w:val="hi_IN" w:bidi="hi_IN"/>
-        </w:rPr>
-        <w:t xml:space="preserve">, </w:t>
-      </w:r>
-      <w:r>
-        <w:rPr>
-          <w:lang w:val="hi_IN" w:bidi="hi_IN"/>
-        </w:rPr>
-        <w:t>यीशु</w:t>
-      </w:r>
-      <w:r>
-        <w:rPr>
-          <w:lang w:val="hi_IN" w:bidi="hi_IN"/>
-        </w:rPr>
-        <w:t xml:space="preserve">, </w:t>
-      </w:r>
-      <w:r>
-        <w:rPr>
-          <w:lang w:val="hi_IN" w:bidi="hi_IN"/>
-        </w:rPr>
-        <w:t>यूहन्ना (बपतिस्मा देनेवाला)</w:t>
-      </w:r>
-      <w:r>
-        <w:rPr>
-          <w:lang w:val="hi_IN" w:bidi="hi_IN"/>
-        </w:rPr>
-        <w:t xml:space="preserve">, </w:t>
-      </w:r>
-      <w:r>
-        <w:rPr>
-          <w:lang w:val="hi_IN" w:bidi="hi_IN"/>
-        </w:rPr>
-        <w:t>बारहों</w:t>
-      </w:r>
-      <w:r>
-        <w:rPr>
-          <w:lang w:val="hi_IN" w:bidi="hi_IN"/>
-        </w:rPr>
-        <w:t>)</w:t>
-      </w:r>
-    </w:p>
-    <w:p>
-      <w:pPr>
-        <w:pStyle w:val="Heading3"/>
-      </w:pPr>
-      <w:r>
-        <w:rPr>
-          <w:lang w:val="hi_IN" w:bidi="hi_IN"/>
-        </w:rPr>
-        <w:t>बाइबल सन्दर्भ:</w:t>
-      </w:r>
-    </w:p>
-    <w:p>
-      <w:pPr>
-        <w:pStyle w:val="ListBullet"/>
-        <w:spacing w:line="240" w:lineRule="auto"/>
-        <w:ind w:left="720"/>
-      </w:pPr>
-      <w:r>
-        <w:rPr>
-          <w:lang w:val="hi_IN" w:bidi="hi_IN"/>
-        </w:rPr>
-      </w:r>
-      <w:r>
-        <w:rPr>
-          <w:lang w:val="hi_IN" w:bidi="hi_IN"/>
-        </w:rPr>
-        <w:t>प्रे.का. 6:1</w:t>
-      </w:r>
-    </w:p>
-    <w:p>
-      <w:pPr>
-        <w:pStyle w:val="ListBullet"/>
-        <w:spacing w:line="240" w:lineRule="auto"/>
-        <w:ind w:left="720"/>
-      </w:pPr>
-      <w:r>
-        <w:rPr>
-          <w:lang w:val="hi_IN" w:bidi="hi_IN"/>
-        </w:rPr>
-      </w:r>
-      <w:r>
-        <w:rPr>
-          <w:lang w:val="hi_IN" w:bidi="hi_IN"/>
-        </w:rPr>
-        <w:t>प्रे.का. 9:26–27</w:t>
-      </w:r>
-    </w:p>
-    <w:p>
-      <w:pPr>
-        <w:pStyle w:val="ListBullet"/>
-        <w:spacing w:line="240" w:lineRule="auto"/>
-        <w:ind w:left="720"/>
-      </w:pPr>
-      <w:r>
-        <w:rPr>
-          <w:lang w:val="hi_IN" w:bidi="hi_IN"/>
-        </w:rPr>
-      </w:r>
-      <w:r>
-        <w:rPr>
-          <w:lang w:val="hi_IN" w:bidi="hi_IN"/>
-        </w:rPr>
-        <w:t>प्रे.का. 11:26</w:t>
-      </w:r>
-    </w:p>
-    <w:p>
-      <w:pPr>
-        <w:pStyle w:val="ListBullet"/>
-        <w:spacing w:line="240" w:lineRule="auto"/>
-        <w:ind w:left="720"/>
-      </w:pPr>
-      <w:r>
-        <w:rPr>
-          <w:lang w:val="hi_IN" w:bidi="hi_IN"/>
-        </w:rPr>
-      </w:r>
-      <w:r>
-        <w:rPr>
-          <w:lang w:val="hi_IN" w:bidi="hi_IN"/>
-        </w:rPr>
-        <w:t>प्रे.का. 14:22</w:t>
-      </w:r>
-    </w:p>
-    <w:p>
-      <w:pPr>
-        <w:pStyle w:val="ListBullet"/>
-        <w:spacing w:line="240" w:lineRule="auto"/>
-        <w:ind w:left="720"/>
-      </w:pPr>
-      <w:r>
-        <w:rPr>
-          <w:lang w:val="hi_IN" w:bidi="hi_IN"/>
-        </w:rPr>
-      </w:r>
-      <w:r>
-        <w:rPr>
-          <w:lang w:val="hi_IN" w:bidi="hi_IN"/>
-        </w:rPr>
-        <w:t>यूहन्ना 13:23</w:t>
-      </w:r>
-    </w:p>
-    <w:p>
-      <w:pPr>
-        <w:pStyle w:val="ListBullet"/>
-        <w:spacing w:line="240" w:lineRule="auto"/>
-        <w:ind w:left="720"/>
-      </w:pPr>
-      <w:r>
-        <w:rPr>
-          <w:lang w:val="hi_IN" w:bidi="hi_IN"/>
-        </w:rPr>
-      </w:r>
-      <w:r>
-        <w:rPr>
-          <w:lang w:val="hi_IN" w:bidi="hi_IN"/>
-        </w:rPr>
-        <w:t>लूका 6:40</w:t>
-      </w:r>
-    </w:p>
-    <w:p>
-      <w:pPr>
-        <w:pStyle w:val="ListBullet"/>
-        <w:spacing w:line="240" w:lineRule="auto"/>
-        <w:ind w:left="720"/>
-      </w:pPr>
-      <w:r>
-        <w:rPr>
-          <w:lang w:val="hi_IN" w:bidi="hi_IN"/>
-        </w:rPr>
-      </w:r>
-      <w:r>
-        <w:rPr>
-          <w:lang w:val="hi_IN" w:bidi="hi_IN"/>
-        </w:rPr>
-        <w:t>मत्ती 11:3</w:t>
-      </w:r>
-    </w:p>
-    <w:p>
-      <w:pPr>
-        <w:pStyle w:val="ListBullet"/>
-        <w:spacing w:line="240" w:lineRule="auto"/>
-        <w:ind w:left="720"/>
-      </w:pPr>
-      <w:r>
-        <w:rPr>
-          <w:lang w:val="hi_IN" w:bidi="hi_IN"/>
-        </w:rPr>
-      </w:r>
-      <w:r>
-        <w:rPr>
-          <w:lang w:val="hi_IN" w:bidi="hi_IN"/>
-        </w:rPr>
-        <w:t>मत्ती 26:33–35</w:t>
-      </w:r>
-    </w:p>
-    <w:p>
-      <w:pPr>
-        <w:pStyle w:val="ListBullet"/>
-        <w:spacing w:line="240" w:lineRule="auto"/>
-        <w:ind w:left="720"/>
-      </w:pPr>
-      <w:r>
-        <w:rPr>
-          <w:lang w:val="hi_IN" w:bidi="hi_IN"/>
-        </w:rPr>
-      </w:r>
-      <w:r>
-        <w:rPr>
-          <w:lang w:val="hi_IN" w:bidi="hi_IN"/>
-        </w:rPr>
-        <w:t>मत्ती 27:64</w:t>
-      </w:r>
-    </w:p>
-    <w:p>
-      <w:pPr>
-        <w:pStyle w:val="Heading3"/>
-      </w:pPr>
-      <w:r>
-        <w:rPr>
-          <w:lang w:val="hi_IN" w:bidi="hi_IN"/>
-        </w:rPr>
-        <w:t>बाइबल कहानियों से उदाहरण:</w:t>
-      </w:r>
-    </w:p>
-    <w:p>
-      <w:pPr>
-        <w:pStyle w:val="ListBullet"/>
-        <w:spacing w:line="240" w:lineRule="auto"/>
-        <w:ind w:left="720"/>
-      </w:pPr>
-      <w:r>
-        <w:rPr>
-          <w:lang w:val="hi_IN" w:bidi="hi_IN"/>
-        </w:rPr>
-      </w:r>
-      <w:r>
-        <w:rPr>
-          <w:b/>
-          <w:lang w:val="hi_IN" w:bidi="hi_IN"/>
-        </w:rPr>
-        <w:t>30:8</w:t>
-      </w:r>
-      <w:r>
-        <w:rPr>
-          <w:lang w:val="hi_IN" w:bidi="hi_IN"/>
-        </w:rPr>
-        <w:t xml:space="preserve"> यीशु ने रोटियाँ और मछलियाँ तोड़-तोड़ कर </w:t>
-      </w:r>
-      <w:r>
-        <w:rPr>
-          <w:b/>
-          <w:lang w:val="hi_IN" w:bidi="hi_IN"/>
-        </w:rPr>
-        <w:t>चेलों</w:t>
-      </w:r>
-      <w:r>
-        <w:rPr>
-          <w:lang w:val="hi_IN" w:bidi="hi_IN"/>
-        </w:rPr>
-        <w:t xml:space="preserve"> को दी कि वे लोगों को परोसे। </w:t>
-      </w:r>
-      <w:r>
-        <w:rPr>
-          <w:b/>
-          <w:lang w:val="hi_IN" w:bidi="hi_IN"/>
-        </w:rPr>
-        <w:t>चेलों</w:t>
-      </w:r>
-      <w:r>
-        <w:rPr>
-          <w:lang w:val="hi_IN" w:bidi="hi_IN"/>
-        </w:rPr>
-        <w:t xml:space="preserve"> ने रोटियाँ और मछलियाँ सब में बाँट दी, और रोटियाँ और मछलियाँ कम नहीं पड़ी।</w:t>
-      </w:r>
-    </w:p>
-    <w:p>
-      <w:pPr>
-        <w:pStyle w:val="ListBullet"/>
-        <w:spacing w:line="240" w:lineRule="auto"/>
-        <w:ind w:left="720"/>
-      </w:pPr>
-      <w:r>
-        <w:rPr>
-          <w:lang w:val="hi_IN" w:bidi="hi_IN"/>
-        </w:rPr>
-      </w:r>
-      <w:r>
-        <w:rPr>
-          <w:b/>
-          <w:lang w:val="hi_IN" w:bidi="hi_IN"/>
-        </w:rPr>
-        <w:t>38:1</w:t>
-      </w:r>
-      <w:r>
-        <w:rPr>
-          <w:lang w:val="hi_IN" w:bidi="hi_IN"/>
-        </w:rPr>
-        <w:t xml:space="preserve"> यीशु मसीह के सार्वजनिक उपदेशों के तीन साल बाद अपना पहला उपदेश शुरू किया। यीशु ने अपने </w:t>
-      </w:r>
-      <w:r>
-        <w:rPr>
-          <w:b/>
-          <w:lang w:val="hi_IN" w:bidi="hi_IN"/>
-        </w:rPr>
-        <w:t>चेलों</w:t>
-      </w:r>
-      <w:r>
-        <w:rPr>
-          <w:lang w:val="hi_IN" w:bidi="hi_IN"/>
-        </w:rPr>
-        <w:t xml:space="preserve"> से कहा कि वह यरूशलेम में उनके साथ फसह का उत्सव मनाना चाहता था, और यह वही जगह है जहाँ उसे मार डाला जाएगा।</w:t>
-      </w:r>
-    </w:p>
-    <w:p>
-      <w:pPr>
-        <w:pStyle w:val="ListBullet"/>
-        <w:spacing w:line="240" w:lineRule="auto"/>
-        <w:ind w:left="720"/>
-      </w:pPr>
-      <w:r>
-        <w:rPr>
-          <w:lang w:val="hi_IN" w:bidi="hi_IN"/>
-        </w:rPr>
-      </w:r>
-      <w:r>
-        <w:rPr>
-          <w:b/>
-          <w:lang w:val="hi_IN" w:bidi="hi_IN"/>
-        </w:rPr>
-        <w:t>38:11</w:t>
-      </w:r>
-      <w:r>
-        <w:rPr>
-          <w:lang w:val="hi_IN" w:bidi="hi_IN"/>
-        </w:rPr>
-        <w:t xml:space="preserve"> फिर वह गतसमनी नामक एक जगह में अपने </w:t>
-      </w:r>
-      <w:r>
-        <w:rPr>
-          <w:b/>
-          <w:lang w:val="hi_IN" w:bidi="hi_IN"/>
-        </w:rPr>
-        <w:t>चेलों</w:t>
-      </w:r>
-      <w:r>
-        <w:rPr>
-          <w:lang w:val="hi_IN" w:bidi="hi_IN"/>
-        </w:rPr>
-        <w:t xml:space="preserve"> के साथ आया। यीशु ने अपने </w:t>
-      </w:r>
-      <w:r>
-        <w:rPr>
-          <w:b/>
-          <w:lang w:val="hi_IN" w:bidi="hi_IN"/>
-        </w:rPr>
-        <w:t>चेलों</w:t>
-      </w:r>
-      <w:r>
-        <w:rPr>
-          <w:lang w:val="hi_IN" w:bidi="hi_IN"/>
-        </w:rPr>
-        <w:t xml:space="preserve"> से कहा कि प्रार्थना करते रहो कि परीक्षा में न पड़ो।</w:t>
-      </w:r>
-    </w:p>
-    <w:p>
-      <w:pPr>
-        <w:pStyle w:val="ListBullet"/>
-        <w:spacing w:line="240" w:lineRule="auto"/>
-        <w:ind w:left="720"/>
-      </w:pPr>
-      <w:r>
-        <w:rPr>
-          <w:lang w:val="hi_IN" w:bidi="hi_IN"/>
-        </w:rPr>
-      </w:r>
-      <w:r>
-        <w:rPr>
-          <w:b/>
-          <w:lang w:val="hi_IN" w:bidi="hi_IN"/>
-        </w:rPr>
-        <w:t>42:10</w:t>
-      </w:r>
-      <w:r>
-        <w:rPr>
-          <w:lang w:val="hi_IN" w:bidi="hi_IN"/>
-        </w:rPr>
-        <w:t xml:space="preserve"> यीशु ने अपने </w:t>
-      </w:r>
-      <w:r>
-        <w:rPr>
-          <w:b/>
-          <w:lang w:val="hi_IN" w:bidi="hi_IN"/>
-        </w:rPr>
-        <w:t>चेलों</w:t>
-      </w:r>
-      <w:r>
-        <w:rPr>
-          <w:lang w:val="hi_IN" w:bidi="hi_IN"/>
-        </w:rPr>
-        <w:t xml:space="preserve"> से कहा, “ स्वर्ग और पृथ्वी का सारा अधिकार मुझे दिया गया है। इसलिये तुम जाओ, सब जातियों के लोगों को </w:t>
-      </w:r>
-      <w:r>
-        <w:rPr>
-          <w:b/>
-          <w:lang w:val="hi_IN" w:bidi="hi_IN"/>
-        </w:rPr>
-        <w:t>चेला</w:t>
-      </w:r>
-      <w:r>
-        <w:rPr>
-          <w:lang w:val="hi_IN" w:bidi="hi_IN"/>
-        </w:rPr>
-        <w:t xml:space="preserve"> बनाओ और उन्हें पिता, और पुत्र, और पवित्र आत्मा के नाम से बपतिस्मा दो और उन्हें सब बातें जो मैं ने तुम्हें आज्ञा दी है, मानना सिखाओ।”</w:t>
-      </w:r>
-    </w:p>
-    <w:p>
-      <w:pPr>
-        <w:pStyle w:val="Heading3"/>
-      </w:pPr>
-      <w:r>
-        <w:rPr>
-          <w:lang w:val="hi_IN" w:bidi="hi_IN"/>
-        </w:rPr>
-        <w:t>शब्द तथ्य:</w:t>
-      </w:r>
-    </w:p>
-    <w:p>
-      <w:pPr>
-        <w:pStyle w:val="ListBullet"/>
-        <w:spacing w:line="240" w:lineRule="auto"/>
-        <w:ind w:left="720"/>
-      </w:pPr>
-      <w:r>
-        <w:rPr>
-          <w:lang w:val="hi_IN" w:bidi="hi_IN"/>
-        </w:rPr>
-      </w:r>
-      <w:r>
-        <w:rPr>
-          <w:lang w:val="hi_IN" w:bidi="hi_IN"/>
-        </w:rPr>
-        <w:t>स्ट्रोंग्स: H3928, G31000, G31010, G31020</w:t>
-      </w:r>
-      <w:r>
-        <w:rPr>
-          <w:lang w:val="hi_IN" w:bidi="hi_IN"/>
-        </w:rPr>
-      </w:r>
-      <w:r>
-        <w:rPr>
-          <w:lang w:val="hi_IN" w:bidi="hi_IN"/>
-        </w:rPr>
-      </w:r>
-    </w:p>
-    <w:p>
-      <w:pPr/>
-      <w:r>
-        <w:rPr>
-          <w:lang w:val="hi_IN" w:bidi="hi_IN"/>
-        </w:rPr>
-      </w:r>
-    </w:p>
-    <w:p>
-      <w:pPr>
-        <w:pStyle w:val="Heading2"/>
-      </w:pPr>
-      <w:r>
-        <w:rPr>
-          <w:lang w:val="hi_IN" w:bidi="hi_IN"/>
-        </w:rPr>
-        <w:t>चोर</w:t>
-      </w:r>
-      <w:r>
-        <w:rPr>
-          <w:lang w:val="hi_IN" w:bidi="hi_IN"/>
-        </w:rPr>
-      </w:r>
-    </w:p>
-    <w:p>
-      <w:pPr>
-        <w:pStyle w:val="Heading3"/>
-      </w:pPr>
-      <w:r>
-        <w:rPr>
-          <w:lang w:val="hi_IN" w:bidi="hi_IN"/>
-        </w:rPr>
-        <w:t>तथ्य:</w:t>
-      </w:r>
-    </w:p>
-    <w:p>
-      <w:pPr/>
-      <w:r>
-        <w:rPr>
-          <w:lang w:val="hi_IN" w:bidi="hi_IN"/>
-        </w:rPr>
-      </w:r>
-      <w:r>
-        <w:rPr>
-          <w:lang w:val="hi_IN" w:bidi="hi_IN"/>
-        </w:rPr>
-        <w:t>“चोर” या “लुटेरा” वह व्यक्ति है जो मनुष्यों का पैसा या सामान चुराता है। "चोर" का बहुवचन है "चोरों।" "डाकू" शब्द अधिकतर एक ऐसे चोर का सन्दर्भ देता है जो लुटने वालों को शारीरिक हानि पहुंचाता है या भयभीत करता है।</w:t>
-      </w:r>
-    </w:p>
-    <w:p>
-      <w:pPr>
-        <w:pStyle w:val="ListBullet"/>
-        <w:spacing w:line="240" w:lineRule="auto"/>
-        <w:ind w:left="720"/>
-      </w:pPr>
-      <w:r>
-        <w:rPr>
-          <w:lang w:val="hi_IN" w:bidi="hi_IN"/>
-        </w:rPr>
-      </w:r>
-      <w:r>
-        <w:rPr>
-          <w:lang w:val="hi_IN" w:bidi="hi_IN"/>
-        </w:rPr>
-        <w:t>यीशु ने एक सामरी का दृष्टान्त सुनाया, जिसने एक यहूदी व्यक्ति का ख्याल रखा जिस पर लुटेरों ने हमला किया था। लुटेरों ने यहूदी व्यक्ति को पीटा और उसके पैसे और कपड़े चोरी करने से पहले उसे घायल कर दिया था।</w:t>
-      </w:r>
-    </w:p>
-    <w:p>
-      <w:pPr>
-        <w:pStyle w:val="ListBullet"/>
-        <w:spacing w:line="240" w:lineRule="auto"/>
-        <w:ind w:left="720"/>
-      </w:pPr>
-      <w:r>
-        <w:rPr>
-          <w:lang w:val="hi_IN" w:bidi="hi_IN"/>
-        </w:rPr>
-      </w:r>
-      <w:r>
-        <w:rPr>
-          <w:lang w:val="hi_IN" w:bidi="hi_IN"/>
-        </w:rPr>
-        <w:t>चोर और लुटेरों दोनों चोरी करने अचानक ही आते है, जब लोग इसकी उम्मीद नहीं करते। वे प्रायः अन्धकार में काम करते हैं कि छिपे रहें।</w:t>
-      </w:r>
-    </w:p>
-    <w:p>
-      <w:pPr>
-        <w:pStyle w:val="ListBullet"/>
-        <w:spacing w:line="240" w:lineRule="auto"/>
-        <w:ind w:left="720"/>
-      </w:pPr>
-      <w:r>
-        <w:rPr>
-          <w:lang w:val="hi_IN" w:bidi="hi_IN"/>
-        </w:rPr>
-      </w:r>
-      <w:r>
-        <w:rPr>
-          <w:lang w:val="hi_IN" w:bidi="hi_IN"/>
-        </w:rPr>
-        <w:t>नये नियम में शैतान को प्रतीकात्मक रूप में एक चोर कहा गया है जो चोरी करने, हत्या करने और नाश करने आता है। इसका अर्थ है कि शैतान की योजना है कि परमेश्वर के लोगों को भरमाकर उसकी आज्ञा मानने से रोके। अगर शैतान ऐसा करने में सफल हुआ तो वह लोगों से उन अच्छी बातों को चुरा जिनकी योजना परमेश्वर ने उनके लिए बनाई है।</w:t>
-      </w:r>
-    </w:p>
-    <w:p>
-      <w:pPr>
-        <w:pStyle w:val="ListBullet"/>
-        <w:spacing w:line="240" w:lineRule="auto"/>
-        <w:ind w:left="720"/>
-      </w:pPr>
-      <w:r>
-        <w:rPr>
-          <w:lang w:val="hi_IN" w:bidi="hi_IN"/>
-        </w:rPr>
-      </w:r>
-      <w:r>
-        <w:rPr>
-          <w:lang w:val="hi_IN" w:bidi="hi_IN"/>
-        </w:rPr>
-        <w:t>यीशु ने अपने आकस्मिक पुनरागमन की तुलना चोर के अकस्मात् आ जाने से की थी जो की चोरी करने आता है। जैसे चोर ऐसे समय आता है जब मनुष्य उसकी प्रतीक्षा में नहीं रहता है वैसे ही यीशु भी अकस्मात ही आ जाएगा जब मनुष्य उसके आगमन के लिए तैयार न हो।</w:t>
-      </w:r>
-    </w:p>
-    <w:p>
-      <w:pPr/>
-      <w:r>
-        <w:rPr>
-          <w:lang w:val="hi_IN" w:bidi="hi_IN"/>
-        </w:rPr>
-      </w:r>
-      <w:r>
-        <w:rPr>
-          <w:lang w:val="hi_IN" w:bidi="hi_IN"/>
-        </w:rPr>
-        <w:t xml:space="preserve">(यह भी देखें: </w:t>
-      </w:r>
-      <w:r>
-        <w:rPr>
-          <w:lang w:val="hi_IN" w:bidi="hi_IN"/>
-        </w:rPr>
         <w:t>आशिष देना</w:t>
       </w:r>
       <w:r>
         <w:rPr>
           <w:lang w:val="hi_IN" w:bidi="hi_IN"/>
         </w:rPr>
-        <w:t xml:space="preserve">, </w:t>
-      </w:r>
-      <w:r>
-        <w:rPr>
-          <w:lang w:val="hi_IN" w:bidi="hi_IN"/>
-        </w:rPr>
-        <w:t>अपराध</w:t>
-      </w:r>
-      <w:r>
-        <w:rPr>
-          <w:lang w:val="hi_IN" w:bidi="hi_IN"/>
-        </w:rPr>
-        <w:t xml:space="preserve">, </w:t>
+        <w:t xml:space="preserve">, अपराध, </w:t>
       </w:r>
       <w:r>
         <w:rPr>
@@ -5447,19 +5399,7 @@
         <w:rPr>
           <w:lang w:val="hi_IN" w:bidi="hi_IN"/>
         </w:rPr>
-        <w:t xml:space="preserve">, </w:t>
-      </w:r>
-      <w:r>
-        <w:rPr>
-          <w:lang w:val="hi_IN" w:bidi="hi_IN"/>
-        </w:rPr>
-        <w:t>अन्धकार</w:t>
-      </w:r>
-      <w:r>
-        <w:rPr>
-          <w:lang w:val="hi_IN" w:bidi="hi_IN"/>
-        </w:rPr>
-        <w:t xml:space="preserve">, </w:t>
+        <w:t xml:space="preserve">, अन्धकार, </w:t>
       </w:r>
       <w:r>
         <w:rPr>
@@ -5471,19 +5411,7 @@
         <w:rPr>
           <w:lang w:val="hi_IN" w:bidi="hi_IN"/>
         </w:rPr>
-        <w:t xml:space="preserve">, </w:t>
-      </w:r>
-      <w:r>
-        <w:rPr>
-          <w:lang w:val="hi_IN" w:bidi="hi_IN"/>
-        </w:rPr>
-        <w:t>सामर्थ्य</w:t>
-      </w:r>
-      <w:r>
-        <w:rPr>
-          <w:lang w:val="hi_IN" w:bidi="hi_IN"/>
-        </w:rPr>
-        <w:t xml:space="preserve">, </w:t>
+        <w:t xml:space="preserve">, सामर्थ्य, </w:t>
       </w:r>
       <w:r>
         <w:rPr>
